--- a/src/templates/template_cekdinamis.docx
+++ b/src/templates/template_cekdinamis.docx
@@ -1163,7 +1163,7 @@
                 <w:sz w:val="22"/>
                 <w:szCs w:val="32"/>
               </w:rPr>
-              <w:t>]}- {.}</w:t>
+              <w:t>]}{.}</w:t>
             </w:r>
           </w:p>
           <w:p>
@@ -1561,47 +1561,36 @@
               </w:rPr>
               <w:t>{description}</w:t>
             </w:r>
+            <w:r>
+              <w:rPr>
+                <w:rFonts w:ascii="Calibri" w:hAnsi="Calibri"/>
+                <w:sz w:val="22"/>
+                <w:szCs w:val="22"/>
+                <w:lang w:eastAsia="id-ID"/>
+              </w:rPr>
+              <w:t>{/</w:t>
+            </w:r>
+            <w:proofErr w:type="spellStart"/>
+            <w:r>
+              <w:rPr>
+                <w:rFonts w:ascii="Calibri" w:hAnsi="Calibri"/>
+                <w:sz w:val="22"/>
+                <w:szCs w:val="22"/>
+                <w:lang w:eastAsia="id-ID"/>
+              </w:rPr>
+              <w:t>cplList</w:t>
+            </w:r>
+            <w:proofErr w:type="spellEnd"/>
+            <w:r>
+              <w:rPr>
+                <w:rFonts w:ascii="Calibri" w:hAnsi="Calibri"/>
+                <w:sz w:val="22"/>
+                <w:szCs w:val="22"/>
+                <w:lang w:eastAsia="id-ID"/>
+              </w:rPr>
+              <w:t>}</w:t>
+            </w:r>
           </w:p>
-          <w:p>
-            <w:pPr>
-              <w:rPr>
-                <w:rFonts w:ascii="Calibri" w:hAnsi="Calibri"/>
-                <w:sz w:val="22"/>
-                <w:szCs w:val="22"/>
-                <w:lang w:eastAsia="id-ID"/>
-              </w:rPr>
-            </w:pPr>
-            <w:r>
-              <w:rPr>
-                <w:rFonts w:ascii="Calibri" w:hAnsi="Calibri"/>
-                <w:sz w:val="22"/>
-                <w:szCs w:val="22"/>
-                <w:lang w:eastAsia="id-ID"/>
-              </w:rPr>
-              <w:t>{/</w:t>
-            </w:r>
-            <w:proofErr w:type="spellStart"/>
-            <w:r>
-              <w:rPr>
-                <w:rFonts w:ascii="Calibri" w:hAnsi="Calibri"/>
-                <w:sz w:val="22"/>
-                <w:szCs w:val="22"/>
-                <w:lang w:eastAsia="id-ID"/>
-              </w:rPr>
-              <w:t>cplList</w:t>
-            </w:r>
-            <w:proofErr w:type="spellEnd"/>
-            <w:r>
-              <w:rPr>
-                <w:rFonts w:ascii="Calibri" w:hAnsi="Calibri"/>
-                <w:sz w:val="22"/>
-                <w:szCs w:val="22"/>
-                <w:lang w:eastAsia="id-ID"/>
-              </w:rPr>
-              <w:t>}</w:t>
-            </w:r>
-          </w:p>
-          <w:p/>
         </w:tc>
       </w:tr>
       <w:tr>
@@ -1773,16 +1762,6 @@
               <w:t xml:space="preserve">} </w:t>
             </w:r>
           </w:p>
-          <w:p>
-            <w:pPr>
-              <w:rPr>
-                <w:rFonts w:ascii="Calibri" w:hAnsi="Calibri"/>
-                <w:sz w:val="22"/>
-                <w:szCs w:val="22"/>
-                <w:lang w:eastAsia="id-ID"/>
-              </w:rPr>
-            </w:pPr>
-          </w:p>
         </w:tc>
         <w:tc>
           <w:tcPr>
@@ -1854,47 +1833,36 @@
               </w:rPr>
               <w:t xml:space="preserve">} </w:t>
             </w:r>
+            <w:r>
+              <w:rPr>
+                <w:rFonts w:ascii="Calibri" w:hAnsi="Calibri"/>
+                <w:sz w:val="22"/>
+                <w:szCs w:val="22"/>
+                <w:lang w:eastAsia="id-ID"/>
+              </w:rPr>
+              <w:t>{/</w:t>
+            </w:r>
+            <w:proofErr w:type="spellStart"/>
+            <w:r>
+              <w:rPr>
+                <w:rFonts w:ascii="Calibri" w:hAnsi="Calibri"/>
+                <w:sz w:val="22"/>
+                <w:szCs w:val="22"/>
+                <w:lang w:eastAsia="id-ID"/>
+              </w:rPr>
+              <w:t>cpmk</w:t>
+            </w:r>
+            <w:proofErr w:type="spellEnd"/>
+            <w:r>
+              <w:rPr>
+                <w:rFonts w:ascii="Calibri" w:hAnsi="Calibri"/>
+                <w:sz w:val="22"/>
+                <w:szCs w:val="22"/>
+                <w:lang w:eastAsia="id-ID"/>
+              </w:rPr>
+              <w:t>}</w:t>
+            </w:r>
           </w:p>
-          <w:p>
-            <w:pPr>
-              <w:rPr>
-                <w:rFonts w:ascii="Calibri" w:hAnsi="Calibri"/>
-                <w:sz w:val="22"/>
-                <w:szCs w:val="22"/>
-                <w:lang w:eastAsia="id-ID"/>
-              </w:rPr>
-            </w:pPr>
-            <w:r>
-              <w:rPr>
-                <w:rFonts w:ascii="Calibri" w:hAnsi="Calibri"/>
-                <w:sz w:val="22"/>
-                <w:szCs w:val="22"/>
-                <w:lang w:eastAsia="id-ID"/>
-              </w:rPr>
-              <w:t>{/</w:t>
-            </w:r>
-            <w:proofErr w:type="spellStart"/>
-            <w:r>
-              <w:rPr>
-                <w:rFonts w:ascii="Calibri" w:hAnsi="Calibri"/>
-                <w:sz w:val="22"/>
-                <w:szCs w:val="22"/>
-                <w:lang w:eastAsia="id-ID"/>
-              </w:rPr>
-              <w:t>cpmk</w:t>
-            </w:r>
-            <w:proofErr w:type="spellEnd"/>
-            <w:r>
-              <w:rPr>
-                <w:rFonts w:ascii="Calibri" w:hAnsi="Calibri"/>
-                <w:sz w:val="22"/>
-                <w:szCs w:val="22"/>
-                <w:lang w:eastAsia="id-ID"/>
-              </w:rPr>
-              <w:t>}</w:t>
-            </w:r>
-          </w:p>
-          <w:p/>
         </w:tc>
       </w:tr>
       <w:tr>

--- a/src/templates/template_cekdinamis.docx
+++ b/src/templates/template_cekdinamis.docx
@@ -1154,17 +1154,9 @@
                 <w:sz w:val="22"/>
                 <w:szCs w:val="32"/>
               </w:rPr>
-              <w:t>rps[</w:t>
+              <w:t>rps[]}{.}</w:t>
             </w:r>
             <w:proofErr w:type="gramEnd"/>
-            <w:r>
-              <w:rPr>
-                <w:color w:val="000000" w:themeColor="text1"/>
-                <w:sz w:val="22"/>
-                <w:szCs w:val="32"/>
-              </w:rPr>
-              <w:t>]}{.}</w:t>
-            </w:r>
           </w:p>
           <w:p>
             <w:pPr>
@@ -1559,16 +1551,7 @@
                 <w:szCs w:val="22"/>
                 <w:lang w:eastAsia="id-ID"/>
               </w:rPr>
-              <w:t>{description}</w:t>
-            </w:r>
-            <w:r>
-              <w:rPr>
-                <w:rFonts w:ascii="Calibri" w:hAnsi="Calibri"/>
-                <w:sz w:val="22"/>
-                <w:szCs w:val="22"/>
-                <w:lang w:eastAsia="id-ID"/>
-              </w:rPr>
-              <w:t>{/</w:t>
+              <w:t>{description}{/</w:t>
             </w:r>
             <w:proofErr w:type="spellStart"/>
             <w:r>
@@ -1791,7 +1774,7 @@
                 <w:szCs w:val="22"/>
                 <w:lang w:eastAsia="id-ID"/>
               </w:rPr>
-              <w:t xml:space="preserve"> {id</w:t>
+              <w:t>{id</w:t>
             </w:r>
             <w:proofErr w:type="gramStart"/>
             <w:r>
@@ -1831,16 +1814,7 @@
                 <w:szCs w:val="22"/>
                 <w:lang w:eastAsia="id-ID"/>
               </w:rPr>
-              <w:t xml:space="preserve">} </w:t>
-            </w:r>
-            <w:r>
-              <w:rPr>
-                <w:rFonts w:ascii="Calibri" w:hAnsi="Calibri"/>
-                <w:sz w:val="22"/>
-                <w:szCs w:val="22"/>
-                <w:lang w:eastAsia="id-ID"/>
-              </w:rPr>
-              <w:t>{/</w:t>
+              <w:t>} {/</w:t>
             </w:r>
             <w:proofErr w:type="spellStart"/>
             <w:r>
@@ -2143,16 +2117,6 @@
               </w:rPr>
               <w:t>}</w:t>
             </w:r>
-          </w:p>
-          <w:p>
-            <w:pPr>
-              <w:rPr>
-                <w:rFonts w:ascii="Calibri" w:hAnsi="Calibri"/>
-                <w:sz w:val="22"/>
-                <w:szCs w:val="22"/>
-                <w:lang w:val="id-ID" w:eastAsia="id-ID"/>
-              </w:rPr>
-            </w:pPr>
             <w:r>
               <w:rPr>
                 <w:rFonts w:ascii="Calibri" w:hAnsi="Calibri"/>
@@ -3111,17 +3075,7 @@
                       <w:szCs w:val="22"/>
                       <w:lang w:eastAsia="id-ID"/>
                     </w:rPr>
-                    <w:t>sub</w:t>
-                  </w:r>
-                  <w:r>
-                    <w:rPr>
-                      <w:rFonts w:ascii="Calibri" w:hAnsi="Calibri"/>
-                      <w:sz w:val="22"/>
-                      <w:szCs w:val="22"/>
-                      <w:lang w:eastAsia="id-ID"/>
-                    </w:rPr>
-                    <w:lastRenderedPageBreak/>
-                    <w:t>Id</w:t>
+                    <w:t>subId</w:t>
                   </w:r>
                   <w:proofErr w:type="spellEnd"/>
                   <w:r>
@@ -3157,7 +3111,6 @@
                       <w:szCs w:val="22"/>
                       <w:lang w:eastAsia="id-ID"/>
                     </w:rPr>
-                    <w:lastRenderedPageBreak/>
                     <w:t>{bentuk_pembelajaran}</w:t>
                   </w:r>
                 </w:p>

--- a/src/templates/template_cekdinamis.docx
+++ b/src/templates/template_cekdinamis.docx
@@ -51,7 +51,7 @@
             <w:pPr>
               <w:jc w:val="center"/>
               <w:rPr>
-                <w:rFonts w:ascii="Calibri" w:hAnsi="Calibri"/>
+                <w:rFonts w:ascii="Times New Roman" w:hAnsi="Times New Roman"/>
                 <w:b/>
                 <w:sz w:val="32"/>
                 <w:szCs w:val="32"/>
@@ -115,32 +115,32 @@
             <w:pPr>
               <w:jc w:val="center"/>
               <w:rPr>
-                <w:rFonts w:ascii="Cambria" w:hAnsi="Cambria"/>
+                <w:rFonts w:ascii="Calibri" w:hAnsi="Calibri"/>
                 <w:b/>
                 <w:bCs/>
-                <w:sz w:val="32"/>
-                <w:szCs w:val="32"/>
+                <w:sz w:val="28"/>
+                <w:szCs w:val="28"/>
                 <w:lang w:val="es-ES"/>
               </w:rPr>
             </w:pPr>
             <w:r>
               <w:rPr>
-                <w:rFonts w:ascii="Cambria" w:hAnsi="Cambria"/>
+                <w:rFonts w:ascii="Calibri" w:hAnsi="Calibri"/>
                 <w:b/>
                 <w:bCs/>
-                <w:sz w:val="32"/>
-                <w:szCs w:val="32"/>
+                <w:sz w:val="28"/>
+                <w:szCs w:val="28"/>
                 <w:lang w:val="es-ES"/>
               </w:rPr>
               <w:t xml:space="preserve"> </w:t>
             </w:r>
             <w:r>
               <w:rPr>
-                <w:rFonts w:ascii="Cambria" w:hAnsi="Cambria"/>
+                <w:rFonts w:ascii="Calibri" w:hAnsi="Calibri"/>
                 <w:b/>
                 <w:bCs/>
-                <w:sz w:val="32"/>
-                <w:szCs w:val="32"/>
+                <w:sz w:val="28"/>
+                <w:szCs w:val="28"/>
               </w:rPr>
               <w:t>POLITEKNIK NEGERI UJUNG PANDANG</w:t>
             </w:r>
@@ -149,21 +149,21 @@
             <w:pPr>
               <w:jc w:val="center"/>
               <w:rPr>
-                <w:rFonts w:ascii="Cambria" w:hAnsi="Cambria"/>
+                <w:rFonts w:ascii="Calibri" w:hAnsi="Calibri"/>
                 <w:b/>
                 <w:bCs/>
-                <w:sz w:val="32"/>
-                <w:szCs w:val="32"/>
+                <w:sz w:val="28"/>
+                <w:szCs w:val="28"/>
                 <w:lang w:val="es-ES"/>
               </w:rPr>
             </w:pPr>
             <w:r>
               <w:rPr>
-                <w:rFonts w:ascii="Cambria" w:hAnsi="Cambria"/>
+                <w:rFonts w:ascii="Calibri" w:hAnsi="Calibri"/>
                 <w:b/>
                 <w:bCs/>
-                <w:sz w:val="32"/>
-                <w:szCs w:val="32"/>
+                <w:sz w:val="28"/>
+                <w:szCs w:val="28"/>
               </w:rPr>
               <w:t>TEKNIK INFORMATIKA DAN KOMPUTER</w:t>
             </w:r>
@@ -172,7 +172,7 @@
             <w:pPr>
               <w:jc w:val="center"/>
               <w:rPr>
-                <w:rFonts w:ascii="Cambria" w:hAnsi="Cambria"/>
+                <w:rFonts w:ascii="Calibri" w:hAnsi="Calibri"/>
                 <w:b/>
                 <w:sz w:val="28"/>
                 <w:szCs w:val="28"/>
@@ -181,11 +181,11 @@
             </w:pPr>
             <w:r>
               <w:rPr>
-                <w:rFonts w:ascii="Cambria" w:hAnsi="Cambria"/>
+                <w:rFonts w:ascii="Calibri" w:hAnsi="Calibri"/>
                 <w:b/>
                 <w:bCs/>
-                <w:sz w:val="32"/>
-                <w:szCs w:val="32"/>
+                <w:sz w:val="28"/>
+                <w:szCs w:val="28"/>
               </w:rPr>
               <w:t>TEKNIK KOMPUTER DAN JARINGAN</w:t>
             </w:r>
@@ -207,10 +207,10 @@
             <w:pPr>
               <w:jc w:val="center"/>
               <w:rPr>
-                <w:rFonts w:ascii="Cambria" w:hAnsi="Cambria"/>
-                <w:b/>
-                <w:sz w:val="24"/>
-                <w:szCs w:val="24"/>
+                <w:rFonts w:ascii="Calibri" w:hAnsi="Calibri"/>
+                <w:b/>
+                <w:sz w:val="28"/>
+                <w:szCs w:val="28"/>
                 <w:lang w:val="es-ES"/>
               </w:rPr>
             </w:pPr>
@@ -219,46 +219,46 @@
             <w:pPr>
               <w:jc w:val="center"/>
               <w:rPr>
-                <w:rFonts w:ascii="Cambria" w:hAnsi="Cambria"/>
-                <w:b/>
-                <w:sz w:val="24"/>
-                <w:szCs w:val="24"/>
+                <w:rFonts w:ascii="Calibri" w:hAnsi="Calibri"/>
+                <w:b/>
+                <w:sz w:val="28"/>
+                <w:szCs w:val="28"/>
               </w:rPr>
             </w:pPr>
             <w:r>
               <w:rPr>
-                <w:rFonts w:ascii="Cambria" w:hAnsi="Cambria"/>
-                <w:b/>
-                <w:sz w:val="24"/>
-                <w:szCs w:val="24"/>
+                <w:rFonts w:ascii="Calibri" w:hAnsi="Calibri"/>
+                <w:b/>
+                <w:sz w:val="28"/>
+                <w:szCs w:val="28"/>
               </w:rPr>
               <w:t xml:space="preserve">Kode </w:t>
             </w:r>
             <w:proofErr w:type="spellStart"/>
             <w:r>
               <w:rPr>
-                <w:rFonts w:ascii="Cambria" w:hAnsi="Cambria"/>
-                <w:b/>
-                <w:sz w:val="24"/>
-                <w:szCs w:val="24"/>
+                <w:rFonts w:ascii="Calibri" w:hAnsi="Calibri"/>
+                <w:b/>
+                <w:sz w:val="28"/>
+                <w:szCs w:val="28"/>
               </w:rPr>
               <w:t>Dok</w:t>
             </w:r>
             <w:r>
               <w:rPr>
-                <w:rFonts w:ascii="Cambria" w:hAnsi="Cambria"/>
-                <w:b/>
-                <w:sz w:val="24"/>
-                <w:szCs w:val="24"/>
+                <w:rFonts w:ascii="Calibri" w:hAnsi="Calibri"/>
+                <w:b/>
+                <w:sz w:val="28"/>
+                <w:szCs w:val="28"/>
               </w:rPr>
               <w:t>u</w:t>
             </w:r>
             <w:r>
               <w:rPr>
-                <w:rFonts w:ascii="Cambria" w:hAnsi="Cambria"/>
-                <w:b/>
-                <w:sz w:val="24"/>
-                <w:szCs w:val="24"/>
+                <w:rFonts w:ascii="Calibri" w:hAnsi="Calibri"/>
+                <w:b/>
+                <w:sz w:val="28"/>
+                <w:szCs w:val="28"/>
               </w:rPr>
               <w:t>men</w:t>
             </w:r>
@@ -283,7 +283,7 @@
             <w:pPr>
               <w:jc w:val="center"/>
               <w:rPr>
-                <w:rFonts w:ascii="Cambria" w:hAnsi="Cambria"/>
+                <w:rFonts w:ascii="Calibri" w:hAnsi="Calibri"/>
                 <w:b/>
                 <w:sz w:val="28"/>
                 <w:szCs w:val="28"/>
@@ -292,7 +292,7 @@
             </w:pPr>
             <w:r>
               <w:rPr>
-                <w:rFonts w:ascii="Cambria" w:hAnsi="Cambria"/>
+                <w:rFonts w:ascii="Calibri" w:hAnsi="Calibri"/>
                 <w:b/>
                 <w:sz w:val="28"/>
                 <w:szCs w:val="28"/>
@@ -318,28 +318,28 @@
           <w:p>
             <w:pPr>
               <w:rPr>
-                <w:rFonts w:ascii="Calibri" w:hAnsi="Calibri"/>
-                <w:b/>
-                <w:sz w:val="22"/>
-                <w:szCs w:val="22"/>
+                <w:rFonts w:ascii="Times New Roman" w:hAnsi="Times New Roman"/>
+                <w:b/>
+                <w:sz w:val="24"/>
+                <w:szCs w:val="24"/>
               </w:rPr>
             </w:pPr>
             <w:r>
               <w:rPr>
-                <w:rFonts w:ascii="Calibri" w:hAnsi="Calibri"/>
-                <w:b/>
-                <w:sz w:val="22"/>
-                <w:szCs w:val="22"/>
+                <w:rFonts w:ascii="Times New Roman" w:hAnsi="Times New Roman"/>
+                <w:b/>
+                <w:sz w:val="24"/>
+                <w:szCs w:val="24"/>
                 <w:lang w:val="id-ID"/>
               </w:rPr>
               <w:t>MATA KULIAH</w:t>
             </w:r>
             <w:r>
               <w:rPr>
-                <w:rFonts w:ascii="Calibri" w:hAnsi="Calibri"/>
-                <w:b/>
-                <w:sz w:val="22"/>
-                <w:szCs w:val="22"/>
+                <w:rFonts w:ascii="Times New Roman" w:hAnsi="Times New Roman"/>
+                <w:b/>
+                <w:sz w:val="24"/>
+                <w:szCs w:val="24"/>
               </w:rPr>
               <w:t xml:space="preserve"> (MK)</w:t>
             </w:r>
@@ -360,18 +360,18 @@
           <w:p>
             <w:pPr>
               <w:rPr>
-                <w:rFonts w:ascii="Calibri" w:hAnsi="Calibri"/>
-                <w:b/>
-                <w:sz w:val="22"/>
-                <w:szCs w:val="22"/>
+                <w:rFonts w:ascii="Times New Roman" w:hAnsi="Times New Roman"/>
+                <w:b/>
+                <w:sz w:val="24"/>
+                <w:szCs w:val="24"/>
               </w:rPr>
             </w:pPr>
             <w:r>
               <w:rPr>
-                <w:rFonts w:ascii="Calibri" w:hAnsi="Calibri"/>
-                <w:b/>
-                <w:sz w:val="22"/>
-                <w:szCs w:val="22"/>
+                <w:rFonts w:ascii="Times New Roman" w:hAnsi="Times New Roman"/>
+                <w:b/>
+                <w:sz w:val="24"/>
+                <w:szCs w:val="24"/>
               </w:rPr>
               <w:t>KODE</w:t>
             </w:r>
@@ -392,29 +392,29 @@
           <w:p>
             <w:pPr>
               <w:rPr>
-                <w:rFonts w:ascii="Calibri" w:hAnsi="Calibri"/>
-                <w:b/>
-                <w:sz w:val="22"/>
-                <w:szCs w:val="22"/>
+                <w:rFonts w:ascii="Times New Roman" w:hAnsi="Times New Roman"/>
+                <w:b/>
+                <w:sz w:val="24"/>
+                <w:szCs w:val="24"/>
               </w:rPr>
             </w:pPr>
             <w:proofErr w:type="spellStart"/>
             <w:r>
               <w:rPr>
-                <w:rFonts w:ascii="Calibri" w:hAnsi="Calibri"/>
-                <w:b/>
-                <w:sz w:val="22"/>
-                <w:szCs w:val="22"/>
+                <w:rFonts w:ascii="Times New Roman" w:hAnsi="Times New Roman"/>
+                <w:b/>
+                <w:sz w:val="24"/>
+                <w:szCs w:val="24"/>
               </w:rPr>
               <w:t>Rumpun</w:t>
             </w:r>
             <w:proofErr w:type="spellEnd"/>
             <w:r>
               <w:rPr>
-                <w:rFonts w:ascii="Calibri" w:hAnsi="Calibri"/>
-                <w:b/>
-                <w:sz w:val="22"/>
-                <w:szCs w:val="22"/>
+                <w:rFonts w:ascii="Times New Roman" w:hAnsi="Times New Roman"/>
+                <w:b/>
+                <w:sz w:val="24"/>
+                <w:szCs w:val="24"/>
               </w:rPr>
               <w:t xml:space="preserve"> MK</w:t>
             </w:r>
@@ -435,48 +435,48 @@
           <w:p>
             <w:pPr>
               <w:rPr>
-                <w:rFonts w:ascii="Calibri" w:hAnsi="Calibri"/>
-                <w:b/>
-                <w:sz w:val="22"/>
-                <w:szCs w:val="22"/>
+                <w:rFonts w:ascii="Times New Roman" w:hAnsi="Times New Roman"/>
+                <w:b/>
+                <w:sz w:val="24"/>
+                <w:szCs w:val="24"/>
               </w:rPr>
             </w:pPr>
             <w:r>
               <w:rPr>
-                <w:rFonts w:ascii="Calibri" w:hAnsi="Calibri"/>
-                <w:b/>
-                <w:sz w:val="22"/>
-                <w:szCs w:val="22"/>
+                <w:rFonts w:ascii="Times New Roman" w:hAnsi="Times New Roman"/>
+                <w:b/>
+                <w:sz w:val="24"/>
+                <w:szCs w:val="24"/>
                 <w:lang w:val="id-ID"/>
               </w:rPr>
               <w:t>BOBOT</w:t>
             </w:r>
             <w:r>
               <w:rPr>
-                <w:rFonts w:ascii="Calibri" w:hAnsi="Calibri"/>
-                <w:b/>
-                <w:sz w:val="22"/>
-                <w:szCs w:val="22"/>
+                <w:rFonts w:ascii="Times New Roman" w:hAnsi="Times New Roman"/>
+                <w:b/>
+                <w:sz w:val="24"/>
+                <w:szCs w:val="24"/>
               </w:rPr>
               <w:t xml:space="preserve"> (</w:t>
             </w:r>
             <w:proofErr w:type="spellStart"/>
             <w:r>
               <w:rPr>
-                <w:rFonts w:ascii="Calibri" w:hAnsi="Calibri"/>
-                <w:b/>
-                <w:sz w:val="22"/>
-                <w:szCs w:val="22"/>
+                <w:rFonts w:ascii="Times New Roman" w:hAnsi="Times New Roman"/>
+                <w:b/>
+                <w:sz w:val="24"/>
+                <w:szCs w:val="24"/>
               </w:rPr>
               <w:t>sks</w:t>
             </w:r>
             <w:proofErr w:type="spellEnd"/>
             <w:r>
               <w:rPr>
-                <w:rFonts w:ascii="Calibri" w:hAnsi="Calibri"/>
-                <w:b/>
-                <w:sz w:val="22"/>
-                <w:szCs w:val="22"/>
+                <w:rFonts w:ascii="Times New Roman" w:hAnsi="Times New Roman"/>
+                <w:b/>
+                <w:sz w:val="24"/>
+                <w:szCs w:val="24"/>
               </w:rPr>
               <w:t>)</w:t>
             </w:r>
@@ -496,19 +496,19 @@
           <w:p>
             <w:pPr>
               <w:rPr>
-                <w:rFonts w:ascii="Calibri" w:hAnsi="Calibri"/>
-                <w:b/>
-                <w:sz w:val="22"/>
-                <w:szCs w:val="22"/>
+                <w:rFonts w:ascii="Times New Roman" w:hAnsi="Times New Roman"/>
+                <w:b/>
+                <w:sz w:val="24"/>
+                <w:szCs w:val="24"/>
                 <w:lang w:val="id-ID"/>
               </w:rPr>
             </w:pPr>
             <w:r>
               <w:rPr>
-                <w:rFonts w:ascii="Calibri" w:hAnsi="Calibri"/>
-                <w:b/>
-                <w:sz w:val="22"/>
-                <w:szCs w:val="22"/>
+                <w:rFonts w:ascii="Times New Roman" w:hAnsi="Times New Roman"/>
+                <w:b/>
+                <w:sz w:val="24"/>
+                <w:szCs w:val="24"/>
                 <w:lang w:val="id-ID"/>
               </w:rPr>
               <w:t>SEMESTER</w:t>
@@ -530,38 +530,38 @@
           <w:p>
             <w:pPr>
               <w:rPr>
-                <w:rFonts w:ascii="Calibri" w:hAnsi="Calibri"/>
-                <w:b/>
-                <w:sz w:val="22"/>
-                <w:szCs w:val="22"/>
+                <w:rFonts w:ascii="Times New Roman" w:hAnsi="Times New Roman"/>
+                <w:b/>
+                <w:sz w:val="24"/>
+                <w:szCs w:val="24"/>
               </w:rPr>
             </w:pPr>
             <w:proofErr w:type="spellStart"/>
             <w:r>
               <w:rPr>
-                <w:rFonts w:ascii="Calibri" w:hAnsi="Calibri"/>
-                <w:b/>
-                <w:sz w:val="22"/>
-                <w:szCs w:val="22"/>
+                <w:rFonts w:ascii="Times New Roman" w:hAnsi="Times New Roman"/>
+                <w:b/>
+                <w:sz w:val="24"/>
+                <w:szCs w:val="24"/>
               </w:rPr>
               <w:t>Tgl</w:t>
             </w:r>
             <w:proofErr w:type="spellEnd"/>
             <w:r>
               <w:rPr>
-                <w:rFonts w:ascii="Calibri" w:hAnsi="Calibri"/>
-                <w:b/>
-                <w:sz w:val="22"/>
-                <w:szCs w:val="22"/>
+                <w:rFonts w:ascii="Times New Roman" w:hAnsi="Times New Roman"/>
+                <w:b/>
+                <w:sz w:val="24"/>
+                <w:szCs w:val="24"/>
               </w:rPr>
               <w:t xml:space="preserve"> </w:t>
             </w:r>
             <w:r>
               <w:rPr>
-                <w:rFonts w:ascii="Calibri" w:hAnsi="Calibri"/>
-                <w:b/>
-                <w:sz w:val="22"/>
-                <w:szCs w:val="22"/>
+                <w:rFonts w:ascii="Times New Roman" w:hAnsi="Times New Roman"/>
+                <w:b/>
+                <w:sz w:val="24"/>
+                <w:szCs w:val="24"/>
                 <w:lang w:val="id-ID"/>
               </w:rPr>
               <w:t>Penyusunan</w:t>
@@ -591,16 +591,16 @@
                 <w:b/>
                 <w:bCs/>
                 <w:color w:val="000000" w:themeColor="text1"/>
-                <w:sz w:val="22"/>
-                <w:szCs w:val="22"/>
+                <w:sz w:val="24"/>
+                <w:szCs w:val="24"/>
               </w:rPr>
             </w:pPr>
             <w:r>
               <w:rPr>
                 <w:b/>
                 <w:color w:val="000000" w:themeColor="text1"/>
-                <w:sz w:val="22"/>
-                <w:szCs w:val="22"/>
+                <w:sz w:val="24"/>
+                <w:szCs w:val="24"/>
               </w:rPr>
               <w:t>{</w:t>
             </w:r>
@@ -609,8 +609,8 @@
               <w:rPr>
                 <w:b/>
                 <w:color w:val="000000" w:themeColor="text1"/>
-                <w:sz w:val="22"/>
-                <w:szCs w:val="22"/>
+                <w:sz w:val="24"/>
+                <w:szCs w:val="24"/>
               </w:rPr>
               <w:t>nama_mk</w:t>
             </w:r>
@@ -619,8 +619,8 @@
               <w:rPr>
                 <w:b/>
                 <w:color w:val="000000" w:themeColor="text1"/>
-                <w:sz w:val="22"/>
-                <w:szCs w:val="22"/>
+                <w:sz w:val="24"/>
+                <w:szCs w:val="24"/>
               </w:rPr>
               <w:t>}</w:t>
             </w:r>
@@ -647,8 +647,8 @@
                 <w:b/>
                 <w:bCs/>
                 <w:color w:val="000000" w:themeColor="text1"/>
-                <w:sz w:val="22"/>
-                <w:szCs w:val="22"/>
+                <w:sz w:val="24"/>
+                <w:szCs w:val="24"/>
               </w:rPr>
             </w:pPr>
             <w:r>
@@ -656,8 +656,8 @@
                 <w:b/>
                 <w:bCs/>
                 <w:color w:val="000000" w:themeColor="text1"/>
-                <w:sz w:val="22"/>
-                <w:szCs w:val="22"/>
+                <w:sz w:val="24"/>
+                <w:szCs w:val="24"/>
               </w:rPr>
               <w:t>{</w:t>
             </w:r>
@@ -667,8 +667,8 @@
                 <w:b/>
                 <w:bCs/>
                 <w:color w:val="000000" w:themeColor="text1"/>
-                <w:sz w:val="22"/>
-                <w:szCs w:val="22"/>
+                <w:sz w:val="24"/>
+                <w:szCs w:val="24"/>
               </w:rPr>
               <w:t>kode_mk</w:t>
             </w:r>
@@ -678,8 +678,8 @@
                 <w:b/>
                 <w:bCs/>
                 <w:color w:val="000000" w:themeColor="text1"/>
-                <w:sz w:val="22"/>
-                <w:szCs w:val="22"/>
+                <w:sz w:val="24"/>
+                <w:szCs w:val="24"/>
               </w:rPr>
               <w:t>}</w:t>
             </w:r>
@@ -706,8 +706,8 @@
                 <w:b/>
                 <w:bCs/>
                 <w:color w:val="000000" w:themeColor="text1"/>
-                <w:sz w:val="22"/>
-                <w:szCs w:val="22"/>
+                <w:sz w:val="24"/>
+                <w:szCs w:val="24"/>
               </w:rPr>
             </w:pPr>
             <w:r>
@@ -715,8 +715,8 @@
                 <w:b/>
                 <w:bCs/>
                 <w:color w:val="000000" w:themeColor="text1"/>
-                <w:sz w:val="22"/>
-                <w:szCs w:val="22"/>
+                <w:sz w:val="24"/>
+                <w:szCs w:val="24"/>
               </w:rPr>
               <w:t>{</w:t>
             </w:r>
@@ -726,8 +726,8 @@
                 <w:b/>
                 <w:bCs/>
                 <w:color w:val="000000" w:themeColor="text1"/>
-                <w:sz w:val="22"/>
-                <w:szCs w:val="22"/>
+                <w:sz w:val="24"/>
+                <w:szCs w:val="24"/>
               </w:rPr>
               <w:t>rumpun_mk</w:t>
             </w:r>
@@ -737,8 +737,8 @@
                 <w:b/>
                 <w:bCs/>
                 <w:color w:val="000000" w:themeColor="text1"/>
-                <w:sz w:val="22"/>
-                <w:szCs w:val="22"/>
+                <w:sz w:val="24"/>
+                <w:szCs w:val="24"/>
               </w:rPr>
               <w:t>}</w:t>
             </w:r>
@@ -759,28 +759,28 @@
             <w:pPr>
               <w:jc w:val="center"/>
               <w:rPr>
-                <w:rFonts w:ascii="Calibri" w:hAnsi="Calibri"/>
-                <w:b/>
-                <w:sz w:val="22"/>
-                <w:szCs w:val="22"/>
+                <w:rFonts w:ascii="Times New Roman" w:hAnsi="Times New Roman"/>
+                <w:b/>
+                <w:sz w:val="24"/>
+                <w:szCs w:val="24"/>
               </w:rPr>
             </w:pPr>
             <w:r>
               <w:rPr>
-                <w:rFonts w:ascii="Calibri" w:hAnsi="Calibri"/>
-                <w:b/>
-                <w:sz w:val="22"/>
-                <w:szCs w:val="22"/>
+                <w:rFonts w:ascii="Times New Roman" w:hAnsi="Times New Roman"/>
+                <w:b/>
+                <w:sz w:val="24"/>
+                <w:szCs w:val="24"/>
               </w:rPr>
               <w:t xml:space="preserve">T </w:t>
             </w:r>
             <w:proofErr w:type="gramStart"/>
             <w:r>
               <w:rPr>
-                <w:rFonts w:ascii="Calibri" w:hAnsi="Calibri"/>
-                <w:b/>
-                <w:sz w:val="22"/>
-                <w:szCs w:val="22"/>
+                <w:rFonts w:ascii="Times New Roman" w:hAnsi="Times New Roman"/>
+                <w:b/>
+                <w:sz w:val="24"/>
+                <w:szCs w:val="24"/>
               </w:rPr>
               <w:t>=  {</w:t>
             </w:r>
@@ -788,20 +788,20 @@
             <w:proofErr w:type="gramEnd"/>
             <w:r>
               <w:rPr>
-                <w:rFonts w:ascii="Calibri" w:hAnsi="Calibri"/>
-                <w:b/>
-                <w:sz w:val="22"/>
-                <w:szCs w:val="22"/>
+                <w:rFonts w:ascii="Times New Roman" w:hAnsi="Times New Roman"/>
+                <w:b/>
+                <w:sz w:val="24"/>
+                <w:szCs w:val="24"/>
               </w:rPr>
               <w:t>sks_teori</w:t>
             </w:r>
             <w:proofErr w:type="spellEnd"/>
             <w:r>
               <w:rPr>
-                <w:rFonts w:ascii="Calibri" w:hAnsi="Calibri"/>
-                <w:b/>
-                <w:sz w:val="22"/>
-                <w:szCs w:val="22"/>
+                <w:rFonts w:ascii="Times New Roman" w:hAnsi="Times New Roman"/>
+                <w:b/>
+                <w:sz w:val="24"/>
+                <w:szCs w:val="24"/>
               </w:rPr>
               <w:t>}</w:t>
             </w:r>
@@ -822,38 +822,38 @@
             <w:pPr>
               <w:jc w:val="center"/>
               <w:rPr>
-                <w:rFonts w:ascii="Calibri" w:hAnsi="Calibri"/>
-                <w:b/>
-                <w:sz w:val="22"/>
-                <w:szCs w:val="22"/>
+                <w:rFonts w:ascii="Times New Roman" w:hAnsi="Times New Roman"/>
+                <w:b/>
+                <w:sz w:val="24"/>
+                <w:szCs w:val="24"/>
               </w:rPr>
             </w:pPr>
             <w:r>
               <w:rPr>
-                <w:rFonts w:ascii="Calibri" w:hAnsi="Calibri"/>
-                <w:b/>
-                <w:sz w:val="22"/>
-                <w:szCs w:val="22"/>
+                <w:rFonts w:ascii="Times New Roman" w:hAnsi="Times New Roman"/>
+                <w:b/>
+                <w:sz w:val="24"/>
+                <w:szCs w:val="24"/>
               </w:rPr>
               <w:t>P={</w:t>
             </w:r>
             <w:proofErr w:type="spellStart"/>
             <w:r>
               <w:rPr>
-                <w:rFonts w:ascii="Calibri" w:hAnsi="Calibri"/>
-                <w:b/>
-                <w:sz w:val="22"/>
-                <w:szCs w:val="22"/>
+                <w:rFonts w:ascii="Times New Roman" w:hAnsi="Times New Roman"/>
+                <w:b/>
+                <w:sz w:val="24"/>
+                <w:szCs w:val="24"/>
               </w:rPr>
               <w:t>sks_praktikum</w:t>
             </w:r>
             <w:proofErr w:type="spellEnd"/>
             <w:r>
               <w:rPr>
-                <w:rFonts w:ascii="Calibri" w:hAnsi="Calibri"/>
-                <w:b/>
-                <w:sz w:val="22"/>
-                <w:szCs w:val="22"/>
+                <w:rFonts w:ascii="Times New Roman" w:hAnsi="Times New Roman"/>
+                <w:b/>
+                <w:sz w:val="24"/>
+                <w:szCs w:val="24"/>
               </w:rPr>
               <w:t>}</w:t>
             </w:r>
@@ -874,20 +874,20 @@
             <w:pPr>
               <w:jc w:val="center"/>
               <w:rPr>
-                <w:rFonts w:ascii="Calibri" w:hAnsi="Calibri"/>
+                <w:rFonts w:ascii="Times New Roman" w:hAnsi="Times New Roman"/>
                 <w:b/>
                 <w:bCs/>
-                <w:sz w:val="22"/>
-                <w:szCs w:val="22"/>
+                <w:sz w:val="24"/>
+                <w:szCs w:val="24"/>
               </w:rPr>
             </w:pPr>
             <w:r>
               <w:rPr>
-                <w:rFonts w:ascii="Calibri" w:hAnsi="Calibri"/>
+                <w:rFonts w:ascii="Times New Roman" w:hAnsi="Times New Roman"/>
                 <w:b/>
                 <w:bCs/>
-                <w:sz w:val="22"/>
-                <w:szCs w:val="22"/>
+                <w:sz w:val="24"/>
+                <w:szCs w:val="24"/>
               </w:rPr>
               <w:t>{semester}</w:t>
             </w:r>
@@ -909,18 +909,18 @@
             <w:pPr>
               <w:jc w:val="center"/>
               <w:rPr>
-                <w:rFonts w:ascii="Calibri" w:hAnsi="Calibri"/>
+                <w:rFonts w:ascii="Times New Roman" w:hAnsi="Times New Roman"/>
                 <w:b/>
                 <w:bCs/>
-                <w:sz w:val="22"/>
-                <w:szCs w:val="22"/>
+                <w:sz w:val="24"/>
+                <w:szCs w:val="24"/>
               </w:rPr>
             </w:pPr>
             <w:r>
               <w:rPr>
-                <w:rFonts w:ascii="Calibri" w:hAnsi="Calibri"/>
-                <w:sz w:val="22"/>
-                <w:szCs w:val="22"/>
+                <w:rFonts w:ascii="Times New Roman" w:hAnsi="Times New Roman"/>
+                <w:sz w:val="24"/>
+                <w:szCs w:val="24"/>
                 <w:lang w:val="id-ID"/>
               </w:rPr>
               <w:t>{tanggal_penyusunan}</w:t>
@@ -944,18 +944,18 @@
           <w:p>
             <w:pPr>
               <w:rPr>
-                <w:rFonts w:ascii="Calibri" w:hAnsi="Calibri"/>
-                <w:b/>
-                <w:sz w:val="22"/>
-                <w:szCs w:val="22"/>
+                <w:rFonts w:ascii="Times New Roman" w:hAnsi="Times New Roman"/>
+                <w:b/>
+                <w:sz w:val="24"/>
+                <w:szCs w:val="24"/>
               </w:rPr>
             </w:pPr>
             <w:r>
               <w:rPr>
-                <w:rFonts w:ascii="Calibri" w:hAnsi="Calibri"/>
-                <w:b/>
-                <w:sz w:val="22"/>
-                <w:szCs w:val="22"/>
+                <w:rFonts w:ascii="Times New Roman" w:hAnsi="Times New Roman"/>
+                <w:b/>
+                <w:sz w:val="24"/>
+                <w:szCs w:val="24"/>
               </w:rPr>
               <w:t>OTORISASI</w:t>
             </w:r>
@@ -976,29 +976,29 @@
           <w:p>
             <w:pPr>
               <w:rPr>
-                <w:rFonts w:ascii="Calibri" w:hAnsi="Calibri"/>
-                <w:b/>
-                <w:sz w:val="22"/>
-                <w:szCs w:val="22"/>
+                <w:rFonts w:ascii="Times New Roman" w:hAnsi="Times New Roman"/>
+                <w:b/>
+                <w:sz w:val="24"/>
+                <w:szCs w:val="24"/>
               </w:rPr>
             </w:pPr>
             <w:proofErr w:type="spellStart"/>
             <w:r>
               <w:rPr>
-                <w:rFonts w:ascii="Calibri" w:hAnsi="Calibri"/>
-                <w:b/>
-                <w:sz w:val="22"/>
-                <w:szCs w:val="22"/>
+                <w:rFonts w:ascii="Times New Roman" w:hAnsi="Times New Roman"/>
+                <w:b/>
+                <w:sz w:val="24"/>
+                <w:szCs w:val="24"/>
               </w:rPr>
               <w:t>Pengembang</w:t>
             </w:r>
             <w:proofErr w:type="spellEnd"/>
             <w:r>
               <w:rPr>
-                <w:rFonts w:ascii="Calibri" w:hAnsi="Calibri"/>
-                <w:b/>
-                <w:sz w:val="22"/>
-                <w:szCs w:val="22"/>
+                <w:rFonts w:ascii="Times New Roman" w:hAnsi="Times New Roman"/>
+                <w:b/>
+                <w:sz w:val="24"/>
+                <w:szCs w:val="24"/>
               </w:rPr>
               <w:t xml:space="preserve"> RPS</w:t>
             </w:r>
@@ -1019,29 +1019,29 @@
           <w:p>
             <w:pPr>
               <w:rPr>
-                <w:rFonts w:ascii="Calibri" w:hAnsi="Calibri"/>
-                <w:b/>
-                <w:sz w:val="22"/>
-                <w:szCs w:val="22"/>
+                <w:rFonts w:ascii="Times New Roman" w:hAnsi="Times New Roman"/>
+                <w:b/>
+                <w:sz w:val="24"/>
+                <w:szCs w:val="24"/>
               </w:rPr>
             </w:pPr>
             <w:proofErr w:type="spellStart"/>
             <w:r>
               <w:rPr>
-                <w:rFonts w:ascii="Calibri" w:hAnsi="Calibri"/>
-                <w:b/>
-                <w:sz w:val="22"/>
-                <w:szCs w:val="22"/>
+                <w:rFonts w:ascii="Times New Roman" w:hAnsi="Times New Roman"/>
+                <w:b/>
+                <w:sz w:val="24"/>
+                <w:szCs w:val="24"/>
               </w:rPr>
               <w:t>Koordinator</w:t>
             </w:r>
             <w:proofErr w:type="spellEnd"/>
             <w:r>
               <w:rPr>
-                <w:rFonts w:ascii="Calibri" w:hAnsi="Calibri"/>
-                <w:b/>
-                <w:sz w:val="22"/>
-                <w:szCs w:val="22"/>
+                <w:rFonts w:ascii="Times New Roman" w:hAnsi="Times New Roman"/>
+                <w:b/>
+                <w:sz w:val="24"/>
+                <w:szCs w:val="24"/>
               </w:rPr>
               <w:t xml:space="preserve"> RMK</w:t>
             </w:r>
@@ -1062,29 +1062,29 @@
           <w:p>
             <w:pPr>
               <w:rPr>
-                <w:rFonts w:ascii="Calibri" w:hAnsi="Calibri"/>
-                <w:b/>
-                <w:sz w:val="22"/>
-                <w:szCs w:val="22"/>
+                <w:rFonts w:ascii="Times New Roman" w:hAnsi="Times New Roman"/>
+                <w:b/>
+                <w:sz w:val="24"/>
+                <w:szCs w:val="24"/>
               </w:rPr>
             </w:pPr>
             <w:proofErr w:type="spellStart"/>
             <w:r>
               <w:rPr>
-                <w:rFonts w:ascii="Calibri" w:hAnsi="Calibri"/>
-                <w:b/>
-                <w:sz w:val="22"/>
-                <w:szCs w:val="22"/>
+                <w:rFonts w:ascii="Times New Roman" w:hAnsi="Times New Roman"/>
+                <w:b/>
+                <w:sz w:val="24"/>
+                <w:szCs w:val="24"/>
               </w:rPr>
               <w:t>Ketua</w:t>
             </w:r>
             <w:proofErr w:type="spellEnd"/>
             <w:r>
               <w:rPr>
-                <w:rFonts w:ascii="Calibri" w:hAnsi="Calibri"/>
-                <w:b/>
-                <w:sz w:val="22"/>
-                <w:szCs w:val="22"/>
+                <w:rFonts w:ascii="Times New Roman" w:hAnsi="Times New Roman"/>
+                <w:b/>
+                <w:sz w:val="24"/>
+                <w:szCs w:val="24"/>
               </w:rPr>
               <w:t xml:space="preserve"> PRODI</w:t>
             </w:r>
@@ -1110,10 +1110,10 @@
           <w:p>
             <w:pPr>
               <w:rPr>
-                <w:rFonts w:ascii="Calibri" w:hAnsi="Calibri"/>
-                <w:b/>
-                <w:sz w:val="22"/>
-                <w:szCs w:val="22"/>
+                <w:rFonts w:ascii="Times New Roman" w:hAnsi="Times New Roman"/>
+                <w:b/>
+                <w:sz w:val="24"/>
+                <w:szCs w:val="24"/>
                 <w:lang w:val="id-ID"/>
               </w:rPr>
             </w:pPr>
@@ -1135,14 +1135,14 @@
             <w:pPr>
               <w:rPr>
                 <w:color w:val="000000" w:themeColor="text1"/>
-                <w:sz w:val="22"/>
+                <w:sz w:val="24"/>
                 <w:szCs w:val="32"/>
               </w:rPr>
             </w:pPr>
             <w:r>
               <w:rPr>
                 <w:color w:val="000000" w:themeColor="text1"/>
-                <w:sz w:val="22"/>
+                <w:sz w:val="24"/>
                 <w:szCs w:val="32"/>
               </w:rPr>
               <w:t>{#dosen_pengembang_</w:t>
@@ -1151,7 +1151,7 @@
             <w:r>
               <w:rPr>
                 <w:color w:val="000000" w:themeColor="text1"/>
-                <w:sz w:val="22"/>
+                <w:sz w:val="24"/>
                 <w:szCs w:val="32"/>
               </w:rPr>
               <w:t>rps[]}{.}</w:t>
@@ -1169,7 +1169,7 @@
             <w:r>
               <w:rPr>
                 <w:color w:val="000000" w:themeColor="text1"/>
-                <w:sz w:val="22"/>
+                <w:sz w:val="24"/>
                 <w:szCs w:val="32"/>
               </w:rPr>
               <w:t>{/</w:t>
@@ -1178,7 +1178,7 @@
             <w:r>
               <w:rPr>
                 <w:color w:val="000000" w:themeColor="text1"/>
-                <w:sz w:val="22"/>
+                <w:sz w:val="24"/>
                 <w:szCs w:val="32"/>
               </w:rPr>
               <w:t>dosen_pengembang_</w:t>
@@ -1187,7 +1187,7 @@
             <w:r>
               <w:rPr>
                 <w:color w:val="000000" w:themeColor="text1"/>
-                <w:sz w:val="22"/>
+                <w:sz w:val="24"/>
                 <w:szCs w:val="32"/>
               </w:rPr>
               <w:t>rps</w:t>
@@ -1196,7 +1196,7 @@
             <w:r>
               <w:rPr>
                 <w:color w:val="000000" w:themeColor="text1"/>
-                <w:sz w:val="22"/>
+                <w:sz w:val="24"/>
                 <w:szCs w:val="32"/>
               </w:rPr>
               <w:t>[</w:t>
@@ -1205,7 +1205,7 @@
             <w:r>
               <w:rPr>
                 <w:color w:val="000000" w:themeColor="text1"/>
-                <w:sz w:val="22"/>
+                <w:sz w:val="24"/>
                 <w:szCs w:val="32"/>
               </w:rPr>
               <w:t>]}</w:t>
@@ -1227,19 +1227,19 @@
           <w:p>
             <w:pPr>
               <w:rPr>
-                <w:rFonts w:ascii="Calibri" w:hAnsi="Calibri"/>
-                <w:b/>
-                <w:sz w:val="22"/>
-                <w:szCs w:val="22"/>
+                <w:rFonts w:ascii="Times New Roman" w:hAnsi="Times New Roman"/>
+                <w:b/>
+                <w:sz w:val="24"/>
+                <w:szCs w:val="24"/>
                 <w:lang w:val="id-ID"/>
               </w:rPr>
             </w:pPr>
             <w:r>
               <w:rPr>
-                <w:rFonts w:ascii="Calibri" w:hAnsi="Calibri"/>
-                <w:b/>
-                <w:sz w:val="22"/>
-                <w:szCs w:val="22"/>
+                <w:rFonts w:ascii="Times New Roman" w:hAnsi="Times New Roman"/>
+                <w:b/>
+                <w:sz w:val="24"/>
+                <w:szCs w:val="24"/>
                 <w:lang w:val="id-ID"/>
               </w:rPr>
               <w:t>{penjamin_mutu}</w:t>
@@ -1262,19 +1262,19 @@
             <w:pPr>
               <w:jc w:val="center"/>
               <w:rPr>
-                <w:rFonts w:ascii="Calibri" w:hAnsi="Calibri"/>
-                <w:b/>
-                <w:sz w:val="22"/>
-                <w:szCs w:val="22"/>
+                <w:rFonts w:ascii="Times New Roman" w:hAnsi="Times New Roman"/>
+                <w:b/>
+                <w:sz w:val="24"/>
+                <w:szCs w:val="24"/>
                 <w:lang w:val="id-ID"/>
               </w:rPr>
             </w:pPr>
             <w:r>
               <w:rPr>
-                <w:rFonts w:ascii="Calibri" w:hAnsi="Calibri"/>
-                <w:b/>
-                <w:sz w:val="22"/>
-                <w:szCs w:val="22"/>
+                <w:rFonts w:ascii="Times New Roman" w:hAnsi="Times New Roman"/>
+                <w:b/>
+                <w:sz w:val="24"/>
+                <w:szCs w:val="24"/>
                 <w:lang w:val="id-ID"/>
               </w:rPr>
               <w:t>{koordinator_program_studi}</w:t>
@@ -1299,49 +1299,49 @@
           <w:p>
             <w:pPr>
               <w:rPr>
-                <w:rFonts w:ascii="Calibri" w:hAnsi="Calibri"/>
-                <w:b/>
-                <w:sz w:val="22"/>
-                <w:szCs w:val="22"/>
+                <w:rFonts w:ascii="Times New Roman" w:hAnsi="Times New Roman"/>
+                <w:b/>
+                <w:sz w:val="24"/>
+                <w:szCs w:val="24"/>
               </w:rPr>
             </w:pPr>
             <w:proofErr w:type="spellStart"/>
             <w:r>
               <w:rPr>
-                <w:rFonts w:ascii="Calibri" w:hAnsi="Calibri"/>
-                <w:b/>
-                <w:sz w:val="22"/>
-                <w:szCs w:val="22"/>
+                <w:rFonts w:ascii="Times New Roman" w:hAnsi="Times New Roman"/>
+                <w:b/>
+                <w:sz w:val="24"/>
+                <w:szCs w:val="24"/>
               </w:rPr>
               <w:t>Capaian</w:t>
             </w:r>
             <w:proofErr w:type="spellEnd"/>
             <w:r>
               <w:rPr>
-                <w:rFonts w:ascii="Calibri" w:hAnsi="Calibri"/>
-                <w:b/>
-                <w:sz w:val="22"/>
-                <w:szCs w:val="22"/>
+                <w:rFonts w:ascii="Times New Roman" w:hAnsi="Times New Roman"/>
+                <w:b/>
+                <w:sz w:val="24"/>
+                <w:szCs w:val="24"/>
               </w:rPr>
               <w:t xml:space="preserve"> </w:t>
             </w:r>
             <w:proofErr w:type="spellStart"/>
             <w:r>
               <w:rPr>
-                <w:rFonts w:ascii="Calibri" w:hAnsi="Calibri"/>
-                <w:b/>
-                <w:sz w:val="22"/>
-                <w:szCs w:val="22"/>
+                <w:rFonts w:ascii="Times New Roman" w:hAnsi="Times New Roman"/>
+                <w:b/>
+                <w:sz w:val="24"/>
+                <w:szCs w:val="24"/>
               </w:rPr>
               <w:t>Pembelajaran</w:t>
             </w:r>
             <w:proofErr w:type="spellEnd"/>
             <w:r>
               <w:rPr>
-                <w:rFonts w:ascii="Calibri" w:hAnsi="Calibri"/>
-                <w:b/>
-                <w:sz w:val="22"/>
-                <w:szCs w:val="22"/>
+                <w:rFonts w:ascii="Times New Roman" w:hAnsi="Times New Roman"/>
+                <w:b/>
+                <w:sz w:val="24"/>
+                <w:szCs w:val="24"/>
               </w:rPr>
               <w:t xml:space="preserve"> (CP)</w:t>
             </w:r>
@@ -1365,19 +1365,19 @@
                 <w:tab w:val="left" w:pos="1806"/>
               </w:tabs>
               <w:rPr>
-                <w:rFonts w:ascii="Calibri" w:hAnsi="Calibri"/>
-                <w:b/>
-                <w:sz w:val="22"/>
-                <w:szCs w:val="22"/>
+                <w:rFonts w:ascii="Times New Roman" w:hAnsi="Times New Roman"/>
+                <w:b/>
+                <w:sz w:val="24"/>
+                <w:szCs w:val="24"/>
                 <w:lang w:val="es-ES" w:eastAsia="id-ID"/>
               </w:rPr>
             </w:pPr>
             <w:r>
               <w:rPr>
-                <w:rFonts w:ascii="Calibri" w:hAnsi="Calibri"/>
-                <w:b/>
-                <w:sz w:val="22"/>
-                <w:szCs w:val="22"/>
+                <w:rFonts w:ascii="Times New Roman" w:hAnsi="Times New Roman"/>
+                <w:b/>
+                <w:sz w:val="24"/>
+                <w:szCs w:val="24"/>
                 <w:lang w:val="es-ES" w:eastAsia="id-ID"/>
               </w:rPr>
               <w:t>CPL-</w:t>
@@ -1385,10 +1385,10 @@
             <w:proofErr w:type="gramStart"/>
             <w:r>
               <w:rPr>
-                <w:rFonts w:ascii="Calibri" w:hAnsi="Calibri"/>
-                <w:b/>
-                <w:sz w:val="22"/>
-                <w:szCs w:val="22"/>
+                <w:rFonts w:ascii="Times New Roman" w:hAnsi="Times New Roman"/>
+                <w:b/>
+                <w:sz w:val="24"/>
+                <w:szCs w:val="24"/>
                 <w:lang w:val="es-ES" w:eastAsia="id-ID"/>
               </w:rPr>
               <w:t>PRODI  yang</w:t>
@@ -1396,10 +1396,10 @@
             <w:proofErr w:type="gramEnd"/>
             <w:r>
               <w:rPr>
-                <w:rFonts w:ascii="Calibri" w:hAnsi="Calibri"/>
-                <w:b/>
-                <w:sz w:val="22"/>
-                <w:szCs w:val="22"/>
+                <w:rFonts w:ascii="Times New Roman" w:hAnsi="Times New Roman"/>
+                <w:b/>
+                <w:sz w:val="24"/>
+                <w:szCs w:val="24"/>
                 <w:lang w:val="es-ES" w:eastAsia="id-ID"/>
               </w:rPr>
               <w:t xml:space="preserve"> </w:t>
@@ -1407,10 +1407,10 @@
             <w:proofErr w:type="spellStart"/>
             <w:r>
               <w:rPr>
-                <w:rFonts w:ascii="Calibri" w:hAnsi="Calibri"/>
-                <w:b/>
-                <w:sz w:val="22"/>
-                <w:szCs w:val="22"/>
+                <w:rFonts w:ascii="Times New Roman" w:hAnsi="Times New Roman"/>
+                <w:b/>
+                <w:sz w:val="24"/>
+                <w:szCs w:val="24"/>
                 <w:lang w:val="es-ES" w:eastAsia="id-ID"/>
               </w:rPr>
               <w:t>dibebankan</w:t>
@@ -1418,10 +1418,10 @@
             <w:proofErr w:type="spellEnd"/>
             <w:r>
               <w:rPr>
-                <w:rFonts w:ascii="Calibri" w:hAnsi="Calibri"/>
-                <w:b/>
-                <w:sz w:val="22"/>
-                <w:szCs w:val="22"/>
+                <w:rFonts w:ascii="Times New Roman" w:hAnsi="Times New Roman"/>
+                <w:b/>
+                <w:sz w:val="24"/>
+                <w:szCs w:val="24"/>
                 <w:lang w:val="es-ES" w:eastAsia="id-ID"/>
               </w:rPr>
               <w:t xml:space="preserve"> pada MK       </w:t>
@@ -1445,10 +1445,10 @@
                 <w:tab w:val="left" w:pos="1806"/>
               </w:tabs>
               <w:rPr>
-                <w:rFonts w:ascii="Calibri" w:hAnsi="Calibri"/>
-                <w:b/>
-                <w:sz w:val="22"/>
-                <w:szCs w:val="22"/>
+                <w:rFonts w:ascii="Times New Roman" w:hAnsi="Times New Roman"/>
+                <w:b/>
+                <w:sz w:val="24"/>
+                <w:szCs w:val="24"/>
                 <w:lang w:val="es-ES" w:eastAsia="id-ID"/>
               </w:rPr>
             </w:pPr>
@@ -1471,10 +1471,10 @@
           <w:p>
             <w:pPr>
               <w:rPr>
-                <w:rFonts w:ascii="Calibri" w:hAnsi="Calibri"/>
-                <w:b/>
-                <w:sz w:val="22"/>
-                <w:szCs w:val="22"/>
+                <w:rFonts w:ascii="Times New Roman" w:hAnsi="Times New Roman"/>
+                <w:b/>
+                <w:sz w:val="24"/>
+                <w:szCs w:val="24"/>
                 <w:lang w:val="es-ES"/>
               </w:rPr>
             </w:pPr>
@@ -1494,9 +1494,9 @@
           <w:p>
             <w:r>
               <w:rPr>
-                <w:rFonts w:ascii="Calibri" w:hAnsi="Calibri"/>
-                <w:sz w:val="22"/>
-                <w:szCs w:val="22"/>
+                <w:rFonts w:ascii="Times New Roman" w:hAnsi="Times New Roman"/>
+                <w:sz w:val="24"/>
+                <w:szCs w:val="24"/>
                 <w:lang w:eastAsia="id-ID"/>
               </w:rPr>
               <w:t>{#</w:t>
@@ -1504,9 +1504,9 @@
             <w:proofErr w:type="gramStart"/>
             <w:r>
               <w:rPr>
-                <w:rFonts w:ascii="Calibri" w:hAnsi="Calibri"/>
-                <w:sz w:val="22"/>
-                <w:szCs w:val="22"/>
+                <w:rFonts w:ascii="Times New Roman" w:hAnsi="Times New Roman"/>
+                <w:sz w:val="24"/>
+                <w:szCs w:val="24"/>
                 <w:lang w:eastAsia="id-ID"/>
               </w:rPr>
               <w:t>cplList}{</w:t>
@@ -1514,9 +1514,9 @@
             <w:proofErr w:type="gramEnd"/>
             <w:r>
               <w:rPr>
-                <w:rFonts w:ascii="Calibri" w:hAnsi="Calibri"/>
-                <w:sz w:val="22"/>
-                <w:szCs w:val="22"/>
+                <w:rFonts w:ascii="Times New Roman" w:hAnsi="Times New Roman"/>
+                <w:sz w:val="24"/>
+                <w:szCs w:val="24"/>
                 <w:lang w:eastAsia="id-ID"/>
               </w:rPr>
               <w:t>code}</w:t>
@@ -1538,17 +1538,17 @@
           <w:p>
             <w:pPr>
               <w:rPr>
-                <w:rFonts w:ascii="Calibri" w:hAnsi="Calibri"/>
-                <w:sz w:val="22"/>
-                <w:szCs w:val="22"/>
+                <w:rFonts w:ascii="Times New Roman" w:hAnsi="Times New Roman"/>
+                <w:sz w:val="24"/>
+                <w:szCs w:val="24"/>
                 <w:lang w:eastAsia="id-ID"/>
               </w:rPr>
             </w:pPr>
             <w:r>
               <w:rPr>
-                <w:rFonts w:ascii="Calibri" w:hAnsi="Calibri"/>
-                <w:sz w:val="22"/>
-                <w:szCs w:val="22"/>
+                <w:rFonts w:ascii="Times New Roman" w:hAnsi="Times New Roman"/>
+                <w:sz w:val="24"/>
+                <w:szCs w:val="24"/>
                 <w:lang w:eastAsia="id-ID"/>
               </w:rPr>
               <w:t>{description}{/</w:t>
@@ -1556,9 +1556,9 @@
             <w:proofErr w:type="spellStart"/>
             <w:r>
               <w:rPr>
-                <w:rFonts w:ascii="Calibri" w:hAnsi="Calibri"/>
-                <w:sz w:val="22"/>
-                <w:szCs w:val="22"/>
+                <w:rFonts w:ascii="Times New Roman" w:hAnsi="Times New Roman"/>
+                <w:sz w:val="24"/>
+                <w:szCs w:val="24"/>
                 <w:lang w:eastAsia="id-ID"/>
               </w:rPr>
               <w:t>cplList</w:t>
@@ -1566,9 +1566,9 @@
             <w:proofErr w:type="spellEnd"/>
             <w:r>
               <w:rPr>
-                <w:rFonts w:ascii="Calibri" w:hAnsi="Calibri"/>
-                <w:sz w:val="22"/>
-                <w:szCs w:val="22"/>
+                <w:rFonts w:ascii="Times New Roman" w:hAnsi="Times New Roman"/>
+                <w:sz w:val="24"/>
+                <w:szCs w:val="24"/>
                 <w:lang w:eastAsia="id-ID"/>
               </w:rPr>
               <w:t>}</w:t>
@@ -1595,10 +1595,10 @@
           <w:p>
             <w:pPr>
               <w:rPr>
-                <w:rFonts w:ascii="Calibri" w:hAnsi="Calibri"/>
-                <w:b/>
-                <w:sz w:val="22"/>
-                <w:szCs w:val="22"/>
+                <w:rFonts w:ascii="Times New Roman" w:hAnsi="Times New Roman"/>
+                <w:b/>
+                <w:sz w:val="24"/>
+                <w:szCs w:val="24"/>
               </w:rPr>
             </w:pPr>
           </w:p>
@@ -1618,18 +1618,18 @@
           <w:p>
             <w:pPr>
               <w:rPr>
-                <w:rFonts w:ascii="Calibri" w:hAnsi="Calibri"/>
-                <w:sz w:val="22"/>
-                <w:szCs w:val="22"/>
+                <w:rFonts w:ascii="Times New Roman" w:hAnsi="Times New Roman"/>
+                <w:sz w:val="24"/>
+                <w:szCs w:val="24"/>
                 <w:lang w:val="fi-FI" w:eastAsia="id-ID"/>
               </w:rPr>
             </w:pPr>
             <w:r>
               <w:rPr>
-                <w:rFonts w:ascii="Calibri" w:hAnsi="Calibri"/>
-                <w:b/>
-                <w:sz w:val="22"/>
-                <w:szCs w:val="22"/>
+                <w:rFonts w:ascii="Times New Roman" w:hAnsi="Times New Roman"/>
+                <w:b/>
+                <w:sz w:val="24"/>
+                <w:szCs w:val="24"/>
                 <w:lang w:val="fi-FI" w:eastAsia="id-ID"/>
               </w:rPr>
               <w:t xml:space="preserve">CPL </w:t>
@@ -1638,18 +1638,18 @@
               <w:rPr>
                 <w:rFonts w:ascii="Symbol" w:eastAsia="Symbol" w:hAnsi="Symbol" w:cs="Symbol"/>
                 <w:b/>
-                <w:sz w:val="22"/>
-                <w:szCs w:val="22"/>
+                <w:sz w:val="24"/>
+                <w:szCs w:val="24"/>
                 <w:lang w:eastAsia="id-ID"/>
               </w:rPr>
               <w:t>Þ</w:t>
             </w:r>
             <w:r>
               <w:rPr>
-                <w:rFonts w:ascii="Calibri" w:hAnsi="Calibri"/>
-                <w:b/>
-                <w:sz w:val="22"/>
-                <w:szCs w:val="22"/>
+                <w:rFonts w:ascii="Times New Roman" w:hAnsi="Times New Roman"/>
+                <w:b/>
+                <w:sz w:val="24"/>
+                <w:szCs w:val="24"/>
                 <w:lang w:val="fi-FI" w:eastAsia="id-ID"/>
               </w:rPr>
               <w:t xml:space="preserve"> Capaian Pembelajaran Mata Kuliah (CPMK)</w:t>
@@ -1669,9 +1669,9 @@
           <w:p>
             <w:pPr>
               <w:rPr>
-                <w:rFonts w:ascii="Calibri" w:hAnsi="Calibri"/>
-                <w:sz w:val="22"/>
-                <w:szCs w:val="22"/>
+                <w:rFonts w:ascii="Times New Roman" w:hAnsi="Times New Roman"/>
+                <w:sz w:val="24"/>
+                <w:szCs w:val="24"/>
                 <w:lang w:val="fi-FI" w:eastAsia="id-ID"/>
               </w:rPr>
             </w:pPr>
@@ -1694,10 +1694,10 @@
           <w:p>
             <w:pPr>
               <w:rPr>
-                <w:rFonts w:ascii="Calibri" w:hAnsi="Calibri"/>
-                <w:b/>
-                <w:sz w:val="22"/>
-                <w:szCs w:val="22"/>
+                <w:rFonts w:ascii="Times New Roman" w:hAnsi="Times New Roman"/>
+                <w:b/>
+                <w:sz w:val="24"/>
+                <w:szCs w:val="24"/>
                 <w:lang w:val="fi-FI"/>
               </w:rPr>
             </w:pPr>
@@ -1717,9 +1717,9 @@
           <w:p>
             <w:r>
               <w:rPr>
-                <w:rFonts w:ascii="Calibri" w:hAnsi="Calibri"/>
-                <w:sz w:val="22"/>
-                <w:szCs w:val="22"/>
+                <w:rFonts w:ascii="Times New Roman" w:hAnsi="Times New Roman"/>
+                <w:sz w:val="24"/>
+                <w:szCs w:val="24"/>
                 <w:lang w:eastAsia="id-ID"/>
               </w:rPr>
               <w:t>{#cpmk} {</w:t>
@@ -1727,9 +1727,9 @@
             <w:proofErr w:type="spellStart"/>
             <w:r>
               <w:rPr>
-                <w:rFonts w:ascii="Calibri" w:hAnsi="Calibri"/>
-                <w:sz w:val="22"/>
-                <w:szCs w:val="22"/>
+                <w:rFonts w:ascii="Times New Roman" w:hAnsi="Times New Roman"/>
+                <w:sz w:val="24"/>
+                <w:szCs w:val="24"/>
                 <w:lang w:eastAsia="id-ID"/>
               </w:rPr>
               <w:t>cpl_code</w:t>
@@ -1737,9 +1737,9 @@
             <w:proofErr w:type="spellEnd"/>
             <w:r>
               <w:rPr>
-                <w:rFonts w:ascii="Calibri" w:hAnsi="Calibri"/>
-                <w:sz w:val="22"/>
-                <w:szCs w:val="22"/>
+                <w:rFonts w:ascii="Times New Roman" w:hAnsi="Times New Roman"/>
+                <w:sz w:val="24"/>
+                <w:szCs w:val="24"/>
                 <w:lang w:eastAsia="id-ID"/>
               </w:rPr>
               <w:t xml:space="preserve">} </w:t>
@@ -1761,17 +1761,17 @@
           <w:p>
             <w:pPr>
               <w:rPr>
-                <w:rFonts w:ascii="Calibri" w:hAnsi="Calibri"/>
-                <w:sz w:val="22"/>
-                <w:szCs w:val="22"/>
+                <w:rFonts w:ascii="Times New Roman" w:hAnsi="Times New Roman"/>
+                <w:sz w:val="24"/>
+                <w:szCs w:val="24"/>
                 <w:lang w:eastAsia="id-ID"/>
               </w:rPr>
             </w:pPr>
             <w:r>
               <w:rPr>
-                <w:rFonts w:ascii="Calibri" w:hAnsi="Calibri"/>
-                <w:sz w:val="22"/>
-                <w:szCs w:val="22"/>
+                <w:rFonts w:ascii="Times New Roman" w:hAnsi="Times New Roman"/>
+                <w:sz w:val="24"/>
+                <w:szCs w:val="24"/>
                 <w:lang w:eastAsia="id-ID"/>
               </w:rPr>
               <w:t>{id</w:t>
@@ -1779,9 +1779,9 @@
             <w:proofErr w:type="gramStart"/>
             <w:r>
               <w:rPr>
-                <w:rFonts w:ascii="Calibri" w:hAnsi="Calibri"/>
-                <w:sz w:val="22"/>
-                <w:szCs w:val="22"/>
+                <w:rFonts w:ascii="Times New Roman" w:hAnsi="Times New Roman"/>
+                <w:sz w:val="24"/>
+                <w:szCs w:val="24"/>
                 <w:lang w:eastAsia="id-ID"/>
               </w:rPr>
               <w:t>} :</w:t>
@@ -1789,9 +1789,9 @@
             <w:proofErr w:type="gramEnd"/>
             <w:r>
               <w:rPr>
-                <w:rFonts w:ascii="Calibri" w:hAnsi="Calibri"/>
-                <w:sz w:val="22"/>
-                <w:szCs w:val="22"/>
+                <w:rFonts w:ascii="Times New Roman" w:hAnsi="Times New Roman"/>
+                <w:sz w:val="24"/>
+                <w:szCs w:val="24"/>
                 <w:lang w:eastAsia="id-ID"/>
               </w:rPr>
               <w:t xml:space="preserve"> {</w:t>
@@ -1799,9 +1799,9 @@
             <w:proofErr w:type="spellStart"/>
             <w:r>
               <w:rPr>
-                <w:rFonts w:ascii="Calibri" w:hAnsi="Calibri"/>
-                <w:sz w:val="22"/>
-                <w:szCs w:val="22"/>
+                <w:rFonts w:ascii="Times New Roman" w:hAnsi="Times New Roman"/>
+                <w:sz w:val="24"/>
+                <w:szCs w:val="24"/>
                 <w:lang w:eastAsia="id-ID"/>
               </w:rPr>
               <w:t>deskripsi</w:t>
@@ -1809,9 +1809,9 @@
             <w:proofErr w:type="spellEnd"/>
             <w:r>
               <w:rPr>
-                <w:rFonts w:ascii="Calibri" w:hAnsi="Calibri"/>
-                <w:sz w:val="22"/>
-                <w:szCs w:val="22"/>
+                <w:rFonts w:ascii="Times New Roman" w:hAnsi="Times New Roman"/>
+                <w:sz w:val="24"/>
+                <w:szCs w:val="24"/>
                 <w:lang w:eastAsia="id-ID"/>
               </w:rPr>
               <w:t>} {/</w:t>
@@ -1819,9 +1819,9 @@
             <w:proofErr w:type="spellStart"/>
             <w:r>
               <w:rPr>
-                <w:rFonts w:ascii="Calibri" w:hAnsi="Calibri"/>
-                <w:sz w:val="22"/>
-                <w:szCs w:val="22"/>
+                <w:rFonts w:ascii="Times New Roman" w:hAnsi="Times New Roman"/>
+                <w:sz w:val="24"/>
+                <w:szCs w:val="24"/>
                 <w:lang w:eastAsia="id-ID"/>
               </w:rPr>
               <w:t>cpmk</w:t>
@@ -1829,9 +1829,9 @@
             <w:proofErr w:type="spellEnd"/>
             <w:r>
               <w:rPr>
-                <w:rFonts w:ascii="Calibri" w:hAnsi="Calibri"/>
-                <w:sz w:val="22"/>
-                <w:szCs w:val="22"/>
+                <w:rFonts w:ascii="Times New Roman" w:hAnsi="Times New Roman"/>
+                <w:sz w:val="24"/>
+                <w:szCs w:val="24"/>
                 <w:lang w:eastAsia="id-ID"/>
               </w:rPr>
               <w:t>}</w:t>
@@ -1858,10 +1858,10 @@
           <w:p>
             <w:pPr>
               <w:rPr>
-                <w:rFonts w:ascii="Calibri" w:hAnsi="Calibri"/>
-                <w:b/>
-                <w:sz w:val="22"/>
-                <w:szCs w:val="22"/>
+                <w:rFonts w:ascii="Times New Roman" w:hAnsi="Times New Roman"/>
+                <w:b/>
+                <w:sz w:val="24"/>
+                <w:szCs w:val="24"/>
               </w:rPr>
             </w:pPr>
           </w:p>
@@ -1882,19 +1882,19 @@
             <w:pPr>
               <w:jc w:val="both"/>
               <w:rPr>
-                <w:rFonts w:ascii="Calibri" w:hAnsi="Calibri"/>
-                <w:b/>
-                <w:sz w:val="22"/>
-                <w:szCs w:val="22"/>
+                <w:rFonts w:ascii="Times New Roman" w:hAnsi="Times New Roman"/>
+                <w:b/>
+                <w:sz w:val="24"/>
+                <w:szCs w:val="24"/>
                 <w:lang w:eastAsia="id-ID"/>
               </w:rPr>
             </w:pPr>
             <w:r>
               <w:rPr>
-                <w:rFonts w:ascii="Calibri" w:hAnsi="Calibri"/>
-                <w:b/>
-                <w:sz w:val="22"/>
-                <w:szCs w:val="22"/>
+                <w:rFonts w:ascii="Times New Roman" w:hAnsi="Times New Roman"/>
+                <w:b/>
+                <w:sz w:val="24"/>
+                <w:szCs w:val="24"/>
                 <w:lang w:eastAsia="id-ID"/>
               </w:rPr>
               <w:t xml:space="preserve">CPMK </w:t>
@@ -1903,18 +1903,18 @@
               <w:rPr>
                 <w:rFonts w:ascii="Symbol" w:eastAsia="Symbol" w:hAnsi="Symbol" w:cs="Symbol"/>
                 <w:b/>
-                <w:sz w:val="22"/>
-                <w:szCs w:val="22"/>
+                <w:sz w:val="24"/>
+                <w:szCs w:val="24"/>
                 <w:lang w:eastAsia="id-ID"/>
               </w:rPr>
               <w:t>Þ</w:t>
             </w:r>
             <w:r>
               <w:rPr>
-                <w:rFonts w:ascii="Calibri" w:hAnsi="Calibri"/>
-                <w:b/>
-                <w:sz w:val="22"/>
-                <w:szCs w:val="22"/>
+                <w:rFonts w:ascii="Times New Roman" w:hAnsi="Times New Roman"/>
+                <w:b/>
+                <w:sz w:val="24"/>
+                <w:szCs w:val="24"/>
                 <w:lang w:eastAsia="id-ID"/>
               </w:rPr>
               <w:t xml:space="preserve"> Sub-CPMK</w:t>
@@ -1937,10 +1937,10 @@
             <w:pPr>
               <w:jc w:val="both"/>
               <w:rPr>
-                <w:rFonts w:ascii="Calibri" w:hAnsi="Calibri"/>
+                <w:rFonts w:ascii="Times New Roman" w:hAnsi="Times New Roman"/>
                 <w:bCs/>
-                <w:sz w:val="22"/>
-                <w:szCs w:val="22"/>
+                <w:sz w:val="24"/>
+                <w:szCs w:val="24"/>
                 <w:lang w:eastAsia="id-ID"/>
               </w:rPr>
             </w:pPr>
@@ -1963,10 +1963,10 @@
           <w:p>
             <w:pPr>
               <w:rPr>
-                <w:rFonts w:ascii="Calibri" w:hAnsi="Calibri"/>
-                <w:b/>
-                <w:sz w:val="22"/>
-                <w:szCs w:val="22"/>
+                <w:rFonts w:ascii="Times New Roman" w:hAnsi="Times New Roman"/>
+                <w:b/>
+                <w:sz w:val="24"/>
+                <w:szCs w:val="24"/>
               </w:rPr>
             </w:pPr>
           </w:p>
@@ -1985,19 +1985,19 @@
           <w:p>
             <w:pPr>
               <w:rPr>
-                <w:rFonts w:ascii="Calibri" w:hAnsi="Calibri"/>
+                <w:rFonts w:ascii="Times New Roman" w:hAnsi="Times New Roman"/>
                 <w:bCs/>
-                <w:sz w:val="22"/>
-                <w:szCs w:val="22"/>
+                <w:sz w:val="24"/>
+                <w:szCs w:val="24"/>
                 <w:lang w:eastAsia="id-ID"/>
               </w:rPr>
             </w:pPr>
             <w:r>
               <w:rPr>
-                <w:rFonts w:ascii="Calibri" w:hAnsi="Calibri"/>
+                <w:rFonts w:ascii="Times New Roman" w:hAnsi="Times New Roman"/>
                 <w:bCs/>
-                <w:sz w:val="22"/>
-                <w:szCs w:val="22"/>
+                <w:sz w:val="24"/>
+                <w:szCs w:val="24"/>
                 <w:lang w:eastAsia="id-ID"/>
               </w:rPr>
               <w:t>{#sub_</w:t>
@@ -2005,10 +2005,10 @@
             <w:proofErr w:type="gramStart"/>
             <w:r>
               <w:rPr>
-                <w:rFonts w:ascii="Calibri" w:hAnsi="Calibri"/>
+                <w:rFonts w:ascii="Times New Roman" w:hAnsi="Times New Roman"/>
                 <w:bCs/>
-                <w:sz w:val="22"/>
-                <w:szCs w:val="22"/>
+                <w:sz w:val="24"/>
+                <w:szCs w:val="24"/>
                 <w:lang w:eastAsia="id-ID"/>
               </w:rPr>
               <w:t>cpmk}{</w:t>
@@ -2016,10 +2016,10 @@
             <w:proofErr w:type="gramEnd"/>
             <w:r>
               <w:rPr>
-                <w:rFonts w:ascii="Calibri" w:hAnsi="Calibri"/>
+                <w:rFonts w:ascii="Times New Roman" w:hAnsi="Times New Roman"/>
                 <w:bCs/>
-                <w:sz w:val="22"/>
-                <w:szCs w:val="22"/>
+                <w:sz w:val="24"/>
+                <w:szCs w:val="24"/>
                 <w:lang w:eastAsia="id-ID"/>
               </w:rPr>
               <w:t>cpmkId}</w:t>
@@ -2041,27 +2041,27 @@
           <w:p>
             <w:pPr>
               <w:rPr>
-                <w:rFonts w:ascii="Calibri" w:hAnsi="Calibri"/>
-                <w:sz w:val="22"/>
-                <w:szCs w:val="22"/>
+                <w:rFonts w:ascii="Times New Roman" w:hAnsi="Times New Roman"/>
+                <w:sz w:val="24"/>
+                <w:szCs w:val="24"/>
               </w:rPr>
             </w:pPr>
             <w:r>
               <w:rPr>
-                <w:rFonts w:ascii="Calibri" w:hAnsi="Calibri"/>
+                <w:rFonts w:ascii="Times New Roman" w:hAnsi="Times New Roman"/>
                 <w:bCs/>
-                <w:sz w:val="22"/>
-                <w:szCs w:val="22"/>
+                <w:sz w:val="24"/>
+                <w:szCs w:val="24"/>
               </w:rPr>
               <w:t>Sub-</w:t>
             </w:r>
             <w:proofErr w:type="gramStart"/>
             <w:r>
               <w:rPr>
-                <w:rFonts w:ascii="Calibri" w:hAnsi="Calibri"/>
+                <w:rFonts w:ascii="Times New Roman" w:hAnsi="Times New Roman"/>
                 <w:bCs/>
-                <w:sz w:val="22"/>
-                <w:szCs w:val="22"/>
+                <w:sz w:val="24"/>
+                <w:szCs w:val="24"/>
               </w:rPr>
               <w:t>CPMK{</w:t>
             </w:r>
@@ -2069,10 +2069,10 @@
             <w:proofErr w:type="gramEnd"/>
             <w:r>
               <w:rPr>
-                <w:rFonts w:ascii="Calibri" w:hAnsi="Calibri"/>
+                <w:rFonts w:ascii="Times New Roman" w:hAnsi="Times New Roman"/>
                 <w:bCs/>
-                <w:sz w:val="22"/>
-                <w:szCs w:val="22"/>
+                <w:sz w:val="24"/>
+                <w:szCs w:val="24"/>
               </w:rPr>
               <w:t>subId</w:t>
             </w:r>
@@ -2080,49 +2080,49 @@
             <w:proofErr w:type="gramStart"/>
             <w:r>
               <w:rPr>
-                <w:rFonts w:ascii="Calibri" w:hAnsi="Calibri"/>
+                <w:rFonts w:ascii="Times New Roman" w:hAnsi="Times New Roman"/>
                 <w:bCs/>
-                <w:sz w:val="22"/>
-                <w:szCs w:val="22"/>
+                <w:sz w:val="24"/>
+                <w:szCs w:val="24"/>
               </w:rPr>
               <w:t>} :</w:t>
             </w:r>
             <w:proofErr w:type="gramEnd"/>
             <w:r>
               <w:rPr>
-                <w:rFonts w:ascii="Calibri" w:hAnsi="Calibri"/>
+                <w:rFonts w:ascii="Times New Roman" w:hAnsi="Times New Roman"/>
                 <w:bCs/>
-                <w:sz w:val="22"/>
-                <w:szCs w:val="22"/>
+                <w:sz w:val="24"/>
+                <w:szCs w:val="24"/>
               </w:rPr>
               <w:t xml:space="preserve"> {</w:t>
             </w:r>
             <w:proofErr w:type="spellStart"/>
             <w:r>
               <w:rPr>
-                <w:rFonts w:ascii="Calibri" w:hAnsi="Calibri"/>
+                <w:rFonts w:ascii="Times New Roman" w:hAnsi="Times New Roman"/>
                 <w:bCs/>
-                <w:sz w:val="22"/>
-                <w:szCs w:val="22"/>
+                <w:sz w:val="24"/>
+                <w:szCs w:val="24"/>
               </w:rPr>
               <w:t>deskripsi</w:t>
             </w:r>
             <w:proofErr w:type="spellEnd"/>
             <w:r>
               <w:rPr>
-                <w:rFonts w:ascii="Calibri" w:hAnsi="Calibri"/>
+                <w:rFonts w:ascii="Times New Roman" w:hAnsi="Times New Roman"/>
                 <w:bCs/>
-                <w:sz w:val="22"/>
-                <w:szCs w:val="22"/>
+                <w:sz w:val="24"/>
+                <w:szCs w:val="24"/>
               </w:rPr>
               <w:t>}</w:t>
             </w:r>
             <w:r>
               <w:rPr>
-                <w:rFonts w:ascii="Calibri" w:hAnsi="Calibri"/>
+                <w:rFonts w:ascii="Times New Roman" w:hAnsi="Times New Roman"/>
                 <w:bCs/>
-                <w:sz w:val="22"/>
-                <w:szCs w:val="22"/>
+                <w:sz w:val="24"/>
+                <w:szCs w:val="24"/>
                 <w:lang w:val="id-ID" w:bidi="id-ID"/>
               </w:rPr>
               <w:t>{/sub_cpmk}</w:t>
@@ -2146,10 +2146,10 @@
           <w:p>
             <w:pPr>
               <w:rPr>
-                <w:rFonts w:ascii="Calibri" w:hAnsi="Calibri"/>
-                <w:b/>
-                <w:sz w:val="22"/>
-                <w:szCs w:val="22"/>
+                <w:rFonts w:ascii="Times New Roman" w:hAnsi="Times New Roman"/>
+                <w:b/>
+                <w:sz w:val="24"/>
+                <w:szCs w:val="24"/>
               </w:rPr>
             </w:pPr>
           </w:p>
@@ -2170,20 +2170,20 @@
             <w:pPr>
               <w:jc w:val="both"/>
               <w:rPr>
-                <w:rFonts w:ascii="Calibri" w:hAnsi="Calibri"/>
-                <w:b/>
-                <w:sz w:val="22"/>
-                <w:szCs w:val="22"/>
+                <w:rFonts w:ascii="Times New Roman" w:hAnsi="Times New Roman"/>
+                <w:b/>
+                <w:sz w:val="24"/>
+                <w:szCs w:val="24"/>
                 <w:lang w:val="es-ES" w:eastAsia="id-ID"/>
               </w:rPr>
             </w:pPr>
             <w:proofErr w:type="spellStart"/>
             <w:r>
               <w:rPr>
-                <w:rFonts w:ascii="Calibri" w:hAnsi="Calibri"/>
-                <w:b/>
-                <w:sz w:val="22"/>
-                <w:szCs w:val="22"/>
+                <w:rFonts w:ascii="Times New Roman" w:hAnsi="Times New Roman"/>
+                <w:b/>
+                <w:sz w:val="24"/>
+                <w:szCs w:val="24"/>
                 <w:lang w:val="es-ES" w:eastAsia="id-ID"/>
               </w:rPr>
               <w:t>Korelasi</w:t>
@@ -2191,10 +2191,10 @@
             <w:proofErr w:type="spellEnd"/>
             <w:r>
               <w:rPr>
-                <w:rFonts w:ascii="Calibri" w:hAnsi="Calibri"/>
-                <w:b/>
-                <w:sz w:val="22"/>
-                <w:szCs w:val="22"/>
+                <w:rFonts w:ascii="Times New Roman" w:hAnsi="Times New Roman"/>
+                <w:b/>
+                <w:sz w:val="24"/>
+                <w:szCs w:val="24"/>
                 <w:lang w:val="es-ES" w:eastAsia="id-ID"/>
               </w:rPr>
               <w:t xml:space="preserve"> antara CP dan </w:t>
@@ -2202,10 +2202,10 @@
             <w:proofErr w:type="spellStart"/>
             <w:r>
               <w:rPr>
-                <w:rFonts w:ascii="Calibri" w:hAnsi="Calibri"/>
-                <w:b/>
-                <w:sz w:val="22"/>
-                <w:szCs w:val="22"/>
+                <w:rFonts w:ascii="Times New Roman" w:hAnsi="Times New Roman"/>
+                <w:b/>
+                <w:sz w:val="24"/>
+                <w:szCs w:val="24"/>
                 <w:lang w:val="es-ES" w:eastAsia="id-ID"/>
               </w:rPr>
               <w:t>asesmen</w:t>
@@ -2228,10 +2228,10 @@
             <w:pPr>
               <w:jc w:val="both"/>
               <w:rPr>
-                <w:rFonts w:ascii="Calibri" w:hAnsi="Calibri"/>
+                <w:rFonts w:ascii="Times New Roman" w:hAnsi="Times New Roman"/>
                 <w:bCs/>
-                <w:sz w:val="22"/>
-                <w:szCs w:val="22"/>
+                <w:sz w:val="24"/>
+                <w:szCs w:val="24"/>
                 <w:lang w:val="es-ES" w:eastAsia="id-ID"/>
               </w:rPr>
             </w:pPr>
@@ -2254,10 +2254,10 @@
           <w:p>
             <w:pPr>
               <w:rPr>
-                <w:rFonts w:ascii="Calibri" w:hAnsi="Calibri"/>
-                <w:b/>
-                <w:sz w:val="22"/>
-                <w:szCs w:val="22"/>
+                <w:rFonts w:ascii="Times New Roman" w:hAnsi="Times New Roman"/>
+                <w:b/>
+                <w:sz w:val="24"/>
+                <w:szCs w:val="24"/>
                 <w:lang w:val="es-ES"/>
               </w:rPr>
             </w:pPr>
@@ -2310,19 +2310,19 @@
                   <w:pPr>
                     <w:jc w:val="center"/>
                     <w:rPr>
-                      <w:rFonts w:ascii="Calibri" w:hAnsi="Calibri"/>
+                      <w:rFonts w:ascii="Times New Roman" w:hAnsi="Times New Roman"/>
                       <w:b/>
-                      <w:sz w:val="22"/>
-                      <w:szCs w:val="22"/>
+                      <w:sz w:val="24"/>
+                      <w:szCs w:val="24"/>
                       <w:lang w:val="fi-FI" w:eastAsia="id-ID"/>
                     </w:rPr>
                   </w:pPr>
                   <w:r>
                     <w:rPr>
-                      <w:rFonts w:ascii="Calibri" w:hAnsi="Calibri"/>
+                      <w:rFonts w:ascii="Times New Roman" w:hAnsi="Times New Roman"/>
                       <w:b/>
-                      <w:sz w:val="22"/>
-                      <w:szCs w:val="22"/>
+                      <w:sz w:val="24"/>
+                      <w:szCs w:val="24"/>
                       <w:lang w:val="fi-FI" w:eastAsia="id-ID"/>
                     </w:rPr>
                     <w:t>CPL</w:t>
@@ -2339,19 +2339,19 @@
                   <w:pPr>
                     <w:jc w:val="center"/>
                     <w:rPr>
-                      <w:rFonts w:ascii="Calibri" w:hAnsi="Calibri"/>
+                      <w:rFonts w:ascii="Times New Roman" w:hAnsi="Times New Roman"/>
                       <w:b/>
-                      <w:sz w:val="22"/>
-                      <w:szCs w:val="22"/>
+                      <w:sz w:val="24"/>
+                      <w:szCs w:val="24"/>
                       <w:lang w:eastAsia="id-ID"/>
                     </w:rPr>
                   </w:pPr>
                   <w:r>
                     <w:rPr>
-                      <w:rFonts w:ascii="Calibri" w:hAnsi="Calibri"/>
+                      <w:rFonts w:ascii="Times New Roman" w:hAnsi="Times New Roman"/>
                       <w:b/>
-                      <w:sz w:val="22"/>
-                      <w:szCs w:val="22"/>
+                      <w:sz w:val="24"/>
+                      <w:szCs w:val="24"/>
                       <w:lang w:eastAsia="id-ID"/>
                     </w:rPr>
                     <w:t>CPMK</w:t>
@@ -2368,19 +2368,19 @@
                   <w:pPr>
                     <w:jc w:val="center"/>
                     <w:rPr>
-                      <w:rFonts w:ascii="Calibri" w:hAnsi="Calibri"/>
+                      <w:rFonts w:ascii="Times New Roman" w:hAnsi="Times New Roman"/>
                       <w:b/>
-                      <w:sz w:val="22"/>
-                      <w:szCs w:val="22"/>
+                      <w:sz w:val="24"/>
+                      <w:szCs w:val="24"/>
                       <w:lang w:eastAsia="id-ID"/>
                     </w:rPr>
                   </w:pPr>
                   <w:r>
                     <w:rPr>
-                      <w:rFonts w:ascii="Calibri" w:hAnsi="Calibri"/>
+                      <w:rFonts w:ascii="Times New Roman" w:hAnsi="Times New Roman"/>
                       <w:b/>
-                      <w:sz w:val="22"/>
-                      <w:szCs w:val="22"/>
+                      <w:sz w:val="24"/>
+                      <w:szCs w:val="24"/>
                       <w:lang w:eastAsia="id-ID"/>
                     </w:rPr>
                     <w:t>Sub-CPMK</w:t>
@@ -2397,19 +2397,19 @@
                   <w:pPr>
                     <w:jc w:val="center"/>
                     <w:rPr>
-                      <w:rFonts w:ascii="Calibri" w:hAnsi="Calibri"/>
+                      <w:rFonts w:ascii="Times New Roman" w:hAnsi="Times New Roman"/>
                       <w:b/>
-                      <w:sz w:val="22"/>
-                      <w:szCs w:val="22"/>
+                      <w:sz w:val="24"/>
+                      <w:szCs w:val="24"/>
                       <w:lang w:eastAsia="id-ID"/>
                     </w:rPr>
                   </w:pPr>
                   <w:r>
                     <w:rPr>
-                      <w:rFonts w:ascii="Calibri" w:hAnsi="Calibri"/>
+                      <w:rFonts w:ascii="Times New Roman" w:hAnsi="Times New Roman"/>
                       <w:b/>
-                      <w:sz w:val="22"/>
-                      <w:szCs w:val="22"/>
+                      <w:sz w:val="24"/>
+                      <w:szCs w:val="24"/>
                       <w:lang w:eastAsia="id-ID"/>
                     </w:rPr>
                     <w:t xml:space="preserve">Metode </w:t>
@@ -2417,10 +2417,10 @@
                   <w:proofErr w:type="spellStart"/>
                   <w:r>
                     <w:rPr>
-                      <w:rFonts w:ascii="Calibri" w:hAnsi="Calibri"/>
+                      <w:rFonts w:ascii="Times New Roman" w:hAnsi="Times New Roman"/>
                       <w:b/>
-                      <w:sz w:val="22"/>
-                      <w:szCs w:val="22"/>
+                      <w:sz w:val="24"/>
+                      <w:szCs w:val="24"/>
                       <w:lang w:eastAsia="id-ID"/>
                     </w:rPr>
                     <w:t>Pembelajaran</w:t>
@@ -2438,19 +2438,19 @@
                   <w:pPr>
                     <w:jc w:val="center"/>
                     <w:rPr>
-                      <w:rFonts w:ascii="Calibri" w:hAnsi="Calibri"/>
+                      <w:rFonts w:ascii="Times New Roman" w:hAnsi="Times New Roman"/>
                       <w:b/>
-                      <w:sz w:val="22"/>
-                      <w:szCs w:val="22"/>
+                      <w:sz w:val="24"/>
+                      <w:szCs w:val="24"/>
                       <w:lang w:eastAsia="id-ID"/>
                     </w:rPr>
                   </w:pPr>
                   <w:r>
                     <w:rPr>
-                      <w:rFonts w:ascii="Calibri" w:hAnsi="Calibri"/>
+                      <w:rFonts w:ascii="Times New Roman" w:hAnsi="Times New Roman"/>
                       <w:b/>
-                      <w:sz w:val="22"/>
-                      <w:szCs w:val="22"/>
+                      <w:sz w:val="24"/>
+                      <w:szCs w:val="24"/>
                       <w:lang w:eastAsia="id-ID"/>
                     </w:rPr>
                     <w:t>BENTUK ASESMEN</w:t>
@@ -2467,20 +2467,20 @@
                   <w:pPr>
                     <w:jc w:val="center"/>
                     <w:rPr>
-                      <w:rFonts w:ascii="Calibri" w:hAnsi="Calibri"/>
+                      <w:rFonts w:ascii="Times New Roman" w:hAnsi="Times New Roman"/>
                       <w:b/>
-                      <w:sz w:val="22"/>
-                      <w:szCs w:val="22"/>
+                      <w:sz w:val="24"/>
+                      <w:szCs w:val="24"/>
                       <w:lang w:eastAsia="id-ID"/>
                     </w:rPr>
                   </w:pPr>
                   <w:proofErr w:type="spellStart"/>
                   <w:r>
                     <w:rPr>
-                      <w:rFonts w:ascii="Calibri" w:hAnsi="Calibri"/>
+                      <w:rFonts w:ascii="Times New Roman" w:hAnsi="Times New Roman"/>
                       <w:b/>
-                      <w:sz w:val="22"/>
-                      <w:szCs w:val="22"/>
+                      <w:sz w:val="24"/>
+                      <w:szCs w:val="24"/>
                       <w:lang w:eastAsia="id-ID"/>
                     </w:rPr>
                     <w:t>Bobot</w:t>
@@ -2488,10 +2488,10 @@
                   <w:proofErr w:type="spellEnd"/>
                   <w:r>
                     <w:rPr>
-                      <w:rFonts w:ascii="Calibri" w:hAnsi="Calibri"/>
+                      <w:rFonts w:ascii="Times New Roman" w:hAnsi="Times New Roman"/>
                       <w:b/>
-                      <w:sz w:val="22"/>
-                      <w:szCs w:val="22"/>
+                      <w:sz w:val="24"/>
+                      <w:szCs w:val="24"/>
                       <w:lang w:eastAsia="id-ID"/>
                     </w:rPr>
                     <w:t xml:space="preserve"> </w:t>
@@ -2499,10 +2499,10 @@
                   <w:proofErr w:type="spellStart"/>
                   <w:r>
                     <w:rPr>
-                      <w:rFonts w:ascii="Calibri" w:hAnsi="Calibri"/>
+                      <w:rFonts w:ascii="Times New Roman" w:hAnsi="Times New Roman"/>
                       <w:b/>
-                      <w:sz w:val="22"/>
-                      <w:szCs w:val="22"/>
+                      <w:sz w:val="24"/>
+                      <w:szCs w:val="24"/>
                       <w:lang w:eastAsia="id-ID"/>
                     </w:rPr>
                     <w:t>penilaian</w:t>
@@ -2510,10 +2510,10 @@
                   <w:proofErr w:type="spellEnd"/>
                   <w:r>
                     <w:rPr>
-                      <w:rFonts w:ascii="Calibri" w:hAnsi="Calibri"/>
+                      <w:rFonts w:ascii="Times New Roman" w:hAnsi="Times New Roman"/>
                       <w:b/>
-                      <w:sz w:val="22"/>
-                      <w:szCs w:val="22"/>
+                      <w:sz w:val="24"/>
+                      <w:szCs w:val="24"/>
                       <w:lang w:eastAsia="id-ID"/>
                     </w:rPr>
                     <w:t xml:space="preserve"> (%)</w:t>
@@ -2535,10 +2535,10 @@
                   <w:pPr>
                     <w:jc w:val="both"/>
                     <w:rPr>
-                      <w:rFonts w:ascii="Calibri" w:hAnsi="Calibri"/>
+                      <w:rFonts w:ascii="Times New Roman" w:hAnsi="Times New Roman"/>
                       <w:bCs/>
-                      <w:sz w:val="22"/>
-                      <w:szCs w:val="22"/>
+                      <w:sz w:val="24"/>
+                      <w:szCs w:val="24"/>
                       <w:lang w:val="fi-FI" w:eastAsia="id-ID"/>
                     </w:rPr>
                   </w:pPr>
@@ -2553,10 +2553,10 @@
                   <w:pPr>
                     <w:jc w:val="center"/>
                     <w:rPr>
-                      <w:rFonts w:ascii="Calibri" w:hAnsi="Calibri"/>
+                      <w:rFonts w:ascii="Times New Roman" w:hAnsi="Times New Roman"/>
                       <w:b/>
-                      <w:sz w:val="22"/>
-                      <w:szCs w:val="22"/>
+                      <w:sz w:val="24"/>
+                      <w:szCs w:val="24"/>
                       <w:lang w:eastAsia="id-ID"/>
                     </w:rPr>
                   </w:pPr>
@@ -2571,10 +2571,10 @@
                   <w:pPr>
                     <w:jc w:val="center"/>
                     <w:rPr>
-                      <w:rFonts w:ascii="Calibri" w:hAnsi="Calibri"/>
+                      <w:rFonts w:ascii="Times New Roman" w:hAnsi="Times New Roman"/>
                       <w:b/>
-                      <w:sz w:val="22"/>
-                      <w:szCs w:val="22"/>
+                      <w:sz w:val="24"/>
+                      <w:szCs w:val="24"/>
                       <w:lang w:eastAsia="id-ID"/>
                     </w:rPr>
                   </w:pPr>
@@ -2590,10 +2590,10 @@
                   <w:pPr>
                     <w:jc w:val="center"/>
                     <w:rPr>
-                      <w:rFonts w:ascii="Calibri" w:hAnsi="Calibri"/>
+                      <w:rFonts w:ascii="Times New Roman" w:hAnsi="Times New Roman"/>
                       <w:b/>
-                      <w:sz w:val="22"/>
-                      <w:szCs w:val="22"/>
+                      <w:sz w:val="24"/>
+                      <w:szCs w:val="24"/>
                       <w:lang w:eastAsia="id-ID"/>
                     </w:rPr>
                   </w:pPr>
@@ -2609,19 +2609,19 @@
                   <w:pPr>
                     <w:jc w:val="center"/>
                     <w:rPr>
-                      <w:rFonts w:ascii="Calibri" w:hAnsi="Calibri"/>
+                      <w:rFonts w:ascii="Times New Roman" w:hAnsi="Times New Roman"/>
                       <w:b/>
-                      <w:sz w:val="22"/>
-                      <w:szCs w:val="22"/>
+                      <w:sz w:val="24"/>
+                      <w:szCs w:val="24"/>
                       <w:lang w:eastAsia="id-ID"/>
                     </w:rPr>
                   </w:pPr>
                   <w:r>
                     <w:rPr>
-                      <w:rFonts w:ascii="Calibri" w:hAnsi="Calibri"/>
+                      <w:rFonts w:ascii="Times New Roman" w:hAnsi="Times New Roman"/>
                       <w:b/>
-                      <w:sz w:val="22"/>
-                      <w:szCs w:val="22"/>
+                      <w:sz w:val="24"/>
+                      <w:szCs w:val="24"/>
                       <w:lang w:eastAsia="id-ID"/>
                     </w:rPr>
                     <w:t>FORMATIF</w:t>
@@ -2637,19 +2637,19 @@
                   <w:pPr>
                     <w:jc w:val="center"/>
                     <w:rPr>
-                      <w:rFonts w:ascii="Calibri" w:hAnsi="Calibri"/>
+                      <w:rFonts w:ascii="Times New Roman" w:hAnsi="Times New Roman"/>
                       <w:b/>
-                      <w:sz w:val="22"/>
-                      <w:szCs w:val="22"/>
+                      <w:sz w:val="24"/>
+                      <w:szCs w:val="24"/>
                       <w:lang w:eastAsia="id-ID"/>
                     </w:rPr>
                   </w:pPr>
                   <w:r>
                     <w:rPr>
-                      <w:rFonts w:ascii="Calibri" w:hAnsi="Calibri"/>
+                      <w:rFonts w:ascii="Times New Roman" w:hAnsi="Times New Roman"/>
                       <w:b/>
-                      <w:sz w:val="22"/>
-                      <w:szCs w:val="22"/>
+                      <w:sz w:val="24"/>
+                      <w:szCs w:val="24"/>
                       <w:lang w:eastAsia="id-ID"/>
                     </w:rPr>
                     <w:t>SUMATIF</w:t>
@@ -2665,10 +2665,10 @@
                   <w:pPr>
                     <w:jc w:val="center"/>
                     <w:rPr>
-                      <w:rFonts w:ascii="Calibri" w:hAnsi="Calibri"/>
+                      <w:rFonts w:ascii="Times New Roman" w:hAnsi="Times New Roman"/>
                       <w:b/>
-                      <w:sz w:val="22"/>
-                      <w:szCs w:val="22"/>
+                      <w:sz w:val="24"/>
+                      <w:szCs w:val="24"/>
                       <w:lang w:eastAsia="id-ID"/>
                     </w:rPr>
                   </w:pPr>
@@ -2688,10 +2688,10 @@
                   <w:pPr>
                     <w:jc w:val="both"/>
                     <w:rPr>
-                      <w:rFonts w:ascii="Calibri" w:hAnsi="Calibri"/>
+                      <w:rFonts w:ascii="Times New Roman" w:hAnsi="Times New Roman"/>
                       <w:b/>
-                      <w:sz w:val="22"/>
-                      <w:szCs w:val="22"/>
+                      <w:sz w:val="24"/>
+                      <w:szCs w:val="24"/>
                       <w:lang w:eastAsia="id-ID"/>
                     </w:rPr>
                   </w:pPr>
@@ -2706,10 +2706,10 @@
                   <w:pPr>
                     <w:jc w:val="center"/>
                     <w:rPr>
-                      <w:rFonts w:ascii="Calibri" w:hAnsi="Calibri"/>
+                      <w:rFonts w:ascii="Times New Roman" w:hAnsi="Times New Roman"/>
                       <w:b/>
-                      <w:sz w:val="22"/>
-                      <w:szCs w:val="22"/>
+                      <w:sz w:val="24"/>
+                      <w:szCs w:val="24"/>
                       <w:lang w:eastAsia="id-ID"/>
                     </w:rPr>
                   </w:pPr>
@@ -2724,10 +2724,10 @@
                   <w:pPr>
                     <w:jc w:val="center"/>
                     <w:rPr>
-                      <w:rFonts w:ascii="Calibri" w:hAnsi="Calibri"/>
+                      <w:rFonts w:ascii="Times New Roman" w:hAnsi="Times New Roman"/>
                       <w:b/>
-                      <w:sz w:val="22"/>
-                      <w:szCs w:val="22"/>
+                      <w:sz w:val="24"/>
+                      <w:szCs w:val="24"/>
                       <w:lang w:eastAsia="id-ID"/>
                     </w:rPr>
                   </w:pPr>
@@ -2742,10 +2742,10 @@
                   <w:pPr>
                     <w:jc w:val="both"/>
                     <w:rPr>
-                      <w:rFonts w:ascii="Calibri" w:hAnsi="Calibri"/>
+                      <w:rFonts w:ascii="Times New Roman" w:hAnsi="Times New Roman"/>
                       <w:bCs/>
-                      <w:sz w:val="22"/>
-                      <w:szCs w:val="22"/>
+                      <w:sz w:val="24"/>
+                      <w:szCs w:val="24"/>
                       <w:lang w:eastAsia="id-ID"/>
                     </w:rPr>
                   </w:pPr>
@@ -2760,10 +2760,10 @@
                   <w:pPr>
                     <w:jc w:val="both"/>
                     <w:rPr>
-                      <w:rFonts w:ascii="Calibri" w:hAnsi="Calibri"/>
+                      <w:rFonts w:ascii="Times New Roman" w:hAnsi="Times New Roman"/>
                       <w:bCs/>
-                      <w:sz w:val="22"/>
-                      <w:szCs w:val="22"/>
+                      <w:sz w:val="24"/>
+                      <w:szCs w:val="24"/>
                       <w:lang w:eastAsia="id-ID"/>
                     </w:rPr>
                   </w:pPr>
@@ -2777,20 +2777,20 @@
                   <w:pPr>
                     <w:jc w:val="center"/>
                     <w:rPr>
-                      <w:rFonts w:ascii="Calibri" w:hAnsi="Calibri"/>
+                      <w:rFonts w:ascii="Times New Roman" w:hAnsi="Times New Roman"/>
                       <w:b/>
-                      <w:sz w:val="22"/>
-                      <w:szCs w:val="22"/>
+                      <w:sz w:val="24"/>
+                      <w:szCs w:val="24"/>
                       <w:lang w:eastAsia="id-ID"/>
                     </w:rPr>
                   </w:pPr>
                   <w:proofErr w:type="spellStart"/>
                   <w:r>
                     <w:rPr>
-                      <w:rFonts w:ascii="Calibri" w:hAnsi="Calibri"/>
+                      <w:rFonts w:ascii="Times New Roman" w:hAnsi="Times New Roman"/>
                       <w:b/>
-                      <w:sz w:val="22"/>
-                      <w:szCs w:val="22"/>
+                      <w:sz w:val="24"/>
+                      <w:szCs w:val="24"/>
                       <w:lang w:eastAsia="id-ID"/>
                     </w:rPr>
                     <w:t>Kuis</w:t>
@@ -2806,20 +2806,20 @@
                   <w:pPr>
                     <w:jc w:val="center"/>
                     <w:rPr>
-                      <w:rFonts w:ascii="Calibri" w:hAnsi="Calibri"/>
+                      <w:rFonts w:ascii="Times New Roman" w:hAnsi="Times New Roman"/>
                       <w:b/>
-                      <w:sz w:val="22"/>
-                      <w:szCs w:val="22"/>
+                      <w:sz w:val="24"/>
+                      <w:szCs w:val="24"/>
                       <w:lang w:eastAsia="id-ID"/>
                     </w:rPr>
                   </w:pPr>
                   <w:proofErr w:type="spellStart"/>
                   <w:r>
                     <w:rPr>
-                      <w:rFonts w:ascii="Calibri" w:hAnsi="Calibri"/>
+                      <w:rFonts w:ascii="Times New Roman" w:hAnsi="Times New Roman"/>
                       <w:b/>
-                      <w:sz w:val="22"/>
-                      <w:szCs w:val="22"/>
+                      <w:sz w:val="24"/>
+                      <w:szCs w:val="24"/>
                       <w:lang w:eastAsia="id-ID"/>
                     </w:rPr>
                     <w:t>Tugas</w:t>
@@ -2835,20 +2835,20 @@
                   <w:pPr>
                     <w:jc w:val="center"/>
                     <w:rPr>
-                      <w:rFonts w:ascii="Calibri" w:hAnsi="Calibri"/>
+                      <w:rFonts w:ascii="Times New Roman" w:hAnsi="Times New Roman"/>
                       <w:b/>
-                      <w:sz w:val="22"/>
-                      <w:szCs w:val="22"/>
+                      <w:sz w:val="24"/>
+                      <w:szCs w:val="24"/>
                       <w:lang w:eastAsia="id-ID"/>
                     </w:rPr>
                   </w:pPr>
                   <w:proofErr w:type="spellStart"/>
                   <w:r>
                     <w:rPr>
-                      <w:rFonts w:ascii="Calibri" w:hAnsi="Calibri"/>
+                      <w:rFonts w:ascii="Times New Roman" w:hAnsi="Times New Roman"/>
                       <w:b/>
-                      <w:sz w:val="22"/>
-                      <w:szCs w:val="22"/>
+                      <w:sz w:val="24"/>
+                      <w:szCs w:val="24"/>
                       <w:lang w:eastAsia="id-ID"/>
                     </w:rPr>
                     <w:t>Ujian</w:t>
@@ -2864,20 +2864,20 @@
                   <w:pPr>
                     <w:jc w:val="center"/>
                     <w:rPr>
-                      <w:rFonts w:ascii="Calibri" w:hAnsi="Calibri"/>
+                      <w:rFonts w:ascii="Times New Roman" w:hAnsi="Times New Roman"/>
                       <w:b/>
-                      <w:sz w:val="22"/>
-                      <w:szCs w:val="22"/>
+                      <w:sz w:val="24"/>
+                      <w:szCs w:val="24"/>
                       <w:lang w:eastAsia="id-ID"/>
                     </w:rPr>
                   </w:pPr>
                   <w:proofErr w:type="spellStart"/>
                   <w:r>
                     <w:rPr>
-                      <w:rFonts w:ascii="Calibri" w:hAnsi="Calibri"/>
+                      <w:rFonts w:ascii="Times New Roman" w:hAnsi="Times New Roman"/>
                       <w:b/>
-                      <w:sz w:val="22"/>
-                      <w:szCs w:val="22"/>
+                      <w:sz w:val="24"/>
+                      <w:szCs w:val="24"/>
                       <w:lang w:eastAsia="id-ID"/>
                     </w:rPr>
                     <w:t>PjBL</w:t>
@@ -2893,20 +2893,20 @@
                   <w:pPr>
                     <w:jc w:val="center"/>
                     <w:rPr>
-                      <w:rFonts w:ascii="Calibri" w:hAnsi="Calibri"/>
+                      <w:rFonts w:ascii="Times New Roman" w:hAnsi="Times New Roman"/>
                       <w:b/>
-                      <w:sz w:val="22"/>
-                      <w:szCs w:val="22"/>
+                      <w:sz w:val="24"/>
+                      <w:szCs w:val="24"/>
                       <w:lang w:eastAsia="id-ID"/>
                     </w:rPr>
                   </w:pPr>
                   <w:proofErr w:type="spellStart"/>
                   <w:r>
                     <w:rPr>
-                      <w:rFonts w:ascii="Calibri" w:hAnsi="Calibri"/>
+                      <w:rFonts w:ascii="Times New Roman" w:hAnsi="Times New Roman"/>
                       <w:b/>
-                      <w:sz w:val="22"/>
-                      <w:szCs w:val="22"/>
+                      <w:sz w:val="24"/>
+                      <w:szCs w:val="24"/>
                       <w:lang w:eastAsia="id-ID"/>
                     </w:rPr>
                     <w:t>Lainnya</w:t>
@@ -2923,10 +2923,10 @@
                   <w:pPr>
                     <w:jc w:val="both"/>
                     <w:rPr>
-                      <w:rFonts w:ascii="Calibri" w:hAnsi="Calibri"/>
+                      <w:rFonts w:ascii="Times New Roman" w:hAnsi="Times New Roman"/>
                       <w:bCs/>
-                      <w:sz w:val="22"/>
-                      <w:szCs w:val="22"/>
+                      <w:sz w:val="24"/>
+                      <w:szCs w:val="24"/>
                       <w:lang w:eastAsia="id-ID"/>
                     </w:rPr>
                   </w:pPr>
@@ -2946,18 +2946,18 @@
                   <w:pPr>
                     <w:jc w:val="center"/>
                     <w:rPr>
-                      <w:rFonts w:ascii="Calibri" w:hAnsi="Calibri"/>
+                      <w:rFonts w:ascii="Times New Roman" w:hAnsi="Times New Roman"/>
                       <w:b/>
-                      <w:sz w:val="22"/>
-                      <w:szCs w:val="22"/>
+                      <w:sz w:val="24"/>
+                      <w:szCs w:val="24"/>
                       <w:lang w:eastAsia="id-ID"/>
                     </w:rPr>
                   </w:pPr>
                   <w:r>
                     <w:rPr>
-                      <w:rFonts w:ascii="Calibri" w:hAnsi="Calibri"/>
-                      <w:sz w:val="22"/>
-                      <w:szCs w:val="22"/>
+                      <w:rFonts w:ascii="Times New Roman" w:hAnsi="Times New Roman"/>
+                      <w:sz w:val="24"/>
+                      <w:szCs w:val="24"/>
                       <w:lang w:eastAsia="id-ID"/>
                     </w:rPr>
                     <w:t>{#sub_</w:t>
@@ -2965,9 +2965,9 @@
                   <w:proofErr w:type="gramStart"/>
                   <w:r>
                     <w:rPr>
-                      <w:rFonts w:ascii="Calibri" w:hAnsi="Calibri"/>
-                      <w:sz w:val="22"/>
-                      <w:szCs w:val="22"/>
+                      <w:rFonts w:ascii="Times New Roman" w:hAnsi="Times New Roman"/>
+                      <w:sz w:val="24"/>
+                      <w:szCs w:val="24"/>
                       <w:lang w:eastAsia="id-ID"/>
                     </w:rPr>
                     <w:t>cpmk}{</w:t>
@@ -2975,9 +2975,9 @@
                   <w:proofErr w:type="gramEnd"/>
                   <w:r>
                     <w:rPr>
-                      <w:rFonts w:ascii="Calibri" w:hAnsi="Calibri"/>
-                      <w:sz w:val="22"/>
-                      <w:szCs w:val="22"/>
+                      <w:rFonts w:ascii="Times New Roman" w:hAnsi="Times New Roman"/>
+                      <w:sz w:val="24"/>
+                      <w:szCs w:val="24"/>
                       <w:lang w:eastAsia="id-ID"/>
                     </w:rPr>
                     <w:t>cpl}</w:t>
@@ -2993,18 +2993,18 @@
                   <w:pPr>
                     <w:jc w:val="center"/>
                     <w:rPr>
-                      <w:rFonts w:ascii="Calibri" w:hAnsi="Calibri"/>
+                      <w:rFonts w:ascii="Times New Roman" w:hAnsi="Times New Roman"/>
                       <w:b/>
-                      <w:sz w:val="22"/>
-                      <w:szCs w:val="22"/>
+                      <w:sz w:val="24"/>
+                      <w:szCs w:val="24"/>
                       <w:lang w:eastAsia="id-ID"/>
                     </w:rPr>
                   </w:pPr>
                   <w:r>
                     <w:rPr>
-                      <w:rFonts w:ascii="Calibri" w:hAnsi="Calibri"/>
-                      <w:sz w:val="22"/>
-                      <w:szCs w:val="22"/>
+                      <w:rFonts w:ascii="Times New Roman" w:hAnsi="Times New Roman"/>
+                      <w:sz w:val="24"/>
+                      <w:szCs w:val="24"/>
                       <w:lang w:eastAsia="id-ID"/>
                     </w:rPr>
                     <w:t>{</w:t>
@@ -3012,9 +3012,9 @@
                   <w:proofErr w:type="spellStart"/>
                   <w:r>
                     <w:rPr>
-                      <w:rFonts w:ascii="Calibri" w:hAnsi="Calibri"/>
-                      <w:sz w:val="22"/>
-                      <w:szCs w:val="22"/>
+                      <w:rFonts w:ascii="Times New Roman" w:hAnsi="Times New Roman"/>
+                      <w:sz w:val="24"/>
+                      <w:szCs w:val="24"/>
                       <w:lang w:eastAsia="id-ID"/>
                     </w:rPr>
                     <w:t>cpmkId</w:t>
@@ -3022,9 +3022,9 @@
                   <w:proofErr w:type="spellEnd"/>
                   <w:r>
                     <w:rPr>
-                      <w:rFonts w:ascii="Calibri" w:hAnsi="Calibri"/>
-                      <w:sz w:val="22"/>
-                      <w:szCs w:val="22"/>
+                      <w:rFonts w:ascii="Times New Roman" w:hAnsi="Times New Roman"/>
+                      <w:sz w:val="24"/>
+                      <w:szCs w:val="24"/>
                       <w:lang w:eastAsia="id-ID"/>
                     </w:rPr>
                     <w:t>}</w:t>
@@ -3040,18 +3040,18 @@
                   <w:pPr>
                     <w:jc w:val="center"/>
                     <w:rPr>
-                      <w:rFonts w:ascii="Calibri" w:hAnsi="Calibri"/>
+                      <w:rFonts w:ascii="Times New Roman" w:hAnsi="Times New Roman"/>
                       <w:b/>
-                      <w:sz w:val="22"/>
-                      <w:szCs w:val="22"/>
+                      <w:sz w:val="24"/>
+                      <w:szCs w:val="24"/>
                       <w:lang w:eastAsia="id-ID"/>
                     </w:rPr>
                   </w:pPr>
                   <w:r>
                     <w:rPr>
-                      <w:rFonts w:ascii="Calibri" w:hAnsi="Calibri"/>
-                      <w:sz w:val="22"/>
-                      <w:szCs w:val="22"/>
+                      <w:rFonts w:ascii="Times New Roman" w:hAnsi="Times New Roman"/>
+                      <w:sz w:val="24"/>
+                      <w:szCs w:val="24"/>
                       <w:lang w:eastAsia="id-ID"/>
                     </w:rPr>
                     <w:t>Sub-</w:t>
@@ -3059,9 +3059,9 @@
                   <w:proofErr w:type="gramStart"/>
                   <w:r>
                     <w:rPr>
-                      <w:rFonts w:ascii="Calibri" w:hAnsi="Calibri"/>
-                      <w:sz w:val="22"/>
-                      <w:szCs w:val="22"/>
+                      <w:rFonts w:ascii="Times New Roman" w:hAnsi="Times New Roman"/>
+                      <w:sz w:val="24"/>
+                      <w:szCs w:val="24"/>
                       <w:lang w:eastAsia="id-ID"/>
                     </w:rPr>
                     <w:t>CPMK{</w:t>
@@ -3070,9 +3070,9 @@
                   <w:proofErr w:type="gramEnd"/>
                   <w:r>
                     <w:rPr>
-                      <w:rFonts w:ascii="Calibri" w:hAnsi="Calibri"/>
-                      <w:sz w:val="22"/>
-                      <w:szCs w:val="22"/>
+                      <w:rFonts w:ascii="Times New Roman" w:hAnsi="Times New Roman"/>
+                      <w:sz w:val="24"/>
+                      <w:szCs w:val="24"/>
                       <w:lang w:eastAsia="id-ID"/>
                     </w:rPr>
                     <w:t>subId</w:t>
@@ -3080,9 +3080,9 @@
                   <w:proofErr w:type="spellEnd"/>
                   <w:r>
                     <w:rPr>
-                      <w:rFonts w:ascii="Calibri" w:hAnsi="Calibri"/>
-                      <w:sz w:val="22"/>
-                      <w:szCs w:val="22"/>
+                      <w:rFonts w:ascii="Times New Roman" w:hAnsi="Times New Roman"/>
+                      <w:sz w:val="24"/>
+                      <w:szCs w:val="24"/>
                       <w:lang w:eastAsia="id-ID"/>
                     </w:rPr>
                     <w:t>}</w:t>
@@ -3097,18 +3097,18 @@
                 <w:p>
                   <w:pPr>
                     <w:rPr>
-                      <w:rFonts w:ascii="Calibri" w:hAnsi="Calibri"/>
+                      <w:rFonts w:ascii="Times New Roman" w:hAnsi="Times New Roman"/>
                       <w:bCs/>
-                      <w:sz w:val="22"/>
-                      <w:szCs w:val="22"/>
+                      <w:sz w:val="24"/>
+                      <w:szCs w:val="24"/>
                       <w:lang w:eastAsia="id-ID"/>
                     </w:rPr>
                   </w:pPr>
                   <w:r>
                     <w:rPr>
-                      <w:rFonts w:ascii="Calibri" w:hAnsi="Calibri"/>
-                      <w:sz w:val="22"/>
-                      <w:szCs w:val="22"/>
+                      <w:rFonts w:ascii="Times New Roman" w:hAnsi="Times New Roman"/>
+                      <w:sz w:val="24"/>
+                      <w:szCs w:val="24"/>
                       <w:lang w:eastAsia="id-ID"/>
                     </w:rPr>
                     <w:t>{bentuk_pembelajaran}</w:t>
@@ -3124,18 +3124,18 @@
                   <w:pPr>
                     <w:jc w:val="center"/>
                     <w:rPr>
-                      <w:rFonts w:ascii="Calibri" w:hAnsi="Calibri"/>
+                      <w:rFonts w:ascii="Times New Roman" w:hAnsi="Times New Roman"/>
                       <w:bCs/>
-                      <w:sz w:val="22"/>
-                      <w:szCs w:val="22"/>
+                      <w:sz w:val="24"/>
+                      <w:szCs w:val="24"/>
                       <w:lang w:eastAsia="id-ID"/>
                     </w:rPr>
                   </w:pPr>
                   <w:r>
                     <w:rPr>
-                      <w:rFonts w:ascii="Calibri" w:hAnsi="Calibri"/>
-                      <w:sz w:val="22"/>
-                      <w:szCs w:val="22"/>
+                      <w:rFonts w:ascii="Times New Roman" w:hAnsi="Times New Roman"/>
+                      <w:sz w:val="24"/>
+                      <w:szCs w:val="24"/>
                       <w:lang w:eastAsia="id-ID"/>
                     </w:rPr>
                     <w:t>{</w:t>
@@ -3143,9 +3143,9 @@
                   <w:proofErr w:type="spellStart"/>
                   <w:r>
                     <w:rPr>
-                      <w:rFonts w:ascii="Calibri" w:hAnsi="Calibri"/>
-                      <w:sz w:val="22"/>
-                      <w:szCs w:val="22"/>
+                      <w:rFonts w:ascii="Times New Roman" w:hAnsi="Times New Roman"/>
+                      <w:sz w:val="24"/>
+                      <w:szCs w:val="24"/>
                       <w:lang w:eastAsia="id-ID"/>
                     </w:rPr>
                     <w:t>formatif_nama</w:t>
@@ -3153,9 +3153,9 @@
                   <w:proofErr w:type="spellEnd"/>
                   <w:r>
                     <w:rPr>
-                      <w:rFonts w:ascii="Calibri" w:hAnsi="Calibri"/>
-                      <w:sz w:val="22"/>
-                      <w:szCs w:val="22"/>
+                      <w:rFonts w:ascii="Times New Roman" w:hAnsi="Times New Roman"/>
+                      <w:sz w:val="24"/>
+                      <w:szCs w:val="24"/>
                       <w:lang w:eastAsia="id-ID"/>
                     </w:rPr>
                     <w:t>}</w:t>
@@ -3171,18 +3171,18 @@
                   <w:pPr>
                     <w:jc w:val="center"/>
                     <w:rPr>
-                      <w:rFonts w:ascii="Calibri" w:hAnsi="Calibri"/>
+                      <w:rFonts w:ascii="Times New Roman" w:hAnsi="Times New Roman"/>
                       <w:bCs/>
-                      <w:sz w:val="22"/>
-                      <w:szCs w:val="22"/>
+                      <w:sz w:val="24"/>
+                      <w:szCs w:val="24"/>
                       <w:lang w:eastAsia="id-ID"/>
                     </w:rPr>
                   </w:pPr>
                   <w:r>
                     <w:rPr>
-                      <w:rFonts w:ascii="Calibri" w:hAnsi="Calibri"/>
-                      <w:sz w:val="22"/>
-                      <w:szCs w:val="22"/>
+                      <w:rFonts w:ascii="Times New Roman" w:hAnsi="Times New Roman"/>
+                      <w:sz w:val="24"/>
+                      <w:szCs w:val="24"/>
                       <w:lang w:eastAsia="id-ID"/>
                     </w:rPr>
                     <w:t>{</w:t>
@@ -3190,9 +3190,9 @@
                   <w:proofErr w:type="spellStart"/>
                   <w:r>
                     <w:rPr>
-                      <w:rFonts w:ascii="Calibri" w:hAnsi="Calibri"/>
-                      <w:sz w:val="22"/>
-                      <w:szCs w:val="22"/>
+                      <w:rFonts w:ascii="Times New Roman" w:hAnsi="Times New Roman"/>
+                      <w:sz w:val="24"/>
+                      <w:szCs w:val="24"/>
                       <w:lang w:eastAsia="id-ID"/>
                     </w:rPr>
                     <w:t>kuis_display</w:t>
@@ -3200,9 +3200,9 @@
                   <w:proofErr w:type="spellEnd"/>
                   <w:r>
                     <w:rPr>
-                      <w:rFonts w:ascii="Calibri" w:hAnsi="Calibri"/>
-                      <w:sz w:val="22"/>
-                      <w:szCs w:val="22"/>
+                      <w:rFonts w:ascii="Times New Roman" w:hAnsi="Times New Roman"/>
+                      <w:sz w:val="24"/>
+                      <w:szCs w:val="24"/>
                       <w:lang w:eastAsia="id-ID"/>
                     </w:rPr>
                     <w:t>}</w:t>
@@ -3218,18 +3218,18 @@
                   <w:pPr>
                     <w:jc w:val="center"/>
                     <w:rPr>
-                      <w:rFonts w:ascii="Calibri" w:hAnsi="Calibri"/>
+                      <w:rFonts w:ascii="Times New Roman" w:hAnsi="Times New Roman"/>
                       <w:bCs/>
-                      <w:sz w:val="22"/>
-                      <w:szCs w:val="22"/>
+                      <w:sz w:val="24"/>
+                      <w:szCs w:val="24"/>
                       <w:lang w:eastAsia="id-ID"/>
                     </w:rPr>
                   </w:pPr>
                   <w:r>
                     <w:rPr>
-                      <w:rFonts w:ascii="Calibri" w:hAnsi="Calibri"/>
-                      <w:sz w:val="22"/>
-                      <w:szCs w:val="22"/>
+                      <w:rFonts w:ascii="Times New Roman" w:hAnsi="Times New Roman"/>
+                      <w:sz w:val="24"/>
+                      <w:szCs w:val="24"/>
                       <w:lang w:eastAsia="id-ID"/>
                     </w:rPr>
                     <w:t>{</w:t>
@@ -3237,9 +3237,9 @@
                   <w:proofErr w:type="spellStart"/>
                   <w:r>
                     <w:rPr>
-                      <w:rFonts w:ascii="Calibri" w:hAnsi="Calibri"/>
-                      <w:sz w:val="22"/>
-                      <w:szCs w:val="22"/>
+                      <w:rFonts w:ascii="Times New Roman" w:hAnsi="Times New Roman"/>
+                      <w:sz w:val="24"/>
+                      <w:szCs w:val="24"/>
                       <w:lang w:eastAsia="id-ID"/>
                     </w:rPr>
                     <w:t>tugas_display</w:t>
@@ -3247,9 +3247,9 @@
                   <w:proofErr w:type="spellEnd"/>
                   <w:r>
                     <w:rPr>
-                      <w:rFonts w:ascii="Calibri" w:hAnsi="Calibri"/>
-                      <w:sz w:val="22"/>
-                      <w:szCs w:val="22"/>
+                      <w:rFonts w:ascii="Times New Roman" w:hAnsi="Times New Roman"/>
+                      <w:sz w:val="24"/>
+                      <w:szCs w:val="24"/>
                       <w:lang w:eastAsia="id-ID"/>
                     </w:rPr>
                     <w:t>}</w:t>
@@ -3265,18 +3265,18 @@
                   <w:pPr>
                     <w:jc w:val="center"/>
                     <w:rPr>
-                      <w:rFonts w:ascii="Calibri" w:hAnsi="Calibri"/>
+                      <w:rFonts w:ascii="Times New Roman" w:hAnsi="Times New Roman"/>
                       <w:bCs/>
-                      <w:sz w:val="22"/>
-                      <w:szCs w:val="22"/>
+                      <w:sz w:val="24"/>
+                      <w:szCs w:val="24"/>
                       <w:lang w:eastAsia="id-ID"/>
                     </w:rPr>
                   </w:pPr>
                   <w:r>
                     <w:rPr>
-                      <w:rFonts w:ascii="Calibri" w:hAnsi="Calibri"/>
-                      <w:sz w:val="22"/>
-                      <w:szCs w:val="22"/>
+                      <w:rFonts w:ascii="Times New Roman" w:hAnsi="Times New Roman"/>
+                      <w:sz w:val="24"/>
+                      <w:szCs w:val="24"/>
                       <w:lang w:eastAsia="id-ID"/>
                     </w:rPr>
                     <w:t>{</w:t>
@@ -3284,9 +3284,9 @@
                   <w:proofErr w:type="spellStart"/>
                   <w:r>
                     <w:rPr>
-                      <w:rFonts w:ascii="Calibri" w:hAnsi="Calibri"/>
-                      <w:sz w:val="22"/>
-                      <w:szCs w:val="22"/>
+                      <w:rFonts w:ascii="Times New Roman" w:hAnsi="Times New Roman"/>
+                      <w:sz w:val="24"/>
+                      <w:szCs w:val="24"/>
                       <w:lang w:eastAsia="id-ID"/>
                     </w:rPr>
                     <w:t>ujian_display</w:t>
@@ -3294,9 +3294,9 @@
                   <w:proofErr w:type="spellEnd"/>
                   <w:r>
                     <w:rPr>
-                      <w:rFonts w:ascii="Calibri" w:hAnsi="Calibri"/>
-                      <w:sz w:val="22"/>
-                      <w:szCs w:val="22"/>
+                      <w:rFonts w:ascii="Times New Roman" w:hAnsi="Times New Roman"/>
+                      <w:sz w:val="24"/>
+                      <w:szCs w:val="24"/>
                       <w:lang w:eastAsia="id-ID"/>
                     </w:rPr>
                     <w:t>}</w:t>
@@ -3312,18 +3312,18 @@
                   <w:pPr>
                     <w:jc w:val="center"/>
                     <w:rPr>
-                      <w:rFonts w:ascii="Calibri" w:hAnsi="Calibri"/>
+                      <w:rFonts w:ascii="Times New Roman" w:hAnsi="Times New Roman"/>
                       <w:bCs/>
-                      <w:sz w:val="22"/>
-                      <w:szCs w:val="22"/>
+                      <w:sz w:val="24"/>
+                      <w:szCs w:val="24"/>
                       <w:lang w:eastAsia="id-ID"/>
                     </w:rPr>
                   </w:pPr>
                   <w:r>
                     <w:rPr>
-                      <w:rFonts w:ascii="Calibri" w:hAnsi="Calibri"/>
-                      <w:sz w:val="22"/>
-                      <w:szCs w:val="22"/>
+                      <w:rFonts w:ascii="Times New Roman" w:hAnsi="Times New Roman"/>
+                      <w:sz w:val="24"/>
+                      <w:szCs w:val="24"/>
                       <w:lang w:eastAsia="id-ID"/>
                     </w:rPr>
                     <w:t>{pjbl_display}</w:t>
@@ -3339,18 +3339,18 @@
                   <w:pPr>
                     <w:jc w:val="center"/>
                     <w:rPr>
-                      <w:rFonts w:ascii="Calibri" w:hAnsi="Calibri"/>
+                      <w:rFonts w:ascii="Times New Roman" w:hAnsi="Times New Roman"/>
                       <w:bCs/>
-                      <w:sz w:val="22"/>
-                      <w:szCs w:val="22"/>
+                      <w:sz w:val="24"/>
+                      <w:szCs w:val="24"/>
                       <w:lang w:eastAsia="id-ID"/>
                     </w:rPr>
                   </w:pPr>
                   <w:r>
                     <w:rPr>
-                      <w:rFonts w:ascii="Calibri" w:hAnsi="Calibri"/>
-                      <w:sz w:val="22"/>
-                      <w:szCs w:val="22"/>
+                      <w:rFonts w:ascii="Times New Roman" w:hAnsi="Times New Roman"/>
+                      <w:sz w:val="24"/>
+                      <w:szCs w:val="24"/>
                       <w:lang w:eastAsia="id-ID"/>
                     </w:rPr>
                     <w:t>{lainnya_display}</w:t>
@@ -3366,18 +3366,18 @@
                   <w:pPr>
                     <w:jc w:val="center"/>
                     <w:rPr>
-                      <w:rFonts w:ascii="Calibri" w:hAnsi="Calibri"/>
+                      <w:rFonts w:ascii="Times New Roman" w:hAnsi="Times New Roman"/>
                       <w:bCs/>
-                      <w:sz w:val="22"/>
-                      <w:szCs w:val="22"/>
+                      <w:sz w:val="24"/>
+                      <w:szCs w:val="24"/>
                       <w:lang w:eastAsia="id-ID"/>
                     </w:rPr>
                   </w:pPr>
                   <w:r>
                     <w:rPr>
-                      <w:rFonts w:ascii="Calibri" w:hAnsi="Calibri"/>
-                      <w:sz w:val="22"/>
-                      <w:szCs w:val="22"/>
+                      <w:rFonts w:ascii="Times New Roman" w:hAnsi="Times New Roman"/>
+                      <w:sz w:val="24"/>
+                      <w:szCs w:val="24"/>
                       <w:lang w:eastAsia="id-ID"/>
                     </w:rPr>
                     <w:t>{</w:t>
@@ -3385,9 +3385,9 @@
                   <w:proofErr w:type="spellStart"/>
                   <w:r>
                     <w:rPr>
-                      <w:rFonts w:ascii="Calibri" w:hAnsi="Calibri"/>
-                      <w:sz w:val="22"/>
-                      <w:szCs w:val="22"/>
+                      <w:rFonts w:ascii="Times New Roman" w:hAnsi="Times New Roman"/>
+                      <w:sz w:val="24"/>
+                      <w:szCs w:val="24"/>
                       <w:lang w:eastAsia="id-ID"/>
                     </w:rPr>
                     <w:t>bobot</w:t>
@@ -3395,9 +3395,9 @@
                   <w:proofErr w:type="spellEnd"/>
                   <w:r>
                     <w:rPr>
-                      <w:rFonts w:ascii="Calibri" w:hAnsi="Calibri"/>
-                      <w:sz w:val="22"/>
-                      <w:szCs w:val="22"/>
+                      <w:rFonts w:ascii="Times New Roman" w:hAnsi="Times New Roman"/>
+                      <w:sz w:val="24"/>
+                      <w:szCs w:val="24"/>
                       <w:lang w:eastAsia="id-ID"/>
                     </w:rPr>
                     <w:t>}{/</w:t>
@@ -3405,9 +3405,9 @@
                   <w:proofErr w:type="spellStart"/>
                   <w:r>
                     <w:rPr>
-                      <w:rFonts w:ascii="Calibri" w:hAnsi="Calibri"/>
-                      <w:sz w:val="22"/>
-                      <w:szCs w:val="22"/>
+                      <w:rFonts w:ascii="Times New Roman" w:hAnsi="Times New Roman"/>
+                      <w:sz w:val="24"/>
+                      <w:szCs w:val="24"/>
                       <w:lang w:eastAsia="id-ID"/>
                     </w:rPr>
                     <w:t>sub_cpmk</w:t>
@@ -3415,9 +3415,9 @@
                   <w:proofErr w:type="spellEnd"/>
                   <w:r>
                     <w:rPr>
-                      <w:rFonts w:ascii="Calibri" w:hAnsi="Calibri"/>
-                      <w:sz w:val="22"/>
-                      <w:szCs w:val="22"/>
+                      <w:rFonts w:ascii="Times New Roman" w:hAnsi="Times New Roman"/>
+                      <w:sz w:val="24"/>
+                      <w:szCs w:val="24"/>
                       <w:lang w:eastAsia="id-ID"/>
                     </w:rPr>
                     <w:t>}</w:t>
@@ -3438,10 +3438,10 @@
                   <w:pPr>
                     <w:jc w:val="center"/>
                     <w:rPr>
-                      <w:rFonts w:ascii="Calibri" w:hAnsi="Calibri"/>
+                      <w:rFonts w:ascii="Times New Roman" w:hAnsi="Times New Roman"/>
                       <w:b/>
-                      <w:sz w:val="22"/>
-                      <w:szCs w:val="22"/>
+                      <w:sz w:val="24"/>
+                      <w:szCs w:val="24"/>
                       <w:lang w:eastAsia="id-ID"/>
                     </w:rPr>
                   </w:pPr>
@@ -3456,10 +3456,10 @@
                   <w:pPr>
                     <w:jc w:val="center"/>
                     <w:rPr>
-                      <w:rFonts w:ascii="Calibri" w:hAnsi="Calibri"/>
+                      <w:rFonts w:ascii="Times New Roman" w:hAnsi="Times New Roman"/>
                       <w:b/>
-                      <w:sz w:val="22"/>
-                      <w:szCs w:val="22"/>
+                      <w:sz w:val="24"/>
+                      <w:szCs w:val="24"/>
                       <w:lang w:eastAsia="id-ID"/>
                     </w:rPr>
                   </w:pPr>
@@ -3474,10 +3474,10 @@
                   <w:pPr>
                     <w:jc w:val="center"/>
                     <w:rPr>
-                      <w:rFonts w:ascii="Calibri" w:hAnsi="Calibri"/>
+                      <w:rFonts w:ascii="Times New Roman" w:hAnsi="Times New Roman"/>
                       <w:b/>
-                      <w:sz w:val="22"/>
-                      <w:szCs w:val="22"/>
+                      <w:sz w:val="24"/>
+                      <w:szCs w:val="24"/>
                       <w:lang w:eastAsia="id-ID"/>
                     </w:rPr>
                   </w:pPr>
@@ -3491,10 +3491,10 @@
                 <w:p>
                   <w:pPr>
                     <w:rPr>
-                      <w:rFonts w:ascii="Calibri" w:hAnsi="Calibri"/>
+                      <w:rFonts w:ascii="Times New Roman" w:hAnsi="Times New Roman"/>
                       <w:bCs/>
-                      <w:sz w:val="22"/>
-                      <w:szCs w:val="22"/>
+                      <w:sz w:val="24"/>
+                      <w:szCs w:val="24"/>
                       <w:lang w:eastAsia="id-ID"/>
                     </w:rPr>
                   </w:pPr>
@@ -3509,10 +3509,10 @@
                   <w:pPr>
                     <w:jc w:val="center"/>
                     <w:rPr>
-                      <w:rFonts w:ascii="Calibri" w:hAnsi="Calibri"/>
+                      <w:rFonts w:ascii="Times New Roman" w:hAnsi="Times New Roman"/>
                       <w:bCs/>
-                      <w:sz w:val="22"/>
-                      <w:szCs w:val="22"/>
+                      <w:sz w:val="24"/>
+                      <w:szCs w:val="24"/>
                       <w:lang w:eastAsia="id-ID"/>
                     </w:rPr>
                   </w:pPr>
@@ -3527,10 +3527,10 @@
                   <w:pPr>
                     <w:jc w:val="center"/>
                     <w:rPr>
-                      <w:rFonts w:ascii="Calibri" w:hAnsi="Calibri"/>
+                      <w:rFonts w:ascii="Times New Roman" w:hAnsi="Times New Roman"/>
                       <w:bCs/>
-                      <w:sz w:val="22"/>
-                      <w:szCs w:val="22"/>
+                      <w:sz w:val="24"/>
+                      <w:szCs w:val="24"/>
                       <w:lang w:eastAsia="id-ID"/>
                     </w:rPr>
                   </w:pPr>
@@ -3545,10 +3545,10 @@
                   <w:pPr>
                     <w:jc w:val="center"/>
                     <w:rPr>
-                      <w:rFonts w:ascii="Calibri" w:hAnsi="Calibri"/>
+                      <w:rFonts w:ascii="Times New Roman" w:hAnsi="Times New Roman"/>
                       <w:bCs/>
-                      <w:sz w:val="22"/>
-                      <w:szCs w:val="22"/>
+                      <w:sz w:val="24"/>
+                      <w:szCs w:val="24"/>
                       <w:lang w:eastAsia="id-ID"/>
                     </w:rPr>
                   </w:pPr>
@@ -3563,10 +3563,10 @@
                   <w:pPr>
                     <w:jc w:val="center"/>
                     <w:rPr>
-                      <w:rFonts w:ascii="Calibri" w:hAnsi="Calibri"/>
+                      <w:rFonts w:ascii="Times New Roman" w:hAnsi="Times New Roman"/>
                       <w:bCs/>
-                      <w:sz w:val="22"/>
-                      <w:szCs w:val="22"/>
+                      <w:sz w:val="24"/>
+                      <w:szCs w:val="24"/>
                       <w:lang w:eastAsia="id-ID"/>
                     </w:rPr>
                   </w:pPr>
@@ -3581,10 +3581,10 @@
                   <w:pPr>
                     <w:jc w:val="center"/>
                     <w:rPr>
-                      <w:rFonts w:ascii="Calibri" w:hAnsi="Calibri"/>
+                      <w:rFonts w:ascii="Times New Roman" w:hAnsi="Times New Roman"/>
                       <w:bCs/>
-                      <w:sz w:val="22"/>
-                      <w:szCs w:val="22"/>
+                      <w:sz w:val="24"/>
+                      <w:szCs w:val="24"/>
                       <w:lang w:eastAsia="id-ID"/>
                     </w:rPr>
                   </w:pPr>
@@ -3599,10 +3599,10 @@
                   <w:pPr>
                     <w:jc w:val="center"/>
                     <w:rPr>
-                      <w:rFonts w:ascii="Calibri" w:hAnsi="Calibri"/>
+                      <w:rFonts w:ascii="Times New Roman" w:hAnsi="Times New Roman"/>
                       <w:bCs/>
-                      <w:sz w:val="22"/>
-                      <w:szCs w:val="22"/>
+                      <w:sz w:val="24"/>
+                      <w:szCs w:val="24"/>
                       <w:lang w:eastAsia="id-ID"/>
                     </w:rPr>
                   </w:pPr>
@@ -3617,19 +3617,19 @@
                   <w:pPr>
                     <w:jc w:val="center"/>
                     <w:rPr>
-                      <w:rFonts w:ascii="Calibri" w:hAnsi="Calibri"/>
+                      <w:rFonts w:ascii="Times New Roman" w:hAnsi="Times New Roman"/>
                       <w:b/>
-                      <w:sz w:val="22"/>
-                      <w:szCs w:val="22"/>
+                      <w:sz w:val="24"/>
+                      <w:szCs w:val="24"/>
                       <w:lang w:eastAsia="id-ID"/>
                     </w:rPr>
                   </w:pPr>
                   <w:r>
                     <w:rPr>
-                      <w:rFonts w:ascii="Calibri" w:hAnsi="Calibri"/>
+                      <w:rFonts w:ascii="Times New Roman" w:hAnsi="Times New Roman"/>
                       <w:b/>
-                      <w:sz w:val="22"/>
-                      <w:szCs w:val="22"/>
+                      <w:sz w:val="24"/>
+                      <w:szCs w:val="24"/>
                       <w:lang w:eastAsia="id-ID"/>
                     </w:rPr>
                     <w:t>100</w:t>
@@ -3642,10 +3642,10 @@
             <w:pPr>
               <w:jc w:val="both"/>
               <w:rPr>
-                <w:rFonts w:ascii="Calibri" w:hAnsi="Calibri"/>
+                <w:rFonts w:ascii="Times New Roman" w:hAnsi="Times New Roman"/>
                 <w:bCs/>
-                <w:sz w:val="22"/>
-                <w:szCs w:val="22"/>
+                <w:sz w:val="24"/>
+                <w:szCs w:val="24"/>
                 <w:lang w:eastAsia="id-ID"/>
               </w:rPr>
             </w:pPr>
@@ -3670,18 +3670,18 @@
           <w:p>
             <w:pPr>
               <w:rPr>
-                <w:rFonts w:ascii="Calibri" w:hAnsi="Calibri"/>
-                <w:b/>
-                <w:sz w:val="22"/>
-                <w:szCs w:val="22"/>
+                <w:rFonts w:ascii="Times New Roman" w:hAnsi="Times New Roman"/>
+                <w:b/>
+                <w:sz w:val="24"/>
+                <w:szCs w:val="24"/>
               </w:rPr>
             </w:pPr>
             <w:r>
               <w:rPr>
-                <w:rFonts w:ascii="Calibri" w:hAnsi="Calibri"/>
-                <w:b/>
-                <w:sz w:val="22"/>
-                <w:szCs w:val="22"/>
+                <w:rFonts w:ascii="Times New Roman" w:hAnsi="Times New Roman"/>
+                <w:b/>
+                <w:sz w:val="24"/>
+                <w:szCs w:val="24"/>
                 <w:lang w:val="id-ID"/>
               </w:rPr>
               <w:lastRenderedPageBreak/>
@@ -3689,10 +3689,10 @@
             </w:r>
             <w:r>
               <w:rPr>
-                <w:rFonts w:ascii="Calibri" w:hAnsi="Calibri"/>
-                <w:b/>
-                <w:sz w:val="22"/>
-                <w:szCs w:val="22"/>
+                <w:rFonts w:ascii="Times New Roman" w:hAnsi="Times New Roman"/>
+                <w:b/>
+                <w:sz w:val="24"/>
+                <w:szCs w:val="24"/>
               </w:rPr>
               <w:t xml:space="preserve"> MK</w:t>
             </w:r>
@@ -3712,34 +3712,34 @@
           <w:p>
             <w:pPr>
               <w:rPr>
-                <w:rFonts w:ascii="Calibri" w:hAnsi="Calibri"/>
-                <w:sz w:val="22"/>
-                <w:szCs w:val="22"/>
+                <w:rFonts w:ascii="Times New Roman" w:hAnsi="Times New Roman"/>
+                <w:sz w:val="24"/>
+                <w:szCs w:val="24"/>
               </w:rPr>
             </w:pPr>
             <w:r>
               <w:rPr>
-                <w:rFonts w:ascii="Calibri" w:hAnsi="Calibri"/>
-                <w:sz w:val="22"/>
-                <w:szCs w:val="22"/>
+                <w:rFonts w:ascii="Times New Roman" w:hAnsi="Times New Roman"/>
+                <w:sz w:val="24"/>
+                <w:szCs w:val="24"/>
               </w:rPr>
               <w:t>{</w:t>
             </w:r>
             <w:proofErr w:type="spellStart"/>
             <w:r>
               <w:rPr>
-                <w:rFonts w:ascii="Calibri" w:hAnsi="Calibri"/>
-                <w:sz w:val="22"/>
-                <w:szCs w:val="22"/>
+                <w:rFonts w:ascii="Times New Roman" w:hAnsi="Times New Roman"/>
+                <w:sz w:val="24"/>
+                <w:szCs w:val="24"/>
               </w:rPr>
               <w:t>deskripsi_singkat_mk</w:t>
             </w:r>
             <w:proofErr w:type="spellEnd"/>
             <w:r>
               <w:rPr>
-                <w:rFonts w:ascii="Calibri" w:hAnsi="Calibri"/>
-                <w:sz w:val="22"/>
-                <w:szCs w:val="22"/>
+                <w:rFonts w:ascii="Times New Roman" w:hAnsi="Times New Roman"/>
+                <w:sz w:val="24"/>
+                <w:szCs w:val="24"/>
               </w:rPr>
               <w:t>}</w:t>
             </w:r>
@@ -3764,28 +3764,28 @@
           <w:p>
             <w:pPr>
               <w:rPr>
-                <w:rFonts w:ascii="Calibri" w:hAnsi="Calibri"/>
-                <w:b/>
-                <w:sz w:val="22"/>
-                <w:szCs w:val="22"/>
+                <w:rFonts w:ascii="Times New Roman" w:hAnsi="Times New Roman"/>
+                <w:b/>
+                <w:sz w:val="24"/>
+                <w:szCs w:val="24"/>
               </w:rPr>
             </w:pPr>
             <w:r>
               <w:rPr>
-                <w:rFonts w:ascii="Calibri" w:hAnsi="Calibri"/>
-                <w:b/>
-                <w:sz w:val="22"/>
-                <w:szCs w:val="22"/>
+                <w:rFonts w:ascii="Times New Roman" w:hAnsi="Times New Roman"/>
+                <w:b/>
+                <w:sz w:val="24"/>
+                <w:szCs w:val="24"/>
               </w:rPr>
               <w:t xml:space="preserve">Materi Kajian / Materi </w:t>
             </w:r>
             <w:proofErr w:type="spellStart"/>
             <w:r>
               <w:rPr>
-                <w:rFonts w:ascii="Calibri" w:hAnsi="Calibri"/>
-                <w:b/>
-                <w:sz w:val="22"/>
-                <w:szCs w:val="22"/>
+                <w:rFonts w:ascii="Times New Roman" w:hAnsi="Times New Roman"/>
+                <w:b/>
+                <w:sz w:val="24"/>
+                <w:szCs w:val="24"/>
               </w:rPr>
               <w:t>Pembelajaran</w:t>
             </w:r>
@@ -3806,34 +3806,34 @@
           <w:p>
             <w:pPr>
               <w:rPr>
-                <w:rFonts w:ascii="Calibri" w:hAnsi="Calibri"/>
-                <w:sz w:val="22"/>
-                <w:szCs w:val="22"/>
+                <w:rFonts w:ascii="Times New Roman" w:hAnsi="Times New Roman"/>
+                <w:sz w:val="24"/>
+                <w:szCs w:val="24"/>
               </w:rPr>
             </w:pPr>
             <w:r>
               <w:rPr>
-                <w:rFonts w:ascii="Calibri" w:hAnsi="Calibri"/>
-                <w:sz w:val="22"/>
-                <w:szCs w:val="22"/>
+                <w:rFonts w:ascii="Times New Roman" w:hAnsi="Times New Roman"/>
+                <w:sz w:val="24"/>
+                <w:szCs w:val="24"/>
               </w:rPr>
               <w:t>{</w:t>
             </w:r>
             <w:proofErr w:type="spellStart"/>
             <w:r>
               <w:rPr>
-                <w:rFonts w:ascii="Calibri" w:hAnsi="Calibri"/>
-                <w:sz w:val="22"/>
-                <w:szCs w:val="22"/>
+                <w:rFonts w:ascii="Times New Roman" w:hAnsi="Times New Roman"/>
+                <w:sz w:val="24"/>
+                <w:szCs w:val="24"/>
               </w:rPr>
               <w:t>materi_kajian</w:t>
             </w:r>
             <w:proofErr w:type="spellEnd"/>
             <w:r>
               <w:rPr>
-                <w:rFonts w:ascii="Calibri" w:hAnsi="Calibri"/>
-                <w:sz w:val="22"/>
-                <w:szCs w:val="22"/>
+                <w:rFonts w:ascii="Times New Roman" w:hAnsi="Times New Roman"/>
+                <w:sz w:val="24"/>
+                <w:szCs w:val="24"/>
               </w:rPr>
               <w:t>}</w:t>
             </w:r>
@@ -3856,19 +3856,19 @@
           <w:p>
             <w:pPr>
               <w:rPr>
-                <w:rFonts w:ascii="Calibri" w:hAnsi="Calibri"/>
-                <w:b/>
-                <w:sz w:val="22"/>
-                <w:szCs w:val="22"/>
+                <w:rFonts w:ascii="Times New Roman" w:hAnsi="Times New Roman"/>
+                <w:b/>
+                <w:sz w:val="24"/>
+                <w:szCs w:val="24"/>
                 <w:lang w:val="id-ID"/>
               </w:rPr>
             </w:pPr>
             <w:r>
               <w:rPr>
-                <w:rFonts w:ascii="Calibri" w:hAnsi="Calibri"/>
-                <w:b/>
-                <w:sz w:val="22"/>
-                <w:szCs w:val="22"/>
+                <w:rFonts w:ascii="Times New Roman" w:hAnsi="Times New Roman"/>
+                <w:b/>
+                <w:sz w:val="24"/>
+                <w:szCs w:val="24"/>
                 <w:lang w:val="id-ID"/>
               </w:rPr>
               <w:t>Pustaka</w:t>
@@ -3891,18 +3891,18 @@
             <w:pPr>
               <w:ind w:left="26"/>
               <w:rPr>
-                <w:rFonts w:ascii="Calibri" w:hAnsi="Calibri" w:cs="Arial"/>
-                <w:b/>
-                <w:sz w:val="22"/>
-                <w:szCs w:val="22"/>
+                <w:rFonts w:ascii="Times New Roman" w:hAnsi="Times New Roman" w:cs="Arial"/>
+                <w:b/>
+                <w:sz w:val="24"/>
+                <w:szCs w:val="24"/>
               </w:rPr>
             </w:pPr>
             <w:r>
               <w:rPr>
-                <w:rFonts w:ascii="Calibri" w:hAnsi="Calibri" w:cs="Arial"/>
-                <w:b/>
-                <w:sz w:val="22"/>
-                <w:szCs w:val="22"/>
+                <w:rFonts w:ascii="Times New Roman" w:hAnsi="Times New Roman" w:cs="Arial"/>
+                <w:b/>
+                <w:sz w:val="24"/>
+                <w:szCs w:val="24"/>
               </w:rPr>
               <w:t>Utama:</w:t>
             </w:r>
@@ -3923,10 +3923,10 @@
             <w:pPr>
               <w:ind w:left="26"/>
               <w:rPr>
-                <w:rFonts w:ascii="Calibri" w:hAnsi="Calibri" w:cs="Arial"/>
-                <w:b/>
-                <w:sz w:val="22"/>
-                <w:szCs w:val="22"/>
+                <w:rFonts w:ascii="Times New Roman" w:hAnsi="Times New Roman" w:cs="Arial"/>
+                <w:b/>
+                <w:sz w:val="24"/>
+                <w:szCs w:val="24"/>
               </w:rPr>
             </w:pPr>
           </w:p>
@@ -3948,10 +3948,10 @@
           <w:p>
             <w:pPr>
               <w:rPr>
-                <w:rFonts w:ascii="Calibri" w:hAnsi="Calibri"/>
-                <w:b/>
-                <w:sz w:val="22"/>
-                <w:szCs w:val="22"/>
+                <w:rFonts w:ascii="Times New Roman" w:hAnsi="Times New Roman"/>
+                <w:b/>
+                <w:sz w:val="24"/>
+                <w:szCs w:val="24"/>
                 <w:lang w:val="id-ID"/>
               </w:rPr>
             </w:pPr>
@@ -4020,10 +4020,10 @@
           <w:p>
             <w:pPr>
               <w:rPr>
-                <w:rFonts w:ascii="Calibri" w:hAnsi="Calibri"/>
-                <w:b/>
-                <w:sz w:val="22"/>
-                <w:szCs w:val="22"/>
+                <w:rFonts w:ascii="Times New Roman" w:hAnsi="Times New Roman"/>
+                <w:b/>
+                <w:sz w:val="24"/>
+                <w:szCs w:val="24"/>
                 <w:lang w:val="id-ID"/>
               </w:rPr>
             </w:pPr>
@@ -4044,31 +4044,31 @@
           <w:p>
             <w:pPr>
               <w:rPr>
-                <w:rFonts w:ascii="Calibri" w:hAnsi="Calibri"/>
-                <w:sz w:val="22"/>
-                <w:szCs w:val="22"/>
+                <w:rFonts w:ascii="Times New Roman" w:hAnsi="Times New Roman"/>
+                <w:sz w:val="24"/>
+                <w:szCs w:val="24"/>
               </w:rPr>
             </w:pPr>
             <w:r>
               <w:rPr>
-                <w:rFonts w:ascii="Calibri" w:hAnsi="Calibri" w:cs="TimesNewRoman,Italic"/>
+                <w:rFonts w:ascii="Times New Roman" w:hAnsi="Times New Roman" w:cs="TimesNewRoman,Italic"/>
                 <w:b/>
                 <w:iCs/>
                 <w:color w:val="000000"/>
-                <w:sz w:val="22"/>
-                <w:szCs w:val="22"/>
+                <w:sz w:val="24"/>
+                <w:szCs w:val="24"/>
                 <w:lang w:val="id-ID"/>
               </w:rPr>
               <w:t>Pendukung</w:t>
             </w:r>
             <w:r>
               <w:rPr>
-                <w:rFonts w:ascii="Calibri" w:hAnsi="Calibri" w:cs="TimesNewRoman,Italic"/>
+                <w:rFonts w:ascii="Times New Roman" w:hAnsi="Times New Roman" w:cs="TimesNewRoman,Italic"/>
                 <w:b/>
                 <w:iCs/>
                 <w:color w:val="000000"/>
-                <w:sz w:val="22"/>
-                <w:szCs w:val="22"/>
+                <w:sz w:val="24"/>
+                <w:szCs w:val="24"/>
               </w:rPr>
               <w:t>:</w:t>
             </w:r>
@@ -4088,9 +4088,9 @@
           <w:p>
             <w:pPr>
               <w:rPr>
-                <w:rFonts w:ascii="Calibri" w:hAnsi="Calibri"/>
-                <w:sz w:val="22"/>
-                <w:szCs w:val="22"/>
+                <w:rFonts w:ascii="Times New Roman" w:hAnsi="Times New Roman"/>
+                <w:sz w:val="24"/>
+                <w:szCs w:val="24"/>
               </w:rPr>
             </w:pPr>
           </w:p>
@@ -4112,10 +4112,10 @@
           <w:p>
             <w:pPr>
               <w:rPr>
-                <w:rFonts w:ascii="Calibri" w:hAnsi="Calibri"/>
-                <w:b/>
-                <w:sz w:val="22"/>
-                <w:szCs w:val="22"/>
+                <w:rFonts w:ascii="Times New Roman" w:hAnsi="Times New Roman"/>
+                <w:b/>
+                <w:sz w:val="24"/>
+                <w:szCs w:val="24"/>
                 <w:lang w:val="id-ID"/>
               </w:rPr>
             </w:pPr>
@@ -4183,28 +4183,28 @@
           <w:p>
             <w:pPr>
               <w:rPr>
-                <w:rFonts w:ascii="Calibri" w:hAnsi="Calibri"/>
-                <w:b/>
-                <w:sz w:val="22"/>
-                <w:szCs w:val="22"/>
+                <w:rFonts w:ascii="Times New Roman" w:hAnsi="Times New Roman"/>
+                <w:b/>
+                <w:sz w:val="24"/>
+                <w:szCs w:val="24"/>
               </w:rPr>
             </w:pPr>
             <w:r>
               <w:rPr>
-                <w:rFonts w:ascii="Calibri" w:hAnsi="Calibri"/>
-                <w:b/>
-                <w:sz w:val="22"/>
-                <w:szCs w:val="22"/>
+                <w:rFonts w:ascii="Times New Roman" w:hAnsi="Times New Roman"/>
+                <w:b/>
+                <w:sz w:val="24"/>
+                <w:szCs w:val="24"/>
               </w:rPr>
               <w:t xml:space="preserve">Dosen </w:t>
             </w:r>
             <w:proofErr w:type="spellStart"/>
             <w:r>
               <w:rPr>
-                <w:rFonts w:ascii="Calibri" w:hAnsi="Calibri"/>
-                <w:b/>
-                <w:sz w:val="22"/>
-                <w:szCs w:val="22"/>
+                <w:rFonts w:ascii="Times New Roman" w:hAnsi="Times New Roman"/>
+                <w:b/>
+                <w:sz w:val="24"/>
+                <w:szCs w:val="24"/>
               </w:rPr>
               <w:t>Pengampu</w:t>
             </w:r>
@@ -4225,42 +4225,42 @@
           <w:p>
             <w:pPr>
               <w:rPr>
-                <w:rFonts w:ascii="Calibri" w:hAnsi="Calibri"/>
-                <w:sz w:val="22"/>
-                <w:szCs w:val="22"/>
+                <w:rFonts w:ascii="Times New Roman" w:hAnsi="Times New Roman"/>
+                <w:sz w:val="24"/>
+                <w:szCs w:val="24"/>
               </w:rPr>
             </w:pPr>
             <w:r>
               <w:rPr>
-                <w:rFonts w:ascii="Calibri" w:hAnsi="Calibri"/>
-                <w:sz w:val="22"/>
-                <w:szCs w:val="22"/>
+                <w:rFonts w:ascii="Times New Roman" w:hAnsi="Times New Roman"/>
+                <w:sz w:val="24"/>
+                <w:szCs w:val="24"/>
                 <w:lang w:val="fi-FI"/>
               </w:rPr>
               <w:t>{</w:t>
             </w:r>
             <w:r>
               <w:rPr>
-                <w:rFonts w:ascii="Calibri" w:hAnsi="Calibri"/>
-                <w:sz w:val="22"/>
-                <w:szCs w:val="22"/>
+                <w:rFonts w:ascii="Times New Roman" w:hAnsi="Times New Roman"/>
+                <w:sz w:val="24"/>
+                <w:szCs w:val="24"/>
               </w:rPr>
               <w:t>#</w:t>
             </w:r>
             <w:r>
               <w:rPr>
-                <w:rFonts w:ascii="Calibri" w:hAnsi="Calibri"/>
-                <w:sz w:val="22"/>
-                <w:szCs w:val="22"/>
+                <w:rFonts w:ascii="Times New Roman" w:hAnsi="Times New Roman"/>
+                <w:sz w:val="24"/>
+                <w:szCs w:val="24"/>
                 <w:lang w:val="fi-FI"/>
               </w:rPr>
               <w:t>dosen_pengampu[]}</w:t>
             </w:r>
             <w:r>
               <w:rPr>
-                <w:rFonts w:ascii="Calibri" w:hAnsi="Calibri"/>
-                <w:sz w:val="22"/>
-                <w:szCs w:val="22"/>
+                <w:rFonts w:ascii="Times New Roman" w:hAnsi="Times New Roman"/>
+                <w:sz w:val="24"/>
+                <w:szCs w:val="24"/>
               </w:rPr>
               <w:t>- {.}</w:t>
             </w:r>
@@ -4268,53 +4268,53 @@
           <w:p>
             <w:pPr>
               <w:rPr>
-                <w:rFonts w:ascii="Calibri" w:hAnsi="Calibri"/>
-                <w:sz w:val="22"/>
-                <w:szCs w:val="22"/>
+                <w:rFonts w:ascii="Times New Roman" w:hAnsi="Times New Roman"/>
+                <w:sz w:val="24"/>
+                <w:szCs w:val="24"/>
                 <w:lang w:val="id-ID"/>
               </w:rPr>
             </w:pPr>
             <w:r>
               <w:rPr>
-                <w:rFonts w:ascii="Calibri" w:hAnsi="Calibri"/>
-                <w:sz w:val="22"/>
-                <w:szCs w:val="22"/>
+                <w:rFonts w:ascii="Times New Roman" w:hAnsi="Times New Roman"/>
+                <w:sz w:val="24"/>
+                <w:szCs w:val="24"/>
               </w:rPr>
               <w:t>{/</w:t>
             </w:r>
             <w:proofErr w:type="spellStart"/>
             <w:r>
               <w:rPr>
-                <w:rFonts w:ascii="Calibri" w:hAnsi="Calibri"/>
-                <w:sz w:val="22"/>
-                <w:szCs w:val="22"/>
+                <w:rFonts w:ascii="Times New Roman" w:hAnsi="Times New Roman"/>
+                <w:sz w:val="24"/>
+                <w:szCs w:val="24"/>
               </w:rPr>
               <w:t>dosen_</w:t>
             </w:r>
             <w:proofErr w:type="gramStart"/>
             <w:r>
               <w:rPr>
-                <w:rFonts w:ascii="Calibri" w:hAnsi="Calibri"/>
-                <w:sz w:val="22"/>
-                <w:szCs w:val="22"/>
+                <w:rFonts w:ascii="Times New Roman" w:hAnsi="Times New Roman"/>
+                <w:sz w:val="24"/>
+                <w:szCs w:val="24"/>
               </w:rPr>
               <w:t>pengampu</w:t>
             </w:r>
             <w:proofErr w:type="spellEnd"/>
             <w:r>
               <w:rPr>
-                <w:rFonts w:ascii="Calibri" w:hAnsi="Calibri"/>
-                <w:sz w:val="22"/>
-                <w:szCs w:val="22"/>
+                <w:rFonts w:ascii="Times New Roman" w:hAnsi="Times New Roman"/>
+                <w:sz w:val="24"/>
+                <w:szCs w:val="24"/>
               </w:rPr>
               <w:t>[</w:t>
             </w:r>
             <w:proofErr w:type="gramEnd"/>
             <w:r>
               <w:rPr>
-                <w:rFonts w:ascii="Calibri" w:hAnsi="Calibri"/>
-                <w:sz w:val="22"/>
-                <w:szCs w:val="22"/>
+                <w:rFonts w:ascii="Times New Roman" w:hAnsi="Times New Roman"/>
+                <w:sz w:val="24"/>
+                <w:szCs w:val="24"/>
               </w:rPr>
               <w:t>]}</w:t>
             </w:r>
@@ -4336,37 +4336,37 @@
           <w:p>
             <w:pPr>
               <w:rPr>
-                <w:rFonts w:ascii="Calibri" w:hAnsi="Calibri"/>
-                <w:b/>
-                <w:sz w:val="22"/>
-                <w:szCs w:val="22"/>
+                <w:rFonts w:ascii="Times New Roman" w:hAnsi="Times New Roman"/>
+                <w:b/>
+                <w:sz w:val="24"/>
+                <w:szCs w:val="24"/>
               </w:rPr>
             </w:pPr>
             <w:r>
               <w:rPr>
-                <w:rFonts w:ascii="Calibri" w:hAnsi="Calibri"/>
-                <w:b/>
-                <w:sz w:val="22"/>
-                <w:szCs w:val="22"/>
+                <w:rFonts w:ascii="Times New Roman" w:hAnsi="Times New Roman"/>
+                <w:b/>
+                <w:sz w:val="24"/>
+                <w:szCs w:val="24"/>
                 <w:lang w:val="id-ID"/>
               </w:rPr>
               <w:t xml:space="preserve">Matakuliah </w:t>
             </w:r>
             <w:r>
               <w:rPr>
-                <w:rFonts w:ascii="Calibri" w:hAnsi="Calibri"/>
-                <w:b/>
-                <w:sz w:val="22"/>
-                <w:szCs w:val="22"/>
+                <w:rFonts w:ascii="Times New Roman" w:hAnsi="Times New Roman"/>
+                <w:b/>
+                <w:sz w:val="24"/>
+                <w:szCs w:val="24"/>
               </w:rPr>
               <w:t>s</w:t>
             </w:r>
             <w:r>
               <w:rPr>
-                <w:rFonts w:ascii="Calibri" w:hAnsi="Calibri"/>
-                <w:b/>
-                <w:sz w:val="22"/>
-                <w:szCs w:val="22"/>
+                <w:rFonts w:ascii="Times New Roman" w:hAnsi="Times New Roman"/>
+                <w:b/>
+                <w:sz w:val="24"/>
+                <w:szCs w:val="24"/>
                 <w:lang w:val="id-ID"/>
               </w:rPr>
               <w:t>yarat</w:t>
@@ -4387,17 +4387,17 @@
           <w:p>
             <w:pPr>
               <w:rPr>
-                <w:rFonts w:ascii="Calibri" w:hAnsi="Calibri"/>
-                <w:sz w:val="22"/>
-                <w:szCs w:val="22"/>
+                <w:rFonts w:ascii="Times New Roman" w:hAnsi="Times New Roman"/>
+                <w:sz w:val="24"/>
+                <w:szCs w:val="24"/>
                 <w:lang w:val="fi-FI"/>
               </w:rPr>
             </w:pPr>
             <w:r>
               <w:rPr>
-                <w:rFonts w:ascii="Calibri" w:hAnsi="Calibri"/>
-                <w:sz w:val="22"/>
-                <w:szCs w:val="22"/>
+                <w:rFonts w:ascii="Times New Roman" w:hAnsi="Times New Roman"/>
+                <w:sz w:val="24"/>
+                <w:szCs w:val="24"/>
                 <w:lang w:val="fi-FI"/>
               </w:rPr>
               <w:t>{mk_syarat}</w:t>
@@ -4427,42 +4427,42 @@
               <w:ind w:left="-90" w:right="-108"/>
               <w:jc w:val="center"/>
               <w:rPr>
-                <w:rFonts w:ascii="Calibri" w:hAnsi="Calibri"/>
+                <w:rFonts w:ascii="Times New Roman" w:hAnsi="Times New Roman"/>
                 <w:b/>
                 <w:bCs/>
-                <w:sz w:val="22"/>
-                <w:szCs w:val="22"/>
+                <w:sz w:val="24"/>
+                <w:szCs w:val="24"/>
                 <w:lang w:val="id-ID"/>
               </w:rPr>
             </w:pPr>
             <w:r>
               <w:rPr>
-                <w:rFonts w:ascii="Calibri" w:hAnsi="Calibri"/>
+                <w:rFonts w:ascii="Times New Roman" w:hAnsi="Times New Roman"/>
                 <w:b/>
                 <w:bCs/>
-                <w:sz w:val="22"/>
-                <w:szCs w:val="22"/>
+                <w:sz w:val="24"/>
+                <w:szCs w:val="24"/>
                 <w:lang w:val="en-GB"/>
               </w:rPr>
               <w:t>Pekan</w:t>
             </w:r>
             <w:r>
               <w:rPr>
-                <w:rFonts w:ascii="Calibri" w:hAnsi="Calibri"/>
+                <w:rFonts w:ascii="Times New Roman" w:hAnsi="Times New Roman"/>
                 <w:b/>
                 <w:bCs/>
-                <w:sz w:val="22"/>
-                <w:szCs w:val="22"/>
+                <w:sz w:val="24"/>
+                <w:szCs w:val="24"/>
               </w:rPr>
               <w:t xml:space="preserve"> </w:t>
             </w:r>
             <w:r>
               <w:rPr>
-                <w:rFonts w:ascii="Calibri" w:hAnsi="Calibri"/>
+                <w:rFonts w:ascii="Times New Roman" w:hAnsi="Times New Roman"/>
                 <w:b/>
                 <w:bCs/>
-                <w:sz w:val="22"/>
-                <w:szCs w:val="22"/>
+                <w:sz w:val="24"/>
+                <w:szCs w:val="24"/>
                 <w:lang w:val="id-ID"/>
               </w:rPr>
               <w:t>Ke-</w:t>
@@ -4487,21 +4487,21 @@
             <w:pPr>
               <w:jc w:val="center"/>
               <w:rPr>
-                <w:rFonts w:ascii="Calibri" w:hAnsi="Calibri"/>
+                <w:rFonts w:ascii="Times New Roman" w:hAnsi="Times New Roman"/>
                 <w:b/>
                 <w:bCs/>
-                <w:sz w:val="22"/>
-                <w:szCs w:val="22"/>
+                <w:sz w:val="24"/>
+                <w:szCs w:val="24"/>
                 <w:lang w:eastAsia="id-ID"/>
               </w:rPr>
             </w:pPr>
             <w:r>
               <w:rPr>
-                <w:rFonts w:ascii="Calibri" w:hAnsi="Calibri"/>
+                <w:rFonts w:ascii="Times New Roman" w:hAnsi="Times New Roman"/>
                 <w:b/>
                 <w:bCs/>
-                <w:sz w:val="22"/>
-                <w:szCs w:val="22"/>
+                <w:sz w:val="24"/>
+                <w:szCs w:val="24"/>
                 <w:lang w:eastAsia="id-ID"/>
               </w:rPr>
               <w:t>CPL</w:t>
@@ -4511,21 +4511,21 @@
             <w:pPr>
               <w:jc w:val="center"/>
               <w:rPr>
-                <w:rFonts w:ascii="Calibri" w:hAnsi="Calibri"/>
+                <w:rFonts w:ascii="Times New Roman" w:hAnsi="Times New Roman"/>
                 <w:b/>
                 <w:bCs/>
-                <w:sz w:val="22"/>
-                <w:szCs w:val="22"/>
+                <w:sz w:val="24"/>
+                <w:szCs w:val="24"/>
                 <w:lang w:eastAsia="id-ID"/>
               </w:rPr>
             </w:pPr>
             <w:r>
               <w:rPr>
-                <w:rFonts w:ascii="Calibri" w:hAnsi="Calibri"/>
+                <w:rFonts w:ascii="Times New Roman" w:hAnsi="Times New Roman"/>
                 <w:b/>
                 <w:bCs/>
-                <w:sz w:val="22"/>
-                <w:szCs w:val="22"/>
+                <w:sz w:val="24"/>
+                <w:szCs w:val="24"/>
                 <w:lang w:eastAsia="id-ID"/>
               </w:rPr>
               <w:t>CPMK</w:t>
@@ -4535,21 +4535,21 @@
             <w:pPr>
               <w:jc w:val="center"/>
               <w:rPr>
-                <w:rFonts w:ascii="Calibri" w:hAnsi="Calibri"/>
+                <w:rFonts w:ascii="Times New Roman" w:hAnsi="Times New Roman"/>
                 <w:b/>
                 <w:bCs/>
-                <w:sz w:val="22"/>
-                <w:szCs w:val="22"/>
+                <w:sz w:val="24"/>
+                <w:szCs w:val="24"/>
                 <w:lang w:eastAsia="id-ID"/>
               </w:rPr>
             </w:pPr>
             <w:r>
               <w:rPr>
-                <w:rFonts w:ascii="Calibri" w:hAnsi="Calibri"/>
+                <w:rFonts w:ascii="Times New Roman" w:hAnsi="Times New Roman"/>
                 <w:b/>
                 <w:bCs/>
-                <w:sz w:val="22"/>
-                <w:szCs w:val="22"/>
+                <w:sz w:val="24"/>
+                <w:szCs w:val="24"/>
                 <w:lang w:eastAsia="id-ID"/>
               </w:rPr>
               <w:t>Sub-CPMK</w:t>
@@ -4573,22 +4573,22 @@
             <w:pPr>
               <w:jc w:val="center"/>
               <w:rPr>
-                <w:rFonts w:ascii="Calibri" w:hAnsi="Calibri"/>
+                <w:rFonts w:ascii="Times New Roman" w:hAnsi="Times New Roman"/>
                 <w:b/>
                 <w:bCs/>
-                <w:sz w:val="22"/>
-                <w:szCs w:val="22"/>
+                <w:sz w:val="24"/>
+                <w:szCs w:val="24"/>
                 <w:lang w:eastAsia="id-ID"/>
               </w:rPr>
             </w:pPr>
             <w:proofErr w:type="spellStart"/>
             <w:r>
               <w:rPr>
-                <w:rFonts w:ascii="Calibri" w:hAnsi="Calibri"/>
+                <w:rFonts w:ascii="Times New Roman" w:hAnsi="Times New Roman"/>
                 <w:b/>
                 <w:bCs/>
-                <w:sz w:val="22"/>
-                <w:szCs w:val="22"/>
+                <w:sz w:val="24"/>
+                <w:szCs w:val="24"/>
                 <w:lang w:eastAsia="id-ID"/>
               </w:rPr>
               <w:t>Penilaian</w:t>
@@ -4613,22 +4613,22 @@
             <w:pPr>
               <w:jc w:val="center"/>
               <w:rPr>
-                <w:rFonts w:ascii="Calibri" w:hAnsi="Calibri"/>
+                <w:rFonts w:ascii="Times New Roman" w:hAnsi="Times New Roman"/>
                 <w:b/>
                 <w:bCs/>
-                <w:sz w:val="22"/>
-                <w:szCs w:val="22"/>
+                <w:sz w:val="24"/>
+                <w:szCs w:val="24"/>
                 <w:lang w:eastAsia="id-ID"/>
               </w:rPr>
             </w:pPr>
             <w:proofErr w:type="spellStart"/>
             <w:r>
               <w:rPr>
-                <w:rFonts w:ascii="Calibri" w:hAnsi="Calibri"/>
+                <w:rFonts w:ascii="Times New Roman" w:hAnsi="Times New Roman"/>
                 <w:b/>
                 <w:bCs/>
-                <w:sz w:val="22"/>
-                <w:szCs w:val="22"/>
+                <w:sz w:val="24"/>
+                <w:szCs w:val="24"/>
                 <w:lang w:eastAsia="id-ID"/>
               </w:rPr>
               <w:t>Bentuk</w:t>
@@ -4636,11 +4636,11 @@
             <w:proofErr w:type="spellEnd"/>
             <w:r>
               <w:rPr>
-                <w:rFonts w:ascii="Calibri" w:hAnsi="Calibri"/>
+                <w:rFonts w:ascii="Times New Roman" w:hAnsi="Times New Roman"/>
                 <w:b/>
                 <w:bCs/>
-                <w:sz w:val="22"/>
-                <w:szCs w:val="22"/>
+                <w:sz w:val="24"/>
+                <w:szCs w:val="24"/>
                 <w:lang w:eastAsia="id-ID"/>
               </w:rPr>
               <w:t xml:space="preserve"> </w:t>
@@ -4648,11 +4648,11 @@
             <w:proofErr w:type="spellStart"/>
             <w:r>
               <w:rPr>
-                <w:rFonts w:ascii="Calibri" w:hAnsi="Calibri"/>
+                <w:rFonts w:ascii="Times New Roman" w:hAnsi="Times New Roman"/>
                 <w:b/>
                 <w:bCs/>
-                <w:sz w:val="22"/>
-                <w:szCs w:val="22"/>
+                <w:sz w:val="24"/>
+                <w:szCs w:val="24"/>
                 <w:lang w:eastAsia="id-ID"/>
               </w:rPr>
               <w:t>Pembelajaran</w:t>
@@ -4660,11 +4660,11 @@
             <w:proofErr w:type="spellEnd"/>
             <w:r>
               <w:rPr>
-                <w:rFonts w:ascii="Calibri" w:hAnsi="Calibri"/>
+                <w:rFonts w:ascii="Times New Roman" w:hAnsi="Times New Roman"/>
                 <w:b/>
                 <w:bCs/>
-                <w:sz w:val="22"/>
-                <w:szCs w:val="22"/>
+                <w:sz w:val="24"/>
+                <w:szCs w:val="24"/>
                 <w:lang w:eastAsia="id-ID"/>
               </w:rPr>
               <w:t xml:space="preserve"> (BP),</w:t>
@@ -4674,32 +4674,32 @@
             <w:pPr>
               <w:jc w:val="center"/>
               <w:rPr>
-                <w:rFonts w:ascii="Calibri" w:hAnsi="Calibri"/>
+                <w:rFonts w:ascii="Times New Roman" w:hAnsi="Times New Roman"/>
                 <w:b/>
                 <w:bCs/>
-                <w:sz w:val="22"/>
-                <w:szCs w:val="22"/>
+                <w:sz w:val="24"/>
+                <w:szCs w:val="24"/>
                 <w:lang w:eastAsia="id-ID"/>
               </w:rPr>
             </w:pPr>
             <w:r>
               <w:rPr>
-                <w:rFonts w:ascii="Calibri" w:hAnsi="Calibri"/>
+                <w:rFonts w:ascii="Times New Roman" w:hAnsi="Times New Roman"/>
                 <w:b/>
                 <w:bCs/>
-                <w:sz w:val="22"/>
-                <w:szCs w:val="22"/>
+                <w:sz w:val="24"/>
+                <w:szCs w:val="24"/>
                 <w:lang w:val="id-ID" w:eastAsia="id-ID"/>
               </w:rPr>
               <w:t>Metode Pembelajaran</w:t>
             </w:r>
             <w:r>
               <w:rPr>
-                <w:rFonts w:ascii="Calibri" w:hAnsi="Calibri"/>
+                <w:rFonts w:ascii="Times New Roman" w:hAnsi="Times New Roman"/>
                 <w:b/>
                 <w:bCs/>
-                <w:sz w:val="22"/>
-                <w:szCs w:val="22"/>
+                <w:sz w:val="24"/>
+                <w:szCs w:val="24"/>
                 <w:lang w:eastAsia="id-ID"/>
               </w:rPr>
               <w:t xml:space="preserve"> (MP),</w:t>
@@ -4724,21 +4724,21 @@
             <w:pPr>
               <w:jc w:val="center"/>
               <w:rPr>
-                <w:rFonts w:ascii="Calibri" w:hAnsi="Calibri"/>
+                <w:rFonts w:ascii="Times New Roman" w:hAnsi="Times New Roman"/>
                 <w:b/>
                 <w:bCs/>
-                <w:sz w:val="22"/>
-                <w:szCs w:val="22"/>
+                <w:sz w:val="24"/>
+                <w:szCs w:val="24"/>
                 <w:lang w:val="id-ID" w:eastAsia="id-ID"/>
               </w:rPr>
             </w:pPr>
             <w:r>
               <w:rPr>
-                <w:rFonts w:ascii="Calibri" w:hAnsi="Calibri"/>
+                <w:rFonts w:ascii="Times New Roman" w:hAnsi="Times New Roman"/>
                 <w:b/>
                 <w:bCs/>
-                <w:sz w:val="22"/>
-                <w:szCs w:val="22"/>
+                <w:sz w:val="24"/>
+                <w:szCs w:val="24"/>
                 <w:lang w:val="id-ID" w:eastAsia="id-ID"/>
               </w:rPr>
               <w:t>Materi Pembelajaran</w:t>
@@ -4748,22 +4748,22 @@
             <w:pPr>
               <w:jc w:val="center"/>
               <w:rPr>
-                <w:rFonts w:ascii="Calibri" w:hAnsi="Calibri"/>
+                <w:rFonts w:ascii="Times New Roman" w:hAnsi="Times New Roman"/>
                 <w:b/>
                 <w:bCs/>
-                <w:sz w:val="22"/>
-                <w:szCs w:val="22"/>
+                <w:sz w:val="24"/>
+                <w:szCs w:val="24"/>
                 <w:lang w:val="id-ID" w:eastAsia="id-ID"/>
               </w:rPr>
             </w:pPr>
             <w:r>
               <w:rPr>
-                <w:rFonts w:ascii="Calibri" w:hAnsi="Calibri"/>
+                <w:rFonts w:ascii="Times New Roman" w:hAnsi="Times New Roman"/>
                 <w:b/>
                 <w:bCs/>
                 <w:color w:val="0000FF"/>
-                <w:sz w:val="22"/>
-                <w:szCs w:val="22"/>
+                <w:sz w:val="24"/>
+                <w:szCs w:val="24"/>
                 <w:lang w:val="id-ID" w:eastAsia="id-ID"/>
               </w:rPr>
               <w:t>[Pustaka]</w:t>
@@ -4787,32 +4787,32 @@
             <w:pPr>
               <w:jc w:val="center"/>
               <w:rPr>
-                <w:rFonts w:ascii="Calibri" w:hAnsi="Calibri"/>
+                <w:rFonts w:ascii="Times New Roman" w:hAnsi="Times New Roman"/>
                 <w:b/>
                 <w:bCs/>
-                <w:sz w:val="22"/>
-                <w:szCs w:val="22"/>
+                <w:sz w:val="24"/>
+                <w:szCs w:val="24"/>
                 <w:lang w:val="id-ID" w:eastAsia="id-ID"/>
               </w:rPr>
             </w:pPr>
             <w:r>
               <w:rPr>
-                <w:rFonts w:ascii="Calibri" w:hAnsi="Calibri"/>
+                <w:rFonts w:ascii="Times New Roman" w:hAnsi="Times New Roman"/>
                 <w:b/>
                 <w:bCs/>
-                <w:sz w:val="22"/>
-                <w:szCs w:val="22"/>
+                <w:sz w:val="24"/>
+                <w:szCs w:val="24"/>
                 <w:lang w:val="id-ID" w:eastAsia="id-ID"/>
               </w:rPr>
               <w:t>Bobot</w:t>
             </w:r>
             <w:r>
               <w:rPr>
-                <w:rFonts w:ascii="Calibri" w:hAnsi="Calibri"/>
+                <w:rFonts w:ascii="Times New Roman" w:hAnsi="Times New Roman"/>
                 <w:b/>
                 <w:bCs/>
-                <w:sz w:val="22"/>
-                <w:szCs w:val="22"/>
+                <w:sz w:val="24"/>
+                <w:szCs w:val="24"/>
                 <w:lang w:eastAsia="id-ID"/>
               </w:rPr>
               <w:t xml:space="preserve"> </w:t>
@@ -4820,11 +4820,11 @@
             <w:proofErr w:type="spellStart"/>
             <w:r>
               <w:rPr>
-                <w:rFonts w:ascii="Calibri" w:hAnsi="Calibri"/>
+                <w:rFonts w:ascii="Times New Roman" w:hAnsi="Times New Roman"/>
                 <w:b/>
                 <w:bCs/>
-                <w:sz w:val="22"/>
-                <w:szCs w:val="22"/>
+                <w:sz w:val="24"/>
+                <w:szCs w:val="24"/>
                 <w:lang w:eastAsia="id-ID"/>
               </w:rPr>
               <w:t>Penilaian</w:t>
@@ -4832,11 +4832,11 @@
             <w:proofErr w:type="spellEnd"/>
             <w:r>
               <w:rPr>
-                <w:rFonts w:ascii="Calibri" w:hAnsi="Calibri"/>
+                <w:rFonts w:ascii="Times New Roman" w:hAnsi="Times New Roman"/>
                 <w:b/>
                 <w:bCs/>
-                <w:sz w:val="22"/>
-                <w:szCs w:val="22"/>
+                <w:sz w:val="24"/>
+                <w:szCs w:val="24"/>
                 <w:lang w:eastAsia="id-ID"/>
               </w:rPr>
               <w:t xml:space="preserve"> (%)</w:t>
@@ -4864,11 +4864,11 @@
             <w:pPr>
               <w:ind w:right="-108"/>
               <w:rPr>
-                <w:rFonts w:ascii="Calibri" w:hAnsi="Calibri"/>
+                <w:rFonts w:ascii="Times New Roman" w:hAnsi="Times New Roman"/>
                 <w:b/>
                 <w:bCs/>
-                <w:sz w:val="22"/>
-                <w:szCs w:val="22"/>
+                <w:sz w:val="24"/>
+                <w:szCs w:val="24"/>
                 <w:lang w:eastAsia="id-ID"/>
               </w:rPr>
             </w:pPr>
@@ -4890,11 +4890,11 @@
           <w:p>
             <w:pPr>
               <w:rPr>
-                <w:rFonts w:ascii="Calibri" w:hAnsi="Calibri"/>
+                <w:rFonts w:ascii="Times New Roman" w:hAnsi="Times New Roman"/>
                 <w:b/>
                 <w:bCs/>
-                <w:sz w:val="22"/>
-                <w:szCs w:val="22"/>
+                <w:sz w:val="24"/>
+                <w:szCs w:val="24"/>
                 <w:lang w:eastAsia="id-ID"/>
               </w:rPr>
             </w:pPr>
@@ -4917,22 +4917,22 @@
             <w:pPr>
               <w:jc w:val="center"/>
               <w:rPr>
-                <w:rFonts w:ascii="Calibri" w:hAnsi="Calibri"/>
+                <w:rFonts w:ascii="Times New Roman" w:hAnsi="Times New Roman"/>
                 <w:b/>
                 <w:bCs/>
-                <w:sz w:val="22"/>
-                <w:szCs w:val="22"/>
+                <w:sz w:val="24"/>
+                <w:szCs w:val="24"/>
                 <w:lang w:eastAsia="id-ID"/>
               </w:rPr>
             </w:pPr>
             <w:proofErr w:type="spellStart"/>
             <w:r>
               <w:rPr>
-                <w:rFonts w:ascii="Calibri" w:hAnsi="Calibri"/>
+                <w:rFonts w:ascii="Times New Roman" w:hAnsi="Times New Roman"/>
                 <w:b/>
                 <w:bCs/>
-                <w:sz w:val="22"/>
-                <w:szCs w:val="22"/>
+                <w:sz w:val="24"/>
+                <w:szCs w:val="24"/>
                 <w:lang w:eastAsia="id-ID"/>
               </w:rPr>
               <w:t>Indikator</w:t>
@@ -4957,21 +4957,21 @@
             <w:pPr>
               <w:jc w:val="center"/>
               <w:rPr>
-                <w:rFonts w:ascii="Calibri" w:hAnsi="Calibri"/>
+                <w:rFonts w:ascii="Times New Roman" w:hAnsi="Times New Roman"/>
                 <w:b/>
                 <w:bCs/>
-                <w:sz w:val="22"/>
-                <w:szCs w:val="22"/>
+                <w:sz w:val="24"/>
+                <w:szCs w:val="24"/>
                 <w:lang w:eastAsia="id-ID"/>
               </w:rPr>
             </w:pPr>
             <w:r>
               <w:rPr>
-                <w:rFonts w:ascii="Calibri" w:hAnsi="Calibri"/>
+                <w:rFonts w:ascii="Times New Roman" w:hAnsi="Times New Roman"/>
                 <w:b/>
                 <w:bCs/>
-                <w:sz w:val="22"/>
-                <w:szCs w:val="22"/>
+                <w:sz w:val="24"/>
+                <w:szCs w:val="24"/>
                 <w:lang w:eastAsia="id-ID"/>
               </w:rPr>
               <w:t xml:space="preserve">Teknik &amp; </w:t>
@@ -4979,11 +4979,11 @@
             <w:proofErr w:type="spellStart"/>
             <w:r>
               <w:rPr>
-                <w:rFonts w:ascii="Calibri" w:hAnsi="Calibri"/>
+                <w:rFonts w:ascii="Times New Roman" w:hAnsi="Times New Roman"/>
                 <w:b/>
                 <w:bCs/>
-                <w:sz w:val="22"/>
-                <w:szCs w:val="22"/>
+                <w:sz w:val="24"/>
+                <w:szCs w:val="24"/>
                 <w:lang w:eastAsia="id-ID"/>
               </w:rPr>
               <w:t>Kriteria</w:t>
@@ -4991,11 +4991,11 @@
             <w:proofErr w:type="spellEnd"/>
             <w:r>
               <w:rPr>
-                <w:rFonts w:ascii="Calibri" w:hAnsi="Calibri"/>
+                <w:rFonts w:ascii="Times New Roman" w:hAnsi="Times New Roman"/>
                 <w:b/>
                 <w:bCs/>
-                <w:sz w:val="22"/>
-                <w:szCs w:val="22"/>
+                <w:sz w:val="24"/>
+                <w:szCs w:val="24"/>
                 <w:lang w:eastAsia="id-ID"/>
               </w:rPr>
               <w:t xml:space="preserve"> </w:t>
@@ -5019,45 +5019,45 @@
             <w:pPr>
               <w:jc w:val="center"/>
               <w:rPr>
-                <w:rFonts w:ascii="Calibri" w:hAnsi="Calibri"/>
+                <w:rFonts w:ascii="Times New Roman" w:hAnsi="Times New Roman"/>
                 <w:b/>
                 <w:bCs/>
-                <w:sz w:val="22"/>
-                <w:szCs w:val="22"/>
+                <w:sz w:val="24"/>
+                <w:szCs w:val="24"/>
                 <w:lang w:eastAsia="id-ID"/>
               </w:rPr>
             </w:pPr>
             <w:r>
               <w:rPr>
-                <w:rFonts w:ascii="Calibri" w:hAnsi="Calibri"/>
+                <w:rFonts w:ascii="Times New Roman" w:hAnsi="Times New Roman"/>
                 <w:b/>
                 <w:bCs/>
-                <w:sz w:val="22"/>
-                <w:szCs w:val="22"/>
+                <w:sz w:val="24"/>
+                <w:szCs w:val="24"/>
                 <w:lang w:eastAsia="id-ID"/>
               </w:rPr>
               <w:t>Luring (</w:t>
             </w:r>
             <w:r>
               <w:rPr>
-                <w:rFonts w:ascii="Calibri" w:hAnsi="Calibri"/>
+                <w:rFonts w:ascii="Times New Roman" w:hAnsi="Times New Roman"/>
                 <w:b/>
                 <w:bCs/>
                 <w:i/>
                 <w:iCs/>
-                <w:sz w:val="22"/>
-                <w:szCs w:val="22"/>
+                <w:sz w:val="24"/>
+                <w:szCs w:val="24"/>
                 <w:lang w:eastAsia="id-ID"/>
               </w:rPr>
               <w:t>offline</w:t>
             </w:r>
             <w:r>
               <w:rPr>
-                <w:rFonts w:ascii="Calibri" w:hAnsi="Calibri"/>
+                <w:rFonts w:ascii="Times New Roman" w:hAnsi="Times New Roman"/>
                 <w:b/>
                 <w:bCs/>
-                <w:sz w:val="22"/>
-                <w:szCs w:val="22"/>
+                <w:sz w:val="24"/>
+                <w:szCs w:val="24"/>
                 <w:lang w:eastAsia="id-ID"/>
               </w:rPr>
               <w:t>)</w:t>
@@ -5081,45 +5081,45 @@
             <w:pPr>
               <w:jc w:val="center"/>
               <w:rPr>
-                <w:rFonts w:ascii="Calibri" w:hAnsi="Calibri"/>
+                <w:rFonts w:ascii="Times New Roman" w:hAnsi="Times New Roman"/>
                 <w:b/>
                 <w:bCs/>
-                <w:sz w:val="22"/>
-                <w:szCs w:val="22"/>
+                <w:sz w:val="24"/>
+                <w:szCs w:val="24"/>
                 <w:lang w:eastAsia="id-ID"/>
               </w:rPr>
             </w:pPr>
             <w:r>
               <w:rPr>
-                <w:rFonts w:ascii="Calibri" w:hAnsi="Calibri"/>
+                <w:rFonts w:ascii="Times New Roman" w:hAnsi="Times New Roman"/>
                 <w:b/>
                 <w:bCs/>
-                <w:sz w:val="22"/>
-                <w:szCs w:val="22"/>
+                <w:sz w:val="24"/>
+                <w:szCs w:val="24"/>
                 <w:lang w:eastAsia="id-ID"/>
               </w:rPr>
               <w:t>Daring (</w:t>
             </w:r>
             <w:r>
               <w:rPr>
-                <w:rFonts w:ascii="Calibri" w:hAnsi="Calibri"/>
+                <w:rFonts w:ascii="Times New Roman" w:hAnsi="Times New Roman"/>
                 <w:b/>
                 <w:bCs/>
                 <w:i/>
                 <w:iCs/>
-                <w:sz w:val="22"/>
-                <w:szCs w:val="22"/>
+                <w:sz w:val="24"/>
+                <w:szCs w:val="24"/>
                 <w:lang w:eastAsia="id-ID"/>
               </w:rPr>
               <w:t>online</w:t>
             </w:r>
             <w:r>
               <w:rPr>
-                <w:rFonts w:ascii="Calibri" w:hAnsi="Calibri"/>
+                <w:rFonts w:ascii="Times New Roman" w:hAnsi="Times New Roman"/>
                 <w:b/>
                 <w:bCs/>
-                <w:sz w:val="22"/>
-                <w:szCs w:val="22"/>
+                <w:sz w:val="24"/>
+                <w:szCs w:val="24"/>
                 <w:lang w:eastAsia="id-ID"/>
               </w:rPr>
               <w:t xml:space="preserve">) </w:t>
@@ -5143,12 +5143,12 @@
             <w:pPr>
               <w:jc w:val="center"/>
               <w:rPr>
-                <w:rFonts w:ascii="Calibri" w:hAnsi="Calibri"/>
+                <w:rFonts w:ascii="Times New Roman" w:hAnsi="Times New Roman"/>
                 <w:b/>
                 <w:bCs/>
                 <w:color w:val="0000FF"/>
-                <w:sz w:val="22"/>
-                <w:szCs w:val="22"/>
+                <w:sz w:val="24"/>
+                <w:szCs w:val="24"/>
                 <w:lang w:val="id-ID" w:eastAsia="id-ID"/>
               </w:rPr>
             </w:pPr>
@@ -5170,11 +5170,11 @@
             <w:pPr>
               <w:jc w:val="center"/>
               <w:rPr>
-                <w:rFonts w:ascii="Calibri" w:hAnsi="Calibri"/>
+                <w:rFonts w:ascii="Times New Roman" w:hAnsi="Times New Roman"/>
                 <w:b/>
                 <w:bCs/>
-                <w:sz w:val="22"/>
-                <w:szCs w:val="22"/>
+                <w:sz w:val="24"/>
+                <w:szCs w:val="24"/>
                 <w:lang w:eastAsia="id-ID"/>
               </w:rPr>
             </w:pPr>
@@ -5201,20 +5201,20 @@
               <w:ind w:left="-90" w:right="-108"/>
               <w:jc w:val="center"/>
               <w:rPr>
-                <w:rFonts w:ascii="Calibri" w:hAnsi="Calibri"/>
+                <w:rFonts w:ascii="Times New Roman" w:hAnsi="Times New Roman"/>
                 <w:b/>
                 <w:bCs/>
-                <w:sz w:val="22"/>
-                <w:szCs w:val="22"/>
+                <w:sz w:val="24"/>
+                <w:szCs w:val="24"/>
               </w:rPr>
             </w:pPr>
             <w:r>
               <w:rPr>
-                <w:rFonts w:ascii="Calibri" w:hAnsi="Calibri"/>
+                <w:rFonts w:ascii="Times New Roman" w:hAnsi="Times New Roman"/>
                 <w:b/>
                 <w:bCs/>
-                <w:sz w:val="22"/>
-                <w:szCs w:val="22"/>
+                <w:sz w:val="24"/>
+                <w:szCs w:val="24"/>
               </w:rPr>
               <w:t>(1)</w:t>
             </w:r>
@@ -5236,21 +5236,21 @@
             <w:pPr>
               <w:jc w:val="center"/>
               <w:rPr>
-                <w:rFonts w:ascii="Calibri" w:hAnsi="Calibri"/>
+                <w:rFonts w:ascii="Times New Roman" w:hAnsi="Times New Roman"/>
                 <w:b/>
                 <w:bCs/>
-                <w:sz w:val="22"/>
-                <w:szCs w:val="22"/>
+                <w:sz w:val="24"/>
+                <w:szCs w:val="24"/>
                 <w:lang w:eastAsia="id-ID"/>
               </w:rPr>
             </w:pPr>
             <w:r>
               <w:rPr>
-                <w:rFonts w:ascii="Calibri" w:hAnsi="Calibri"/>
+                <w:rFonts w:ascii="Times New Roman" w:hAnsi="Times New Roman"/>
                 <w:b/>
                 <w:bCs/>
-                <w:sz w:val="22"/>
-                <w:szCs w:val="22"/>
+                <w:sz w:val="24"/>
+                <w:szCs w:val="24"/>
                 <w:lang w:eastAsia="id-ID"/>
               </w:rPr>
               <w:t>(2)</w:t>
@@ -5273,21 +5273,21 @@
             <w:pPr>
               <w:jc w:val="center"/>
               <w:rPr>
-                <w:rFonts w:ascii="Calibri" w:hAnsi="Calibri"/>
+                <w:rFonts w:ascii="Times New Roman" w:hAnsi="Times New Roman"/>
                 <w:b/>
                 <w:bCs/>
-                <w:sz w:val="22"/>
-                <w:szCs w:val="22"/>
+                <w:sz w:val="24"/>
+                <w:szCs w:val="24"/>
                 <w:lang w:eastAsia="id-ID"/>
               </w:rPr>
             </w:pPr>
             <w:r>
               <w:rPr>
-                <w:rFonts w:ascii="Calibri" w:hAnsi="Calibri"/>
+                <w:rFonts w:ascii="Times New Roman" w:hAnsi="Times New Roman"/>
                 <w:b/>
                 <w:bCs/>
-                <w:sz w:val="22"/>
-                <w:szCs w:val="22"/>
+                <w:sz w:val="24"/>
+                <w:szCs w:val="24"/>
                 <w:lang w:eastAsia="id-ID"/>
               </w:rPr>
               <w:t>(3)</w:t>
@@ -5310,21 +5310,21 @@
             <w:pPr>
               <w:jc w:val="center"/>
               <w:rPr>
-                <w:rFonts w:ascii="Calibri" w:hAnsi="Calibri"/>
+                <w:rFonts w:ascii="Times New Roman" w:hAnsi="Times New Roman"/>
                 <w:b/>
                 <w:bCs/>
-                <w:sz w:val="22"/>
-                <w:szCs w:val="22"/>
+                <w:sz w:val="24"/>
+                <w:szCs w:val="24"/>
                 <w:lang w:eastAsia="id-ID"/>
               </w:rPr>
             </w:pPr>
             <w:r>
               <w:rPr>
-                <w:rFonts w:ascii="Calibri" w:hAnsi="Calibri"/>
+                <w:rFonts w:ascii="Times New Roman" w:hAnsi="Times New Roman"/>
                 <w:b/>
                 <w:bCs/>
-                <w:sz w:val="22"/>
-                <w:szCs w:val="22"/>
+                <w:sz w:val="24"/>
+                <w:szCs w:val="24"/>
                 <w:lang w:eastAsia="id-ID"/>
               </w:rPr>
               <w:t>(4)</w:t>
@@ -5347,21 +5347,21 @@
             <w:pPr>
               <w:jc w:val="center"/>
               <w:rPr>
-                <w:rFonts w:ascii="Calibri" w:hAnsi="Calibri"/>
+                <w:rFonts w:ascii="Times New Roman" w:hAnsi="Times New Roman"/>
                 <w:b/>
                 <w:bCs/>
-                <w:sz w:val="22"/>
-                <w:szCs w:val="22"/>
+                <w:sz w:val="24"/>
+                <w:szCs w:val="24"/>
                 <w:lang w:eastAsia="id-ID"/>
               </w:rPr>
             </w:pPr>
             <w:r>
               <w:rPr>
-                <w:rFonts w:ascii="Calibri" w:hAnsi="Calibri"/>
+                <w:rFonts w:ascii="Times New Roman" w:hAnsi="Times New Roman"/>
                 <w:b/>
                 <w:bCs/>
-                <w:sz w:val="22"/>
-                <w:szCs w:val="22"/>
+                <w:sz w:val="24"/>
+                <w:szCs w:val="24"/>
                 <w:lang w:eastAsia="id-ID"/>
               </w:rPr>
               <w:t>(5)</w:t>
@@ -5384,21 +5384,21 @@
             <w:pPr>
               <w:jc w:val="center"/>
               <w:rPr>
-                <w:rFonts w:ascii="Calibri" w:hAnsi="Calibri"/>
+                <w:rFonts w:ascii="Times New Roman" w:hAnsi="Times New Roman"/>
                 <w:b/>
                 <w:bCs/>
-                <w:sz w:val="22"/>
-                <w:szCs w:val="22"/>
+                <w:sz w:val="24"/>
+                <w:szCs w:val="24"/>
                 <w:lang w:eastAsia="id-ID"/>
               </w:rPr>
             </w:pPr>
             <w:r>
               <w:rPr>
-                <w:rFonts w:ascii="Calibri" w:hAnsi="Calibri"/>
+                <w:rFonts w:ascii="Times New Roman" w:hAnsi="Times New Roman"/>
                 <w:b/>
                 <w:bCs/>
-                <w:sz w:val="22"/>
-                <w:szCs w:val="22"/>
+                <w:sz w:val="24"/>
+                <w:szCs w:val="24"/>
                 <w:lang w:eastAsia="id-ID"/>
               </w:rPr>
               <w:t>(6)</w:t>
@@ -5421,21 +5421,21 @@
             <w:pPr>
               <w:jc w:val="center"/>
               <w:rPr>
-                <w:rFonts w:ascii="Calibri" w:hAnsi="Calibri"/>
+                <w:rFonts w:ascii="Times New Roman" w:hAnsi="Times New Roman"/>
                 <w:b/>
                 <w:bCs/>
-                <w:sz w:val="22"/>
-                <w:szCs w:val="22"/>
+                <w:sz w:val="24"/>
+                <w:szCs w:val="24"/>
                 <w:lang w:eastAsia="id-ID"/>
               </w:rPr>
             </w:pPr>
             <w:r>
               <w:rPr>
-                <w:rFonts w:ascii="Calibri" w:hAnsi="Calibri"/>
+                <w:rFonts w:ascii="Times New Roman" w:hAnsi="Times New Roman"/>
                 <w:b/>
                 <w:bCs/>
-                <w:sz w:val="22"/>
-                <w:szCs w:val="22"/>
+                <w:sz w:val="24"/>
+                <w:szCs w:val="24"/>
                 <w:lang w:eastAsia="id-ID"/>
               </w:rPr>
               <w:t>(7)</w:t>
@@ -5457,21 +5457,21 @@
             <w:pPr>
               <w:jc w:val="center"/>
               <w:rPr>
-                <w:rFonts w:ascii="Calibri" w:hAnsi="Calibri"/>
+                <w:rFonts w:ascii="Times New Roman" w:hAnsi="Times New Roman"/>
                 <w:b/>
                 <w:bCs/>
-                <w:sz w:val="22"/>
-                <w:szCs w:val="22"/>
+                <w:sz w:val="24"/>
+                <w:szCs w:val="24"/>
                 <w:lang w:eastAsia="id-ID"/>
               </w:rPr>
             </w:pPr>
             <w:r>
               <w:rPr>
-                <w:rFonts w:ascii="Calibri" w:hAnsi="Calibri"/>
+                <w:rFonts w:ascii="Times New Roman" w:hAnsi="Times New Roman"/>
                 <w:b/>
                 <w:bCs/>
-                <w:sz w:val="22"/>
-                <w:szCs w:val="22"/>
+                <w:sz w:val="24"/>
+                <w:szCs w:val="24"/>
                 <w:lang w:eastAsia="id-ID"/>
               </w:rPr>
               <w:t>(8)</w:t>
@@ -6826,9 +6826,9 @@
   <w:docDefaults>
     <w:rPrDefault>
       <w:rPr>
-        <w:rFonts w:asciiTheme="minorHAnsi" w:eastAsiaTheme="minorHAnsi" w:hAnsiTheme="minorHAnsi" w:cstheme="minorBidi"/>
-        <w:sz w:val="22"/>
-        <w:szCs w:val="22"/>
+        <w:rFonts w:ascii="Times New Roman" w:eastAsia="Times New Roman" w:hAnsi="Times New Roman" w:cs="Times New Roman"/>
+        <w:sz w:val="24"/>
+        <w:szCs w:val="24"/>
         <w:lang w:val="en-ID" w:eastAsia="en-US" w:bidi="ar-SA"/>
         <w14:ligatures w14:val="standardContextual"/>
       </w:rPr>
@@ -7218,8 +7218,8 @@
     <w:qFormat/>
     <w:rPr>
       <w:rFonts w:ascii="Times New Roman" w:eastAsia="Times New Roman" w:hAnsi="Times New Roman" w:cs="Times New Roman"/>
-      <w:sz w:val="20"/>
-      <w:szCs w:val="20"/>
+      <w:sz w:val="24"/>
+      <w:szCs w:val="24"/>
       <w:lang w:val="en-US"/>
       <w14:ligatures w14:val="none"/>
     </w:rPr>

--- a/src/templates/template_cekdinamis.docx
+++ b/src/templates/template_cekdinamis.docx
@@ -51,7 +51,7 @@
             <w:pPr>
               <w:jc w:val="center"/>
               <w:rPr>
-                <w:rFonts w:ascii="Times New Roman" w:hAnsi="Times New Roman"/>
+                <w:rFonts w:ascii="Calibri" w:hAnsi="Calibri"/>
                 <w:b/>
                 <w:sz w:val="32"/>
                 <w:szCs w:val="32"/>
@@ -115,32 +115,32 @@
             <w:pPr>
               <w:jc w:val="center"/>
               <w:rPr>
-                <w:rFonts w:ascii="Calibri" w:hAnsi="Calibri"/>
+                <w:rFonts w:ascii="Cambria" w:hAnsi="Cambria"/>
                 <w:b/>
                 <w:bCs/>
-                <w:sz w:val="28"/>
-                <w:szCs w:val="28"/>
+                <w:sz w:val="32"/>
+                <w:szCs w:val="32"/>
                 <w:lang w:val="es-ES"/>
               </w:rPr>
             </w:pPr>
             <w:r>
               <w:rPr>
-                <w:rFonts w:ascii="Calibri" w:hAnsi="Calibri"/>
+                <w:rFonts w:ascii="Cambria" w:hAnsi="Cambria"/>
                 <w:b/>
                 <w:bCs/>
-                <w:sz w:val="28"/>
-                <w:szCs w:val="28"/>
+                <w:sz w:val="32"/>
+                <w:szCs w:val="32"/>
                 <w:lang w:val="es-ES"/>
               </w:rPr>
               <w:t xml:space="preserve"> </w:t>
             </w:r>
             <w:r>
               <w:rPr>
-                <w:rFonts w:ascii="Calibri" w:hAnsi="Calibri"/>
+                <w:rFonts w:ascii="Cambria" w:hAnsi="Cambria"/>
                 <w:b/>
                 <w:bCs/>
-                <w:sz w:val="28"/>
-                <w:szCs w:val="28"/>
+                <w:sz w:val="32"/>
+                <w:szCs w:val="32"/>
               </w:rPr>
               <w:t>POLITEKNIK NEGERI UJUNG PANDANG</w:t>
             </w:r>
@@ -149,21 +149,21 @@
             <w:pPr>
               <w:jc w:val="center"/>
               <w:rPr>
-                <w:rFonts w:ascii="Calibri" w:hAnsi="Calibri"/>
+                <w:rFonts w:ascii="Cambria" w:hAnsi="Cambria"/>
                 <w:b/>
                 <w:bCs/>
-                <w:sz w:val="28"/>
-                <w:szCs w:val="28"/>
+                <w:sz w:val="32"/>
+                <w:szCs w:val="32"/>
                 <w:lang w:val="es-ES"/>
               </w:rPr>
             </w:pPr>
             <w:r>
               <w:rPr>
-                <w:rFonts w:ascii="Calibri" w:hAnsi="Calibri"/>
+                <w:rFonts w:ascii="Cambria" w:hAnsi="Cambria"/>
                 <w:b/>
                 <w:bCs/>
-                <w:sz w:val="28"/>
-                <w:szCs w:val="28"/>
+                <w:sz w:val="32"/>
+                <w:szCs w:val="32"/>
               </w:rPr>
               <w:t>TEKNIK INFORMATIKA DAN KOMPUTER</w:t>
             </w:r>
@@ -172,7 +172,7 @@
             <w:pPr>
               <w:jc w:val="center"/>
               <w:rPr>
-                <w:rFonts w:ascii="Calibri" w:hAnsi="Calibri"/>
+                <w:rFonts w:ascii="Cambria" w:hAnsi="Cambria"/>
                 <w:b/>
                 <w:sz w:val="28"/>
                 <w:szCs w:val="28"/>
@@ -181,11 +181,11 @@
             </w:pPr>
             <w:r>
               <w:rPr>
-                <w:rFonts w:ascii="Calibri" w:hAnsi="Calibri"/>
+                <w:rFonts w:ascii="Cambria" w:hAnsi="Cambria"/>
                 <w:b/>
                 <w:bCs/>
-                <w:sz w:val="28"/>
-                <w:szCs w:val="28"/>
+                <w:sz w:val="32"/>
+                <w:szCs w:val="32"/>
               </w:rPr>
               <w:t>TEKNIK KOMPUTER DAN JARINGAN</w:t>
             </w:r>
@@ -207,10 +207,10 @@
             <w:pPr>
               <w:jc w:val="center"/>
               <w:rPr>
-                <w:rFonts w:ascii="Calibri" w:hAnsi="Calibri"/>
-                <w:b/>
-                <w:sz w:val="28"/>
-                <w:szCs w:val="28"/>
+                <w:rFonts w:ascii="Cambria" w:hAnsi="Cambria"/>
+                <w:b/>
+                <w:sz w:val="24"/>
+                <w:szCs w:val="24"/>
                 <w:lang w:val="es-ES"/>
               </w:rPr>
             </w:pPr>
@@ -219,46 +219,46 @@
             <w:pPr>
               <w:jc w:val="center"/>
               <w:rPr>
-                <w:rFonts w:ascii="Calibri" w:hAnsi="Calibri"/>
-                <w:b/>
-                <w:sz w:val="28"/>
-                <w:szCs w:val="28"/>
+                <w:rFonts w:ascii="Cambria" w:hAnsi="Cambria"/>
+                <w:b/>
+                <w:sz w:val="24"/>
+                <w:szCs w:val="24"/>
               </w:rPr>
             </w:pPr>
             <w:r>
               <w:rPr>
-                <w:rFonts w:ascii="Calibri" w:hAnsi="Calibri"/>
-                <w:b/>
-                <w:sz w:val="28"/>
-                <w:szCs w:val="28"/>
+                <w:rFonts w:ascii="Cambria" w:hAnsi="Cambria"/>
+                <w:b/>
+                <w:sz w:val="24"/>
+                <w:szCs w:val="24"/>
               </w:rPr>
               <w:t xml:space="preserve">Kode </w:t>
             </w:r>
             <w:proofErr w:type="spellStart"/>
             <w:r>
               <w:rPr>
-                <w:rFonts w:ascii="Calibri" w:hAnsi="Calibri"/>
-                <w:b/>
-                <w:sz w:val="28"/>
-                <w:szCs w:val="28"/>
+                <w:rFonts w:ascii="Cambria" w:hAnsi="Cambria"/>
+                <w:b/>
+                <w:sz w:val="24"/>
+                <w:szCs w:val="24"/>
               </w:rPr>
               <w:t>Dok</w:t>
             </w:r>
             <w:r>
               <w:rPr>
-                <w:rFonts w:ascii="Calibri" w:hAnsi="Calibri"/>
-                <w:b/>
-                <w:sz w:val="28"/>
-                <w:szCs w:val="28"/>
+                <w:rFonts w:ascii="Cambria" w:hAnsi="Cambria"/>
+                <w:b/>
+                <w:sz w:val="24"/>
+                <w:szCs w:val="24"/>
               </w:rPr>
               <w:t>u</w:t>
             </w:r>
             <w:r>
               <w:rPr>
-                <w:rFonts w:ascii="Calibri" w:hAnsi="Calibri"/>
-                <w:b/>
-                <w:sz w:val="28"/>
-                <w:szCs w:val="28"/>
+                <w:rFonts w:ascii="Cambria" w:hAnsi="Cambria"/>
+                <w:b/>
+                <w:sz w:val="24"/>
+                <w:szCs w:val="24"/>
               </w:rPr>
               <w:t>men</w:t>
             </w:r>
@@ -283,7 +283,7 @@
             <w:pPr>
               <w:jc w:val="center"/>
               <w:rPr>
-                <w:rFonts w:ascii="Calibri" w:hAnsi="Calibri"/>
+                <w:rFonts w:ascii="Cambria" w:hAnsi="Cambria"/>
                 <w:b/>
                 <w:sz w:val="28"/>
                 <w:szCs w:val="28"/>
@@ -292,7 +292,7 @@
             </w:pPr>
             <w:r>
               <w:rPr>
-                <w:rFonts w:ascii="Calibri" w:hAnsi="Calibri"/>
+                <w:rFonts w:ascii="Cambria" w:hAnsi="Cambria"/>
                 <w:b/>
                 <w:sz w:val="28"/>
                 <w:szCs w:val="28"/>
@@ -318,28 +318,28 @@
           <w:p>
             <w:pPr>
               <w:rPr>
-                <w:rFonts w:ascii="Times New Roman" w:hAnsi="Times New Roman"/>
-                <w:b/>
-                <w:sz w:val="24"/>
-                <w:szCs w:val="24"/>
+                <w:rFonts w:ascii="Calibri" w:hAnsi="Calibri"/>
+                <w:b/>
+                <w:sz w:val="22"/>
+                <w:szCs w:val="22"/>
               </w:rPr>
             </w:pPr>
             <w:r>
               <w:rPr>
-                <w:rFonts w:ascii="Times New Roman" w:hAnsi="Times New Roman"/>
-                <w:b/>
-                <w:sz w:val="24"/>
-                <w:szCs w:val="24"/>
+                <w:rFonts w:ascii="Calibri" w:hAnsi="Calibri"/>
+                <w:b/>
+                <w:sz w:val="22"/>
+                <w:szCs w:val="22"/>
                 <w:lang w:val="id-ID"/>
               </w:rPr>
               <w:t>MATA KULIAH</w:t>
             </w:r>
             <w:r>
               <w:rPr>
-                <w:rFonts w:ascii="Times New Roman" w:hAnsi="Times New Roman"/>
-                <w:b/>
-                <w:sz w:val="24"/>
-                <w:szCs w:val="24"/>
+                <w:rFonts w:ascii="Calibri" w:hAnsi="Calibri"/>
+                <w:b/>
+                <w:sz w:val="22"/>
+                <w:szCs w:val="22"/>
               </w:rPr>
               <w:t xml:space="preserve"> (MK)</w:t>
             </w:r>
@@ -360,18 +360,18 @@
           <w:p>
             <w:pPr>
               <w:rPr>
-                <w:rFonts w:ascii="Times New Roman" w:hAnsi="Times New Roman"/>
-                <w:b/>
-                <w:sz w:val="24"/>
-                <w:szCs w:val="24"/>
+                <w:rFonts w:ascii="Calibri" w:hAnsi="Calibri"/>
+                <w:b/>
+                <w:sz w:val="22"/>
+                <w:szCs w:val="22"/>
               </w:rPr>
             </w:pPr>
             <w:r>
               <w:rPr>
-                <w:rFonts w:ascii="Times New Roman" w:hAnsi="Times New Roman"/>
-                <w:b/>
-                <w:sz w:val="24"/>
-                <w:szCs w:val="24"/>
+                <w:rFonts w:ascii="Calibri" w:hAnsi="Calibri"/>
+                <w:b/>
+                <w:sz w:val="22"/>
+                <w:szCs w:val="22"/>
               </w:rPr>
               <w:t>KODE</w:t>
             </w:r>
@@ -392,29 +392,29 @@
           <w:p>
             <w:pPr>
               <w:rPr>
-                <w:rFonts w:ascii="Times New Roman" w:hAnsi="Times New Roman"/>
-                <w:b/>
-                <w:sz w:val="24"/>
-                <w:szCs w:val="24"/>
+                <w:rFonts w:ascii="Calibri" w:hAnsi="Calibri"/>
+                <w:b/>
+                <w:sz w:val="22"/>
+                <w:szCs w:val="22"/>
               </w:rPr>
             </w:pPr>
             <w:proofErr w:type="spellStart"/>
             <w:r>
               <w:rPr>
-                <w:rFonts w:ascii="Times New Roman" w:hAnsi="Times New Roman"/>
-                <w:b/>
-                <w:sz w:val="24"/>
-                <w:szCs w:val="24"/>
+                <w:rFonts w:ascii="Calibri" w:hAnsi="Calibri"/>
+                <w:b/>
+                <w:sz w:val="22"/>
+                <w:szCs w:val="22"/>
               </w:rPr>
               <w:t>Rumpun</w:t>
             </w:r>
             <w:proofErr w:type="spellEnd"/>
             <w:r>
               <w:rPr>
-                <w:rFonts w:ascii="Times New Roman" w:hAnsi="Times New Roman"/>
-                <w:b/>
-                <w:sz w:val="24"/>
-                <w:szCs w:val="24"/>
+                <w:rFonts w:ascii="Calibri" w:hAnsi="Calibri"/>
+                <w:b/>
+                <w:sz w:val="22"/>
+                <w:szCs w:val="22"/>
               </w:rPr>
               <w:t xml:space="preserve"> MK</w:t>
             </w:r>
@@ -435,48 +435,48 @@
           <w:p>
             <w:pPr>
               <w:rPr>
-                <w:rFonts w:ascii="Times New Roman" w:hAnsi="Times New Roman"/>
-                <w:b/>
-                <w:sz w:val="24"/>
-                <w:szCs w:val="24"/>
+                <w:rFonts w:ascii="Calibri" w:hAnsi="Calibri"/>
+                <w:b/>
+                <w:sz w:val="22"/>
+                <w:szCs w:val="22"/>
               </w:rPr>
             </w:pPr>
             <w:r>
               <w:rPr>
-                <w:rFonts w:ascii="Times New Roman" w:hAnsi="Times New Roman"/>
-                <w:b/>
-                <w:sz w:val="24"/>
-                <w:szCs w:val="24"/>
+                <w:rFonts w:ascii="Calibri" w:hAnsi="Calibri"/>
+                <w:b/>
+                <w:sz w:val="22"/>
+                <w:szCs w:val="22"/>
                 <w:lang w:val="id-ID"/>
               </w:rPr>
               <w:t>BOBOT</w:t>
             </w:r>
             <w:r>
               <w:rPr>
-                <w:rFonts w:ascii="Times New Roman" w:hAnsi="Times New Roman"/>
-                <w:b/>
-                <w:sz w:val="24"/>
-                <w:szCs w:val="24"/>
+                <w:rFonts w:ascii="Calibri" w:hAnsi="Calibri"/>
+                <w:b/>
+                <w:sz w:val="22"/>
+                <w:szCs w:val="22"/>
               </w:rPr>
               <w:t xml:space="preserve"> (</w:t>
             </w:r>
             <w:proofErr w:type="spellStart"/>
             <w:r>
               <w:rPr>
-                <w:rFonts w:ascii="Times New Roman" w:hAnsi="Times New Roman"/>
-                <w:b/>
-                <w:sz w:val="24"/>
-                <w:szCs w:val="24"/>
+                <w:rFonts w:ascii="Calibri" w:hAnsi="Calibri"/>
+                <w:b/>
+                <w:sz w:val="22"/>
+                <w:szCs w:val="22"/>
               </w:rPr>
               <w:t>sks</w:t>
             </w:r>
             <w:proofErr w:type="spellEnd"/>
             <w:r>
               <w:rPr>
-                <w:rFonts w:ascii="Times New Roman" w:hAnsi="Times New Roman"/>
-                <w:b/>
-                <w:sz w:val="24"/>
-                <w:szCs w:val="24"/>
+                <w:rFonts w:ascii="Calibri" w:hAnsi="Calibri"/>
+                <w:b/>
+                <w:sz w:val="22"/>
+                <w:szCs w:val="22"/>
               </w:rPr>
               <w:t>)</w:t>
             </w:r>
@@ -496,19 +496,19 @@
           <w:p>
             <w:pPr>
               <w:rPr>
-                <w:rFonts w:ascii="Times New Roman" w:hAnsi="Times New Roman"/>
-                <w:b/>
-                <w:sz w:val="24"/>
-                <w:szCs w:val="24"/>
+                <w:rFonts w:ascii="Calibri" w:hAnsi="Calibri"/>
+                <w:b/>
+                <w:sz w:val="22"/>
+                <w:szCs w:val="22"/>
                 <w:lang w:val="id-ID"/>
               </w:rPr>
             </w:pPr>
             <w:r>
               <w:rPr>
-                <w:rFonts w:ascii="Times New Roman" w:hAnsi="Times New Roman"/>
-                <w:b/>
-                <w:sz w:val="24"/>
-                <w:szCs w:val="24"/>
+                <w:rFonts w:ascii="Calibri" w:hAnsi="Calibri"/>
+                <w:b/>
+                <w:sz w:val="22"/>
+                <w:szCs w:val="22"/>
                 <w:lang w:val="id-ID"/>
               </w:rPr>
               <w:t>SEMESTER</w:t>
@@ -530,38 +530,38 @@
           <w:p>
             <w:pPr>
               <w:rPr>
-                <w:rFonts w:ascii="Times New Roman" w:hAnsi="Times New Roman"/>
-                <w:b/>
-                <w:sz w:val="24"/>
-                <w:szCs w:val="24"/>
+                <w:rFonts w:ascii="Calibri" w:hAnsi="Calibri"/>
+                <w:b/>
+                <w:sz w:val="22"/>
+                <w:szCs w:val="22"/>
               </w:rPr>
             </w:pPr>
             <w:proofErr w:type="spellStart"/>
             <w:r>
               <w:rPr>
-                <w:rFonts w:ascii="Times New Roman" w:hAnsi="Times New Roman"/>
-                <w:b/>
-                <w:sz w:val="24"/>
-                <w:szCs w:val="24"/>
+                <w:rFonts w:ascii="Calibri" w:hAnsi="Calibri"/>
+                <w:b/>
+                <w:sz w:val="22"/>
+                <w:szCs w:val="22"/>
               </w:rPr>
               <w:t>Tgl</w:t>
             </w:r>
             <w:proofErr w:type="spellEnd"/>
             <w:r>
               <w:rPr>
-                <w:rFonts w:ascii="Times New Roman" w:hAnsi="Times New Roman"/>
-                <w:b/>
-                <w:sz w:val="24"/>
-                <w:szCs w:val="24"/>
+                <w:rFonts w:ascii="Calibri" w:hAnsi="Calibri"/>
+                <w:b/>
+                <w:sz w:val="22"/>
+                <w:szCs w:val="22"/>
               </w:rPr>
               <w:t xml:space="preserve"> </w:t>
             </w:r>
             <w:r>
               <w:rPr>
-                <w:rFonts w:ascii="Times New Roman" w:hAnsi="Times New Roman"/>
-                <w:b/>
-                <w:sz w:val="24"/>
-                <w:szCs w:val="24"/>
+                <w:rFonts w:ascii="Calibri" w:hAnsi="Calibri"/>
+                <w:b/>
+                <w:sz w:val="22"/>
+                <w:szCs w:val="22"/>
                 <w:lang w:val="id-ID"/>
               </w:rPr>
               <w:t>Penyusunan</w:t>
@@ -591,16 +591,16 @@
                 <w:b/>
                 <w:bCs/>
                 <w:color w:val="000000" w:themeColor="text1"/>
-                <w:sz w:val="24"/>
-                <w:szCs w:val="24"/>
+                <w:sz w:val="22"/>
+                <w:szCs w:val="22"/>
               </w:rPr>
             </w:pPr>
             <w:r>
               <w:rPr>
                 <w:b/>
                 <w:color w:val="000000" w:themeColor="text1"/>
-                <w:sz w:val="24"/>
-                <w:szCs w:val="24"/>
+                <w:sz w:val="22"/>
+                <w:szCs w:val="22"/>
               </w:rPr>
               <w:t>{</w:t>
             </w:r>
@@ -609,8 +609,8 @@
               <w:rPr>
                 <w:b/>
                 <w:color w:val="000000" w:themeColor="text1"/>
-                <w:sz w:val="24"/>
-                <w:szCs w:val="24"/>
+                <w:sz w:val="22"/>
+                <w:szCs w:val="22"/>
               </w:rPr>
               <w:t>nama_mk</w:t>
             </w:r>
@@ -619,8 +619,8 @@
               <w:rPr>
                 <w:b/>
                 <w:color w:val="000000" w:themeColor="text1"/>
-                <w:sz w:val="24"/>
-                <w:szCs w:val="24"/>
+                <w:sz w:val="22"/>
+                <w:szCs w:val="22"/>
               </w:rPr>
               <w:t>}</w:t>
             </w:r>
@@ -647,8 +647,8 @@
                 <w:b/>
                 <w:bCs/>
                 <w:color w:val="000000" w:themeColor="text1"/>
-                <w:sz w:val="24"/>
-                <w:szCs w:val="24"/>
+                <w:sz w:val="22"/>
+                <w:szCs w:val="22"/>
               </w:rPr>
             </w:pPr>
             <w:r>
@@ -656,8 +656,8 @@
                 <w:b/>
                 <w:bCs/>
                 <w:color w:val="000000" w:themeColor="text1"/>
-                <w:sz w:val="24"/>
-                <w:szCs w:val="24"/>
+                <w:sz w:val="22"/>
+                <w:szCs w:val="22"/>
               </w:rPr>
               <w:t>{</w:t>
             </w:r>
@@ -667,8 +667,8 @@
                 <w:b/>
                 <w:bCs/>
                 <w:color w:val="000000" w:themeColor="text1"/>
-                <w:sz w:val="24"/>
-                <w:szCs w:val="24"/>
+                <w:sz w:val="22"/>
+                <w:szCs w:val="22"/>
               </w:rPr>
               <w:t>kode_mk</w:t>
             </w:r>
@@ -678,8 +678,8 @@
                 <w:b/>
                 <w:bCs/>
                 <w:color w:val="000000" w:themeColor="text1"/>
-                <w:sz w:val="24"/>
-                <w:szCs w:val="24"/>
+                <w:sz w:val="22"/>
+                <w:szCs w:val="22"/>
               </w:rPr>
               <w:t>}</w:t>
             </w:r>
@@ -706,8 +706,8 @@
                 <w:b/>
                 <w:bCs/>
                 <w:color w:val="000000" w:themeColor="text1"/>
-                <w:sz w:val="24"/>
-                <w:szCs w:val="24"/>
+                <w:sz w:val="22"/>
+                <w:szCs w:val="22"/>
               </w:rPr>
             </w:pPr>
             <w:r>
@@ -715,8 +715,8 @@
                 <w:b/>
                 <w:bCs/>
                 <w:color w:val="000000" w:themeColor="text1"/>
-                <w:sz w:val="24"/>
-                <w:szCs w:val="24"/>
+                <w:sz w:val="22"/>
+                <w:szCs w:val="22"/>
               </w:rPr>
               <w:t>{</w:t>
             </w:r>
@@ -726,8 +726,8 @@
                 <w:b/>
                 <w:bCs/>
                 <w:color w:val="000000" w:themeColor="text1"/>
-                <w:sz w:val="24"/>
-                <w:szCs w:val="24"/>
+                <w:sz w:val="22"/>
+                <w:szCs w:val="22"/>
               </w:rPr>
               <w:t>rumpun_mk</w:t>
             </w:r>
@@ -737,8 +737,8 @@
                 <w:b/>
                 <w:bCs/>
                 <w:color w:val="000000" w:themeColor="text1"/>
-                <w:sz w:val="24"/>
-                <w:szCs w:val="24"/>
+                <w:sz w:val="22"/>
+                <w:szCs w:val="22"/>
               </w:rPr>
               <w:t>}</w:t>
             </w:r>
@@ -759,28 +759,28 @@
             <w:pPr>
               <w:jc w:val="center"/>
               <w:rPr>
-                <w:rFonts w:ascii="Times New Roman" w:hAnsi="Times New Roman"/>
-                <w:b/>
-                <w:sz w:val="24"/>
-                <w:szCs w:val="24"/>
+                <w:rFonts w:ascii="Calibri" w:hAnsi="Calibri"/>
+                <w:b/>
+                <w:sz w:val="22"/>
+                <w:szCs w:val="22"/>
               </w:rPr>
             </w:pPr>
             <w:r>
               <w:rPr>
-                <w:rFonts w:ascii="Times New Roman" w:hAnsi="Times New Roman"/>
-                <w:b/>
-                <w:sz w:val="24"/>
-                <w:szCs w:val="24"/>
+                <w:rFonts w:ascii="Calibri" w:hAnsi="Calibri"/>
+                <w:b/>
+                <w:sz w:val="22"/>
+                <w:szCs w:val="22"/>
               </w:rPr>
               <w:t xml:space="preserve">T </w:t>
             </w:r>
             <w:proofErr w:type="gramStart"/>
             <w:r>
               <w:rPr>
-                <w:rFonts w:ascii="Times New Roman" w:hAnsi="Times New Roman"/>
-                <w:b/>
-                <w:sz w:val="24"/>
-                <w:szCs w:val="24"/>
+                <w:rFonts w:ascii="Calibri" w:hAnsi="Calibri"/>
+                <w:b/>
+                <w:sz w:val="22"/>
+                <w:szCs w:val="22"/>
               </w:rPr>
               <w:t>=  {</w:t>
             </w:r>
@@ -788,20 +788,20 @@
             <w:proofErr w:type="gramEnd"/>
             <w:r>
               <w:rPr>
-                <w:rFonts w:ascii="Times New Roman" w:hAnsi="Times New Roman"/>
-                <w:b/>
-                <w:sz w:val="24"/>
-                <w:szCs w:val="24"/>
+                <w:rFonts w:ascii="Calibri" w:hAnsi="Calibri"/>
+                <w:b/>
+                <w:sz w:val="22"/>
+                <w:szCs w:val="22"/>
               </w:rPr>
               <w:t>sks_teori</w:t>
             </w:r>
             <w:proofErr w:type="spellEnd"/>
             <w:r>
               <w:rPr>
-                <w:rFonts w:ascii="Times New Roman" w:hAnsi="Times New Roman"/>
-                <w:b/>
-                <w:sz w:val="24"/>
-                <w:szCs w:val="24"/>
+                <w:rFonts w:ascii="Calibri" w:hAnsi="Calibri"/>
+                <w:b/>
+                <w:sz w:val="22"/>
+                <w:szCs w:val="22"/>
               </w:rPr>
               <w:t>}</w:t>
             </w:r>
@@ -822,38 +822,38 @@
             <w:pPr>
               <w:jc w:val="center"/>
               <w:rPr>
-                <w:rFonts w:ascii="Times New Roman" w:hAnsi="Times New Roman"/>
-                <w:b/>
-                <w:sz w:val="24"/>
-                <w:szCs w:val="24"/>
+                <w:rFonts w:ascii="Calibri" w:hAnsi="Calibri"/>
+                <w:b/>
+                <w:sz w:val="22"/>
+                <w:szCs w:val="22"/>
               </w:rPr>
             </w:pPr>
             <w:r>
               <w:rPr>
-                <w:rFonts w:ascii="Times New Roman" w:hAnsi="Times New Roman"/>
-                <w:b/>
-                <w:sz w:val="24"/>
-                <w:szCs w:val="24"/>
+                <w:rFonts w:ascii="Calibri" w:hAnsi="Calibri"/>
+                <w:b/>
+                <w:sz w:val="22"/>
+                <w:szCs w:val="22"/>
               </w:rPr>
               <w:t>P={</w:t>
             </w:r>
             <w:proofErr w:type="spellStart"/>
             <w:r>
               <w:rPr>
-                <w:rFonts w:ascii="Times New Roman" w:hAnsi="Times New Roman"/>
-                <w:b/>
-                <w:sz w:val="24"/>
-                <w:szCs w:val="24"/>
+                <w:rFonts w:ascii="Calibri" w:hAnsi="Calibri"/>
+                <w:b/>
+                <w:sz w:val="22"/>
+                <w:szCs w:val="22"/>
               </w:rPr>
               <w:t>sks_praktikum</w:t>
             </w:r>
             <w:proofErr w:type="spellEnd"/>
             <w:r>
               <w:rPr>
-                <w:rFonts w:ascii="Times New Roman" w:hAnsi="Times New Roman"/>
-                <w:b/>
-                <w:sz w:val="24"/>
-                <w:szCs w:val="24"/>
+                <w:rFonts w:ascii="Calibri" w:hAnsi="Calibri"/>
+                <w:b/>
+                <w:sz w:val="22"/>
+                <w:szCs w:val="22"/>
               </w:rPr>
               <w:t>}</w:t>
             </w:r>
@@ -874,20 +874,20 @@
             <w:pPr>
               <w:jc w:val="center"/>
               <w:rPr>
-                <w:rFonts w:ascii="Times New Roman" w:hAnsi="Times New Roman"/>
+                <w:rFonts w:ascii="Calibri" w:hAnsi="Calibri"/>
                 <w:b/>
                 <w:bCs/>
-                <w:sz w:val="24"/>
-                <w:szCs w:val="24"/>
+                <w:sz w:val="22"/>
+                <w:szCs w:val="22"/>
               </w:rPr>
             </w:pPr>
             <w:r>
               <w:rPr>
-                <w:rFonts w:ascii="Times New Roman" w:hAnsi="Times New Roman"/>
+                <w:rFonts w:ascii="Calibri" w:hAnsi="Calibri"/>
                 <w:b/>
                 <w:bCs/>
-                <w:sz w:val="24"/>
-                <w:szCs w:val="24"/>
+                <w:sz w:val="22"/>
+                <w:szCs w:val="22"/>
               </w:rPr>
               <w:t>{semester}</w:t>
             </w:r>
@@ -909,18 +909,18 @@
             <w:pPr>
               <w:jc w:val="center"/>
               <w:rPr>
-                <w:rFonts w:ascii="Times New Roman" w:hAnsi="Times New Roman"/>
+                <w:rFonts w:ascii="Calibri" w:hAnsi="Calibri"/>
                 <w:b/>
                 <w:bCs/>
-                <w:sz w:val="24"/>
-                <w:szCs w:val="24"/>
+                <w:sz w:val="22"/>
+                <w:szCs w:val="22"/>
               </w:rPr>
             </w:pPr>
             <w:r>
               <w:rPr>
-                <w:rFonts w:ascii="Times New Roman" w:hAnsi="Times New Roman"/>
-                <w:sz w:val="24"/>
-                <w:szCs w:val="24"/>
+                <w:rFonts w:ascii="Calibri" w:hAnsi="Calibri"/>
+                <w:sz w:val="22"/>
+                <w:szCs w:val="22"/>
                 <w:lang w:val="id-ID"/>
               </w:rPr>
               <w:t>{tanggal_penyusunan}</w:t>
@@ -944,18 +944,18 @@
           <w:p>
             <w:pPr>
               <w:rPr>
-                <w:rFonts w:ascii="Times New Roman" w:hAnsi="Times New Roman"/>
-                <w:b/>
-                <w:sz w:val="24"/>
-                <w:szCs w:val="24"/>
+                <w:rFonts w:ascii="Calibri" w:hAnsi="Calibri"/>
+                <w:b/>
+                <w:sz w:val="22"/>
+                <w:szCs w:val="22"/>
               </w:rPr>
             </w:pPr>
             <w:r>
               <w:rPr>
-                <w:rFonts w:ascii="Times New Roman" w:hAnsi="Times New Roman"/>
-                <w:b/>
-                <w:sz w:val="24"/>
-                <w:szCs w:val="24"/>
+                <w:rFonts w:ascii="Calibri" w:hAnsi="Calibri"/>
+                <w:b/>
+                <w:sz w:val="22"/>
+                <w:szCs w:val="22"/>
               </w:rPr>
               <w:t>OTORISASI</w:t>
             </w:r>
@@ -976,29 +976,29 @@
           <w:p>
             <w:pPr>
               <w:rPr>
-                <w:rFonts w:ascii="Times New Roman" w:hAnsi="Times New Roman"/>
-                <w:b/>
-                <w:sz w:val="24"/>
-                <w:szCs w:val="24"/>
+                <w:rFonts w:ascii="Calibri" w:hAnsi="Calibri"/>
+                <w:b/>
+                <w:sz w:val="22"/>
+                <w:szCs w:val="22"/>
               </w:rPr>
             </w:pPr>
             <w:proofErr w:type="spellStart"/>
             <w:r>
               <w:rPr>
-                <w:rFonts w:ascii="Times New Roman" w:hAnsi="Times New Roman"/>
-                <w:b/>
-                <w:sz w:val="24"/>
-                <w:szCs w:val="24"/>
+                <w:rFonts w:ascii="Calibri" w:hAnsi="Calibri"/>
+                <w:b/>
+                <w:sz w:val="22"/>
+                <w:szCs w:val="22"/>
               </w:rPr>
               <w:t>Pengembang</w:t>
             </w:r>
             <w:proofErr w:type="spellEnd"/>
             <w:r>
               <w:rPr>
-                <w:rFonts w:ascii="Times New Roman" w:hAnsi="Times New Roman"/>
-                <w:b/>
-                <w:sz w:val="24"/>
-                <w:szCs w:val="24"/>
+                <w:rFonts w:ascii="Calibri" w:hAnsi="Calibri"/>
+                <w:b/>
+                <w:sz w:val="22"/>
+                <w:szCs w:val="22"/>
               </w:rPr>
               <w:t xml:space="preserve"> RPS</w:t>
             </w:r>
@@ -1019,29 +1019,29 @@
           <w:p>
             <w:pPr>
               <w:rPr>
-                <w:rFonts w:ascii="Times New Roman" w:hAnsi="Times New Roman"/>
-                <w:b/>
-                <w:sz w:val="24"/>
-                <w:szCs w:val="24"/>
+                <w:rFonts w:ascii="Calibri" w:hAnsi="Calibri"/>
+                <w:b/>
+                <w:sz w:val="22"/>
+                <w:szCs w:val="22"/>
               </w:rPr>
             </w:pPr>
             <w:proofErr w:type="spellStart"/>
             <w:r>
               <w:rPr>
-                <w:rFonts w:ascii="Times New Roman" w:hAnsi="Times New Roman"/>
-                <w:b/>
-                <w:sz w:val="24"/>
-                <w:szCs w:val="24"/>
+                <w:rFonts w:ascii="Calibri" w:hAnsi="Calibri"/>
+                <w:b/>
+                <w:sz w:val="22"/>
+                <w:szCs w:val="22"/>
               </w:rPr>
               <w:t>Koordinator</w:t>
             </w:r>
             <w:proofErr w:type="spellEnd"/>
             <w:r>
               <w:rPr>
-                <w:rFonts w:ascii="Times New Roman" w:hAnsi="Times New Roman"/>
-                <w:b/>
-                <w:sz w:val="24"/>
-                <w:szCs w:val="24"/>
+                <w:rFonts w:ascii="Calibri" w:hAnsi="Calibri"/>
+                <w:b/>
+                <w:sz w:val="22"/>
+                <w:szCs w:val="22"/>
               </w:rPr>
               <w:t xml:space="preserve"> RMK</w:t>
             </w:r>
@@ -1062,29 +1062,29 @@
           <w:p>
             <w:pPr>
               <w:rPr>
-                <w:rFonts w:ascii="Times New Roman" w:hAnsi="Times New Roman"/>
-                <w:b/>
-                <w:sz w:val="24"/>
-                <w:szCs w:val="24"/>
+                <w:rFonts w:ascii="Calibri" w:hAnsi="Calibri"/>
+                <w:b/>
+                <w:sz w:val="22"/>
+                <w:szCs w:val="22"/>
               </w:rPr>
             </w:pPr>
             <w:proofErr w:type="spellStart"/>
             <w:r>
               <w:rPr>
-                <w:rFonts w:ascii="Times New Roman" w:hAnsi="Times New Roman"/>
-                <w:b/>
-                <w:sz w:val="24"/>
-                <w:szCs w:val="24"/>
+                <w:rFonts w:ascii="Calibri" w:hAnsi="Calibri"/>
+                <w:b/>
+                <w:sz w:val="22"/>
+                <w:szCs w:val="22"/>
               </w:rPr>
               <w:t>Ketua</w:t>
             </w:r>
             <w:proofErr w:type="spellEnd"/>
             <w:r>
               <w:rPr>
-                <w:rFonts w:ascii="Times New Roman" w:hAnsi="Times New Roman"/>
-                <w:b/>
-                <w:sz w:val="24"/>
-                <w:szCs w:val="24"/>
+                <w:rFonts w:ascii="Calibri" w:hAnsi="Calibri"/>
+                <w:b/>
+                <w:sz w:val="22"/>
+                <w:szCs w:val="22"/>
               </w:rPr>
               <w:t xml:space="preserve"> PRODI</w:t>
             </w:r>
@@ -1110,10 +1110,10 @@
           <w:p>
             <w:pPr>
               <w:rPr>
-                <w:rFonts w:ascii="Times New Roman" w:hAnsi="Times New Roman"/>
-                <w:b/>
-                <w:sz w:val="24"/>
-                <w:szCs w:val="24"/>
+                <w:rFonts w:ascii="Calibri" w:hAnsi="Calibri"/>
+                <w:b/>
+                <w:sz w:val="22"/>
+                <w:szCs w:val="22"/>
                 <w:lang w:val="id-ID"/>
               </w:rPr>
             </w:pPr>
@@ -1135,14 +1135,14 @@
             <w:pPr>
               <w:rPr>
                 <w:color w:val="000000" w:themeColor="text1"/>
-                <w:sz w:val="24"/>
+                <w:sz w:val="22"/>
                 <w:szCs w:val="32"/>
               </w:rPr>
             </w:pPr>
             <w:r>
               <w:rPr>
                 <w:color w:val="000000" w:themeColor="text1"/>
-                <w:sz w:val="24"/>
+                <w:sz w:val="22"/>
                 <w:szCs w:val="32"/>
               </w:rPr>
               <w:t>{#dosen_pengembang_</w:t>
@@ -1151,7 +1151,7 @@
             <w:r>
               <w:rPr>
                 <w:color w:val="000000" w:themeColor="text1"/>
-                <w:sz w:val="24"/>
+                <w:sz w:val="22"/>
                 <w:szCs w:val="32"/>
               </w:rPr>
               <w:t>rps[]}{.}</w:t>
@@ -1169,7 +1169,7 @@
             <w:r>
               <w:rPr>
                 <w:color w:val="000000" w:themeColor="text1"/>
-                <w:sz w:val="24"/>
+                <w:sz w:val="22"/>
                 <w:szCs w:val="32"/>
               </w:rPr>
               <w:t>{/</w:t>
@@ -1178,7 +1178,7 @@
             <w:r>
               <w:rPr>
                 <w:color w:val="000000" w:themeColor="text1"/>
-                <w:sz w:val="24"/>
+                <w:sz w:val="22"/>
                 <w:szCs w:val="32"/>
               </w:rPr>
               <w:t>dosen_pengembang_</w:t>
@@ -1187,7 +1187,7 @@
             <w:r>
               <w:rPr>
                 <w:color w:val="000000" w:themeColor="text1"/>
-                <w:sz w:val="24"/>
+                <w:sz w:val="22"/>
                 <w:szCs w:val="32"/>
               </w:rPr>
               <w:t>rps</w:t>
@@ -1196,7 +1196,7 @@
             <w:r>
               <w:rPr>
                 <w:color w:val="000000" w:themeColor="text1"/>
-                <w:sz w:val="24"/>
+                <w:sz w:val="22"/>
                 <w:szCs w:val="32"/>
               </w:rPr>
               <w:t>[</w:t>
@@ -1205,7 +1205,7 @@
             <w:r>
               <w:rPr>
                 <w:color w:val="000000" w:themeColor="text1"/>
-                <w:sz w:val="24"/>
+                <w:sz w:val="22"/>
                 <w:szCs w:val="32"/>
               </w:rPr>
               <w:t>]}</w:t>
@@ -1227,19 +1227,19 @@
           <w:p>
             <w:pPr>
               <w:rPr>
-                <w:rFonts w:ascii="Times New Roman" w:hAnsi="Times New Roman"/>
-                <w:b/>
-                <w:sz w:val="24"/>
-                <w:szCs w:val="24"/>
+                <w:rFonts w:ascii="Calibri" w:hAnsi="Calibri"/>
+                <w:b/>
+                <w:sz w:val="22"/>
+                <w:szCs w:val="22"/>
                 <w:lang w:val="id-ID"/>
               </w:rPr>
             </w:pPr>
             <w:r>
               <w:rPr>
-                <w:rFonts w:ascii="Times New Roman" w:hAnsi="Times New Roman"/>
-                <w:b/>
-                <w:sz w:val="24"/>
-                <w:szCs w:val="24"/>
+                <w:rFonts w:ascii="Calibri" w:hAnsi="Calibri"/>
+                <w:b/>
+                <w:sz w:val="22"/>
+                <w:szCs w:val="22"/>
                 <w:lang w:val="id-ID"/>
               </w:rPr>
               <w:t>{penjamin_mutu}</w:t>
@@ -1262,19 +1262,19 @@
             <w:pPr>
               <w:jc w:val="center"/>
               <w:rPr>
-                <w:rFonts w:ascii="Times New Roman" w:hAnsi="Times New Roman"/>
-                <w:b/>
-                <w:sz w:val="24"/>
-                <w:szCs w:val="24"/>
+                <w:rFonts w:ascii="Calibri" w:hAnsi="Calibri"/>
+                <w:b/>
+                <w:sz w:val="22"/>
+                <w:szCs w:val="22"/>
                 <w:lang w:val="id-ID"/>
               </w:rPr>
             </w:pPr>
             <w:r>
               <w:rPr>
-                <w:rFonts w:ascii="Times New Roman" w:hAnsi="Times New Roman"/>
-                <w:b/>
-                <w:sz w:val="24"/>
-                <w:szCs w:val="24"/>
+                <w:rFonts w:ascii="Calibri" w:hAnsi="Calibri"/>
+                <w:b/>
+                <w:sz w:val="22"/>
+                <w:szCs w:val="22"/>
                 <w:lang w:val="id-ID"/>
               </w:rPr>
               <w:t>{koordinator_program_studi}</w:t>
@@ -1299,49 +1299,49 @@
           <w:p>
             <w:pPr>
               <w:rPr>
-                <w:rFonts w:ascii="Times New Roman" w:hAnsi="Times New Roman"/>
-                <w:b/>
-                <w:sz w:val="24"/>
-                <w:szCs w:val="24"/>
+                <w:rFonts w:ascii="Calibri" w:hAnsi="Calibri"/>
+                <w:b/>
+                <w:sz w:val="22"/>
+                <w:szCs w:val="22"/>
               </w:rPr>
             </w:pPr>
             <w:proofErr w:type="spellStart"/>
             <w:r>
               <w:rPr>
-                <w:rFonts w:ascii="Times New Roman" w:hAnsi="Times New Roman"/>
-                <w:b/>
-                <w:sz w:val="24"/>
-                <w:szCs w:val="24"/>
+                <w:rFonts w:ascii="Calibri" w:hAnsi="Calibri"/>
+                <w:b/>
+                <w:sz w:val="22"/>
+                <w:szCs w:val="22"/>
               </w:rPr>
               <w:t>Capaian</w:t>
             </w:r>
             <w:proofErr w:type="spellEnd"/>
             <w:r>
               <w:rPr>
-                <w:rFonts w:ascii="Times New Roman" w:hAnsi="Times New Roman"/>
-                <w:b/>
-                <w:sz w:val="24"/>
-                <w:szCs w:val="24"/>
+                <w:rFonts w:ascii="Calibri" w:hAnsi="Calibri"/>
+                <w:b/>
+                <w:sz w:val="22"/>
+                <w:szCs w:val="22"/>
               </w:rPr>
               <w:t xml:space="preserve"> </w:t>
             </w:r>
             <w:proofErr w:type="spellStart"/>
             <w:r>
               <w:rPr>
-                <w:rFonts w:ascii="Times New Roman" w:hAnsi="Times New Roman"/>
-                <w:b/>
-                <w:sz w:val="24"/>
-                <w:szCs w:val="24"/>
+                <w:rFonts w:ascii="Calibri" w:hAnsi="Calibri"/>
+                <w:b/>
+                <w:sz w:val="22"/>
+                <w:szCs w:val="22"/>
               </w:rPr>
               <w:t>Pembelajaran</w:t>
             </w:r>
             <w:proofErr w:type="spellEnd"/>
             <w:r>
               <w:rPr>
-                <w:rFonts w:ascii="Times New Roman" w:hAnsi="Times New Roman"/>
-                <w:b/>
-                <w:sz w:val="24"/>
-                <w:szCs w:val="24"/>
+                <w:rFonts w:ascii="Calibri" w:hAnsi="Calibri"/>
+                <w:b/>
+                <w:sz w:val="22"/>
+                <w:szCs w:val="22"/>
               </w:rPr>
               <w:t xml:space="preserve"> (CP)</w:t>
             </w:r>
@@ -1365,19 +1365,19 @@
                 <w:tab w:val="left" w:pos="1806"/>
               </w:tabs>
               <w:rPr>
-                <w:rFonts w:ascii="Times New Roman" w:hAnsi="Times New Roman"/>
-                <w:b/>
-                <w:sz w:val="24"/>
-                <w:szCs w:val="24"/>
+                <w:rFonts w:ascii="Calibri" w:hAnsi="Calibri"/>
+                <w:b/>
+                <w:sz w:val="22"/>
+                <w:szCs w:val="22"/>
                 <w:lang w:val="es-ES" w:eastAsia="id-ID"/>
               </w:rPr>
             </w:pPr>
             <w:r>
               <w:rPr>
-                <w:rFonts w:ascii="Times New Roman" w:hAnsi="Times New Roman"/>
-                <w:b/>
-                <w:sz w:val="24"/>
-                <w:szCs w:val="24"/>
+                <w:rFonts w:ascii="Calibri" w:hAnsi="Calibri"/>
+                <w:b/>
+                <w:sz w:val="22"/>
+                <w:szCs w:val="22"/>
                 <w:lang w:val="es-ES" w:eastAsia="id-ID"/>
               </w:rPr>
               <w:t>CPL-</w:t>
@@ -1385,10 +1385,10 @@
             <w:proofErr w:type="gramStart"/>
             <w:r>
               <w:rPr>
-                <w:rFonts w:ascii="Times New Roman" w:hAnsi="Times New Roman"/>
-                <w:b/>
-                <w:sz w:val="24"/>
-                <w:szCs w:val="24"/>
+                <w:rFonts w:ascii="Calibri" w:hAnsi="Calibri"/>
+                <w:b/>
+                <w:sz w:val="22"/>
+                <w:szCs w:val="22"/>
                 <w:lang w:val="es-ES" w:eastAsia="id-ID"/>
               </w:rPr>
               <w:t>PRODI  yang</w:t>
@@ -1396,10 +1396,10 @@
             <w:proofErr w:type="gramEnd"/>
             <w:r>
               <w:rPr>
-                <w:rFonts w:ascii="Times New Roman" w:hAnsi="Times New Roman"/>
-                <w:b/>
-                <w:sz w:val="24"/>
-                <w:szCs w:val="24"/>
+                <w:rFonts w:ascii="Calibri" w:hAnsi="Calibri"/>
+                <w:b/>
+                <w:sz w:val="22"/>
+                <w:szCs w:val="22"/>
                 <w:lang w:val="es-ES" w:eastAsia="id-ID"/>
               </w:rPr>
               <w:t xml:space="preserve"> </w:t>
@@ -1407,10 +1407,10 @@
             <w:proofErr w:type="spellStart"/>
             <w:r>
               <w:rPr>
-                <w:rFonts w:ascii="Times New Roman" w:hAnsi="Times New Roman"/>
-                <w:b/>
-                <w:sz w:val="24"/>
-                <w:szCs w:val="24"/>
+                <w:rFonts w:ascii="Calibri" w:hAnsi="Calibri"/>
+                <w:b/>
+                <w:sz w:val="22"/>
+                <w:szCs w:val="22"/>
                 <w:lang w:val="es-ES" w:eastAsia="id-ID"/>
               </w:rPr>
               <w:t>dibebankan</w:t>
@@ -1418,10 +1418,10 @@
             <w:proofErr w:type="spellEnd"/>
             <w:r>
               <w:rPr>
-                <w:rFonts w:ascii="Times New Roman" w:hAnsi="Times New Roman"/>
-                <w:b/>
-                <w:sz w:val="24"/>
-                <w:szCs w:val="24"/>
+                <w:rFonts w:ascii="Calibri" w:hAnsi="Calibri"/>
+                <w:b/>
+                <w:sz w:val="22"/>
+                <w:szCs w:val="22"/>
                 <w:lang w:val="es-ES" w:eastAsia="id-ID"/>
               </w:rPr>
               <w:t xml:space="preserve"> pada MK       </w:t>
@@ -1445,10 +1445,10 @@
                 <w:tab w:val="left" w:pos="1806"/>
               </w:tabs>
               <w:rPr>
-                <w:rFonts w:ascii="Times New Roman" w:hAnsi="Times New Roman"/>
-                <w:b/>
-                <w:sz w:val="24"/>
-                <w:szCs w:val="24"/>
+                <w:rFonts w:ascii="Calibri" w:hAnsi="Calibri"/>
+                <w:b/>
+                <w:sz w:val="22"/>
+                <w:szCs w:val="22"/>
                 <w:lang w:val="es-ES" w:eastAsia="id-ID"/>
               </w:rPr>
             </w:pPr>
@@ -1471,10 +1471,10 @@
           <w:p>
             <w:pPr>
               <w:rPr>
-                <w:rFonts w:ascii="Times New Roman" w:hAnsi="Times New Roman"/>
-                <w:b/>
-                <w:sz w:val="24"/>
-                <w:szCs w:val="24"/>
+                <w:rFonts w:ascii="Calibri" w:hAnsi="Calibri"/>
+                <w:b/>
+                <w:sz w:val="22"/>
+                <w:szCs w:val="22"/>
                 <w:lang w:val="es-ES"/>
               </w:rPr>
             </w:pPr>
@@ -1494,9 +1494,9 @@
           <w:p>
             <w:r>
               <w:rPr>
-                <w:rFonts w:ascii="Times New Roman" w:hAnsi="Times New Roman"/>
-                <w:sz w:val="24"/>
-                <w:szCs w:val="24"/>
+                <w:rFonts w:ascii="Calibri" w:hAnsi="Calibri"/>
+                <w:sz w:val="22"/>
+                <w:szCs w:val="22"/>
                 <w:lang w:eastAsia="id-ID"/>
               </w:rPr>
               <w:t>{#</w:t>
@@ -1504,9 +1504,9 @@
             <w:proofErr w:type="gramStart"/>
             <w:r>
               <w:rPr>
-                <w:rFonts w:ascii="Times New Roman" w:hAnsi="Times New Roman"/>
-                <w:sz w:val="24"/>
-                <w:szCs w:val="24"/>
+                <w:rFonts w:ascii="Calibri" w:hAnsi="Calibri"/>
+                <w:sz w:val="22"/>
+                <w:szCs w:val="22"/>
                 <w:lang w:eastAsia="id-ID"/>
               </w:rPr>
               <w:t>cplList}{</w:t>
@@ -1514,9 +1514,9 @@
             <w:proofErr w:type="gramEnd"/>
             <w:r>
               <w:rPr>
-                <w:rFonts w:ascii="Times New Roman" w:hAnsi="Times New Roman"/>
-                <w:sz w:val="24"/>
-                <w:szCs w:val="24"/>
+                <w:rFonts w:ascii="Calibri" w:hAnsi="Calibri"/>
+                <w:sz w:val="22"/>
+                <w:szCs w:val="22"/>
                 <w:lang w:eastAsia="id-ID"/>
               </w:rPr>
               <w:t>code}</w:t>
@@ -1538,17 +1538,17 @@
           <w:p>
             <w:pPr>
               <w:rPr>
-                <w:rFonts w:ascii="Times New Roman" w:hAnsi="Times New Roman"/>
-                <w:sz w:val="24"/>
-                <w:szCs w:val="24"/>
+                <w:rFonts w:ascii="Calibri" w:hAnsi="Calibri"/>
+                <w:sz w:val="22"/>
+                <w:szCs w:val="22"/>
                 <w:lang w:eastAsia="id-ID"/>
               </w:rPr>
             </w:pPr>
             <w:r>
               <w:rPr>
-                <w:rFonts w:ascii="Times New Roman" w:hAnsi="Times New Roman"/>
-                <w:sz w:val="24"/>
-                <w:szCs w:val="24"/>
+                <w:rFonts w:ascii="Calibri" w:hAnsi="Calibri"/>
+                <w:sz w:val="22"/>
+                <w:szCs w:val="22"/>
                 <w:lang w:eastAsia="id-ID"/>
               </w:rPr>
               <w:t>{description}{/</w:t>
@@ -1556,9 +1556,9 @@
             <w:proofErr w:type="spellStart"/>
             <w:r>
               <w:rPr>
-                <w:rFonts w:ascii="Times New Roman" w:hAnsi="Times New Roman"/>
-                <w:sz w:val="24"/>
-                <w:szCs w:val="24"/>
+                <w:rFonts w:ascii="Calibri" w:hAnsi="Calibri"/>
+                <w:sz w:val="22"/>
+                <w:szCs w:val="22"/>
                 <w:lang w:eastAsia="id-ID"/>
               </w:rPr>
               <w:t>cplList</w:t>
@@ -1566,9 +1566,9 @@
             <w:proofErr w:type="spellEnd"/>
             <w:r>
               <w:rPr>
-                <w:rFonts w:ascii="Times New Roman" w:hAnsi="Times New Roman"/>
-                <w:sz w:val="24"/>
-                <w:szCs w:val="24"/>
+                <w:rFonts w:ascii="Calibri" w:hAnsi="Calibri"/>
+                <w:sz w:val="22"/>
+                <w:szCs w:val="22"/>
                 <w:lang w:eastAsia="id-ID"/>
               </w:rPr>
               <w:t>}</w:t>
@@ -1595,10 +1595,10 @@
           <w:p>
             <w:pPr>
               <w:rPr>
-                <w:rFonts w:ascii="Times New Roman" w:hAnsi="Times New Roman"/>
-                <w:b/>
-                <w:sz w:val="24"/>
-                <w:szCs w:val="24"/>
+                <w:rFonts w:ascii="Calibri" w:hAnsi="Calibri"/>
+                <w:b/>
+                <w:sz w:val="22"/>
+                <w:szCs w:val="22"/>
               </w:rPr>
             </w:pPr>
           </w:p>
@@ -1618,18 +1618,18 @@
           <w:p>
             <w:pPr>
               <w:rPr>
-                <w:rFonts w:ascii="Times New Roman" w:hAnsi="Times New Roman"/>
-                <w:sz w:val="24"/>
-                <w:szCs w:val="24"/>
+                <w:rFonts w:ascii="Calibri" w:hAnsi="Calibri"/>
+                <w:sz w:val="22"/>
+                <w:szCs w:val="22"/>
                 <w:lang w:val="fi-FI" w:eastAsia="id-ID"/>
               </w:rPr>
             </w:pPr>
             <w:r>
               <w:rPr>
-                <w:rFonts w:ascii="Times New Roman" w:hAnsi="Times New Roman"/>
-                <w:b/>
-                <w:sz w:val="24"/>
-                <w:szCs w:val="24"/>
+                <w:rFonts w:ascii="Calibri" w:hAnsi="Calibri"/>
+                <w:b/>
+                <w:sz w:val="22"/>
+                <w:szCs w:val="22"/>
                 <w:lang w:val="fi-FI" w:eastAsia="id-ID"/>
               </w:rPr>
               <w:t xml:space="preserve">CPL </w:t>
@@ -1638,18 +1638,18 @@
               <w:rPr>
                 <w:rFonts w:ascii="Symbol" w:eastAsia="Symbol" w:hAnsi="Symbol" w:cs="Symbol"/>
                 <w:b/>
-                <w:sz w:val="24"/>
-                <w:szCs w:val="24"/>
+                <w:sz w:val="22"/>
+                <w:szCs w:val="22"/>
                 <w:lang w:eastAsia="id-ID"/>
               </w:rPr>
               <w:t>Þ</w:t>
             </w:r>
             <w:r>
               <w:rPr>
-                <w:rFonts w:ascii="Times New Roman" w:hAnsi="Times New Roman"/>
-                <w:b/>
-                <w:sz w:val="24"/>
-                <w:szCs w:val="24"/>
+                <w:rFonts w:ascii="Calibri" w:hAnsi="Calibri"/>
+                <w:b/>
+                <w:sz w:val="22"/>
+                <w:szCs w:val="22"/>
                 <w:lang w:val="fi-FI" w:eastAsia="id-ID"/>
               </w:rPr>
               <w:t xml:space="preserve"> Capaian Pembelajaran Mata Kuliah (CPMK)</w:t>
@@ -1669,9 +1669,9 @@
           <w:p>
             <w:pPr>
               <w:rPr>
-                <w:rFonts w:ascii="Times New Roman" w:hAnsi="Times New Roman"/>
-                <w:sz w:val="24"/>
-                <w:szCs w:val="24"/>
+                <w:rFonts w:ascii="Calibri" w:hAnsi="Calibri"/>
+                <w:sz w:val="22"/>
+                <w:szCs w:val="22"/>
                 <w:lang w:val="fi-FI" w:eastAsia="id-ID"/>
               </w:rPr>
             </w:pPr>
@@ -1694,10 +1694,10 @@
           <w:p>
             <w:pPr>
               <w:rPr>
-                <w:rFonts w:ascii="Times New Roman" w:hAnsi="Times New Roman"/>
-                <w:b/>
-                <w:sz w:val="24"/>
-                <w:szCs w:val="24"/>
+                <w:rFonts w:ascii="Calibri" w:hAnsi="Calibri"/>
+                <w:b/>
+                <w:sz w:val="22"/>
+                <w:szCs w:val="22"/>
                 <w:lang w:val="fi-FI"/>
               </w:rPr>
             </w:pPr>
@@ -1717,9 +1717,9 @@
           <w:p>
             <w:r>
               <w:rPr>
-                <w:rFonts w:ascii="Times New Roman" w:hAnsi="Times New Roman"/>
-                <w:sz w:val="24"/>
-                <w:szCs w:val="24"/>
+                <w:rFonts w:ascii="Calibri" w:hAnsi="Calibri"/>
+                <w:sz w:val="22"/>
+                <w:szCs w:val="22"/>
                 <w:lang w:eastAsia="id-ID"/>
               </w:rPr>
               <w:t>{#cpmk} {</w:t>
@@ -1727,9 +1727,9 @@
             <w:proofErr w:type="spellStart"/>
             <w:r>
               <w:rPr>
-                <w:rFonts w:ascii="Times New Roman" w:hAnsi="Times New Roman"/>
-                <w:sz w:val="24"/>
-                <w:szCs w:val="24"/>
+                <w:rFonts w:ascii="Calibri" w:hAnsi="Calibri"/>
+                <w:sz w:val="22"/>
+                <w:szCs w:val="22"/>
                 <w:lang w:eastAsia="id-ID"/>
               </w:rPr>
               <w:t>cpl_code</w:t>
@@ -1737,9 +1737,9 @@
             <w:proofErr w:type="spellEnd"/>
             <w:r>
               <w:rPr>
-                <w:rFonts w:ascii="Times New Roman" w:hAnsi="Times New Roman"/>
-                <w:sz w:val="24"/>
-                <w:szCs w:val="24"/>
+                <w:rFonts w:ascii="Calibri" w:hAnsi="Calibri"/>
+                <w:sz w:val="22"/>
+                <w:szCs w:val="22"/>
                 <w:lang w:eastAsia="id-ID"/>
               </w:rPr>
               <w:t xml:space="preserve">} </w:t>
@@ -1761,17 +1761,17 @@
           <w:p>
             <w:pPr>
               <w:rPr>
-                <w:rFonts w:ascii="Times New Roman" w:hAnsi="Times New Roman"/>
-                <w:sz w:val="24"/>
-                <w:szCs w:val="24"/>
+                <w:rFonts w:ascii="Calibri" w:hAnsi="Calibri"/>
+                <w:sz w:val="22"/>
+                <w:szCs w:val="22"/>
                 <w:lang w:eastAsia="id-ID"/>
               </w:rPr>
             </w:pPr>
             <w:r>
               <w:rPr>
-                <w:rFonts w:ascii="Times New Roman" w:hAnsi="Times New Roman"/>
-                <w:sz w:val="24"/>
-                <w:szCs w:val="24"/>
+                <w:rFonts w:ascii="Calibri" w:hAnsi="Calibri"/>
+                <w:sz w:val="22"/>
+                <w:szCs w:val="22"/>
                 <w:lang w:eastAsia="id-ID"/>
               </w:rPr>
               <w:t>{id</w:t>
@@ -1779,9 +1779,9 @@
             <w:proofErr w:type="gramStart"/>
             <w:r>
               <w:rPr>
-                <w:rFonts w:ascii="Times New Roman" w:hAnsi="Times New Roman"/>
-                <w:sz w:val="24"/>
-                <w:szCs w:val="24"/>
+                <w:rFonts w:ascii="Calibri" w:hAnsi="Calibri"/>
+                <w:sz w:val="22"/>
+                <w:szCs w:val="22"/>
                 <w:lang w:eastAsia="id-ID"/>
               </w:rPr>
               <w:t>} :</w:t>
@@ -1789,9 +1789,9 @@
             <w:proofErr w:type="gramEnd"/>
             <w:r>
               <w:rPr>
-                <w:rFonts w:ascii="Times New Roman" w:hAnsi="Times New Roman"/>
-                <w:sz w:val="24"/>
-                <w:szCs w:val="24"/>
+                <w:rFonts w:ascii="Calibri" w:hAnsi="Calibri"/>
+                <w:sz w:val="22"/>
+                <w:szCs w:val="22"/>
                 <w:lang w:eastAsia="id-ID"/>
               </w:rPr>
               <w:t xml:space="preserve"> {</w:t>
@@ -1799,9 +1799,9 @@
             <w:proofErr w:type="spellStart"/>
             <w:r>
               <w:rPr>
-                <w:rFonts w:ascii="Times New Roman" w:hAnsi="Times New Roman"/>
-                <w:sz w:val="24"/>
-                <w:szCs w:val="24"/>
+                <w:rFonts w:ascii="Calibri" w:hAnsi="Calibri"/>
+                <w:sz w:val="22"/>
+                <w:szCs w:val="22"/>
                 <w:lang w:eastAsia="id-ID"/>
               </w:rPr>
               <w:t>deskripsi</w:t>
@@ -1809,9 +1809,9 @@
             <w:proofErr w:type="spellEnd"/>
             <w:r>
               <w:rPr>
-                <w:rFonts w:ascii="Times New Roman" w:hAnsi="Times New Roman"/>
-                <w:sz w:val="24"/>
-                <w:szCs w:val="24"/>
+                <w:rFonts w:ascii="Calibri" w:hAnsi="Calibri"/>
+                <w:sz w:val="22"/>
+                <w:szCs w:val="22"/>
                 <w:lang w:eastAsia="id-ID"/>
               </w:rPr>
               <w:t>} {/</w:t>
@@ -1819,9 +1819,9 @@
             <w:proofErr w:type="spellStart"/>
             <w:r>
               <w:rPr>
-                <w:rFonts w:ascii="Times New Roman" w:hAnsi="Times New Roman"/>
-                <w:sz w:val="24"/>
-                <w:szCs w:val="24"/>
+                <w:rFonts w:ascii="Calibri" w:hAnsi="Calibri"/>
+                <w:sz w:val="22"/>
+                <w:szCs w:val="22"/>
                 <w:lang w:eastAsia="id-ID"/>
               </w:rPr>
               <w:t>cpmk</w:t>
@@ -1829,9 +1829,9 @@
             <w:proofErr w:type="spellEnd"/>
             <w:r>
               <w:rPr>
-                <w:rFonts w:ascii="Times New Roman" w:hAnsi="Times New Roman"/>
-                <w:sz w:val="24"/>
-                <w:szCs w:val="24"/>
+                <w:rFonts w:ascii="Calibri" w:hAnsi="Calibri"/>
+                <w:sz w:val="22"/>
+                <w:szCs w:val="22"/>
                 <w:lang w:eastAsia="id-ID"/>
               </w:rPr>
               <w:t>}</w:t>
@@ -1858,10 +1858,10 @@
           <w:p>
             <w:pPr>
               <w:rPr>
-                <w:rFonts w:ascii="Times New Roman" w:hAnsi="Times New Roman"/>
-                <w:b/>
-                <w:sz w:val="24"/>
-                <w:szCs w:val="24"/>
+                <w:rFonts w:ascii="Calibri" w:hAnsi="Calibri"/>
+                <w:b/>
+                <w:sz w:val="22"/>
+                <w:szCs w:val="22"/>
               </w:rPr>
             </w:pPr>
           </w:p>
@@ -1882,19 +1882,19 @@
             <w:pPr>
               <w:jc w:val="both"/>
               <w:rPr>
-                <w:rFonts w:ascii="Times New Roman" w:hAnsi="Times New Roman"/>
-                <w:b/>
-                <w:sz w:val="24"/>
-                <w:szCs w:val="24"/>
+                <w:rFonts w:ascii="Calibri" w:hAnsi="Calibri"/>
+                <w:b/>
+                <w:sz w:val="22"/>
+                <w:szCs w:val="22"/>
                 <w:lang w:eastAsia="id-ID"/>
               </w:rPr>
             </w:pPr>
             <w:r>
               <w:rPr>
-                <w:rFonts w:ascii="Times New Roman" w:hAnsi="Times New Roman"/>
-                <w:b/>
-                <w:sz w:val="24"/>
-                <w:szCs w:val="24"/>
+                <w:rFonts w:ascii="Calibri" w:hAnsi="Calibri"/>
+                <w:b/>
+                <w:sz w:val="22"/>
+                <w:szCs w:val="22"/>
                 <w:lang w:eastAsia="id-ID"/>
               </w:rPr>
               <w:t xml:space="preserve">CPMK </w:t>
@@ -1903,18 +1903,18 @@
               <w:rPr>
                 <w:rFonts w:ascii="Symbol" w:eastAsia="Symbol" w:hAnsi="Symbol" w:cs="Symbol"/>
                 <w:b/>
-                <w:sz w:val="24"/>
-                <w:szCs w:val="24"/>
+                <w:sz w:val="22"/>
+                <w:szCs w:val="22"/>
                 <w:lang w:eastAsia="id-ID"/>
               </w:rPr>
               <w:t>Þ</w:t>
             </w:r>
             <w:r>
               <w:rPr>
-                <w:rFonts w:ascii="Times New Roman" w:hAnsi="Times New Roman"/>
-                <w:b/>
-                <w:sz w:val="24"/>
-                <w:szCs w:val="24"/>
+                <w:rFonts w:ascii="Calibri" w:hAnsi="Calibri"/>
+                <w:b/>
+                <w:sz w:val="22"/>
+                <w:szCs w:val="22"/>
                 <w:lang w:eastAsia="id-ID"/>
               </w:rPr>
               <w:t xml:space="preserve"> Sub-CPMK</w:t>
@@ -1937,10 +1937,10 @@
             <w:pPr>
               <w:jc w:val="both"/>
               <w:rPr>
-                <w:rFonts w:ascii="Times New Roman" w:hAnsi="Times New Roman"/>
+                <w:rFonts w:ascii="Calibri" w:hAnsi="Calibri"/>
                 <w:bCs/>
-                <w:sz w:val="24"/>
-                <w:szCs w:val="24"/>
+                <w:sz w:val="22"/>
+                <w:szCs w:val="22"/>
                 <w:lang w:eastAsia="id-ID"/>
               </w:rPr>
             </w:pPr>
@@ -1963,10 +1963,10 @@
           <w:p>
             <w:pPr>
               <w:rPr>
-                <w:rFonts w:ascii="Times New Roman" w:hAnsi="Times New Roman"/>
-                <w:b/>
-                <w:sz w:val="24"/>
-                <w:szCs w:val="24"/>
+                <w:rFonts w:ascii="Calibri" w:hAnsi="Calibri"/>
+                <w:b/>
+                <w:sz w:val="22"/>
+                <w:szCs w:val="22"/>
               </w:rPr>
             </w:pPr>
           </w:p>
@@ -1985,19 +1985,19 @@
           <w:p>
             <w:pPr>
               <w:rPr>
-                <w:rFonts w:ascii="Times New Roman" w:hAnsi="Times New Roman"/>
+                <w:rFonts w:ascii="Calibri" w:hAnsi="Calibri"/>
                 <w:bCs/>
-                <w:sz w:val="24"/>
-                <w:szCs w:val="24"/>
+                <w:sz w:val="22"/>
+                <w:szCs w:val="22"/>
                 <w:lang w:eastAsia="id-ID"/>
               </w:rPr>
             </w:pPr>
             <w:r>
               <w:rPr>
-                <w:rFonts w:ascii="Times New Roman" w:hAnsi="Times New Roman"/>
+                <w:rFonts w:ascii="Calibri" w:hAnsi="Calibri"/>
                 <w:bCs/>
-                <w:sz w:val="24"/>
-                <w:szCs w:val="24"/>
+                <w:sz w:val="22"/>
+                <w:szCs w:val="22"/>
                 <w:lang w:eastAsia="id-ID"/>
               </w:rPr>
               <w:t>{#sub_</w:t>
@@ -2005,10 +2005,10 @@
             <w:proofErr w:type="gramStart"/>
             <w:r>
               <w:rPr>
-                <w:rFonts w:ascii="Times New Roman" w:hAnsi="Times New Roman"/>
+                <w:rFonts w:ascii="Calibri" w:hAnsi="Calibri"/>
                 <w:bCs/>
-                <w:sz w:val="24"/>
-                <w:szCs w:val="24"/>
+                <w:sz w:val="22"/>
+                <w:szCs w:val="22"/>
                 <w:lang w:eastAsia="id-ID"/>
               </w:rPr>
               <w:t>cpmk}{</w:t>
@@ -2016,10 +2016,10 @@
             <w:proofErr w:type="gramEnd"/>
             <w:r>
               <w:rPr>
-                <w:rFonts w:ascii="Times New Roman" w:hAnsi="Times New Roman"/>
+                <w:rFonts w:ascii="Calibri" w:hAnsi="Calibri"/>
                 <w:bCs/>
-                <w:sz w:val="24"/>
-                <w:szCs w:val="24"/>
+                <w:sz w:val="22"/>
+                <w:szCs w:val="22"/>
                 <w:lang w:eastAsia="id-ID"/>
               </w:rPr>
               <w:t>cpmkId}</w:t>
@@ -2041,27 +2041,27 @@
           <w:p>
             <w:pPr>
               <w:rPr>
-                <w:rFonts w:ascii="Times New Roman" w:hAnsi="Times New Roman"/>
-                <w:sz w:val="24"/>
-                <w:szCs w:val="24"/>
+                <w:rFonts w:ascii="Calibri" w:hAnsi="Calibri"/>
+                <w:sz w:val="22"/>
+                <w:szCs w:val="22"/>
               </w:rPr>
             </w:pPr>
             <w:r>
               <w:rPr>
-                <w:rFonts w:ascii="Times New Roman" w:hAnsi="Times New Roman"/>
+                <w:rFonts w:ascii="Calibri" w:hAnsi="Calibri"/>
                 <w:bCs/>
-                <w:sz w:val="24"/>
-                <w:szCs w:val="24"/>
+                <w:sz w:val="22"/>
+                <w:szCs w:val="22"/>
               </w:rPr>
               <w:t>Sub-</w:t>
             </w:r>
             <w:proofErr w:type="gramStart"/>
             <w:r>
               <w:rPr>
-                <w:rFonts w:ascii="Times New Roman" w:hAnsi="Times New Roman"/>
+                <w:rFonts w:ascii="Calibri" w:hAnsi="Calibri"/>
                 <w:bCs/>
-                <w:sz w:val="24"/>
-                <w:szCs w:val="24"/>
+                <w:sz w:val="22"/>
+                <w:szCs w:val="22"/>
               </w:rPr>
               <w:t>CPMK{</w:t>
             </w:r>
@@ -2069,10 +2069,10 @@
             <w:proofErr w:type="gramEnd"/>
             <w:r>
               <w:rPr>
-                <w:rFonts w:ascii="Times New Roman" w:hAnsi="Times New Roman"/>
+                <w:rFonts w:ascii="Calibri" w:hAnsi="Calibri"/>
                 <w:bCs/>
-                <w:sz w:val="24"/>
-                <w:szCs w:val="24"/>
+                <w:sz w:val="22"/>
+                <w:szCs w:val="22"/>
               </w:rPr>
               <w:t>subId</w:t>
             </w:r>
@@ -2080,49 +2080,49 @@
             <w:proofErr w:type="gramStart"/>
             <w:r>
               <w:rPr>
-                <w:rFonts w:ascii="Times New Roman" w:hAnsi="Times New Roman"/>
+                <w:rFonts w:ascii="Calibri" w:hAnsi="Calibri"/>
                 <w:bCs/>
-                <w:sz w:val="24"/>
-                <w:szCs w:val="24"/>
+                <w:sz w:val="22"/>
+                <w:szCs w:val="22"/>
               </w:rPr>
               <w:t>} :</w:t>
             </w:r>
             <w:proofErr w:type="gramEnd"/>
             <w:r>
               <w:rPr>
-                <w:rFonts w:ascii="Times New Roman" w:hAnsi="Times New Roman"/>
+                <w:rFonts w:ascii="Calibri" w:hAnsi="Calibri"/>
                 <w:bCs/>
-                <w:sz w:val="24"/>
-                <w:szCs w:val="24"/>
+                <w:sz w:val="22"/>
+                <w:szCs w:val="22"/>
               </w:rPr>
               <w:t xml:space="preserve"> {</w:t>
             </w:r>
             <w:proofErr w:type="spellStart"/>
             <w:r>
               <w:rPr>
-                <w:rFonts w:ascii="Times New Roman" w:hAnsi="Times New Roman"/>
+                <w:rFonts w:ascii="Calibri" w:hAnsi="Calibri"/>
                 <w:bCs/>
-                <w:sz w:val="24"/>
-                <w:szCs w:val="24"/>
+                <w:sz w:val="22"/>
+                <w:szCs w:val="22"/>
               </w:rPr>
               <w:t>deskripsi</w:t>
             </w:r>
             <w:proofErr w:type="spellEnd"/>
             <w:r>
               <w:rPr>
-                <w:rFonts w:ascii="Times New Roman" w:hAnsi="Times New Roman"/>
+                <w:rFonts w:ascii="Calibri" w:hAnsi="Calibri"/>
                 <w:bCs/>
-                <w:sz w:val="24"/>
-                <w:szCs w:val="24"/>
+                <w:sz w:val="22"/>
+                <w:szCs w:val="22"/>
               </w:rPr>
               <w:t>}</w:t>
             </w:r>
             <w:r>
               <w:rPr>
-                <w:rFonts w:ascii="Times New Roman" w:hAnsi="Times New Roman"/>
+                <w:rFonts w:ascii="Calibri" w:hAnsi="Calibri"/>
                 <w:bCs/>
-                <w:sz w:val="24"/>
-                <w:szCs w:val="24"/>
+                <w:sz w:val="22"/>
+                <w:szCs w:val="22"/>
                 <w:lang w:val="id-ID" w:bidi="id-ID"/>
               </w:rPr>
               <w:t>{/sub_cpmk}</w:t>
@@ -2146,10 +2146,10 @@
           <w:p>
             <w:pPr>
               <w:rPr>
-                <w:rFonts w:ascii="Times New Roman" w:hAnsi="Times New Roman"/>
-                <w:b/>
-                <w:sz w:val="24"/>
-                <w:szCs w:val="24"/>
+                <w:rFonts w:ascii="Calibri" w:hAnsi="Calibri"/>
+                <w:b/>
+                <w:sz w:val="22"/>
+                <w:szCs w:val="22"/>
               </w:rPr>
             </w:pPr>
           </w:p>
@@ -2170,20 +2170,20 @@
             <w:pPr>
               <w:jc w:val="both"/>
               <w:rPr>
-                <w:rFonts w:ascii="Times New Roman" w:hAnsi="Times New Roman"/>
-                <w:b/>
-                <w:sz w:val="24"/>
-                <w:szCs w:val="24"/>
+                <w:rFonts w:ascii="Calibri" w:hAnsi="Calibri"/>
+                <w:b/>
+                <w:sz w:val="22"/>
+                <w:szCs w:val="22"/>
                 <w:lang w:val="es-ES" w:eastAsia="id-ID"/>
               </w:rPr>
             </w:pPr>
             <w:proofErr w:type="spellStart"/>
             <w:r>
               <w:rPr>
-                <w:rFonts w:ascii="Times New Roman" w:hAnsi="Times New Roman"/>
-                <w:b/>
-                <w:sz w:val="24"/>
-                <w:szCs w:val="24"/>
+                <w:rFonts w:ascii="Calibri" w:hAnsi="Calibri"/>
+                <w:b/>
+                <w:sz w:val="22"/>
+                <w:szCs w:val="22"/>
                 <w:lang w:val="es-ES" w:eastAsia="id-ID"/>
               </w:rPr>
               <w:t>Korelasi</w:t>
@@ -2191,10 +2191,10 @@
             <w:proofErr w:type="spellEnd"/>
             <w:r>
               <w:rPr>
-                <w:rFonts w:ascii="Times New Roman" w:hAnsi="Times New Roman"/>
-                <w:b/>
-                <w:sz w:val="24"/>
-                <w:szCs w:val="24"/>
+                <w:rFonts w:ascii="Calibri" w:hAnsi="Calibri"/>
+                <w:b/>
+                <w:sz w:val="22"/>
+                <w:szCs w:val="22"/>
                 <w:lang w:val="es-ES" w:eastAsia="id-ID"/>
               </w:rPr>
               <w:t xml:space="preserve"> antara CP dan </w:t>
@@ -2202,10 +2202,10 @@
             <w:proofErr w:type="spellStart"/>
             <w:r>
               <w:rPr>
-                <w:rFonts w:ascii="Times New Roman" w:hAnsi="Times New Roman"/>
-                <w:b/>
-                <w:sz w:val="24"/>
-                <w:szCs w:val="24"/>
+                <w:rFonts w:ascii="Calibri" w:hAnsi="Calibri"/>
+                <w:b/>
+                <w:sz w:val="22"/>
+                <w:szCs w:val="22"/>
                 <w:lang w:val="es-ES" w:eastAsia="id-ID"/>
               </w:rPr>
               <w:t>asesmen</w:t>
@@ -2228,10 +2228,10 @@
             <w:pPr>
               <w:jc w:val="both"/>
               <w:rPr>
-                <w:rFonts w:ascii="Times New Roman" w:hAnsi="Times New Roman"/>
+                <w:rFonts w:ascii="Calibri" w:hAnsi="Calibri"/>
                 <w:bCs/>
-                <w:sz w:val="24"/>
-                <w:szCs w:val="24"/>
+                <w:sz w:val="22"/>
+                <w:szCs w:val="22"/>
                 <w:lang w:val="es-ES" w:eastAsia="id-ID"/>
               </w:rPr>
             </w:pPr>
@@ -2254,10 +2254,10 @@
           <w:p>
             <w:pPr>
               <w:rPr>
-                <w:rFonts w:ascii="Times New Roman" w:hAnsi="Times New Roman"/>
-                <w:b/>
-                <w:sz w:val="24"/>
-                <w:szCs w:val="24"/>
+                <w:rFonts w:ascii="Calibri" w:hAnsi="Calibri"/>
+                <w:b/>
+                <w:sz w:val="22"/>
+                <w:szCs w:val="22"/>
                 <w:lang w:val="es-ES"/>
               </w:rPr>
             </w:pPr>
@@ -2310,19 +2310,19 @@
                   <w:pPr>
                     <w:jc w:val="center"/>
                     <w:rPr>
-                      <w:rFonts w:ascii="Times New Roman" w:hAnsi="Times New Roman"/>
+                      <w:rFonts w:ascii="Calibri" w:hAnsi="Calibri"/>
                       <w:b/>
-                      <w:sz w:val="24"/>
-                      <w:szCs w:val="24"/>
+                      <w:sz w:val="22"/>
+                      <w:szCs w:val="22"/>
                       <w:lang w:val="fi-FI" w:eastAsia="id-ID"/>
                     </w:rPr>
                   </w:pPr>
                   <w:r>
                     <w:rPr>
-                      <w:rFonts w:ascii="Times New Roman" w:hAnsi="Times New Roman"/>
+                      <w:rFonts w:ascii="Calibri" w:hAnsi="Calibri"/>
                       <w:b/>
-                      <w:sz w:val="24"/>
-                      <w:szCs w:val="24"/>
+                      <w:sz w:val="22"/>
+                      <w:szCs w:val="22"/>
                       <w:lang w:val="fi-FI" w:eastAsia="id-ID"/>
                     </w:rPr>
                     <w:t>CPL</w:t>
@@ -2339,19 +2339,19 @@
                   <w:pPr>
                     <w:jc w:val="center"/>
                     <w:rPr>
-                      <w:rFonts w:ascii="Times New Roman" w:hAnsi="Times New Roman"/>
+                      <w:rFonts w:ascii="Calibri" w:hAnsi="Calibri"/>
                       <w:b/>
-                      <w:sz w:val="24"/>
-                      <w:szCs w:val="24"/>
+                      <w:sz w:val="22"/>
+                      <w:szCs w:val="22"/>
                       <w:lang w:eastAsia="id-ID"/>
                     </w:rPr>
                   </w:pPr>
                   <w:r>
                     <w:rPr>
-                      <w:rFonts w:ascii="Times New Roman" w:hAnsi="Times New Roman"/>
+                      <w:rFonts w:ascii="Calibri" w:hAnsi="Calibri"/>
                       <w:b/>
-                      <w:sz w:val="24"/>
-                      <w:szCs w:val="24"/>
+                      <w:sz w:val="22"/>
+                      <w:szCs w:val="22"/>
                       <w:lang w:eastAsia="id-ID"/>
                     </w:rPr>
                     <w:t>CPMK</w:t>
@@ -2368,19 +2368,19 @@
                   <w:pPr>
                     <w:jc w:val="center"/>
                     <w:rPr>
-                      <w:rFonts w:ascii="Times New Roman" w:hAnsi="Times New Roman"/>
+                      <w:rFonts w:ascii="Calibri" w:hAnsi="Calibri"/>
                       <w:b/>
-                      <w:sz w:val="24"/>
-                      <w:szCs w:val="24"/>
+                      <w:sz w:val="22"/>
+                      <w:szCs w:val="22"/>
                       <w:lang w:eastAsia="id-ID"/>
                     </w:rPr>
                   </w:pPr>
                   <w:r>
                     <w:rPr>
-                      <w:rFonts w:ascii="Times New Roman" w:hAnsi="Times New Roman"/>
+                      <w:rFonts w:ascii="Calibri" w:hAnsi="Calibri"/>
                       <w:b/>
-                      <w:sz w:val="24"/>
-                      <w:szCs w:val="24"/>
+                      <w:sz w:val="22"/>
+                      <w:szCs w:val="22"/>
                       <w:lang w:eastAsia="id-ID"/>
                     </w:rPr>
                     <w:t>Sub-CPMK</w:t>
@@ -2397,19 +2397,19 @@
                   <w:pPr>
                     <w:jc w:val="center"/>
                     <w:rPr>
-                      <w:rFonts w:ascii="Times New Roman" w:hAnsi="Times New Roman"/>
+                      <w:rFonts w:ascii="Calibri" w:hAnsi="Calibri"/>
                       <w:b/>
-                      <w:sz w:val="24"/>
-                      <w:szCs w:val="24"/>
+                      <w:sz w:val="22"/>
+                      <w:szCs w:val="22"/>
                       <w:lang w:eastAsia="id-ID"/>
                     </w:rPr>
                   </w:pPr>
                   <w:r>
                     <w:rPr>
-                      <w:rFonts w:ascii="Times New Roman" w:hAnsi="Times New Roman"/>
+                      <w:rFonts w:ascii="Calibri" w:hAnsi="Calibri"/>
                       <w:b/>
-                      <w:sz w:val="24"/>
-                      <w:szCs w:val="24"/>
+                      <w:sz w:val="22"/>
+                      <w:szCs w:val="22"/>
                       <w:lang w:eastAsia="id-ID"/>
                     </w:rPr>
                     <w:t xml:space="preserve">Metode </w:t>
@@ -2417,10 +2417,10 @@
                   <w:proofErr w:type="spellStart"/>
                   <w:r>
                     <w:rPr>
-                      <w:rFonts w:ascii="Times New Roman" w:hAnsi="Times New Roman"/>
+                      <w:rFonts w:ascii="Calibri" w:hAnsi="Calibri"/>
                       <w:b/>
-                      <w:sz w:val="24"/>
-                      <w:szCs w:val="24"/>
+                      <w:sz w:val="22"/>
+                      <w:szCs w:val="22"/>
                       <w:lang w:eastAsia="id-ID"/>
                     </w:rPr>
                     <w:t>Pembelajaran</w:t>
@@ -2438,19 +2438,19 @@
                   <w:pPr>
                     <w:jc w:val="center"/>
                     <w:rPr>
-                      <w:rFonts w:ascii="Times New Roman" w:hAnsi="Times New Roman"/>
+                      <w:rFonts w:ascii="Calibri" w:hAnsi="Calibri"/>
                       <w:b/>
-                      <w:sz w:val="24"/>
-                      <w:szCs w:val="24"/>
+                      <w:sz w:val="22"/>
+                      <w:szCs w:val="22"/>
                       <w:lang w:eastAsia="id-ID"/>
                     </w:rPr>
                   </w:pPr>
                   <w:r>
                     <w:rPr>
-                      <w:rFonts w:ascii="Times New Roman" w:hAnsi="Times New Roman"/>
+                      <w:rFonts w:ascii="Calibri" w:hAnsi="Calibri"/>
                       <w:b/>
-                      <w:sz w:val="24"/>
-                      <w:szCs w:val="24"/>
+                      <w:sz w:val="22"/>
+                      <w:szCs w:val="22"/>
                       <w:lang w:eastAsia="id-ID"/>
                     </w:rPr>
                     <w:t>BENTUK ASESMEN</w:t>
@@ -2467,20 +2467,20 @@
                   <w:pPr>
                     <w:jc w:val="center"/>
                     <w:rPr>
-                      <w:rFonts w:ascii="Times New Roman" w:hAnsi="Times New Roman"/>
+                      <w:rFonts w:ascii="Calibri" w:hAnsi="Calibri"/>
                       <w:b/>
-                      <w:sz w:val="24"/>
-                      <w:szCs w:val="24"/>
+                      <w:sz w:val="22"/>
+                      <w:szCs w:val="22"/>
                       <w:lang w:eastAsia="id-ID"/>
                     </w:rPr>
                   </w:pPr>
                   <w:proofErr w:type="spellStart"/>
                   <w:r>
                     <w:rPr>
-                      <w:rFonts w:ascii="Times New Roman" w:hAnsi="Times New Roman"/>
+                      <w:rFonts w:ascii="Calibri" w:hAnsi="Calibri"/>
                       <w:b/>
-                      <w:sz w:val="24"/>
-                      <w:szCs w:val="24"/>
+                      <w:sz w:val="22"/>
+                      <w:szCs w:val="22"/>
                       <w:lang w:eastAsia="id-ID"/>
                     </w:rPr>
                     <w:t>Bobot</w:t>
@@ -2488,10 +2488,10 @@
                   <w:proofErr w:type="spellEnd"/>
                   <w:r>
                     <w:rPr>
-                      <w:rFonts w:ascii="Times New Roman" w:hAnsi="Times New Roman"/>
+                      <w:rFonts w:ascii="Calibri" w:hAnsi="Calibri"/>
                       <w:b/>
-                      <w:sz w:val="24"/>
-                      <w:szCs w:val="24"/>
+                      <w:sz w:val="22"/>
+                      <w:szCs w:val="22"/>
                       <w:lang w:eastAsia="id-ID"/>
                     </w:rPr>
                     <w:t xml:space="preserve"> </w:t>
@@ -2499,10 +2499,10 @@
                   <w:proofErr w:type="spellStart"/>
                   <w:r>
                     <w:rPr>
-                      <w:rFonts w:ascii="Times New Roman" w:hAnsi="Times New Roman"/>
+                      <w:rFonts w:ascii="Calibri" w:hAnsi="Calibri"/>
                       <w:b/>
-                      <w:sz w:val="24"/>
-                      <w:szCs w:val="24"/>
+                      <w:sz w:val="22"/>
+                      <w:szCs w:val="22"/>
                       <w:lang w:eastAsia="id-ID"/>
                     </w:rPr>
                     <w:t>penilaian</w:t>
@@ -2510,10 +2510,10 @@
                   <w:proofErr w:type="spellEnd"/>
                   <w:r>
                     <w:rPr>
-                      <w:rFonts w:ascii="Times New Roman" w:hAnsi="Times New Roman"/>
+                      <w:rFonts w:ascii="Calibri" w:hAnsi="Calibri"/>
                       <w:b/>
-                      <w:sz w:val="24"/>
-                      <w:szCs w:val="24"/>
+                      <w:sz w:val="22"/>
+                      <w:szCs w:val="22"/>
                       <w:lang w:eastAsia="id-ID"/>
                     </w:rPr>
                     <w:t xml:space="preserve"> (%)</w:t>
@@ -2535,10 +2535,10 @@
                   <w:pPr>
                     <w:jc w:val="both"/>
                     <w:rPr>
-                      <w:rFonts w:ascii="Times New Roman" w:hAnsi="Times New Roman"/>
+                      <w:rFonts w:ascii="Calibri" w:hAnsi="Calibri"/>
                       <w:bCs/>
-                      <w:sz w:val="24"/>
-                      <w:szCs w:val="24"/>
+                      <w:sz w:val="22"/>
+                      <w:szCs w:val="22"/>
                       <w:lang w:val="fi-FI" w:eastAsia="id-ID"/>
                     </w:rPr>
                   </w:pPr>
@@ -2553,10 +2553,10 @@
                   <w:pPr>
                     <w:jc w:val="center"/>
                     <w:rPr>
-                      <w:rFonts w:ascii="Times New Roman" w:hAnsi="Times New Roman"/>
+                      <w:rFonts w:ascii="Calibri" w:hAnsi="Calibri"/>
                       <w:b/>
-                      <w:sz w:val="24"/>
-                      <w:szCs w:val="24"/>
+                      <w:sz w:val="22"/>
+                      <w:szCs w:val="22"/>
                       <w:lang w:eastAsia="id-ID"/>
                     </w:rPr>
                   </w:pPr>
@@ -2571,10 +2571,10 @@
                   <w:pPr>
                     <w:jc w:val="center"/>
                     <w:rPr>
-                      <w:rFonts w:ascii="Times New Roman" w:hAnsi="Times New Roman"/>
+                      <w:rFonts w:ascii="Calibri" w:hAnsi="Calibri"/>
                       <w:b/>
-                      <w:sz w:val="24"/>
-                      <w:szCs w:val="24"/>
+                      <w:sz w:val="22"/>
+                      <w:szCs w:val="22"/>
                       <w:lang w:eastAsia="id-ID"/>
                     </w:rPr>
                   </w:pPr>
@@ -2590,10 +2590,10 @@
                   <w:pPr>
                     <w:jc w:val="center"/>
                     <w:rPr>
-                      <w:rFonts w:ascii="Times New Roman" w:hAnsi="Times New Roman"/>
+                      <w:rFonts w:ascii="Calibri" w:hAnsi="Calibri"/>
                       <w:b/>
-                      <w:sz w:val="24"/>
-                      <w:szCs w:val="24"/>
+                      <w:sz w:val="22"/>
+                      <w:szCs w:val="22"/>
                       <w:lang w:eastAsia="id-ID"/>
                     </w:rPr>
                   </w:pPr>
@@ -2609,19 +2609,19 @@
                   <w:pPr>
                     <w:jc w:val="center"/>
                     <w:rPr>
-                      <w:rFonts w:ascii="Times New Roman" w:hAnsi="Times New Roman"/>
+                      <w:rFonts w:ascii="Calibri" w:hAnsi="Calibri"/>
                       <w:b/>
-                      <w:sz w:val="24"/>
-                      <w:szCs w:val="24"/>
+                      <w:sz w:val="22"/>
+                      <w:szCs w:val="22"/>
                       <w:lang w:eastAsia="id-ID"/>
                     </w:rPr>
                   </w:pPr>
                   <w:r>
                     <w:rPr>
-                      <w:rFonts w:ascii="Times New Roman" w:hAnsi="Times New Roman"/>
+                      <w:rFonts w:ascii="Calibri" w:hAnsi="Calibri"/>
                       <w:b/>
-                      <w:sz w:val="24"/>
-                      <w:szCs w:val="24"/>
+                      <w:sz w:val="22"/>
+                      <w:szCs w:val="22"/>
                       <w:lang w:eastAsia="id-ID"/>
                     </w:rPr>
                     <w:t>FORMATIF</w:t>
@@ -2637,19 +2637,19 @@
                   <w:pPr>
                     <w:jc w:val="center"/>
                     <w:rPr>
-                      <w:rFonts w:ascii="Times New Roman" w:hAnsi="Times New Roman"/>
+                      <w:rFonts w:ascii="Calibri" w:hAnsi="Calibri"/>
                       <w:b/>
-                      <w:sz w:val="24"/>
-                      <w:szCs w:val="24"/>
+                      <w:sz w:val="22"/>
+                      <w:szCs w:val="22"/>
                       <w:lang w:eastAsia="id-ID"/>
                     </w:rPr>
                   </w:pPr>
                   <w:r>
                     <w:rPr>
-                      <w:rFonts w:ascii="Times New Roman" w:hAnsi="Times New Roman"/>
+                      <w:rFonts w:ascii="Calibri" w:hAnsi="Calibri"/>
                       <w:b/>
-                      <w:sz w:val="24"/>
-                      <w:szCs w:val="24"/>
+                      <w:sz w:val="22"/>
+                      <w:szCs w:val="22"/>
                       <w:lang w:eastAsia="id-ID"/>
                     </w:rPr>
                     <w:t>SUMATIF</w:t>
@@ -2665,10 +2665,10 @@
                   <w:pPr>
                     <w:jc w:val="center"/>
                     <w:rPr>
-                      <w:rFonts w:ascii="Times New Roman" w:hAnsi="Times New Roman"/>
+                      <w:rFonts w:ascii="Calibri" w:hAnsi="Calibri"/>
                       <w:b/>
-                      <w:sz w:val="24"/>
-                      <w:szCs w:val="24"/>
+                      <w:sz w:val="22"/>
+                      <w:szCs w:val="22"/>
                       <w:lang w:eastAsia="id-ID"/>
                     </w:rPr>
                   </w:pPr>
@@ -2688,10 +2688,10 @@
                   <w:pPr>
                     <w:jc w:val="both"/>
                     <w:rPr>
-                      <w:rFonts w:ascii="Times New Roman" w:hAnsi="Times New Roman"/>
+                      <w:rFonts w:ascii="Calibri" w:hAnsi="Calibri"/>
                       <w:b/>
-                      <w:sz w:val="24"/>
-                      <w:szCs w:val="24"/>
+                      <w:sz w:val="22"/>
+                      <w:szCs w:val="22"/>
                       <w:lang w:eastAsia="id-ID"/>
                     </w:rPr>
                   </w:pPr>
@@ -2706,10 +2706,10 @@
                   <w:pPr>
                     <w:jc w:val="center"/>
                     <w:rPr>
-                      <w:rFonts w:ascii="Times New Roman" w:hAnsi="Times New Roman"/>
+                      <w:rFonts w:ascii="Calibri" w:hAnsi="Calibri"/>
                       <w:b/>
-                      <w:sz w:val="24"/>
-                      <w:szCs w:val="24"/>
+                      <w:sz w:val="22"/>
+                      <w:szCs w:val="22"/>
                       <w:lang w:eastAsia="id-ID"/>
                     </w:rPr>
                   </w:pPr>
@@ -2724,10 +2724,10 @@
                   <w:pPr>
                     <w:jc w:val="center"/>
                     <w:rPr>
-                      <w:rFonts w:ascii="Times New Roman" w:hAnsi="Times New Roman"/>
+                      <w:rFonts w:ascii="Calibri" w:hAnsi="Calibri"/>
                       <w:b/>
-                      <w:sz w:val="24"/>
-                      <w:szCs w:val="24"/>
+                      <w:sz w:val="22"/>
+                      <w:szCs w:val="22"/>
                       <w:lang w:eastAsia="id-ID"/>
                     </w:rPr>
                   </w:pPr>
@@ -2742,10 +2742,10 @@
                   <w:pPr>
                     <w:jc w:val="both"/>
                     <w:rPr>
-                      <w:rFonts w:ascii="Times New Roman" w:hAnsi="Times New Roman"/>
+                      <w:rFonts w:ascii="Calibri" w:hAnsi="Calibri"/>
                       <w:bCs/>
-                      <w:sz w:val="24"/>
-                      <w:szCs w:val="24"/>
+                      <w:sz w:val="22"/>
+                      <w:szCs w:val="22"/>
                       <w:lang w:eastAsia="id-ID"/>
                     </w:rPr>
                   </w:pPr>
@@ -2760,10 +2760,10 @@
                   <w:pPr>
                     <w:jc w:val="both"/>
                     <w:rPr>
-                      <w:rFonts w:ascii="Times New Roman" w:hAnsi="Times New Roman"/>
+                      <w:rFonts w:ascii="Calibri" w:hAnsi="Calibri"/>
                       <w:bCs/>
-                      <w:sz w:val="24"/>
-                      <w:szCs w:val="24"/>
+                      <w:sz w:val="22"/>
+                      <w:szCs w:val="22"/>
                       <w:lang w:eastAsia="id-ID"/>
                     </w:rPr>
                   </w:pPr>
@@ -2777,20 +2777,20 @@
                   <w:pPr>
                     <w:jc w:val="center"/>
                     <w:rPr>
-                      <w:rFonts w:ascii="Times New Roman" w:hAnsi="Times New Roman"/>
+                      <w:rFonts w:ascii="Calibri" w:hAnsi="Calibri"/>
                       <w:b/>
-                      <w:sz w:val="24"/>
-                      <w:szCs w:val="24"/>
+                      <w:sz w:val="22"/>
+                      <w:szCs w:val="22"/>
                       <w:lang w:eastAsia="id-ID"/>
                     </w:rPr>
                   </w:pPr>
                   <w:proofErr w:type="spellStart"/>
                   <w:r>
                     <w:rPr>
-                      <w:rFonts w:ascii="Times New Roman" w:hAnsi="Times New Roman"/>
+                      <w:rFonts w:ascii="Calibri" w:hAnsi="Calibri"/>
                       <w:b/>
-                      <w:sz w:val="24"/>
-                      <w:szCs w:val="24"/>
+                      <w:sz w:val="22"/>
+                      <w:szCs w:val="22"/>
                       <w:lang w:eastAsia="id-ID"/>
                     </w:rPr>
                     <w:t>Kuis</w:t>
@@ -2806,20 +2806,20 @@
                   <w:pPr>
                     <w:jc w:val="center"/>
                     <w:rPr>
-                      <w:rFonts w:ascii="Times New Roman" w:hAnsi="Times New Roman"/>
+                      <w:rFonts w:ascii="Calibri" w:hAnsi="Calibri"/>
                       <w:b/>
-                      <w:sz w:val="24"/>
-                      <w:szCs w:val="24"/>
+                      <w:sz w:val="22"/>
+                      <w:szCs w:val="22"/>
                       <w:lang w:eastAsia="id-ID"/>
                     </w:rPr>
                   </w:pPr>
                   <w:proofErr w:type="spellStart"/>
                   <w:r>
                     <w:rPr>
-                      <w:rFonts w:ascii="Times New Roman" w:hAnsi="Times New Roman"/>
+                      <w:rFonts w:ascii="Calibri" w:hAnsi="Calibri"/>
                       <w:b/>
-                      <w:sz w:val="24"/>
-                      <w:szCs w:val="24"/>
+                      <w:sz w:val="22"/>
+                      <w:szCs w:val="22"/>
                       <w:lang w:eastAsia="id-ID"/>
                     </w:rPr>
                     <w:t>Tugas</w:t>
@@ -2835,20 +2835,20 @@
                   <w:pPr>
                     <w:jc w:val="center"/>
                     <w:rPr>
-                      <w:rFonts w:ascii="Times New Roman" w:hAnsi="Times New Roman"/>
+                      <w:rFonts w:ascii="Calibri" w:hAnsi="Calibri"/>
                       <w:b/>
-                      <w:sz w:val="24"/>
-                      <w:szCs w:val="24"/>
+                      <w:sz w:val="22"/>
+                      <w:szCs w:val="22"/>
                       <w:lang w:eastAsia="id-ID"/>
                     </w:rPr>
                   </w:pPr>
                   <w:proofErr w:type="spellStart"/>
                   <w:r>
                     <w:rPr>
-                      <w:rFonts w:ascii="Times New Roman" w:hAnsi="Times New Roman"/>
+                      <w:rFonts w:ascii="Calibri" w:hAnsi="Calibri"/>
                       <w:b/>
-                      <w:sz w:val="24"/>
-                      <w:szCs w:val="24"/>
+                      <w:sz w:val="22"/>
+                      <w:szCs w:val="22"/>
                       <w:lang w:eastAsia="id-ID"/>
                     </w:rPr>
                     <w:t>Ujian</w:t>
@@ -2864,20 +2864,20 @@
                   <w:pPr>
                     <w:jc w:val="center"/>
                     <w:rPr>
-                      <w:rFonts w:ascii="Times New Roman" w:hAnsi="Times New Roman"/>
+                      <w:rFonts w:ascii="Calibri" w:hAnsi="Calibri"/>
                       <w:b/>
-                      <w:sz w:val="24"/>
-                      <w:szCs w:val="24"/>
+                      <w:sz w:val="22"/>
+                      <w:szCs w:val="22"/>
                       <w:lang w:eastAsia="id-ID"/>
                     </w:rPr>
                   </w:pPr>
                   <w:proofErr w:type="spellStart"/>
                   <w:r>
                     <w:rPr>
-                      <w:rFonts w:ascii="Times New Roman" w:hAnsi="Times New Roman"/>
+                      <w:rFonts w:ascii="Calibri" w:hAnsi="Calibri"/>
                       <w:b/>
-                      <w:sz w:val="24"/>
-                      <w:szCs w:val="24"/>
+                      <w:sz w:val="22"/>
+                      <w:szCs w:val="22"/>
                       <w:lang w:eastAsia="id-ID"/>
                     </w:rPr>
                     <w:t>PjBL</w:t>
@@ -2893,20 +2893,20 @@
                   <w:pPr>
                     <w:jc w:val="center"/>
                     <w:rPr>
-                      <w:rFonts w:ascii="Times New Roman" w:hAnsi="Times New Roman"/>
+                      <w:rFonts w:ascii="Calibri" w:hAnsi="Calibri"/>
                       <w:b/>
-                      <w:sz w:val="24"/>
-                      <w:szCs w:val="24"/>
+                      <w:sz w:val="22"/>
+                      <w:szCs w:val="22"/>
                       <w:lang w:eastAsia="id-ID"/>
                     </w:rPr>
                   </w:pPr>
                   <w:proofErr w:type="spellStart"/>
                   <w:r>
                     <w:rPr>
-                      <w:rFonts w:ascii="Times New Roman" w:hAnsi="Times New Roman"/>
+                      <w:rFonts w:ascii="Calibri" w:hAnsi="Calibri"/>
                       <w:b/>
-                      <w:sz w:val="24"/>
-                      <w:szCs w:val="24"/>
+                      <w:sz w:val="22"/>
+                      <w:szCs w:val="22"/>
                       <w:lang w:eastAsia="id-ID"/>
                     </w:rPr>
                     <w:t>Lainnya</w:t>
@@ -2923,10 +2923,10 @@
                   <w:pPr>
                     <w:jc w:val="both"/>
                     <w:rPr>
-                      <w:rFonts w:ascii="Times New Roman" w:hAnsi="Times New Roman"/>
+                      <w:rFonts w:ascii="Calibri" w:hAnsi="Calibri"/>
                       <w:bCs/>
-                      <w:sz w:val="24"/>
-                      <w:szCs w:val="24"/>
+                      <w:sz w:val="22"/>
+                      <w:szCs w:val="22"/>
                       <w:lang w:eastAsia="id-ID"/>
                     </w:rPr>
                   </w:pPr>
@@ -2946,18 +2946,18 @@
                   <w:pPr>
                     <w:jc w:val="center"/>
                     <w:rPr>
-                      <w:rFonts w:ascii="Times New Roman" w:hAnsi="Times New Roman"/>
+                      <w:rFonts w:ascii="Calibri" w:hAnsi="Calibri"/>
                       <w:b/>
-                      <w:sz w:val="24"/>
-                      <w:szCs w:val="24"/>
+                      <w:sz w:val="22"/>
+                      <w:szCs w:val="22"/>
                       <w:lang w:eastAsia="id-ID"/>
                     </w:rPr>
                   </w:pPr>
                   <w:r>
                     <w:rPr>
-                      <w:rFonts w:ascii="Times New Roman" w:hAnsi="Times New Roman"/>
-                      <w:sz w:val="24"/>
-                      <w:szCs w:val="24"/>
+                      <w:rFonts w:ascii="Calibri" w:hAnsi="Calibri"/>
+                      <w:sz w:val="22"/>
+                      <w:szCs w:val="22"/>
                       <w:lang w:eastAsia="id-ID"/>
                     </w:rPr>
                     <w:t>{#sub_</w:t>
@@ -2965,9 +2965,9 @@
                   <w:proofErr w:type="gramStart"/>
                   <w:r>
                     <w:rPr>
-                      <w:rFonts w:ascii="Times New Roman" w:hAnsi="Times New Roman"/>
-                      <w:sz w:val="24"/>
-                      <w:szCs w:val="24"/>
+                      <w:rFonts w:ascii="Calibri" w:hAnsi="Calibri"/>
+                      <w:sz w:val="22"/>
+                      <w:szCs w:val="22"/>
                       <w:lang w:eastAsia="id-ID"/>
                     </w:rPr>
                     <w:t>cpmk}{</w:t>
@@ -2975,9 +2975,9 @@
                   <w:proofErr w:type="gramEnd"/>
                   <w:r>
                     <w:rPr>
-                      <w:rFonts w:ascii="Times New Roman" w:hAnsi="Times New Roman"/>
-                      <w:sz w:val="24"/>
-                      <w:szCs w:val="24"/>
+                      <w:rFonts w:ascii="Calibri" w:hAnsi="Calibri"/>
+                      <w:sz w:val="22"/>
+                      <w:szCs w:val="22"/>
                       <w:lang w:eastAsia="id-ID"/>
                     </w:rPr>
                     <w:t>cpl}</w:t>
@@ -2993,18 +2993,18 @@
                   <w:pPr>
                     <w:jc w:val="center"/>
                     <w:rPr>
-                      <w:rFonts w:ascii="Times New Roman" w:hAnsi="Times New Roman"/>
+                      <w:rFonts w:ascii="Calibri" w:hAnsi="Calibri"/>
                       <w:b/>
-                      <w:sz w:val="24"/>
-                      <w:szCs w:val="24"/>
+                      <w:sz w:val="22"/>
+                      <w:szCs w:val="22"/>
                       <w:lang w:eastAsia="id-ID"/>
                     </w:rPr>
                   </w:pPr>
                   <w:r>
                     <w:rPr>
-                      <w:rFonts w:ascii="Times New Roman" w:hAnsi="Times New Roman"/>
-                      <w:sz w:val="24"/>
-                      <w:szCs w:val="24"/>
+                      <w:rFonts w:ascii="Calibri" w:hAnsi="Calibri"/>
+                      <w:sz w:val="22"/>
+                      <w:szCs w:val="22"/>
                       <w:lang w:eastAsia="id-ID"/>
                     </w:rPr>
                     <w:t>{</w:t>
@@ -3012,9 +3012,9 @@
                   <w:proofErr w:type="spellStart"/>
                   <w:r>
                     <w:rPr>
-                      <w:rFonts w:ascii="Times New Roman" w:hAnsi="Times New Roman"/>
-                      <w:sz w:val="24"/>
-                      <w:szCs w:val="24"/>
+                      <w:rFonts w:ascii="Calibri" w:hAnsi="Calibri"/>
+                      <w:sz w:val="22"/>
+                      <w:szCs w:val="22"/>
                       <w:lang w:eastAsia="id-ID"/>
                     </w:rPr>
                     <w:t>cpmkId</w:t>
@@ -3022,9 +3022,9 @@
                   <w:proofErr w:type="spellEnd"/>
                   <w:r>
                     <w:rPr>
-                      <w:rFonts w:ascii="Times New Roman" w:hAnsi="Times New Roman"/>
-                      <w:sz w:val="24"/>
-                      <w:szCs w:val="24"/>
+                      <w:rFonts w:ascii="Calibri" w:hAnsi="Calibri"/>
+                      <w:sz w:val="22"/>
+                      <w:szCs w:val="22"/>
                       <w:lang w:eastAsia="id-ID"/>
                     </w:rPr>
                     <w:t>}</w:t>
@@ -3040,18 +3040,18 @@
                   <w:pPr>
                     <w:jc w:val="center"/>
                     <w:rPr>
-                      <w:rFonts w:ascii="Times New Roman" w:hAnsi="Times New Roman"/>
+                      <w:rFonts w:ascii="Calibri" w:hAnsi="Calibri"/>
                       <w:b/>
-                      <w:sz w:val="24"/>
-                      <w:szCs w:val="24"/>
+                      <w:sz w:val="22"/>
+                      <w:szCs w:val="22"/>
                       <w:lang w:eastAsia="id-ID"/>
                     </w:rPr>
                   </w:pPr>
                   <w:r>
                     <w:rPr>
-                      <w:rFonts w:ascii="Times New Roman" w:hAnsi="Times New Roman"/>
-                      <w:sz w:val="24"/>
-                      <w:szCs w:val="24"/>
+                      <w:rFonts w:ascii="Calibri" w:hAnsi="Calibri"/>
+                      <w:sz w:val="22"/>
+                      <w:szCs w:val="22"/>
                       <w:lang w:eastAsia="id-ID"/>
                     </w:rPr>
                     <w:t>Sub-</w:t>
@@ -3059,9 +3059,9 @@
                   <w:proofErr w:type="gramStart"/>
                   <w:r>
                     <w:rPr>
-                      <w:rFonts w:ascii="Times New Roman" w:hAnsi="Times New Roman"/>
-                      <w:sz w:val="24"/>
-                      <w:szCs w:val="24"/>
+                      <w:rFonts w:ascii="Calibri" w:hAnsi="Calibri"/>
+                      <w:sz w:val="22"/>
+                      <w:szCs w:val="22"/>
                       <w:lang w:eastAsia="id-ID"/>
                     </w:rPr>
                     <w:t>CPMK{</w:t>
@@ -3070,9 +3070,9 @@
                   <w:proofErr w:type="gramEnd"/>
                   <w:r>
                     <w:rPr>
-                      <w:rFonts w:ascii="Times New Roman" w:hAnsi="Times New Roman"/>
-                      <w:sz w:val="24"/>
-                      <w:szCs w:val="24"/>
+                      <w:rFonts w:ascii="Calibri" w:hAnsi="Calibri"/>
+                      <w:sz w:val="22"/>
+                      <w:szCs w:val="22"/>
                       <w:lang w:eastAsia="id-ID"/>
                     </w:rPr>
                     <w:t>subId</w:t>
@@ -3080,9 +3080,9 @@
                   <w:proofErr w:type="spellEnd"/>
                   <w:r>
                     <w:rPr>
-                      <w:rFonts w:ascii="Times New Roman" w:hAnsi="Times New Roman"/>
-                      <w:sz w:val="24"/>
-                      <w:szCs w:val="24"/>
+                      <w:rFonts w:ascii="Calibri" w:hAnsi="Calibri"/>
+                      <w:sz w:val="22"/>
+                      <w:szCs w:val="22"/>
                       <w:lang w:eastAsia="id-ID"/>
                     </w:rPr>
                     <w:t>}</w:t>
@@ -3097,18 +3097,18 @@
                 <w:p>
                   <w:pPr>
                     <w:rPr>
-                      <w:rFonts w:ascii="Times New Roman" w:hAnsi="Times New Roman"/>
+                      <w:rFonts w:ascii="Calibri" w:hAnsi="Calibri"/>
                       <w:bCs/>
-                      <w:sz w:val="24"/>
-                      <w:szCs w:val="24"/>
+                      <w:sz w:val="22"/>
+                      <w:szCs w:val="22"/>
                       <w:lang w:eastAsia="id-ID"/>
                     </w:rPr>
                   </w:pPr>
                   <w:r>
                     <w:rPr>
-                      <w:rFonts w:ascii="Times New Roman" w:hAnsi="Times New Roman"/>
-                      <w:sz w:val="24"/>
-                      <w:szCs w:val="24"/>
+                      <w:rFonts w:ascii="Calibri" w:hAnsi="Calibri"/>
+                      <w:sz w:val="22"/>
+                      <w:szCs w:val="22"/>
                       <w:lang w:eastAsia="id-ID"/>
                     </w:rPr>
                     <w:t>{bentuk_pembelajaran}</w:t>
@@ -3124,18 +3124,18 @@
                   <w:pPr>
                     <w:jc w:val="center"/>
                     <w:rPr>
-                      <w:rFonts w:ascii="Times New Roman" w:hAnsi="Times New Roman"/>
+                      <w:rFonts w:ascii="Calibri" w:hAnsi="Calibri"/>
                       <w:bCs/>
-                      <w:sz w:val="24"/>
-                      <w:szCs w:val="24"/>
+                      <w:sz w:val="22"/>
+                      <w:szCs w:val="22"/>
                       <w:lang w:eastAsia="id-ID"/>
                     </w:rPr>
                   </w:pPr>
                   <w:r>
                     <w:rPr>
-                      <w:rFonts w:ascii="Times New Roman" w:hAnsi="Times New Roman"/>
-                      <w:sz w:val="24"/>
-                      <w:szCs w:val="24"/>
+                      <w:rFonts w:ascii="Calibri" w:hAnsi="Calibri"/>
+                      <w:sz w:val="22"/>
+                      <w:szCs w:val="22"/>
                       <w:lang w:eastAsia="id-ID"/>
                     </w:rPr>
                     <w:t>{</w:t>
@@ -3143,9 +3143,9 @@
                   <w:proofErr w:type="spellStart"/>
                   <w:r>
                     <w:rPr>
-                      <w:rFonts w:ascii="Times New Roman" w:hAnsi="Times New Roman"/>
-                      <w:sz w:val="24"/>
-                      <w:szCs w:val="24"/>
+                      <w:rFonts w:ascii="Calibri" w:hAnsi="Calibri"/>
+                      <w:sz w:val="22"/>
+                      <w:szCs w:val="22"/>
                       <w:lang w:eastAsia="id-ID"/>
                     </w:rPr>
                     <w:t>formatif_nama</w:t>
@@ -3153,9 +3153,9 @@
                   <w:proofErr w:type="spellEnd"/>
                   <w:r>
                     <w:rPr>
-                      <w:rFonts w:ascii="Times New Roman" w:hAnsi="Times New Roman"/>
-                      <w:sz w:val="24"/>
-                      <w:szCs w:val="24"/>
+                      <w:rFonts w:ascii="Calibri" w:hAnsi="Calibri"/>
+                      <w:sz w:val="22"/>
+                      <w:szCs w:val="22"/>
                       <w:lang w:eastAsia="id-ID"/>
                     </w:rPr>
                     <w:t>}</w:t>
@@ -3171,18 +3171,18 @@
                   <w:pPr>
                     <w:jc w:val="center"/>
                     <w:rPr>
-                      <w:rFonts w:ascii="Times New Roman" w:hAnsi="Times New Roman"/>
+                      <w:rFonts w:ascii="Calibri" w:hAnsi="Calibri"/>
                       <w:bCs/>
-                      <w:sz w:val="24"/>
-                      <w:szCs w:val="24"/>
+                      <w:sz w:val="22"/>
+                      <w:szCs w:val="22"/>
                       <w:lang w:eastAsia="id-ID"/>
                     </w:rPr>
                   </w:pPr>
                   <w:r>
                     <w:rPr>
-                      <w:rFonts w:ascii="Times New Roman" w:hAnsi="Times New Roman"/>
-                      <w:sz w:val="24"/>
-                      <w:szCs w:val="24"/>
+                      <w:rFonts w:ascii="Calibri" w:hAnsi="Calibri"/>
+                      <w:sz w:val="22"/>
+                      <w:szCs w:val="22"/>
                       <w:lang w:eastAsia="id-ID"/>
                     </w:rPr>
                     <w:t>{</w:t>
@@ -3190,9 +3190,9 @@
                   <w:proofErr w:type="spellStart"/>
                   <w:r>
                     <w:rPr>
-                      <w:rFonts w:ascii="Times New Roman" w:hAnsi="Times New Roman"/>
-                      <w:sz w:val="24"/>
-                      <w:szCs w:val="24"/>
+                      <w:rFonts w:ascii="Calibri" w:hAnsi="Calibri"/>
+                      <w:sz w:val="22"/>
+                      <w:szCs w:val="22"/>
                       <w:lang w:eastAsia="id-ID"/>
                     </w:rPr>
                     <w:t>kuis_display</w:t>
@@ -3200,9 +3200,9 @@
                   <w:proofErr w:type="spellEnd"/>
                   <w:r>
                     <w:rPr>
-                      <w:rFonts w:ascii="Times New Roman" w:hAnsi="Times New Roman"/>
-                      <w:sz w:val="24"/>
-                      <w:szCs w:val="24"/>
+                      <w:rFonts w:ascii="Calibri" w:hAnsi="Calibri"/>
+                      <w:sz w:val="22"/>
+                      <w:szCs w:val="22"/>
                       <w:lang w:eastAsia="id-ID"/>
                     </w:rPr>
                     <w:t>}</w:t>
@@ -3218,18 +3218,18 @@
                   <w:pPr>
                     <w:jc w:val="center"/>
                     <w:rPr>
-                      <w:rFonts w:ascii="Times New Roman" w:hAnsi="Times New Roman"/>
+                      <w:rFonts w:ascii="Calibri" w:hAnsi="Calibri"/>
                       <w:bCs/>
-                      <w:sz w:val="24"/>
-                      <w:szCs w:val="24"/>
+                      <w:sz w:val="22"/>
+                      <w:szCs w:val="22"/>
                       <w:lang w:eastAsia="id-ID"/>
                     </w:rPr>
                   </w:pPr>
                   <w:r>
                     <w:rPr>
-                      <w:rFonts w:ascii="Times New Roman" w:hAnsi="Times New Roman"/>
-                      <w:sz w:val="24"/>
-                      <w:szCs w:val="24"/>
+                      <w:rFonts w:ascii="Calibri" w:hAnsi="Calibri"/>
+                      <w:sz w:val="22"/>
+                      <w:szCs w:val="22"/>
                       <w:lang w:eastAsia="id-ID"/>
                     </w:rPr>
                     <w:t>{</w:t>
@@ -3237,9 +3237,9 @@
                   <w:proofErr w:type="spellStart"/>
                   <w:r>
                     <w:rPr>
-                      <w:rFonts w:ascii="Times New Roman" w:hAnsi="Times New Roman"/>
-                      <w:sz w:val="24"/>
-                      <w:szCs w:val="24"/>
+                      <w:rFonts w:ascii="Calibri" w:hAnsi="Calibri"/>
+                      <w:sz w:val="22"/>
+                      <w:szCs w:val="22"/>
                       <w:lang w:eastAsia="id-ID"/>
                     </w:rPr>
                     <w:t>tugas_display</w:t>
@@ -3247,9 +3247,9 @@
                   <w:proofErr w:type="spellEnd"/>
                   <w:r>
                     <w:rPr>
-                      <w:rFonts w:ascii="Times New Roman" w:hAnsi="Times New Roman"/>
-                      <w:sz w:val="24"/>
-                      <w:szCs w:val="24"/>
+                      <w:rFonts w:ascii="Calibri" w:hAnsi="Calibri"/>
+                      <w:sz w:val="22"/>
+                      <w:szCs w:val="22"/>
                       <w:lang w:eastAsia="id-ID"/>
                     </w:rPr>
                     <w:t>}</w:t>
@@ -3265,18 +3265,18 @@
                   <w:pPr>
                     <w:jc w:val="center"/>
                     <w:rPr>
-                      <w:rFonts w:ascii="Times New Roman" w:hAnsi="Times New Roman"/>
+                      <w:rFonts w:ascii="Calibri" w:hAnsi="Calibri"/>
                       <w:bCs/>
-                      <w:sz w:val="24"/>
-                      <w:szCs w:val="24"/>
+                      <w:sz w:val="22"/>
+                      <w:szCs w:val="22"/>
                       <w:lang w:eastAsia="id-ID"/>
                     </w:rPr>
                   </w:pPr>
                   <w:r>
                     <w:rPr>
-                      <w:rFonts w:ascii="Times New Roman" w:hAnsi="Times New Roman"/>
-                      <w:sz w:val="24"/>
-                      <w:szCs w:val="24"/>
+                      <w:rFonts w:ascii="Calibri" w:hAnsi="Calibri"/>
+                      <w:sz w:val="22"/>
+                      <w:szCs w:val="22"/>
                       <w:lang w:eastAsia="id-ID"/>
                     </w:rPr>
                     <w:t>{</w:t>
@@ -3284,9 +3284,9 @@
                   <w:proofErr w:type="spellStart"/>
                   <w:r>
                     <w:rPr>
-                      <w:rFonts w:ascii="Times New Roman" w:hAnsi="Times New Roman"/>
-                      <w:sz w:val="24"/>
-                      <w:szCs w:val="24"/>
+                      <w:rFonts w:ascii="Calibri" w:hAnsi="Calibri"/>
+                      <w:sz w:val="22"/>
+                      <w:szCs w:val="22"/>
                       <w:lang w:eastAsia="id-ID"/>
                     </w:rPr>
                     <w:t>ujian_display</w:t>
@@ -3294,9 +3294,9 @@
                   <w:proofErr w:type="spellEnd"/>
                   <w:r>
                     <w:rPr>
-                      <w:rFonts w:ascii="Times New Roman" w:hAnsi="Times New Roman"/>
-                      <w:sz w:val="24"/>
-                      <w:szCs w:val="24"/>
+                      <w:rFonts w:ascii="Calibri" w:hAnsi="Calibri"/>
+                      <w:sz w:val="22"/>
+                      <w:szCs w:val="22"/>
                       <w:lang w:eastAsia="id-ID"/>
                     </w:rPr>
                     <w:t>}</w:t>
@@ -3312,18 +3312,18 @@
                   <w:pPr>
                     <w:jc w:val="center"/>
                     <w:rPr>
-                      <w:rFonts w:ascii="Times New Roman" w:hAnsi="Times New Roman"/>
+                      <w:rFonts w:ascii="Calibri" w:hAnsi="Calibri"/>
                       <w:bCs/>
-                      <w:sz w:val="24"/>
-                      <w:szCs w:val="24"/>
+                      <w:sz w:val="22"/>
+                      <w:szCs w:val="22"/>
                       <w:lang w:eastAsia="id-ID"/>
                     </w:rPr>
                   </w:pPr>
                   <w:r>
                     <w:rPr>
-                      <w:rFonts w:ascii="Times New Roman" w:hAnsi="Times New Roman"/>
-                      <w:sz w:val="24"/>
-                      <w:szCs w:val="24"/>
+                      <w:rFonts w:ascii="Calibri" w:hAnsi="Calibri"/>
+                      <w:sz w:val="22"/>
+                      <w:szCs w:val="22"/>
                       <w:lang w:eastAsia="id-ID"/>
                     </w:rPr>
                     <w:t>{pjbl_display}</w:t>
@@ -3339,18 +3339,18 @@
                   <w:pPr>
                     <w:jc w:val="center"/>
                     <w:rPr>
-                      <w:rFonts w:ascii="Times New Roman" w:hAnsi="Times New Roman"/>
+                      <w:rFonts w:ascii="Calibri" w:hAnsi="Calibri"/>
                       <w:bCs/>
-                      <w:sz w:val="24"/>
-                      <w:szCs w:val="24"/>
+                      <w:sz w:val="22"/>
+                      <w:szCs w:val="22"/>
                       <w:lang w:eastAsia="id-ID"/>
                     </w:rPr>
                   </w:pPr>
                   <w:r>
                     <w:rPr>
-                      <w:rFonts w:ascii="Times New Roman" w:hAnsi="Times New Roman"/>
-                      <w:sz w:val="24"/>
-                      <w:szCs w:val="24"/>
+                      <w:rFonts w:ascii="Calibri" w:hAnsi="Calibri"/>
+                      <w:sz w:val="22"/>
+                      <w:szCs w:val="22"/>
                       <w:lang w:eastAsia="id-ID"/>
                     </w:rPr>
                     <w:t>{lainnya_display}</w:t>
@@ -3366,18 +3366,18 @@
                   <w:pPr>
                     <w:jc w:val="center"/>
                     <w:rPr>
-                      <w:rFonts w:ascii="Times New Roman" w:hAnsi="Times New Roman"/>
+                      <w:rFonts w:ascii="Calibri" w:hAnsi="Calibri"/>
                       <w:bCs/>
-                      <w:sz w:val="24"/>
-                      <w:szCs w:val="24"/>
+                      <w:sz w:val="22"/>
+                      <w:szCs w:val="22"/>
                       <w:lang w:eastAsia="id-ID"/>
                     </w:rPr>
                   </w:pPr>
                   <w:r>
                     <w:rPr>
-                      <w:rFonts w:ascii="Times New Roman" w:hAnsi="Times New Roman"/>
-                      <w:sz w:val="24"/>
-                      <w:szCs w:val="24"/>
+                      <w:rFonts w:ascii="Calibri" w:hAnsi="Calibri"/>
+                      <w:sz w:val="22"/>
+                      <w:szCs w:val="22"/>
                       <w:lang w:eastAsia="id-ID"/>
                     </w:rPr>
                     <w:t>{</w:t>
@@ -3385,9 +3385,9 @@
                   <w:proofErr w:type="spellStart"/>
                   <w:r>
                     <w:rPr>
-                      <w:rFonts w:ascii="Times New Roman" w:hAnsi="Times New Roman"/>
-                      <w:sz w:val="24"/>
-                      <w:szCs w:val="24"/>
+                      <w:rFonts w:ascii="Calibri" w:hAnsi="Calibri"/>
+                      <w:sz w:val="22"/>
+                      <w:szCs w:val="22"/>
                       <w:lang w:eastAsia="id-ID"/>
                     </w:rPr>
                     <w:t>bobot</w:t>
@@ -3395,9 +3395,9 @@
                   <w:proofErr w:type="spellEnd"/>
                   <w:r>
                     <w:rPr>
-                      <w:rFonts w:ascii="Times New Roman" w:hAnsi="Times New Roman"/>
-                      <w:sz w:val="24"/>
-                      <w:szCs w:val="24"/>
+                      <w:rFonts w:ascii="Calibri" w:hAnsi="Calibri"/>
+                      <w:sz w:val="22"/>
+                      <w:szCs w:val="22"/>
                       <w:lang w:eastAsia="id-ID"/>
                     </w:rPr>
                     <w:t>}{/</w:t>
@@ -3405,9 +3405,9 @@
                   <w:proofErr w:type="spellStart"/>
                   <w:r>
                     <w:rPr>
-                      <w:rFonts w:ascii="Times New Roman" w:hAnsi="Times New Roman"/>
-                      <w:sz w:val="24"/>
-                      <w:szCs w:val="24"/>
+                      <w:rFonts w:ascii="Calibri" w:hAnsi="Calibri"/>
+                      <w:sz w:val="22"/>
+                      <w:szCs w:val="22"/>
                       <w:lang w:eastAsia="id-ID"/>
                     </w:rPr>
                     <w:t>sub_cpmk</w:t>
@@ -3415,9 +3415,9 @@
                   <w:proofErr w:type="spellEnd"/>
                   <w:r>
                     <w:rPr>
-                      <w:rFonts w:ascii="Times New Roman" w:hAnsi="Times New Roman"/>
-                      <w:sz w:val="24"/>
-                      <w:szCs w:val="24"/>
+                      <w:rFonts w:ascii="Calibri" w:hAnsi="Calibri"/>
+                      <w:sz w:val="22"/>
+                      <w:szCs w:val="22"/>
                       <w:lang w:eastAsia="id-ID"/>
                     </w:rPr>
                     <w:t>}</w:t>
@@ -3438,10 +3438,10 @@
                   <w:pPr>
                     <w:jc w:val="center"/>
                     <w:rPr>
-                      <w:rFonts w:ascii="Times New Roman" w:hAnsi="Times New Roman"/>
+                      <w:rFonts w:ascii="Calibri" w:hAnsi="Calibri"/>
                       <w:b/>
-                      <w:sz w:val="24"/>
-                      <w:szCs w:val="24"/>
+                      <w:sz w:val="22"/>
+                      <w:szCs w:val="22"/>
                       <w:lang w:eastAsia="id-ID"/>
                     </w:rPr>
                   </w:pPr>
@@ -3456,10 +3456,10 @@
                   <w:pPr>
                     <w:jc w:val="center"/>
                     <w:rPr>
-                      <w:rFonts w:ascii="Times New Roman" w:hAnsi="Times New Roman"/>
+                      <w:rFonts w:ascii="Calibri" w:hAnsi="Calibri"/>
                       <w:b/>
-                      <w:sz w:val="24"/>
-                      <w:szCs w:val="24"/>
+                      <w:sz w:val="22"/>
+                      <w:szCs w:val="22"/>
                       <w:lang w:eastAsia="id-ID"/>
                     </w:rPr>
                   </w:pPr>
@@ -3474,10 +3474,10 @@
                   <w:pPr>
                     <w:jc w:val="center"/>
                     <w:rPr>
-                      <w:rFonts w:ascii="Times New Roman" w:hAnsi="Times New Roman"/>
+                      <w:rFonts w:ascii="Calibri" w:hAnsi="Calibri"/>
                       <w:b/>
-                      <w:sz w:val="24"/>
-                      <w:szCs w:val="24"/>
+                      <w:sz w:val="22"/>
+                      <w:szCs w:val="22"/>
                       <w:lang w:eastAsia="id-ID"/>
                     </w:rPr>
                   </w:pPr>
@@ -3491,10 +3491,10 @@
                 <w:p>
                   <w:pPr>
                     <w:rPr>
-                      <w:rFonts w:ascii="Times New Roman" w:hAnsi="Times New Roman"/>
+                      <w:rFonts w:ascii="Calibri" w:hAnsi="Calibri"/>
                       <w:bCs/>
-                      <w:sz w:val="24"/>
-                      <w:szCs w:val="24"/>
+                      <w:sz w:val="22"/>
+                      <w:szCs w:val="22"/>
                       <w:lang w:eastAsia="id-ID"/>
                     </w:rPr>
                   </w:pPr>
@@ -3509,10 +3509,10 @@
                   <w:pPr>
                     <w:jc w:val="center"/>
                     <w:rPr>
-                      <w:rFonts w:ascii="Times New Roman" w:hAnsi="Times New Roman"/>
+                      <w:rFonts w:ascii="Calibri" w:hAnsi="Calibri"/>
                       <w:bCs/>
-                      <w:sz w:val="24"/>
-                      <w:szCs w:val="24"/>
+                      <w:sz w:val="22"/>
+                      <w:szCs w:val="22"/>
                       <w:lang w:eastAsia="id-ID"/>
                     </w:rPr>
                   </w:pPr>
@@ -3527,10 +3527,10 @@
                   <w:pPr>
                     <w:jc w:val="center"/>
                     <w:rPr>
-                      <w:rFonts w:ascii="Times New Roman" w:hAnsi="Times New Roman"/>
+                      <w:rFonts w:ascii="Calibri" w:hAnsi="Calibri"/>
                       <w:bCs/>
-                      <w:sz w:val="24"/>
-                      <w:szCs w:val="24"/>
+                      <w:sz w:val="22"/>
+                      <w:szCs w:val="22"/>
                       <w:lang w:eastAsia="id-ID"/>
                     </w:rPr>
                   </w:pPr>
@@ -3545,10 +3545,10 @@
                   <w:pPr>
                     <w:jc w:val="center"/>
                     <w:rPr>
-                      <w:rFonts w:ascii="Times New Roman" w:hAnsi="Times New Roman"/>
+                      <w:rFonts w:ascii="Calibri" w:hAnsi="Calibri"/>
                       <w:bCs/>
-                      <w:sz w:val="24"/>
-                      <w:szCs w:val="24"/>
+                      <w:sz w:val="22"/>
+                      <w:szCs w:val="22"/>
                       <w:lang w:eastAsia="id-ID"/>
                     </w:rPr>
                   </w:pPr>
@@ -3563,10 +3563,10 @@
                   <w:pPr>
                     <w:jc w:val="center"/>
                     <w:rPr>
-                      <w:rFonts w:ascii="Times New Roman" w:hAnsi="Times New Roman"/>
+                      <w:rFonts w:ascii="Calibri" w:hAnsi="Calibri"/>
                       <w:bCs/>
-                      <w:sz w:val="24"/>
-                      <w:szCs w:val="24"/>
+                      <w:sz w:val="22"/>
+                      <w:szCs w:val="22"/>
                       <w:lang w:eastAsia="id-ID"/>
                     </w:rPr>
                   </w:pPr>
@@ -3581,10 +3581,10 @@
                   <w:pPr>
                     <w:jc w:val="center"/>
                     <w:rPr>
-                      <w:rFonts w:ascii="Times New Roman" w:hAnsi="Times New Roman"/>
+                      <w:rFonts w:ascii="Calibri" w:hAnsi="Calibri"/>
                       <w:bCs/>
-                      <w:sz w:val="24"/>
-                      <w:szCs w:val="24"/>
+                      <w:sz w:val="22"/>
+                      <w:szCs w:val="22"/>
                       <w:lang w:eastAsia="id-ID"/>
                     </w:rPr>
                   </w:pPr>
@@ -3599,10 +3599,10 @@
                   <w:pPr>
                     <w:jc w:val="center"/>
                     <w:rPr>
-                      <w:rFonts w:ascii="Times New Roman" w:hAnsi="Times New Roman"/>
+                      <w:rFonts w:ascii="Calibri" w:hAnsi="Calibri"/>
                       <w:bCs/>
-                      <w:sz w:val="24"/>
-                      <w:szCs w:val="24"/>
+                      <w:sz w:val="22"/>
+                      <w:szCs w:val="22"/>
                       <w:lang w:eastAsia="id-ID"/>
                     </w:rPr>
                   </w:pPr>
@@ -3617,19 +3617,19 @@
                   <w:pPr>
                     <w:jc w:val="center"/>
                     <w:rPr>
-                      <w:rFonts w:ascii="Times New Roman" w:hAnsi="Times New Roman"/>
+                      <w:rFonts w:ascii="Calibri" w:hAnsi="Calibri"/>
                       <w:b/>
-                      <w:sz w:val="24"/>
-                      <w:szCs w:val="24"/>
+                      <w:sz w:val="22"/>
+                      <w:szCs w:val="22"/>
                       <w:lang w:eastAsia="id-ID"/>
                     </w:rPr>
                   </w:pPr>
                   <w:r>
                     <w:rPr>
-                      <w:rFonts w:ascii="Times New Roman" w:hAnsi="Times New Roman"/>
+                      <w:rFonts w:ascii="Calibri" w:hAnsi="Calibri"/>
                       <w:b/>
-                      <w:sz w:val="24"/>
-                      <w:szCs w:val="24"/>
+                      <w:sz w:val="22"/>
+                      <w:szCs w:val="22"/>
                       <w:lang w:eastAsia="id-ID"/>
                     </w:rPr>
                     <w:t>100</w:t>
@@ -3642,10 +3642,10 @@
             <w:pPr>
               <w:jc w:val="both"/>
               <w:rPr>
-                <w:rFonts w:ascii="Times New Roman" w:hAnsi="Times New Roman"/>
+                <w:rFonts w:ascii="Calibri" w:hAnsi="Calibri"/>
                 <w:bCs/>
-                <w:sz w:val="24"/>
-                <w:szCs w:val="24"/>
+                <w:sz w:val="22"/>
+                <w:szCs w:val="22"/>
                 <w:lang w:eastAsia="id-ID"/>
               </w:rPr>
             </w:pPr>
@@ -3670,18 +3670,18 @@
           <w:p>
             <w:pPr>
               <w:rPr>
-                <w:rFonts w:ascii="Times New Roman" w:hAnsi="Times New Roman"/>
-                <w:b/>
-                <w:sz w:val="24"/>
-                <w:szCs w:val="24"/>
+                <w:rFonts w:ascii="Calibri" w:hAnsi="Calibri"/>
+                <w:b/>
+                <w:sz w:val="22"/>
+                <w:szCs w:val="22"/>
               </w:rPr>
             </w:pPr>
             <w:r>
               <w:rPr>
-                <w:rFonts w:ascii="Times New Roman" w:hAnsi="Times New Roman"/>
-                <w:b/>
-                <w:sz w:val="24"/>
-                <w:szCs w:val="24"/>
+                <w:rFonts w:ascii="Calibri" w:hAnsi="Calibri"/>
+                <w:b/>
+                <w:sz w:val="22"/>
+                <w:szCs w:val="22"/>
                 <w:lang w:val="id-ID"/>
               </w:rPr>
               <w:lastRenderedPageBreak/>
@@ -3689,10 +3689,10 @@
             </w:r>
             <w:r>
               <w:rPr>
-                <w:rFonts w:ascii="Times New Roman" w:hAnsi="Times New Roman"/>
-                <w:b/>
-                <w:sz w:val="24"/>
-                <w:szCs w:val="24"/>
+                <w:rFonts w:ascii="Calibri" w:hAnsi="Calibri"/>
+                <w:b/>
+                <w:sz w:val="22"/>
+                <w:szCs w:val="22"/>
               </w:rPr>
               <w:t xml:space="preserve"> MK</w:t>
             </w:r>
@@ -3712,34 +3712,34 @@
           <w:p>
             <w:pPr>
               <w:rPr>
-                <w:rFonts w:ascii="Times New Roman" w:hAnsi="Times New Roman"/>
-                <w:sz w:val="24"/>
-                <w:szCs w:val="24"/>
+                <w:rFonts w:ascii="Calibri" w:hAnsi="Calibri"/>
+                <w:sz w:val="22"/>
+                <w:szCs w:val="22"/>
               </w:rPr>
             </w:pPr>
             <w:r>
               <w:rPr>
-                <w:rFonts w:ascii="Times New Roman" w:hAnsi="Times New Roman"/>
-                <w:sz w:val="24"/>
-                <w:szCs w:val="24"/>
+                <w:rFonts w:ascii="Calibri" w:hAnsi="Calibri"/>
+                <w:sz w:val="22"/>
+                <w:szCs w:val="22"/>
               </w:rPr>
               <w:t>{</w:t>
             </w:r>
             <w:proofErr w:type="spellStart"/>
             <w:r>
               <w:rPr>
-                <w:rFonts w:ascii="Times New Roman" w:hAnsi="Times New Roman"/>
-                <w:sz w:val="24"/>
-                <w:szCs w:val="24"/>
+                <w:rFonts w:ascii="Calibri" w:hAnsi="Calibri"/>
+                <w:sz w:val="22"/>
+                <w:szCs w:val="22"/>
               </w:rPr>
               <w:t>deskripsi_singkat_mk</w:t>
             </w:r>
             <w:proofErr w:type="spellEnd"/>
             <w:r>
               <w:rPr>
-                <w:rFonts w:ascii="Times New Roman" w:hAnsi="Times New Roman"/>
-                <w:sz w:val="24"/>
-                <w:szCs w:val="24"/>
+                <w:rFonts w:ascii="Calibri" w:hAnsi="Calibri"/>
+                <w:sz w:val="22"/>
+                <w:szCs w:val="22"/>
               </w:rPr>
               <w:t>}</w:t>
             </w:r>
@@ -3764,28 +3764,28 @@
           <w:p>
             <w:pPr>
               <w:rPr>
-                <w:rFonts w:ascii="Times New Roman" w:hAnsi="Times New Roman"/>
-                <w:b/>
-                <w:sz w:val="24"/>
-                <w:szCs w:val="24"/>
+                <w:rFonts w:ascii="Calibri" w:hAnsi="Calibri"/>
+                <w:b/>
+                <w:sz w:val="22"/>
+                <w:szCs w:val="22"/>
               </w:rPr>
             </w:pPr>
             <w:r>
               <w:rPr>
-                <w:rFonts w:ascii="Times New Roman" w:hAnsi="Times New Roman"/>
-                <w:b/>
-                <w:sz w:val="24"/>
-                <w:szCs w:val="24"/>
+                <w:rFonts w:ascii="Calibri" w:hAnsi="Calibri"/>
+                <w:b/>
+                <w:sz w:val="22"/>
+                <w:szCs w:val="22"/>
               </w:rPr>
               <w:t xml:space="preserve">Materi Kajian / Materi </w:t>
             </w:r>
             <w:proofErr w:type="spellStart"/>
             <w:r>
               <w:rPr>
-                <w:rFonts w:ascii="Times New Roman" w:hAnsi="Times New Roman"/>
-                <w:b/>
-                <w:sz w:val="24"/>
-                <w:szCs w:val="24"/>
+                <w:rFonts w:ascii="Calibri" w:hAnsi="Calibri"/>
+                <w:b/>
+                <w:sz w:val="22"/>
+                <w:szCs w:val="22"/>
               </w:rPr>
               <w:t>Pembelajaran</w:t>
             </w:r>
@@ -3806,34 +3806,34 @@
           <w:p>
             <w:pPr>
               <w:rPr>
-                <w:rFonts w:ascii="Times New Roman" w:hAnsi="Times New Roman"/>
-                <w:sz w:val="24"/>
-                <w:szCs w:val="24"/>
+                <w:rFonts w:ascii="Calibri" w:hAnsi="Calibri"/>
+                <w:sz w:val="22"/>
+                <w:szCs w:val="22"/>
               </w:rPr>
             </w:pPr>
             <w:r>
               <w:rPr>
-                <w:rFonts w:ascii="Times New Roman" w:hAnsi="Times New Roman"/>
-                <w:sz w:val="24"/>
-                <w:szCs w:val="24"/>
+                <w:rFonts w:ascii="Calibri" w:hAnsi="Calibri"/>
+                <w:sz w:val="22"/>
+                <w:szCs w:val="22"/>
               </w:rPr>
               <w:t>{</w:t>
             </w:r>
             <w:proofErr w:type="spellStart"/>
             <w:r>
               <w:rPr>
-                <w:rFonts w:ascii="Times New Roman" w:hAnsi="Times New Roman"/>
-                <w:sz w:val="24"/>
-                <w:szCs w:val="24"/>
+                <w:rFonts w:ascii="Calibri" w:hAnsi="Calibri"/>
+                <w:sz w:val="22"/>
+                <w:szCs w:val="22"/>
               </w:rPr>
               <w:t>materi_kajian</w:t>
             </w:r>
             <w:proofErr w:type="spellEnd"/>
             <w:r>
               <w:rPr>
-                <w:rFonts w:ascii="Times New Roman" w:hAnsi="Times New Roman"/>
-                <w:sz w:val="24"/>
-                <w:szCs w:val="24"/>
+                <w:rFonts w:ascii="Calibri" w:hAnsi="Calibri"/>
+                <w:sz w:val="22"/>
+                <w:szCs w:val="22"/>
               </w:rPr>
               <w:t>}</w:t>
             </w:r>
@@ -3856,19 +3856,19 @@
           <w:p>
             <w:pPr>
               <w:rPr>
-                <w:rFonts w:ascii="Times New Roman" w:hAnsi="Times New Roman"/>
-                <w:b/>
-                <w:sz w:val="24"/>
-                <w:szCs w:val="24"/>
+                <w:rFonts w:ascii="Calibri" w:hAnsi="Calibri"/>
+                <w:b/>
+                <w:sz w:val="22"/>
+                <w:szCs w:val="22"/>
                 <w:lang w:val="id-ID"/>
               </w:rPr>
             </w:pPr>
             <w:r>
               <w:rPr>
-                <w:rFonts w:ascii="Times New Roman" w:hAnsi="Times New Roman"/>
-                <w:b/>
-                <w:sz w:val="24"/>
-                <w:szCs w:val="24"/>
+                <w:rFonts w:ascii="Calibri" w:hAnsi="Calibri"/>
+                <w:b/>
+                <w:sz w:val="22"/>
+                <w:szCs w:val="22"/>
                 <w:lang w:val="id-ID"/>
               </w:rPr>
               <w:t>Pustaka</w:t>
@@ -3891,18 +3891,18 @@
             <w:pPr>
               <w:ind w:left="26"/>
               <w:rPr>
-                <w:rFonts w:ascii="Times New Roman" w:hAnsi="Times New Roman" w:cs="Arial"/>
-                <w:b/>
-                <w:sz w:val="24"/>
-                <w:szCs w:val="24"/>
+                <w:rFonts w:ascii="Calibri" w:hAnsi="Calibri" w:cs="Arial"/>
+                <w:b/>
+                <w:sz w:val="22"/>
+                <w:szCs w:val="22"/>
               </w:rPr>
             </w:pPr>
             <w:r>
               <w:rPr>
-                <w:rFonts w:ascii="Times New Roman" w:hAnsi="Times New Roman" w:cs="Arial"/>
-                <w:b/>
-                <w:sz w:val="24"/>
-                <w:szCs w:val="24"/>
+                <w:rFonts w:ascii="Calibri" w:hAnsi="Calibri" w:cs="Arial"/>
+                <w:b/>
+                <w:sz w:val="22"/>
+                <w:szCs w:val="22"/>
               </w:rPr>
               <w:t>Utama:</w:t>
             </w:r>
@@ -3923,10 +3923,10 @@
             <w:pPr>
               <w:ind w:left="26"/>
               <w:rPr>
-                <w:rFonts w:ascii="Times New Roman" w:hAnsi="Times New Roman" w:cs="Arial"/>
-                <w:b/>
-                <w:sz w:val="24"/>
-                <w:szCs w:val="24"/>
+                <w:rFonts w:ascii="Calibri" w:hAnsi="Calibri" w:cs="Arial"/>
+                <w:b/>
+                <w:sz w:val="22"/>
+                <w:szCs w:val="22"/>
               </w:rPr>
             </w:pPr>
           </w:p>
@@ -3948,10 +3948,10 @@
           <w:p>
             <w:pPr>
               <w:rPr>
-                <w:rFonts w:ascii="Times New Roman" w:hAnsi="Times New Roman"/>
-                <w:b/>
-                <w:sz w:val="24"/>
-                <w:szCs w:val="24"/>
+                <w:rFonts w:ascii="Calibri" w:hAnsi="Calibri"/>
+                <w:b/>
+                <w:sz w:val="22"/>
+                <w:szCs w:val="22"/>
                 <w:lang w:val="id-ID"/>
               </w:rPr>
             </w:pPr>
@@ -4020,10 +4020,10 @@
           <w:p>
             <w:pPr>
               <w:rPr>
-                <w:rFonts w:ascii="Times New Roman" w:hAnsi="Times New Roman"/>
-                <w:b/>
-                <w:sz w:val="24"/>
-                <w:szCs w:val="24"/>
+                <w:rFonts w:ascii="Calibri" w:hAnsi="Calibri"/>
+                <w:b/>
+                <w:sz w:val="22"/>
+                <w:szCs w:val="22"/>
                 <w:lang w:val="id-ID"/>
               </w:rPr>
             </w:pPr>
@@ -4044,31 +4044,31 @@
           <w:p>
             <w:pPr>
               <w:rPr>
-                <w:rFonts w:ascii="Times New Roman" w:hAnsi="Times New Roman"/>
-                <w:sz w:val="24"/>
-                <w:szCs w:val="24"/>
+                <w:rFonts w:ascii="Calibri" w:hAnsi="Calibri"/>
+                <w:sz w:val="22"/>
+                <w:szCs w:val="22"/>
               </w:rPr>
             </w:pPr>
             <w:r>
               <w:rPr>
-                <w:rFonts w:ascii="Times New Roman" w:hAnsi="Times New Roman" w:cs="TimesNewRoman,Italic"/>
+                <w:rFonts w:ascii="Calibri" w:hAnsi="Calibri" w:cs="TimesNewRoman,Italic"/>
                 <w:b/>
                 <w:iCs/>
                 <w:color w:val="000000"/>
-                <w:sz w:val="24"/>
-                <w:szCs w:val="24"/>
+                <w:sz w:val="22"/>
+                <w:szCs w:val="22"/>
                 <w:lang w:val="id-ID"/>
               </w:rPr>
               <w:t>Pendukung</w:t>
             </w:r>
             <w:r>
               <w:rPr>
-                <w:rFonts w:ascii="Times New Roman" w:hAnsi="Times New Roman" w:cs="TimesNewRoman,Italic"/>
+                <w:rFonts w:ascii="Calibri" w:hAnsi="Calibri" w:cs="TimesNewRoman,Italic"/>
                 <w:b/>
                 <w:iCs/>
                 <w:color w:val="000000"/>
-                <w:sz w:val="24"/>
-                <w:szCs w:val="24"/>
+                <w:sz w:val="22"/>
+                <w:szCs w:val="22"/>
               </w:rPr>
               <w:t>:</w:t>
             </w:r>
@@ -4088,9 +4088,9 @@
           <w:p>
             <w:pPr>
               <w:rPr>
-                <w:rFonts w:ascii="Times New Roman" w:hAnsi="Times New Roman"/>
-                <w:sz w:val="24"/>
-                <w:szCs w:val="24"/>
+                <w:rFonts w:ascii="Calibri" w:hAnsi="Calibri"/>
+                <w:sz w:val="22"/>
+                <w:szCs w:val="22"/>
               </w:rPr>
             </w:pPr>
           </w:p>
@@ -4112,10 +4112,10 @@
           <w:p>
             <w:pPr>
               <w:rPr>
-                <w:rFonts w:ascii="Times New Roman" w:hAnsi="Times New Roman"/>
-                <w:b/>
-                <w:sz w:val="24"/>
-                <w:szCs w:val="24"/>
+                <w:rFonts w:ascii="Calibri" w:hAnsi="Calibri"/>
+                <w:b/>
+                <w:sz w:val="22"/>
+                <w:szCs w:val="22"/>
                 <w:lang w:val="id-ID"/>
               </w:rPr>
             </w:pPr>
@@ -4183,28 +4183,28 @@
           <w:p>
             <w:pPr>
               <w:rPr>
-                <w:rFonts w:ascii="Times New Roman" w:hAnsi="Times New Roman"/>
-                <w:b/>
-                <w:sz w:val="24"/>
-                <w:szCs w:val="24"/>
+                <w:rFonts w:ascii="Calibri" w:hAnsi="Calibri"/>
+                <w:b/>
+                <w:sz w:val="22"/>
+                <w:szCs w:val="22"/>
               </w:rPr>
             </w:pPr>
             <w:r>
               <w:rPr>
-                <w:rFonts w:ascii="Times New Roman" w:hAnsi="Times New Roman"/>
-                <w:b/>
-                <w:sz w:val="24"/>
-                <w:szCs w:val="24"/>
+                <w:rFonts w:ascii="Calibri" w:hAnsi="Calibri"/>
+                <w:b/>
+                <w:sz w:val="22"/>
+                <w:szCs w:val="22"/>
               </w:rPr>
               <w:t xml:space="preserve">Dosen </w:t>
             </w:r>
             <w:proofErr w:type="spellStart"/>
             <w:r>
               <w:rPr>
-                <w:rFonts w:ascii="Times New Roman" w:hAnsi="Times New Roman"/>
-                <w:b/>
-                <w:sz w:val="24"/>
-                <w:szCs w:val="24"/>
+                <w:rFonts w:ascii="Calibri" w:hAnsi="Calibri"/>
+                <w:b/>
+                <w:sz w:val="22"/>
+                <w:szCs w:val="22"/>
               </w:rPr>
               <w:t>Pengampu</w:t>
             </w:r>
@@ -4225,42 +4225,42 @@
           <w:p>
             <w:pPr>
               <w:rPr>
-                <w:rFonts w:ascii="Times New Roman" w:hAnsi="Times New Roman"/>
-                <w:sz w:val="24"/>
-                <w:szCs w:val="24"/>
+                <w:rFonts w:ascii="Calibri" w:hAnsi="Calibri"/>
+                <w:sz w:val="22"/>
+                <w:szCs w:val="22"/>
               </w:rPr>
             </w:pPr>
             <w:r>
               <w:rPr>
-                <w:rFonts w:ascii="Times New Roman" w:hAnsi="Times New Roman"/>
-                <w:sz w:val="24"/>
-                <w:szCs w:val="24"/>
+                <w:rFonts w:ascii="Calibri" w:hAnsi="Calibri"/>
+                <w:sz w:val="22"/>
+                <w:szCs w:val="22"/>
                 <w:lang w:val="fi-FI"/>
               </w:rPr>
               <w:t>{</w:t>
             </w:r>
             <w:r>
               <w:rPr>
-                <w:rFonts w:ascii="Times New Roman" w:hAnsi="Times New Roman"/>
-                <w:sz w:val="24"/>
-                <w:szCs w:val="24"/>
+                <w:rFonts w:ascii="Calibri" w:hAnsi="Calibri"/>
+                <w:sz w:val="22"/>
+                <w:szCs w:val="22"/>
               </w:rPr>
               <w:t>#</w:t>
             </w:r>
             <w:r>
               <w:rPr>
-                <w:rFonts w:ascii="Times New Roman" w:hAnsi="Times New Roman"/>
-                <w:sz w:val="24"/>
-                <w:szCs w:val="24"/>
+                <w:rFonts w:ascii="Calibri" w:hAnsi="Calibri"/>
+                <w:sz w:val="22"/>
+                <w:szCs w:val="22"/>
                 <w:lang w:val="fi-FI"/>
               </w:rPr>
               <w:t>dosen_pengampu[]}</w:t>
             </w:r>
             <w:r>
               <w:rPr>
-                <w:rFonts w:ascii="Times New Roman" w:hAnsi="Times New Roman"/>
-                <w:sz w:val="24"/>
-                <w:szCs w:val="24"/>
+                <w:rFonts w:ascii="Calibri" w:hAnsi="Calibri"/>
+                <w:sz w:val="22"/>
+                <w:szCs w:val="22"/>
               </w:rPr>
               <w:t>- {.}</w:t>
             </w:r>
@@ -4268,53 +4268,53 @@
           <w:p>
             <w:pPr>
               <w:rPr>
-                <w:rFonts w:ascii="Times New Roman" w:hAnsi="Times New Roman"/>
-                <w:sz w:val="24"/>
-                <w:szCs w:val="24"/>
+                <w:rFonts w:ascii="Calibri" w:hAnsi="Calibri"/>
+                <w:sz w:val="22"/>
+                <w:szCs w:val="22"/>
                 <w:lang w:val="id-ID"/>
               </w:rPr>
             </w:pPr>
             <w:r>
               <w:rPr>
-                <w:rFonts w:ascii="Times New Roman" w:hAnsi="Times New Roman"/>
-                <w:sz w:val="24"/>
-                <w:szCs w:val="24"/>
+                <w:rFonts w:ascii="Calibri" w:hAnsi="Calibri"/>
+                <w:sz w:val="22"/>
+                <w:szCs w:val="22"/>
               </w:rPr>
               <w:t>{/</w:t>
             </w:r>
             <w:proofErr w:type="spellStart"/>
             <w:r>
               <w:rPr>
-                <w:rFonts w:ascii="Times New Roman" w:hAnsi="Times New Roman"/>
-                <w:sz w:val="24"/>
-                <w:szCs w:val="24"/>
+                <w:rFonts w:ascii="Calibri" w:hAnsi="Calibri"/>
+                <w:sz w:val="22"/>
+                <w:szCs w:val="22"/>
               </w:rPr>
               <w:t>dosen_</w:t>
             </w:r>
             <w:proofErr w:type="gramStart"/>
             <w:r>
               <w:rPr>
-                <w:rFonts w:ascii="Times New Roman" w:hAnsi="Times New Roman"/>
-                <w:sz w:val="24"/>
-                <w:szCs w:val="24"/>
+                <w:rFonts w:ascii="Calibri" w:hAnsi="Calibri"/>
+                <w:sz w:val="22"/>
+                <w:szCs w:val="22"/>
               </w:rPr>
               <w:t>pengampu</w:t>
             </w:r>
             <w:proofErr w:type="spellEnd"/>
             <w:r>
               <w:rPr>
-                <w:rFonts w:ascii="Times New Roman" w:hAnsi="Times New Roman"/>
-                <w:sz w:val="24"/>
-                <w:szCs w:val="24"/>
+                <w:rFonts w:ascii="Calibri" w:hAnsi="Calibri"/>
+                <w:sz w:val="22"/>
+                <w:szCs w:val="22"/>
               </w:rPr>
               <w:t>[</w:t>
             </w:r>
             <w:proofErr w:type="gramEnd"/>
             <w:r>
               <w:rPr>
-                <w:rFonts w:ascii="Times New Roman" w:hAnsi="Times New Roman"/>
-                <w:sz w:val="24"/>
-                <w:szCs w:val="24"/>
+                <w:rFonts w:ascii="Calibri" w:hAnsi="Calibri"/>
+                <w:sz w:val="22"/>
+                <w:szCs w:val="22"/>
               </w:rPr>
               <w:t>]}</w:t>
             </w:r>
@@ -4336,37 +4336,37 @@
           <w:p>
             <w:pPr>
               <w:rPr>
-                <w:rFonts w:ascii="Times New Roman" w:hAnsi="Times New Roman"/>
-                <w:b/>
-                <w:sz w:val="24"/>
-                <w:szCs w:val="24"/>
+                <w:rFonts w:ascii="Calibri" w:hAnsi="Calibri"/>
+                <w:b/>
+                <w:sz w:val="22"/>
+                <w:szCs w:val="22"/>
               </w:rPr>
             </w:pPr>
             <w:r>
               <w:rPr>
-                <w:rFonts w:ascii="Times New Roman" w:hAnsi="Times New Roman"/>
-                <w:b/>
-                <w:sz w:val="24"/>
-                <w:szCs w:val="24"/>
+                <w:rFonts w:ascii="Calibri" w:hAnsi="Calibri"/>
+                <w:b/>
+                <w:sz w:val="22"/>
+                <w:szCs w:val="22"/>
                 <w:lang w:val="id-ID"/>
               </w:rPr>
               <w:t xml:space="preserve">Matakuliah </w:t>
             </w:r>
             <w:r>
               <w:rPr>
-                <w:rFonts w:ascii="Times New Roman" w:hAnsi="Times New Roman"/>
-                <w:b/>
-                <w:sz w:val="24"/>
-                <w:szCs w:val="24"/>
+                <w:rFonts w:ascii="Calibri" w:hAnsi="Calibri"/>
+                <w:b/>
+                <w:sz w:val="22"/>
+                <w:szCs w:val="22"/>
               </w:rPr>
               <w:t>s</w:t>
             </w:r>
             <w:r>
               <w:rPr>
-                <w:rFonts w:ascii="Times New Roman" w:hAnsi="Times New Roman"/>
-                <w:b/>
-                <w:sz w:val="24"/>
-                <w:szCs w:val="24"/>
+                <w:rFonts w:ascii="Calibri" w:hAnsi="Calibri"/>
+                <w:b/>
+                <w:sz w:val="22"/>
+                <w:szCs w:val="22"/>
                 <w:lang w:val="id-ID"/>
               </w:rPr>
               <w:t>yarat</w:t>
@@ -4387,17 +4387,17 @@
           <w:p>
             <w:pPr>
               <w:rPr>
-                <w:rFonts w:ascii="Times New Roman" w:hAnsi="Times New Roman"/>
-                <w:sz w:val="24"/>
-                <w:szCs w:val="24"/>
+                <w:rFonts w:ascii="Calibri" w:hAnsi="Calibri"/>
+                <w:sz w:val="22"/>
+                <w:szCs w:val="22"/>
                 <w:lang w:val="fi-FI"/>
               </w:rPr>
             </w:pPr>
             <w:r>
               <w:rPr>
-                <w:rFonts w:ascii="Times New Roman" w:hAnsi="Times New Roman"/>
-                <w:sz w:val="24"/>
-                <w:szCs w:val="24"/>
+                <w:rFonts w:ascii="Calibri" w:hAnsi="Calibri"/>
+                <w:sz w:val="22"/>
+                <w:szCs w:val="22"/>
                 <w:lang w:val="fi-FI"/>
               </w:rPr>
               <w:t>{mk_syarat}</w:t>
@@ -4427,42 +4427,42 @@
               <w:ind w:left="-90" w:right="-108"/>
               <w:jc w:val="center"/>
               <w:rPr>
-                <w:rFonts w:ascii="Times New Roman" w:hAnsi="Times New Roman"/>
+                <w:rFonts w:ascii="Calibri" w:hAnsi="Calibri"/>
                 <w:b/>
                 <w:bCs/>
-                <w:sz w:val="24"/>
-                <w:szCs w:val="24"/>
+                <w:sz w:val="22"/>
+                <w:szCs w:val="22"/>
                 <w:lang w:val="id-ID"/>
               </w:rPr>
             </w:pPr>
             <w:r>
               <w:rPr>
-                <w:rFonts w:ascii="Times New Roman" w:hAnsi="Times New Roman"/>
+                <w:rFonts w:ascii="Calibri" w:hAnsi="Calibri"/>
                 <w:b/>
                 <w:bCs/>
-                <w:sz w:val="24"/>
-                <w:szCs w:val="24"/>
+                <w:sz w:val="22"/>
+                <w:szCs w:val="22"/>
                 <w:lang w:val="en-GB"/>
               </w:rPr>
               <w:t>Pekan</w:t>
             </w:r>
             <w:r>
               <w:rPr>
-                <w:rFonts w:ascii="Times New Roman" w:hAnsi="Times New Roman"/>
+                <w:rFonts w:ascii="Calibri" w:hAnsi="Calibri"/>
                 <w:b/>
                 <w:bCs/>
-                <w:sz w:val="24"/>
-                <w:szCs w:val="24"/>
+                <w:sz w:val="22"/>
+                <w:szCs w:val="22"/>
               </w:rPr>
               <w:t xml:space="preserve"> </w:t>
             </w:r>
             <w:r>
               <w:rPr>
-                <w:rFonts w:ascii="Times New Roman" w:hAnsi="Times New Roman"/>
+                <w:rFonts w:ascii="Calibri" w:hAnsi="Calibri"/>
                 <w:b/>
                 <w:bCs/>
-                <w:sz w:val="24"/>
-                <w:szCs w:val="24"/>
+                <w:sz w:val="22"/>
+                <w:szCs w:val="22"/>
                 <w:lang w:val="id-ID"/>
               </w:rPr>
               <w:t>Ke-</w:t>
@@ -4487,21 +4487,21 @@
             <w:pPr>
               <w:jc w:val="center"/>
               <w:rPr>
-                <w:rFonts w:ascii="Times New Roman" w:hAnsi="Times New Roman"/>
+                <w:rFonts w:ascii="Calibri" w:hAnsi="Calibri"/>
                 <w:b/>
                 <w:bCs/>
-                <w:sz w:val="24"/>
-                <w:szCs w:val="24"/>
+                <w:sz w:val="22"/>
+                <w:szCs w:val="22"/>
                 <w:lang w:eastAsia="id-ID"/>
               </w:rPr>
             </w:pPr>
             <w:r>
               <w:rPr>
-                <w:rFonts w:ascii="Times New Roman" w:hAnsi="Times New Roman"/>
+                <w:rFonts w:ascii="Calibri" w:hAnsi="Calibri"/>
                 <w:b/>
                 <w:bCs/>
-                <w:sz w:val="24"/>
-                <w:szCs w:val="24"/>
+                <w:sz w:val="22"/>
+                <w:szCs w:val="22"/>
                 <w:lang w:eastAsia="id-ID"/>
               </w:rPr>
               <w:t>CPL</w:t>
@@ -4511,21 +4511,21 @@
             <w:pPr>
               <w:jc w:val="center"/>
               <w:rPr>
-                <w:rFonts w:ascii="Times New Roman" w:hAnsi="Times New Roman"/>
+                <w:rFonts w:ascii="Calibri" w:hAnsi="Calibri"/>
                 <w:b/>
                 <w:bCs/>
-                <w:sz w:val="24"/>
-                <w:szCs w:val="24"/>
+                <w:sz w:val="22"/>
+                <w:szCs w:val="22"/>
                 <w:lang w:eastAsia="id-ID"/>
               </w:rPr>
             </w:pPr>
             <w:r>
               <w:rPr>
-                <w:rFonts w:ascii="Times New Roman" w:hAnsi="Times New Roman"/>
+                <w:rFonts w:ascii="Calibri" w:hAnsi="Calibri"/>
                 <w:b/>
                 <w:bCs/>
-                <w:sz w:val="24"/>
-                <w:szCs w:val="24"/>
+                <w:sz w:val="22"/>
+                <w:szCs w:val="22"/>
                 <w:lang w:eastAsia="id-ID"/>
               </w:rPr>
               <w:t>CPMK</w:t>
@@ -4535,21 +4535,21 @@
             <w:pPr>
               <w:jc w:val="center"/>
               <w:rPr>
-                <w:rFonts w:ascii="Times New Roman" w:hAnsi="Times New Roman"/>
+                <w:rFonts w:ascii="Calibri" w:hAnsi="Calibri"/>
                 <w:b/>
                 <w:bCs/>
-                <w:sz w:val="24"/>
-                <w:szCs w:val="24"/>
+                <w:sz w:val="22"/>
+                <w:szCs w:val="22"/>
                 <w:lang w:eastAsia="id-ID"/>
               </w:rPr>
             </w:pPr>
             <w:r>
               <w:rPr>
-                <w:rFonts w:ascii="Times New Roman" w:hAnsi="Times New Roman"/>
+                <w:rFonts w:ascii="Calibri" w:hAnsi="Calibri"/>
                 <w:b/>
                 <w:bCs/>
-                <w:sz w:val="24"/>
-                <w:szCs w:val="24"/>
+                <w:sz w:val="22"/>
+                <w:szCs w:val="22"/>
                 <w:lang w:eastAsia="id-ID"/>
               </w:rPr>
               <w:t>Sub-CPMK</w:t>
@@ -4573,22 +4573,22 @@
             <w:pPr>
               <w:jc w:val="center"/>
               <w:rPr>
-                <w:rFonts w:ascii="Times New Roman" w:hAnsi="Times New Roman"/>
+                <w:rFonts w:ascii="Calibri" w:hAnsi="Calibri"/>
                 <w:b/>
                 <w:bCs/>
-                <w:sz w:val="24"/>
-                <w:szCs w:val="24"/>
+                <w:sz w:val="22"/>
+                <w:szCs w:val="22"/>
                 <w:lang w:eastAsia="id-ID"/>
               </w:rPr>
             </w:pPr>
             <w:proofErr w:type="spellStart"/>
             <w:r>
               <w:rPr>
-                <w:rFonts w:ascii="Times New Roman" w:hAnsi="Times New Roman"/>
+                <w:rFonts w:ascii="Calibri" w:hAnsi="Calibri"/>
                 <w:b/>
                 <w:bCs/>
-                <w:sz w:val="24"/>
-                <w:szCs w:val="24"/>
+                <w:sz w:val="22"/>
+                <w:szCs w:val="22"/>
                 <w:lang w:eastAsia="id-ID"/>
               </w:rPr>
               <w:t>Penilaian</w:t>
@@ -4613,22 +4613,22 @@
             <w:pPr>
               <w:jc w:val="center"/>
               <w:rPr>
-                <w:rFonts w:ascii="Times New Roman" w:hAnsi="Times New Roman"/>
+                <w:rFonts w:ascii="Calibri" w:hAnsi="Calibri"/>
                 <w:b/>
                 <w:bCs/>
-                <w:sz w:val="24"/>
-                <w:szCs w:val="24"/>
+                <w:sz w:val="22"/>
+                <w:szCs w:val="22"/>
                 <w:lang w:eastAsia="id-ID"/>
               </w:rPr>
             </w:pPr>
             <w:proofErr w:type="spellStart"/>
             <w:r>
               <w:rPr>
-                <w:rFonts w:ascii="Times New Roman" w:hAnsi="Times New Roman"/>
+                <w:rFonts w:ascii="Calibri" w:hAnsi="Calibri"/>
                 <w:b/>
                 <w:bCs/>
-                <w:sz w:val="24"/>
-                <w:szCs w:val="24"/>
+                <w:sz w:val="22"/>
+                <w:szCs w:val="22"/>
                 <w:lang w:eastAsia="id-ID"/>
               </w:rPr>
               <w:t>Bentuk</w:t>
@@ -4636,11 +4636,11 @@
             <w:proofErr w:type="spellEnd"/>
             <w:r>
               <w:rPr>
-                <w:rFonts w:ascii="Times New Roman" w:hAnsi="Times New Roman"/>
+                <w:rFonts w:ascii="Calibri" w:hAnsi="Calibri"/>
                 <w:b/>
                 <w:bCs/>
-                <w:sz w:val="24"/>
-                <w:szCs w:val="24"/>
+                <w:sz w:val="22"/>
+                <w:szCs w:val="22"/>
                 <w:lang w:eastAsia="id-ID"/>
               </w:rPr>
               <w:t xml:space="preserve"> </w:t>
@@ -4648,11 +4648,11 @@
             <w:proofErr w:type="spellStart"/>
             <w:r>
               <w:rPr>
-                <w:rFonts w:ascii="Times New Roman" w:hAnsi="Times New Roman"/>
+                <w:rFonts w:ascii="Calibri" w:hAnsi="Calibri"/>
                 <w:b/>
                 <w:bCs/>
-                <w:sz w:val="24"/>
-                <w:szCs w:val="24"/>
+                <w:sz w:val="22"/>
+                <w:szCs w:val="22"/>
                 <w:lang w:eastAsia="id-ID"/>
               </w:rPr>
               <w:t>Pembelajaran</w:t>
@@ -4660,11 +4660,11 @@
             <w:proofErr w:type="spellEnd"/>
             <w:r>
               <w:rPr>
-                <w:rFonts w:ascii="Times New Roman" w:hAnsi="Times New Roman"/>
+                <w:rFonts w:ascii="Calibri" w:hAnsi="Calibri"/>
                 <w:b/>
                 <w:bCs/>
-                <w:sz w:val="24"/>
-                <w:szCs w:val="24"/>
+                <w:sz w:val="22"/>
+                <w:szCs w:val="22"/>
                 <w:lang w:eastAsia="id-ID"/>
               </w:rPr>
               <w:t xml:space="preserve"> (BP),</w:t>
@@ -4674,32 +4674,32 @@
             <w:pPr>
               <w:jc w:val="center"/>
               <w:rPr>
-                <w:rFonts w:ascii="Times New Roman" w:hAnsi="Times New Roman"/>
+                <w:rFonts w:ascii="Calibri" w:hAnsi="Calibri"/>
                 <w:b/>
                 <w:bCs/>
-                <w:sz w:val="24"/>
-                <w:szCs w:val="24"/>
+                <w:sz w:val="22"/>
+                <w:szCs w:val="22"/>
                 <w:lang w:eastAsia="id-ID"/>
               </w:rPr>
             </w:pPr>
             <w:r>
               <w:rPr>
-                <w:rFonts w:ascii="Times New Roman" w:hAnsi="Times New Roman"/>
+                <w:rFonts w:ascii="Calibri" w:hAnsi="Calibri"/>
                 <w:b/>
                 <w:bCs/>
-                <w:sz w:val="24"/>
-                <w:szCs w:val="24"/>
+                <w:sz w:val="22"/>
+                <w:szCs w:val="22"/>
                 <w:lang w:val="id-ID" w:eastAsia="id-ID"/>
               </w:rPr>
               <w:t>Metode Pembelajaran</w:t>
             </w:r>
             <w:r>
               <w:rPr>
-                <w:rFonts w:ascii="Times New Roman" w:hAnsi="Times New Roman"/>
+                <w:rFonts w:ascii="Calibri" w:hAnsi="Calibri"/>
                 <w:b/>
                 <w:bCs/>
-                <w:sz w:val="24"/>
-                <w:szCs w:val="24"/>
+                <w:sz w:val="22"/>
+                <w:szCs w:val="22"/>
                 <w:lang w:eastAsia="id-ID"/>
               </w:rPr>
               <w:t xml:space="preserve"> (MP),</w:t>
@@ -4724,21 +4724,21 @@
             <w:pPr>
               <w:jc w:val="center"/>
               <w:rPr>
-                <w:rFonts w:ascii="Times New Roman" w:hAnsi="Times New Roman"/>
+                <w:rFonts w:ascii="Calibri" w:hAnsi="Calibri"/>
                 <w:b/>
                 <w:bCs/>
-                <w:sz w:val="24"/>
-                <w:szCs w:val="24"/>
+                <w:sz w:val="22"/>
+                <w:szCs w:val="22"/>
                 <w:lang w:val="id-ID" w:eastAsia="id-ID"/>
               </w:rPr>
             </w:pPr>
             <w:r>
               <w:rPr>
-                <w:rFonts w:ascii="Times New Roman" w:hAnsi="Times New Roman"/>
+                <w:rFonts w:ascii="Calibri" w:hAnsi="Calibri"/>
                 <w:b/>
                 <w:bCs/>
-                <w:sz w:val="24"/>
-                <w:szCs w:val="24"/>
+                <w:sz w:val="22"/>
+                <w:szCs w:val="22"/>
                 <w:lang w:val="id-ID" w:eastAsia="id-ID"/>
               </w:rPr>
               <w:t>Materi Pembelajaran</w:t>
@@ -4748,22 +4748,22 @@
             <w:pPr>
               <w:jc w:val="center"/>
               <w:rPr>
-                <w:rFonts w:ascii="Times New Roman" w:hAnsi="Times New Roman"/>
+                <w:rFonts w:ascii="Calibri" w:hAnsi="Calibri"/>
                 <w:b/>
                 <w:bCs/>
-                <w:sz w:val="24"/>
-                <w:szCs w:val="24"/>
+                <w:sz w:val="22"/>
+                <w:szCs w:val="22"/>
                 <w:lang w:val="id-ID" w:eastAsia="id-ID"/>
               </w:rPr>
             </w:pPr>
             <w:r>
               <w:rPr>
-                <w:rFonts w:ascii="Times New Roman" w:hAnsi="Times New Roman"/>
+                <w:rFonts w:ascii="Calibri" w:hAnsi="Calibri"/>
                 <w:b/>
                 <w:bCs/>
                 <w:color w:val="0000FF"/>
-                <w:sz w:val="24"/>
-                <w:szCs w:val="24"/>
+                <w:sz w:val="22"/>
+                <w:szCs w:val="22"/>
                 <w:lang w:val="id-ID" w:eastAsia="id-ID"/>
               </w:rPr>
               <w:t>[Pustaka]</w:t>
@@ -4787,32 +4787,32 @@
             <w:pPr>
               <w:jc w:val="center"/>
               <w:rPr>
-                <w:rFonts w:ascii="Times New Roman" w:hAnsi="Times New Roman"/>
+                <w:rFonts w:ascii="Calibri" w:hAnsi="Calibri"/>
                 <w:b/>
                 <w:bCs/>
-                <w:sz w:val="24"/>
-                <w:szCs w:val="24"/>
+                <w:sz w:val="22"/>
+                <w:szCs w:val="22"/>
                 <w:lang w:val="id-ID" w:eastAsia="id-ID"/>
               </w:rPr>
             </w:pPr>
             <w:r>
               <w:rPr>
-                <w:rFonts w:ascii="Times New Roman" w:hAnsi="Times New Roman"/>
+                <w:rFonts w:ascii="Calibri" w:hAnsi="Calibri"/>
                 <w:b/>
                 <w:bCs/>
-                <w:sz w:val="24"/>
-                <w:szCs w:val="24"/>
+                <w:sz w:val="22"/>
+                <w:szCs w:val="22"/>
                 <w:lang w:val="id-ID" w:eastAsia="id-ID"/>
               </w:rPr>
               <w:t>Bobot</w:t>
             </w:r>
             <w:r>
               <w:rPr>
-                <w:rFonts w:ascii="Times New Roman" w:hAnsi="Times New Roman"/>
+                <w:rFonts w:ascii="Calibri" w:hAnsi="Calibri"/>
                 <w:b/>
                 <w:bCs/>
-                <w:sz w:val="24"/>
-                <w:szCs w:val="24"/>
+                <w:sz w:val="22"/>
+                <w:szCs w:val="22"/>
                 <w:lang w:eastAsia="id-ID"/>
               </w:rPr>
               <w:t xml:space="preserve"> </w:t>
@@ -4820,11 +4820,11 @@
             <w:proofErr w:type="spellStart"/>
             <w:r>
               <w:rPr>
-                <w:rFonts w:ascii="Times New Roman" w:hAnsi="Times New Roman"/>
+                <w:rFonts w:ascii="Calibri" w:hAnsi="Calibri"/>
                 <w:b/>
                 <w:bCs/>
-                <w:sz w:val="24"/>
-                <w:szCs w:val="24"/>
+                <w:sz w:val="22"/>
+                <w:szCs w:val="22"/>
                 <w:lang w:eastAsia="id-ID"/>
               </w:rPr>
               <w:t>Penilaian</w:t>
@@ -4832,11 +4832,11 @@
             <w:proofErr w:type="spellEnd"/>
             <w:r>
               <w:rPr>
-                <w:rFonts w:ascii="Times New Roman" w:hAnsi="Times New Roman"/>
+                <w:rFonts w:ascii="Calibri" w:hAnsi="Calibri"/>
                 <w:b/>
                 <w:bCs/>
-                <w:sz w:val="24"/>
-                <w:szCs w:val="24"/>
+                <w:sz w:val="22"/>
+                <w:szCs w:val="22"/>
                 <w:lang w:eastAsia="id-ID"/>
               </w:rPr>
               <w:t xml:space="preserve"> (%)</w:t>
@@ -4864,11 +4864,11 @@
             <w:pPr>
               <w:ind w:right="-108"/>
               <w:rPr>
-                <w:rFonts w:ascii="Times New Roman" w:hAnsi="Times New Roman"/>
+                <w:rFonts w:ascii="Calibri" w:hAnsi="Calibri"/>
                 <w:b/>
                 <w:bCs/>
-                <w:sz w:val="24"/>
-                <w:szCs w:val="24"/>
+                <w:sz w:val="22"/>
+                <w:szCs w:val="22"/>
                 <w:lang w:eastAsia="id-ID"/>
               </w:rPr>
             </w:pPr>
@@ -4890,11 +4890,11 @@
           <w:p>
             <w:pPr>
               <w:rPr>
-                <w:rFonts w:ascii="Times New Roman" w:hAnsi="Times New Roman"/>
+                <w:rFonts w:ascii="Calibri" w:hAnsi="Calibri"/>
                 <w:b/>
                 <w:bCs/>
-                <w:sz w:val="24"/>
-                <w:szCs w:val="24"/>
+                <w:sz w:val="22"/>
+                <w:szCs w:val="22"/>
                 <w:lang w:eastAsia="id-ID"/>
               </w:rPr>
             </w:pPr>
@@ -4917,22 +4917,22 @@
             <w:pPr>
               <w:jc w:val="center"/>
               <w:rPr>
-                <w:rFonts w:ascii="Times New Roman" w:hAnsi="Times New Roman"/>
+                <w:rFonts w:ascii="Calibri" w:hAnsi="Calibri"/>
                 <w:b/>
                 <w:bCs/>
-                <w:sz w:val="24"/>
-                <w:szCs w:val="24"/>
+                <w:sz w:val="22"/>
+                <w:szCs w:val="22"/>
                 <w:lang w:eastAsia="id-ID"/>
               </w:rPr>
             </w:pPr>
             <w:proofErr w:type="spellStart"/>
             <w:r>
               <w:rPr>
-                <w:rFonts w:ascii="Times New Roman" w:hAnsi="Times New Roman"/>
+                <w:rFonts w:ascii="Calibri" w:hAnsi="Calibri"/>
                 <w:b/>
                 <w:bCs/>
-                <w:sz w:val="24"/>
-                <w:szCs w:val="24"/>
+                <w:sz w:val="22"/>
+                <w:szCs w:val="22"/>
                 <w:lang w:eastAsia="id-ID"/>
               </w:rPr>
               <w:t>Indikator</w:t>
@@ -4957,21 +4957,21 @@
             <w:pPr>
               <w:jc w:val="center"/>
               <w:rPr>
-                <w:rFonts w:ascii="Times New Roman" w:hAnsi="Times New Roman"/>
+                <w:rFonts w:ascii="Calibri" w:hAnsi="Calibri"/>
                 <w:b/>
                 <w:bCs/>
-                <w:sz w:val="24"/>
-                <w:szCs w:val="24"/>
+                <w:sz w:val="22"/>
+                <w:szCs w:val="22"/>
                 <w:lang w:eastAsia="id-ID"/>
               </w:rPr>
             </w:pPr>
             <w:r>
               <w:rPr>
-                <w:rFonts w:ascii="Times New Roman" w:hAnsi="Times New Roman"/>
+                <w:rFonts w:ascii="Calibri" w:hAnsi="Calibri"/>
                 <w:b/>
                 <w:bCs/>
-                <w:sz w:val="24"/>
-                <w:szCs w:val="24"/>
+                <w:sz w:val="22"/>
+                <w:szCs w:val="22"/>
                 <w:lang w:eastAsia="id-ID"/>
               </w:rPr>
               <w:t xml:space="preserve">Teknik &amp; </w:t>
@@ -4979,11 +4979,11 @@
             <w:proofErr w:type="spellStart"/>
             <w:r>
               <w:rPr>
-                <w:rFonts w:ascii="Times New Roman" w:hAnsi="Times New Roman"/>
+                <w:rFonts w:ascii="Calibri" w:hAnsi="Calibri"/>
                 <w:b/>
                 <w:bCs/>
-                <w:sz w:val="24"/>
-                <w:szCs w:val="24"/>
+                <w:sz w:val="22"/>
+                <w:szCs w:val="22"/>
                 <w:lang w:eastAsia="id-ID"/>
               </w:rPr>
               <w:t>Kriteria</w:t>
@@ -4991,11 +4991,11 @@
             <w:proofErr w:type="spellEnd"/>
             <w:r>
               <w:rPr>
-                <w:rFonts w:ascii="Times New Roman" w:hAnsi="Times New Roman"/>
+                <w:rFonts w:ascii="Calibri" w:hAnsi="Calibri"/>
                 <w:b/>
                 <w:bCs/>
-                <w:sz w:val="24"/>
-                <w:szCs w:val="24"/>
+                <w:sz w:val="22"/>
+                <w:szCs w:val="22"/>
                 <w:lang w:eastAsia="id-ID"/>
               </w:rPr>
               <w:t xml:space="preserve"> </w:t>
@@ -5019,45 +5019,45 @@
             <w:pPr>
               <w:jc w:val="center"/>
               <w:rPr>
-                <w:rFonts w:ascii="Times New Roman" w:hAnsi="Times New Roman"/>
+                <w:rFonts w:ascii="Calibri" w:hAnsi="Calibri"/>
                 <w:b/>
                 <w:bCs/>
-                <w:sz w:val="24"/>
-                <w:szCs w:val="24"/>
+                <w:sz w:val="22"/>
+                <w:szCs w:val="22"/>
                 <w:lang w:eastAsia="id-ID"/>
               </w:rPr>
             </w:pPr>
             <w:r>
               <w:rPr>
-                <w:rFonts w:ascii="Times New Roman" w:hAnsi="Times New Roman"/>
+                <w:rFonts w:ascii="Calibri" w:hAnsi="Calibri"/>
                 <w:b/>
                 <w:bCs/>
-                <w:sz w:val="24"/>
-                <w:szCs w:val="24"/>
+                <w:sz w:val="22"/>
+                <w:szCs w:val="22"/>
                 <w:lang w:eastAsia="id-ID"/>
               </w:rPr>
               <w:t>Luring (</w:t>
             </w:r>
             <w:r>
               <w:rPr>
-                <w:rFonts w:ascii="Times New Roman" w:hAnsi="Times New Roman"/>
+                <w:rFonts w:ascii="Calibri" w:hAnsi="Calibri"/>
                 <w:b/>
                 <w:bCs/>
                 <w:i/>
                 <w:iCs/>
-                <w:sz w:val="24"/>
-                <w:szCs w:val="24"/>
+                <w:sz w:val="22"/>
+                <w:szCs w:val="22"/>
                 <w:lang w:eastAsia="id-ID"/>
               </w:rPr>
               <w:t>offline</w:t>
             </w:r>
             <w:r>
               <w:rPr>
-                <w:rFonts w:ascii="Times New Roman" w:hAnsi="Times New Roman"/>
+                <w:rFonts w:ascii="Calibri" w:hAnsi="Calibri"/>
                 <w:b/>
                 <w:bCs/>
-                <w:sz w:val="24"/>
-                <w:szCs w:val="24"/>
+                <w:sz w:val="22"/>
+                <w:szCs w:val="22"/>
                 <w:lang w:eastAsia="id-ID"/>
               </w:rPr>
               <w:t>)</w:t>
@@ -5081,45 +5081,45 @@
             <w:pPr>
               <w:jc w:val="center"/>
               <w:rPr>
-                <w:rFonts w:ascii="Times New Roman" w:hAnsi="Times New Roman"/>
+                <w:rFonts w:ascii="Calibri" w:hAnsi="Calibri"/>
                 <w:b/>
                 <w:bCs/>
-                <w:sz w:val="24"/>
-                <w:szCs w:val="24"/>
+                <w:sz w:val="22"/>
+                <w:szCs w:val="22"/>
                 <w:lang w:eastAsia="id-ID"/>
               </w:rPr>
             </w:pPr>
             <w:r>
               <w:rPr>
-                <w:rFonts w:ascii="Times New Roman" w:hAnsi="Times New Roman"/>
+                <w:rFonts w:ascii="Calibri" w:hAnsi="Calibri"/>
                 <w:b/>
                 <w:bCs/>
-                <w:sz w:val="24"/>
-                <w:szCs w:val="24"/>
+                <w:sz w:val="22"/>
+                <w:szCs w:val="22"/>
                 <w:lang w:eastAsia="id-ID"/>
               </w:rPr>
               <w:t>Daring (</w:t>
             </w:r>
             <w:r>
               <w:rPr>
-                <w:rFonts w:ascii="Times New Roman" w:hAnsi="Times New Roman"/>
+                <w:rFonts w:ascii="Calibri" w:hAnsi="Calibri"/>
                 <w:b/>
                 <w:bCs/>
                 <w:i/>
                 <w:iCs/>
-                <w:sz w:val="24"/>
-                <w:szCs w:val="24"/>
+                <w:sz w:val="22"/>
+                <w:szCs w:val="22"/>
                 <w:lang w:eastAsia="id-ID"/>
               </w:rPr>
               <w:t>online</w:t>
             </w:r>
             <w:r>
               <w:rPr>
-                <w:rFonts w:ascii="Times New Roman" w:hAnsi="Times New Roman"/>
+                <w:rFonts w:ascii="Calibri" w:hAnsi="Calibri"/>
                 <w:b/>
                 <w:bCs/>
-                <w:sz w:val="24"/>
-                <w:szCs w:val="24"/>
+                <w:sz w:val="22"/>
+                <w:szCs w:val="22"/>
                 <w:lang w:eastAsia="id-ID"/>
               </w:rPr>
               <w:t xml:space="preserve">) </w:t>
@@ -5143,12 +5143,12 @@
             <w:pPr>
               <w:jc w:val="center"/>
               <w:rPr>
-                <w:rFonts w:ascii="Times New Roman" w:hAnsi="Times New Roman"/>
+                <w:rFonts w:ascii="Calibri" w:hAnsi="Calibri"/>
                 <w:b/>
                 <w:bCs/>
                 <w:color w:val="0000FF"/>
-                <w:sz w:val="24"/>
-                <w:szCs w:val="24"/>
+                <w:sz w:val="22"/>
+                <w:szCs w:val="22"/>
                 <w:lang w:val="id-ID" w:eastAsia="id-ID"/>
               </w:rPr>
             </w:pPr>
@@ -5170,11 +5170,11 @@
             <w:pPr>
               <w:jc w:val="center"/>
               <w:rPr>
-                <w:rFonts w:ascii="Times New Roman" w:hAnsi="Times New Roman"/>
+                <w:rFonts w:ascii="Calibri" w:hAnsi="Calibri"/>
                 <w:b/>
                 <w:bCs/>
-                <w:sz w:val="24"/>
-                <w:szCs w:val="24"/>
+                <w:sz w:val="22"/>
+                <w:szCs w:val="22"/>
                 <w:lang w:eastAsia="id-ID"/>
               </w:rPr>
             </w:pPr>
@@ -5201,20 +5201,20 @@
               <w:ind w:left="-90" w:right="-108"/>
               <w:jc w:val="center"/>
               <w:rPr>
-                <w:rFonts w:ascii="Times New Roman" w:hAnsi="Times New Roman"/>
+                <w:rFonts w:ascii="Calibri" w:hAnsi="Calibri"/>
                 <w:b/>
                 <w:bCs/>
-                <w:sz w:val="24"/>
-                <w:szCs w:val="24"/>
+                <w:sz w:val="22"/>
+                <w:szCs w:val="22"/>
               </w:rPr>
             </w:pPr>
             <w:r>
               <w:rPr>
-                <w:rFonts w:ascii="Times New Roman" w:hAnsi="Times New Roman"/>
+                <w:rFonts w:ascii="Calibri" w:hAnsi="Calibri"/>
                 <w:b/>
                 <w:bCs/>
-                <w:sz w:val="24"/>
-                <w:szCs w:val="24"/>
+                <w:sz w:val="22"/>
+                <w:szCs w:val="22"/>
               </w:rPr>
               <w:t>(1)</w:t>
             </w:r>
@@ -5236,21 +5236,21 @@
             <w:pPr>
               <w:jc w:val="center"/>
               <w:rPr>
-                <w:rFonts w:ascii="Times New Roman" w:hAnsi="Times New Roman"/>
+                <w:rFonts w:ascii="Calibri" w:hAnsi="Calibri"/>
                 <w:b/>
                 <w:bCs/>
-                <w:sz w:val="24"/>
-                <w:szCs w:val="24"/>
+                <w:sz w:val="22"/>
+                <w:szCs w:val="22"/>
                 <w:lang w:eastAsia="id-ID"/>
               </w:rPr>
             </w:pPr>
             <w:r>
               <w:rPr>
-                <w:rFonts w:ascii="Times New Roman" w:hAnsi="Times New Roman"/>
+                <w:rFonts w:ascii="Calibri" w:hAnsi="Calibri"/>
                 <w:b/>
                 <w:bCs/>
-                <w:sz w:val="24"/>
-                <w:szCs w:val="24"/>
+                <w:sz w:val="22"/>
+                <w:szCs w:val="22"/>
                 <w:lang w:eastAsia="id-ID"/>
               </w:rPr>
               <w:t>(2)</w:t>
@@ -5273,21 +5273,21 @@
             <w:pPr>
               <w:jc w:val="center"/>
               <w:rPr>
-                <w:rFonts w:ascii="Times New Roman" w:hAnsi="Times New Roman"/>
+                <w:rFonts w:ascii="Calibri" w:hAnsi="Calibri"/>
                 <w:b/>
                 <w:bCs/>
-                <w:sz w:val="24"/>
-                <w:szCs w:val="24"/>
+                <w:sz w:val="22"/>
+                <w:szCs w:val="22"/>
                 <w:lang w:eastAsia="id-ID"/>
               </w:rPr>
             </w:pPr>
             <w:r>
               <w:rPr>
-                <w:rFonts w:ascii="Times New Roman" w:hAnsi="Times New Roman"/>
+                <w:rFonts w:ascii="Calibri" w:hAnsi="Calibri"/>
                 <w:b/>
                 <w:bCs/>
-                <w:sz w:val="24"/>
-                <w:szCs w:val="24"/>
+                <w:sz w:val="22"/>
+                <w:szCs w:val="22"/>
                 <w:lang w:eastAsia="id-ID"/>
               </w:rPr>
               <w:t>(3)</w:t>
@@ -5310,21 +5310,21 @@
             <w:pPr>
               <w:jc w:val="center"/>
               <w:rPr>
-                <w:rFonts w:ascii="Times New Roman" w:hAnsi="Times New Roman"/>
+                <w:rFonts w:ascii="Calibri" w:hAnsi="Calibri"/>
                 <w:b/>
                 <w:bCs/>
-                <w:sz w:val="24"/>
-                <w:szCs w:val="24"/>
+                <w:sz w:val="22"/>
+                <w:szCs w:val="22"/>
                 <w:lang w:eastAsia="id-ID"/>
               </w:rPr>
             </w:pPr>
             <w:r>
               <w:rPr>
-                <w:rFonts w:ascii="Times New Roman" w:hAnsi="Times New Roman"/>
+                <w:rFonts w:ascii="Calibri" w:hAnsi="Calibri"/>
                 <w:b/>
                 <w:bCs/>
-                <w:sz w:val="24"/>
-                <w:szCs w:val="24"/>
+                <w:sz w:val="22"/>
+                <w:szCs w:val="22"/>
                 <w:lang w:eastAsia="id-ID"/>
               </w:rPr>
               <w:t>(4)</w:t>
@@ -5347,21 +5347,21 @@
             <w:pPr>
               <w:jc w:val="center"/>
               <w:rPr>
-                <w:rFonts w:ascii="Times New Roman" w:hAnsi="Times New Roman"/>
+                <w:rFonts w:ascii="Calibri" w:hAnsi="Calibri"/>
                 <w:b/>
                 <w:bCs/>
-                <w:sz w:val="24"/>
-                <w:szCs w:val="24"/>
+                <w:sz w:val="22"/>
+                <w:szCs w:val="22"/>
                 <w:lang w:eastAsia="id-ID"/>
               </w:rPr>
             </w:pPr>
             <w:r>
               <w:rPr>
-                <w:rFonts w:ascii="Times New Roman" w:hAnsi="Times New Roman"/>
+                <w:rFonts w:ascii="Calibri" w:hAnsi="Calibri"/>
                 <w:b/>
                 <w:bCs/>
-                <w:sz w:val="24"/>
-                <w:szCs w:val="24"/>
+                <w:sz w:val="22"/>
+                <w:szCs w:val="22"/>
                 <w:lang w:eastAsia="id-ID"/>
               </w:rPr>
               <w:t>(5)</w:t>
@@ -5384,21 +5384,21 @@
             <w:pPr>
               <w:jc w:val="center"/>
               <w:rPr>
-                <w:rFonts w:ascii="Times New Roman" w:hAnsi="Times New Roman"/>
+                <w:rFonts w:ascii="Calibri" w:hAnsi="Calibri"/>
                 <w:b/>
                 <w:bCs/>
-                <w:sz w:val="24"/>
-                <w:szCs w:val="24"/>
+                <w:sz w:val="22"/>
+                <w:szCs w:val="22"/>
                 <w:lang w:eastAsia="id-ID"/>
               </w:rPr>
             </w:pPr>
             <w:r>
               <w:rPr>
-                <w:rFonts w:ascii="Times New Roman" w:hAnsi="Times New Roman"/>
+                <w:rFonts w:ascii="Calibri" w:hAnsi="Calibri"/>
                 <w:b/>
                 <w:bCs/>
-                <w:sz w:val="24"/>
-                <w:szCs w:val="24"/>
+                <w:sz w:val="22"/>
+                <w:szCs w:val="22"/>
                 <w:lang w:eastAsia="id-ID"/>
               </w:rPr>
               <w:t>(6)</w:t>
@@ -5421,21 +5421,21 @@
             <w:pPr>
               <w:jc w:val="center"/>
               <w:rPr>
-                <w:rFonts w:ascii="Times New Roman" w:hAnsi="Times New Roman"/>
+                <w:rFonts w:ascii="Calibri" w:hAnsi="Calibri"/>
                 <w:b/>
                 <w:bCs/>
-                <w:sz w:val="24"/>
-                <w:szCs w:val="24"/>
+                <w:sz w:val="22"/>
+                <w:szCs w:val="22"/>
                 <w:lang w:eastAsia="id-ID"/>
               </w:rPr>
             </w:pPr>
             <w:r>
               <w:rPr>
-                <w:rFonts w:ascii="Times New Roman" w:hAnsi="Times New Roman"/>
+                <w:rFonts w:ascii="Calibri" w:hAnsi="Calibri"/>
                 <w:b/>
                 <w:bCs/>
-                <w:sz w:val="24"/>
-                <w:szCs w:val="24"/>
+                <w:sz w:val="22"/>
+                <w:szCs w:val="22"/>
                 <w:lang w:eastAsia="id-ID"/>
               </w:rPr>
               <w:t>(7)</w:t>
@@ -5457,21 +5457,21 @@
             <w:pPr>
               <w:jc w:val="center"/>
               <w:rPr>
-                <w:rFonts w:ascii="Times New Roman" w:hAnsi="Times New Roman"/>
+                <w:rFonts w:ascii="Calibri" w:hAnsi="Calibri"/>
                 <w:b/>
                 <w:bCs/>
-                <w:sz w:val="24"/>
-                <w:szCs w:val="24"/>
+                <w:sz w:val="22"/>
+                <w:szCs w:val="22"/>
                 <w:lang w:eastAsia="id-ID"/>
               </w:rPr>
             </w:pPr>
             <w:r>
               <w:rPr>
-                <w:rFonts w:ascii="Times New Roman" w:hAnsi="Times New Roman"/>
+                <w:rFonts w:ascii="Calibri" w:hAnsi="Calibri"/>
                 <w:b/>
                 <w:bCs/>
-                <w:sz w:val="24"/>
-                <w:szCs w:val="24"/>
+                <w:sz w:val="22"/>
+                <w:szCs w:val="22"/>
                 <w:lang w:eastAsia="id-ID"/>
               </w:rPr>
               <w:t>(8)</w:t>
@@ -6826,9 +6826,9 @@
   <w:docDefaults>
     <w:rPrDefault>
       <w:rPr>
-        <w:rFonts w:ascii="Times New Roman" w:eastAsia="Times New Roman" w:hAnsi="Times New Roman" w:cs="Times New Roman"/>
-        <w:sz w:val="24"/>
-        <w:szCs w:val="24"/>
+        <w:rFonts w:asciiTheme="minorHAnsi" w:eastAsiaTheme="minorHAnsi" w:hAnsiTheme="minorHAnsi" w:cstheme="minorBidi"/>
+        <w:sz w:val="22"/>
+        <w:szCs w:val="22"/>
         <w:lang w:val="en-ID" w:eastAsia="en-US" w:bidi="ar-SA"/>
         <w14:ligatures w14:val="standardContextual"/>
       </w:rPr>
@@ -7218,8 +7218,8 @@
     <w:qFormat/>
     <w:rPr>
       <w:rFonts w:ascii="Times New Roman" w:eastAsia="Times New Roman" w:hAnsi="Times New Roman" w:cs="Times New Roman"/>
-      <w:sz w:val="24"/>
-      <w:szCs w:val="24"/>
+      <w:sz w:val="20"/>
+      <w:szCs w:val="20"/>
       <w:lang w:val="en-US"/>
       <w14:ligatures w14:val="none"/>
     </w:rPr>

--- a/src/templates/template_cekdinamis.docx
+++ b/src/templates/template_cekdinamis.docx
@@ -24,13 +24,13 @@
         <w:gridCol w:w="610"/>
         <w:gridCol w:w="1832"/>
         <w:gridCol w:w="291"/>
-        <w:gridCol w:w="569"/>
-        <w:gridCol w:w="1839"/>
+        <w:gridCol w:w="684"/>
+        <w:gridCol w:w="1724"/>
         <w:gridCol w:w="274"/>
-        <w:gridCol w:w="1134"/>
-        <w:gridCol w:w="870"/>
-        <w:gridCol w:w="1699"/>
-        <w:gridCol w:w="572"/>
+        <w:gridCol w:w="979"/>
+        <w:gridCol w:w="1025"/>
+        <w:gridCol w:w="1526"/>
+        <w:gridCol w:w="745"/>
         <w:gridCol w:w="1133"/>
       </w:tblGrid>
       <w:tr>
@@ -49,6 +49,7 @@
           </w:tcPr>
           <w:p>
             <w:pPr>
+              <w:spacing w:line="276" w:lineRule="auto"/>
               <w:jc w:val="center"/>
               <w:rPr>
                 <w:rFonts w:ascii="Calibri" w:hAnsi="Calibri"/>
@@ -101,7 +102,7 @@
         </w:tc>
         <w:tc>
           <w:tcPr>
-            <w:tcW w:w="11486" w:type="dxa"/>
+            <w:tcW w:w="11313" w:type="dxa"/>
             <w:gridSpan w:val="11"/>
             <w:tcBorders>
               <w:top w:val="single" w:sz="4" w:space="0" w:color="000000"/>
@@ -113,6 +114,7 @@
           </w:tcPr>
           <w:p>
             <w:pPr>
+              <w:spacing w:line="276" w:lineRule="auto"/>
               <w:jc w:val="center"/>
               <w:rPr>
                 <w:rFonts w:ascii="Cambria" w:hAnsi="Cambria"/>
@@ -147,6 +149,7 @@
           </w:p>
           <w:p>
             <w:pPr>
+              <w:spacing w:line="276" w:lineRule="auto"/>
               <w:jc w:val="center"/>
               <w:rPr>
                 <w:rFonts w:ascii="Cambria" w:hAnsi="Cambria"/>
@@ -170,6 +173,7 @@
           </w:p>
           <w:p>
             <w:pPr>
+              <w:spacing w:line="276" w:lineRule="auto"/>
               <w:jc w:val="center"/>
               <w:rPr>
                 <w:rFonts w:ascii="Cambria" w:hAnsi="Cambria"/>
@@ -193,7 +197,7 @@
         </w:tc>
         <w:tc>
           <w:tcPr>
-            <w:tcW w:w="1705" w:type="dxa"/>
+            <w:tcW w:w="1878" w:type="dxa"/>
             <w:gridSpan w:val="2"/>
             <w:tcBorders>
               <w:top w:val="single" w:sz="4" w:space="0" w:color="000000"/>
@@ -205,6 +209,7 @@
           </w:tcPr>
           <w:p>
             <w:pPr>
+              <w:spacing w:line="276" w:lineRule="auto"/>
               <w:jc w:val="center"/>
               <w:rPr>
                 <w:rFonts w:ascii="Cambria" w:hAnsi="Cambria"/>
@@ -217,6 +222,7 @@
           </w:p>
           <w:p>
             <w:pPr>
+              <w:spacing w:line="276" w:lineRule="auto"/>
               <w:jc w:val="center"/>
               <w:rPr>
                 <w:rFonts w:ascii="Cambria" w:hAnsi="Cambria"/>
@@ -281,6 +287,7 @@
           </w:tcPr>
           <w:p>
             <w:pPr>
+              <w:spacing w:line="276" w:lineRule="auto"/>
               <w:jc w:val="center"/>
               <w:rPr>
                 <w:rFonts w:ascii="Cambria" w:hAnsi="Cambria"/>
@@ -317,29 +324,27 @@
           </w:tcPr>
           <w:p>
             <w:pPr>
-              <w:rPr>
-                <w:rFonts w:ascii="Calibri" w:hAnsi="Calibri"/>
-                <w:b/>
-                <w:sz w:val="22"/>
-                <w:szCs w:val="22"/>
+              <w:spacing w:line="276" w:lineRule="auto"/>
+              <w:rPr>
+                <w:b/>
+                <w:sz w:val="24"/>
+                <w:szCs w:val="24"/>
               </w:rPr>
             </w:pPr>
             <w:r>
               <w:rPr>
-                <w:rFonts w:ascii="Calibri" w:hAnsi="Calibri"/>
-                <w:b/>
-                <w:sz w:val="22"/>
-                <w:szCs w:val="22"/>
+                <w:b/>
+                <w:sz w:val="24"/>
+                <w:szCs w:val="24"/>
                 <w:lang w:val="id-ID"/>
               </w:rPr>
               <w:t>MATA KULIAH</w:t>
             </w:r>
             <w:r>
               <w:rPr>
-                <w:rFonts w:ascii="Calibri" w:hAnsi="Calibri"/>
-                <w:b/>
-                <w:sz w:val="22"/>
-                <w:szCs w:val="22"/>
+                <w:b/>
+                <w:sz w:val="24"/>
+                <w:szCs w:val="24"/>
               </w:rPr>
               <w:t xml:space="preserve"> (MK)</w:t>
             </w:r>
@@ -356,22 +361,23 @@
               <w:right w:val="single" w:sz="4" w:space="0" w:color="000000"/>
             </w:tcBorders>
             <w:shd w:val="clear" w:color="auto" w:fill="E8E8E8" w:themeFill="background2"/>
+            <w:vAlign w:val="center"/>
           </w:tcPr>
           <w:p>
             <w:pPr>
-              <w:rPr>
-                <w:rFonts w:ascii="Calibri" w:hAnsi="Calibri"/>
-                <w:b/>
-                <w:sz w:val="22"/>
-                <w:szCs w:val="22"/>
+              <w:spacing w:line="276" w:lineRule="auto"/>
+              <w:jc w:val="center"/>
+              <w:rPr>
+                <w:b/>
+                <w:sz w:val="24"/>
+                <w:szCs w:val="24"/>
               </w:rPr>
             </w:pPr>
             <w:r>
               <w:rPr>
-                <w:rFonts w:ascii="Calibri" w:hAnsi="Calibri"/>
-                <w:b/>
-                <w:sz w:val="22"/>
-                <w:szCs w:val="22"/>
+                <w:b/>
+                <w:sz w:val="24"/>
+                <w:szCs w:val="24"/>
               </w:rPr>
               <w:t>KODE</w:t>
             </w:r>
@@ -388,33 +394,33 @@
               <w:right w:val="single" w:sz="4" w:space="0" w:color="000000"/>
             </w:tcBorders>
             <w:shd w:val="clear" w:color="auto" w:fill="E8E8E8" w:themeFill="background2"/>
+            <w:vAlign w:val="center"/>
           </w:tcPr>
           <w:p>
             <w:pPr>
-              <w:rPr>
-                <w:rFonts w:ascii="Calibri" w:hAnsi="Calibri"/>
-                <w:b/>
-                <w:sz w:val="22"/>
-                <w:szCs w:val="22"/>
+              <w:spacing w:line="276" w:lineRule="auto"/>
+              <w:jc w:val="center"/>
+              <w:rPr>
+                <w:b/>
+                <w:sz w:val="24"/>
+                <w:szCs w:val="24"/>
               </w:rPr>
             </w:pPr>
             <w:proofErr w:type="spellStart"/>
             <w:r>
               <w:rPr>
-                <w:rFonts w:ascii="Calibri" w:hAnsi="Calibri"/>
-                <w:b/>
-                <w:sz w:val="22"/>
-                <w:szCs w:val="22"/>
+                <w:b/>
+                <w:sz w:val="24"/>
+                <w:szCs w:val="24"/>
               </w:rPr>
               <w:t>Rumpun</w:t>
             </w:r>
             <w:proofErr w:type="spellEnd"/>
             <w:r>
               <w:rPr>
-                <w:rFonts w:ascii="Calibri" w:hAnsi="Calibri"/>
-                <w:b/>
-                <w:sz w:val="22"/>
-                <w:szCs w:val="22"/>
+                <w:b/>
+                <w:sz w:val="24"/>
+                <w:szCs w:val="24"/>
               </w:rPr>
               <w:t xml:space="preserve"> MK</w:t>
             </w:r>
@@ -431,52 +437,50 @@
               <w:right w:val="single" w:sz="4" w:space="0" w:color="000000"/>
             </w:tcBorders>
             <w:shd w:val="clear" w:color="auto" w:fill="E8E8E8" w:themeFill="background2"/>
+            <w:vAlign w:val="center"/>
           </w:tcPr>
           <w:p>
             <w:pPr>
-              <w:rPr>
-                <w:rFonts w:ascii="Calibri" w:hAnsi="Calibri"/>
-                <w:b/>
-                <w:sz w:val="22"/>
-                <w:szCs w:val="22"/>
+              <w:spacing w:line="276" w:lineRule="auto"/>
+              <w:jc w:val="center"/>
+              <w:rPr>
+                <w:b/>
+                <w:sz w:val="24"/>
+                <w:szCs w:val="24"/>
               </w:rPr>
             </w:pPr>
             <w:r>
               <w:rPr>
-                <w:rFonts w:ascii="Calibri" w:hAnsi="Calibri"/>
-                <w:b/>
-                <w:sz w:val="22"/>
-                <w:szCs w:val="22"/>
+                <w:b/>
+                <w:sz w:val="24"/>
+                <w:szCs w:val="24"/>
                 <w:lang w:val="id-ID"/>
               </w:rPr>
               <w:t>BOBOT</w:t>
             </w:r>
             <w:r>
               <w:rPr>
-                <w:rFonts w:ascii="Calibri" w:hAnsi="Calibri"/>
-                <w:b/>
-                <w:sz w:val="22"/>
-                <w:szCs w:val="22"/>
+                <w:b/>
+                <w:sz w:val="24"/>
+                <w:szCs w:val="24"/>
               </w:rPr>
               <w:t xml:space="preserve"> (</w:t>
             </w:r>
             <w:proofErr w:type="spellStart"/>
             <w:r>
               <w:rPr>
-                <w:rFonts w:ascii="Calibri" w:hAnsi="Calibri"/>
-                <w:b/>
-                <w:sz w:val="22"/>
-                <w:szCs w:val="22"/>
+                <w:b/>
+                <w:sz w:val="24"/>
+                <w:szCs w:val="24"/>
               </w:rPr>
               <w:t>sks</w:t>
             </w:r>
             <w:proofErr w:type="spellEnd"/>
             <w:r>
               <w:rPr>
-                <w:rFonts w:ascii="Calibri" w:hAnsi="Calibri"/>
-                <w:b/>
-                <w:sz w:val="22"/>
-                <w:szCs w:val="22"/>
+                <w:b/>
+                <w:sz w:val="24"/>
+                <w:szCs w:val="24"/>
               </w:rPr>
               <w:t>)</w:t>
             </w:r>
@@ -484,7 +488,7 @@
         </w:tc>
         <w:tc>
           <w:tcPr>
-            <w:tcW w:w="1699" w:type="dxa"/>
+            <w:tcW w:w="1526" w:type="dxa"/>
             <w:tcBorders>
               <w:top w:val="single" w:sz="4" w:space="0" w:color="000000"/>
               <w:left w:val="single" w:sz="4" w:space="0" w:color="000000"/>
@@ -492,23 +496,24 @@
               <w:right w:val="single" w:sz="4" w:space="0" w:color="000000"/>
             </w:tcBorders>
             <w:shd w:val="clear" w:color="auto" w:fill="E8E8E8" w:themeFill="background2"/>
+            <w:vAlign w:val="center"/>
           </w:tcPr>
           <w:p>
             <w:pPr>
-              <w:rPr>
-                <w:rFonts w:ascii="Calibri" w:hAnsi="Calibri"/>
-                <w:b/>
-                <w:sz w:val="22"/>
-                <w:szCs w:val="22"/>
+              <w:spacing w:line="276" w:lineRule="auto"/>
+              <w:jc w:val="center"/>
+              <w:rPr>
+                <w:b/>
+                <w:sz w:val="24"/>
+                <w:szCs w:val="24"/>
                 <w:lang w:val="id-ID"/>
               </w:rPr>
             </w:pPr>
             <w:r>
               <w:rPr>
-                <w:rFonts w:ascii="Calibri" w:hAnsi="Calibri"/>
-                <w:b/>
-                <w:sz w:val="22"/>
-                <w:szCs w:val="22"/>
+                <w:b/>
+                <w:sz w:val="24"/>
+                <w:szCs w:val="24"/>
                 <w:lang w:val="id-ID"/>
               </w:rPr>
               <w:t>SEMESTER</w:t>
@@ -517,7 +522,7 @@
         </w:tc>
         <w:tc>
           <w:tcPr>
-            <w:tcW w:w="1705" w:type="dxa"/>
+            <w:tcW w:w="1878" w:type="dxa"/>
             <w:gridSpan w:val="2"/>
             <w:tcBorders>
               <w:top w:val="single" w:sz="4" w:space="0" w:color="000000"/>
@@ -526,42 +531,41 @@
               <w:right w:val="single" w:sz="4" w:space="0" w:color="000000"/>
             </w:tcBorders>
             <w:shd w:val="clear" w:color="auto" w:fill="E8E8E8" w:themeFill="background2"/>
+            <w:vAlign w:val="center"/>
           </w:tcPr>
           <w:p>
             <w:pPr>
-              <w:rPr>
-                <w:rFonts w:ascii="Calibri" w:hAnsi="Calibri"/>
-                <w:b/>
-                <w:sz w:val="22"/>
-                <w:szCs w:val="22"/>
+              <w:spacing w:line="276" w:lineRule="auto"/>
+              <w:jc w:val="center"/>
+              <w:rPr>
+                <w:b/>
+                <w:sz w:val="24"/>
+                <w:szCs w:val="24"/>
               </w:rPr>
             </w:pPr>
             <w:proofErr w:type="spellStart"/>
             <w:r>
               <w:rPr>
-                <w:rFonts w:ascii="Calibri" w:hAnsi="Calibri"/>
-                <w:b/>
-                <w:sz w:val="22"/>
-                <w:szCs w:val="22"/>
+                <w:b/>
+                <w:sz w:val="24"/>
+                <w:szCs w:val="24"/>
               </w:rPr>
               <w:t>Tgl</w:t>
             </w:r>
             <w:proofErr w:type="spellEnd"/>
             <w:r>
               <w:rPr>
-                <w:rFonts w:ascii="Calibri" w:hAnsi="Calibri"/>
-                <w:b/>
-                <w:sz w:val="22"/>
-                <w:szCs w:val="22"/>
+                <w:b/>
+                <w:sz w:val="24"/>
+                <w:szCs w:val="24"/>
               </w:rPr>
               <w:t xml:space="preserve"> </w:t>
             </w:r>
             <w:r>
               <w:rPr>
-                <w:rFonts w:ascii="Calibri" w:hAnsi="Calibri"/>
-                <w:b/>
-                <w:sz w:val="22"/>
-                <w:szCs w:val="22"/>
+                <w:b/>
+                <w:sz w:val="24"/>
+                <w:szCs w:val="24"/>
                 <w:lang w:val="id-ID"/>
               </w:rPr>
               <w:t>Penyusunan</w:t>
@@ -587,20 +591,21 @@
               <w:tabs>
                 <w:tab w:val="center" w:pos="2209"/>
               </w:tabs>
+              <w:spacing w:line="276" w:lineRule="auto"/>
               <w:rPr>
                 <w:b/>
                 <w:bCs/>
                 <w:color w:val="000000" w:themeColor="text1"/>
-                <w:sz w:val="22"/>
-                <w:szCs w:val="22"/>
+                <w:sz w:val="24"/>
+                <w:szCs w:val="24"/>
               </w:rPr>
             </w:pPr>
             <w:r>
               <w:rPr>
                 <w:b/>
                 <w:color w:val="000000" w:themeColor="text1"/>
-                <w:sz w:val="22"/>
-                <w:szCs w:val="22"/>
+                <w:sz w:val="24"/>
+                <w:szCs w:val="24"/>
               </w:rPr>
               <w:t>{</w:t>
             </w:r>
@@ -609,8 +614,8 @@
               <w:rPr>
                 <w:b/>
                 <w:color w:val="000000" w:themeColor="text1"/>
-                <w:sz w:val="22"/>
-                <w:szCs w:val="22"/>
+                <w:sz w:val="24"/>
+                <w:szCs w:val="24"/>
               </w:rPr>
               <w:t>nama_mk</w:t>
             </w:r>
@@ -619,8 +624,8 @@
               <w:rPr>
                 <w:b/>
                 <w:color w:val="000000" w:themeColor="text1"/>
-                <w:sz w:val="22"/>
-                <w:szCs w:val="22"/>
+                <w:sz w:val="24"/>
+                <w:szCs w:val="24"/>
               </w:rPr>
               <w:t>}</w:t>
             </w:r>
@@ -643,12 +648,13 @@
               <w:tabs>
                 <w:tab w:val="center" w:pos="2209"/>
               </w:tabs>
+              <w:spacing w:line="276" w:lineRule="auto"/>
               <w:rPr>
                 <w:b/>
                 <w:bCs/>
                 <w:color w:val="000000" w:themeColor="text1"/>
-                <w:sz w:val="22"/>
-                <w:szCs w:val="22"/>
+                <w:sz w:val="24"/>
+                <w:szCs w:val="24"/>
               </w:rPr>
             </w:pPr>
             <w:r>
@@ -656,8 +662,8 @@
                 <w:b/>
                 <w:bCs/>
                 <w:color w:val="000000" w:themeColor="text1"/>
-                <w:sz w:val="22"/>
-                <w:szCs w:val="22"/>
+                <w:sz w:val="24"/>
+                <w:szCs w:val="24"/>
               </w:rPr>
               <w:t>{</w:t>
             </w:r>
@@ -667,8 +673,8 @@
                 <w:b/>
                 <w:bCs/>
                 <w:color w:val="000000" w:themeColor="text1"/>
-                <w:sz w:val="22"/>
-                <w:szCs w:val="22"/>
+                <w:sz w:val="24"/>
+                <w:szCs w:val="24"/>
               </w:rPr>
               <w:t>kode_mk</w:t>
             </w:r>
@@ -678,8 +684,8 @@
                 <w:b/>
                 <w:bCs/>
                 <w:color w:val="000000" w:themeColor="text1"/>
-                <w:sz w:val="22"/>
-                <w:szCs w:val="22"/>
+                <w:sz w:val="24"/>
+                <w:szCs w:val="24"/>
               </w:rPr>
               <w:t>}</w:t>
             </w:r>
@@ -702,12 +708,13 @@
               <w:tabs>
                 <w:tab w:val="center" w:pos="2209"/>
               </w:tabs>
+              <w:spacing w:line="276" w:lineRule="auto"/>
               <w:rPr>
                 <w:b/>
                 <w:bCs/>
                 <w:color w:val="000000" w:themeColor="text1"/>
-                <w:sz w:val="22"/>
-                <w:szCs w:val="22"/>
+                <w:sz w:val="24"/>
+                <w:szCs w:val="24"/>
               </w:rPr>
             </w:pPr>
             <w:r>
@@ -715,8 +722,8 @@
                 <w:b/>
                 <w:bCs/>
                 <w:color w:val="000000" w:themeColor="text1"/>
-                <w:sz w:val="22"/>
-                <w:szCs w:val="22"/>
+                <w:sz w:val="24"/>
+                <w:szCs w:val="24"/>
               </w:rPr>
               <w:t>{</w:t>
             </w:r>
@@ -726,8 +733,8 @@
                 <w:b/>
                 <w:bCs/>
                 <w:color w:val="000000" w:themeColor="text1"/>
-                <w:sz w:val="22"/>
-                <w:szCs w:val="22"/>
+                <w:sz w:val="24"/>
+                <w:szCs w:val="24"/>
               </w:rPr>
               <w:t>rumpun_mk</w:t>
             </w:r>
@@ -737,8 +744,8 @@
                 <w:b/>
                 <w:bCs/>
                 <w:color w:val="000000" w:themeColor="text1"/>
-                <w:sz w:val="22"/>
-                <w:szCs w:val="22"/>
+                <w:sz w:val="24"/>
+                <w:szCs w:val="24"/>
               </w:rPr>
               <w:t>}</w:t>
             </w:r>
@@ -746,7 +753,7 @@
         </w:tc>
         <w:tc>
           <w:tcPr>
-            <w:tcW w:w="1134" w:type="dxa"/>
+            <w:tcW w:w="979" w:type="dxa"/>
             <w:tcBorders>
               <w:top w:val="single" w:sz="4" w:space="0" w:color="000000"/>
               <w:left w:val="single" w:sz="4" w:space="0" w:color="000000"/>
@@ -757,51 +764,37 @@
           </w:tcPr>
           <w:p>
             <w:pPr>
+              <w:spacing w:line="276" w:lineRule="auto"/>
               <w:jc w:val="center"/>
               <w:rPr>
-                <w:rFonts w:ascii="Calibri" w:hAnsi="Calibri"/>
-                <w:b/>
-                <w:sz w:val="22"/>
-                <w:szCs w:val="22"/>
+                <w:b/>
+                <w:sz w:val="24"/>
+                <w:szCs w:val="24"/>
               </w:rPr>
             </w:pPr>
             <w:r>
               <w:rPr>
-                <w:rFonts w:ascii="Calibri" w:hAnsi="Calibri"/>
-                <w:b/>
-                <w:sz w:val="22"/>
-                <w:szCs w:val="22"/>
-              </w:rPr>
-              <w:t xml:space="preserve">T </w:t>
-            </w:r>
-            <w:proofErr w:type="gramStart"/>
-            <w:r>
-              <w:rPr>
-                <w:rFonts w:ascii="Calibri" w:hAnsi="Calibri"/>
-                <w:b/>
-                <w:sz w:val="22"/>
-                <w:szCs w:val="22"/>
-              </w:rPr>
-              <w:t>=  {</w:t>
+                <w:b/>
+                <w:sz w:val="24"/>
+                <w:szCs w:val="24"/>
+              </w:rPr>
+              <w:t>T =  {</w:t>
             </w:r>
             <w:proofErr w:type="spellStart"/>
-            <w:proofErr w:type="gramEnd"/>
-            <w:r>
-              <w:rPr>
-                <w:rFonts w:ascii="Calibri" w:hAnsi="Calibri"/>
-                <w:b/>
-                <w:sz w:val="22"/>
-                <w:szCs w:val="22"/>
+            <w:r>
+              <w:rPr>
+                <w:b/>
+                <w:sz w:val="24"/>
+                <w:szCs w:val="24"/>
               </w:rPr>
               <w:t>sks_teori</w:t>
             </w:r>
             <w:proofErr w:type="spellEnd"/>
             <w:r>
               <w:rPr>
-                <w:rFonts w:ascii="Calibri" w:hAnsi="Calibri"/>
-                <w:b/>
-                <w:sz w:val="22"/>
-                <w:szCs w:val="22"/>
+                <w:b/>
+                <w:sz w:val="24"/>
+                <w:szCs w:val="24"/>
               </w:rPr>
               <w:t>}</w:t>
             </w:r>
@@ -809,7 +802,7 @@
         </w:tc>
         <w:tc>
           <w:tcPr>
-            <w:tcW w:w="870" w:type="dxa"/>
+            <w:tcW w:w="1025" w:type="dxa"/>
             <w:tcBorders>
               <w:top w:val="single" w:sz="4" w:space="0" w:color="000000"/>
               <w:left w:val="single" w:sz="4" w:space="0" w:color="000000"/>
@@ -820,40 +813,37 @@
           </w:tcPr>
           <w:p>
             <w:pPr>
+              <w:spacing w:line="276" w:lineRule="auto"/>
               <w:jc w:val="center"/>
               <w:rPr>
-                <w:rFonts w:ascii="Calibri" w:hAnsi="Calibri"/>
-                <w:b/>
-                <w:sz w:val="22"/>
-                <w:szCs w:val="22"/>
+                <w:b/>
+                <w:sz w:val="24"/>
+                <w:szCs w:val="24"/>
               </w:rPr>
             </w:pPr>
             <w:r>
               <w:rPr>
-                <w:rFonts w:ascii="Calibri" w:hAnsi="Calibri"/>
-                <w:b/>
-                <w:sz w:val="22"/>
-                <w:szCs w:val="22"/>
+                <w:b/>
+                <w:sz w:val="24"/>
+                <w:szCs w:val="24"/>
               </w:rPr>
               <w:t>P={</w:t>
             </w:r>
             <w:proofErr w:type="spellStart"/>
             <w:r>
               <w:rPr>
-                <w:rFonts w:ascii="Calibri" w:hAnsi="Calibri"/>
-                <w:b/>
-                <w:sz w:val="22"/>
-                <w:szCs w:val="22"/>
+                <w:b/>
+                <w:sz w:val="24"/>
+                <w:szCs w:val="24"/>
               </w:rPr>
               <w:t>sks_praktikum</w:t>
             </w:r>
             <w:proofErr w:type="spellEnd"/>
             <w:r>
               <w:rPr>
-                <w:rFonts w:ascii="Calibri" w:hAnsi="Calibri"/>
-                <w:b/>
-                <w:sz w:val="22"/>
-                <w:szCs w:val="22"/>
+                <w:b/>
+                <w:sz w:val="24"/>
+                <w:szCs w:val="24"/>
               </w:rPr>
               <w:t>}</w:t>
             </w:r>
@@ -861,7 +851,7 @@
         </w:tc>
         <w:tc>
           <w:tcPr>
-            <w:tcW w:w="1699" w:type="dxa"/>
+            <w:tcW w:w="1526" w:type="dxa"/>
             <w:tcBorders>
               <w:top w:val="single" w:sz="4" w:space="0" w:color="000000"/>
               <w:left w:val="single" w:sz="4" w:space="0" w:color="000000"/>
@@ -872,22 +862,21 @@
           </w:tcPr>
           <w:p>
             <w:pPr>
+              <w:spacing w:line="276" w:lineRule="auto"/>
               <w:jc w:val="center"/>
               <w:rPr>
-                <w:rFonts w:ascii="Calibri" w:hAnsi="Calibri"/>
                 <w:b/>
                 <w:bCs/>
-                <w:sz w:val="22"/>
-                <w:szCs w:val="22"/>
+                <w:sz w:val="24"/>
+                <w:szCs w:val="24"/>
               </w:rPr>
             </w:pPr>
             <w:r>
               <w:rPr>
-                <w:rFonts w:ascii="Calibri" w:hAnsi="Calibri"/>
                 <w:b/>
                 <w:bCs/>
-                <w:sz w:val="22"/>
-                <w:szCs w:val="22"/>
+                <w:sz w:val="24"/>
+                <w:szCs w:val="24"/>
               </w:rPr>
               <w:t>{semester}</w:t>
             </w:r>
@@ -895,7 +884,7 @@
         </w:tc>
         <w:tc>
           <w:tcPr>
-            <w:tcW w:w="1705" w:type="dxa"/>
+            <w:tcW w:w="1878" w:type="dxa"/>
             <w:gridSpan w:val="2"/>
             <w:tcBorders>
               <w:top w:val="single" w:sz="4" w:space="0" w:color="000000"/>
@@ -907,23 +896,40 @@
           </w:tcPr>
           <w:p>
             <w:pPr>
+              <w:spacing w:line="276" w:lineRule="auto"/>
               <w:jc w:val="center"/>
               <w:rPr>
-                <w:rFonts w:ascii="Calibri" w:hAnsi="Calibri"/>
                 <w:b/>
                 <w:bCs/>
-                <w:sz w:val="22"/>
-                <w:szCs w:val="22"/>
+                <w:sz w:val="24"/>
+                <w:szCs w:val="24"/>
               </w:rPr>
             </w:pPr>
             <w:r>
               <w:rPr>
-                <w:rFonts w:ascii="Calibri" w:hAnsi="Calibri"/>
-                <w:sz w:val="22"/>
-                <w:szCs w:val="22"/>
+                <w:sz w:val="24"/>
+                <w:szCs w:val="24"/>
                 <w:lang w:val="id-ID"/>
               </w:rPr>
-              <w:t>{tanggal_penyusunan}</w:t>
+              <w:t>{</w:t>
+            </w:r>
+            <w:proofErr w:type="spellStart"/>
+            <w:r>
+              <w:rPr>
+                <w:sz w:val="24"/>
+                <w:szCs w:val="24"/>
+                <w:lang w:val="id-ID"/>
+              </w:rPr>
+              <w:t>tanggal_penyusunan</w:t>
+            </w:r>
+            <w:proofErr w:type="spellEnd"/>
+            <w:r>
+              <w:rPr>
+                <w:sz w:val="24"/>
+                <w:szCs w:val="24"/>
+                <w:lang w:val="id-ID"/>
+              </w:rPr>
+              <w:t>}</w:t>
             </w:r>
           </w:p>
         </w:tc>
@@ -943,19 +949,18 @@
           </w:tcPr>
           <w:p>
             <w:pPr>
-              <w:rPr>
-                <w:rFonts w:ascii="Calibri" w:hAnsi="Calibri"/>
-                <w:b/>
-                <w:sz w:val="22"/>
-                <w:szCs w:val="22"/>
+              <w:spacing w:line="276" w:lineRule="auto"/>
+              <w:rPr>
+                <w:b/>
+                <w:sz w:val="24"/>
+                <w:szCs w:val="24"/>
               </w:rPr>
             </w:pPr>
             <w:r>
               <w:rPr>
-                <w:rFonts w:ascii="Calibri" w:hAnsi="Calibri"/>
-                <w:b/>
-                <w:sz w:val="22"/>
-                <w:szCs w:val="22"/>
+                <w:b/>
+                <w:sz w:val="24"/>
+                <w:szCs w:val="24"/>
               </w:rPr>
               <w:t>OTORISASI</w:t>
             </w:r>
@@ -963,7 +968,7 @@
         </w:tc>
         <w:tc>
           <w:tcPr>
-            <w:tcW w:w="3302" w:type="dxa"/>
+            <w:tcW w:w="3417" w:type="dxa"/>
             <w:gridSpan w:val="4"/>
             <w:tcBorders>
               <w:top w:val="single" w:sz="4" w:space="0" w:color="000000"/>
@@ -975,30 +980,28 @@
           </w:tcPr>
           <w:p>
             <w:pPr>
-              <w:rPr>
-                <w:rFonts w:ascii="Calibri" w:hAnsi="Calibri"/>
-                <w:b/>
-                <w:sz w:val="22"/>
-                <w:szCs w:val="22"/>
+              <w:spacing w:line="276" w:lineRule="auto"/>
+              <w:rPr>
+                <w:b/>
+                <w:sz w:val="24"/>
+                <w:szCs w:val="24"/>
               </w:rPr>
             </w:pPr>
             <w:proofErr w:type="spellStart"/>
             <w:r>
               <w:rPr>
-                <w:rFonts w:ascii="Calibri" w:hAnsi="Calibri"/>
-                <w:b/>
-                <w:sz w:val="22"/>
-                <w:szCs w:val="22"/>
+                <w:b/>
+                <w:sz w:val="24"/>
+                <w:szCs w:val="24"/>
               </w:rPr>
               <w:t>Pengembang</w:t>
             </w:r>
             <w:proofErr w:type="spellEnd"/>
             <w:r>
               <w:rPr>
-                <w:rFonts w:ascii="Calibri" w:hAnsi="Calibri"/>
-                <w:b/>
-                <w:sz w:val="22"/>
-                <w:szCs w:val="22"/>
+                <w:b/>
+                <w:sz w:val="24"/>
+                <w:szCs w:val="24"/>
               </w:rPr>
               <w:t xml:space="preserve"> RPS</w:t>
             </w:r>
@@ -1006,7 +1009,7 @@
         </w:tc>
         <w:tc>
           <w:tcPr>
-            <w:tcW w:w="4117" w:type="dxa"/>
+            <w:tcW w:w="4002" w:type="dxa"/>
             <w:gridSpan w:val="4"/>
             <w:tcBorders>
               <w:top w:val="single" w:sz="4" w:space="0" w:color="000000"/>
@@ -1018,30 +1021,28 @@
           </w:tcPr>
           <w:p>
             <w:pPr>
-              <w:rPr>
-                <w:rFonts w:ascii="Calibri" w:hAnsi="Calibri"/>
-                <w:b/>
-                <w:sz w:val="22"/>
-                <w:szCs w:val="22"/>
+              <w:spacing w:line="276" w:lineRule="auto"/>
+              <w:rPr>
+                <w:b/>
+                <w:sz w:val="24"/>
+                <w:szCs w:val="24"/>
               </w:rPr>
             </w:pPr>
             <w:proofErr w:type="spellStart"/>
             <w:r>
               <w:rPr>
-                <w:rFonts w:ascii="Calibri" w:hAnsi="Calibri"/>
-                <w:b/>
-                <w:sz w:val="22"/>
-                <w:szCs w:val="22"/>
+                <w:b/>
+                <w:sz w:val="24"/>
+                <w:szCs w:val="24"/>
               </w:rPr>
               <w:t>Koordinator</w:t>
             </w:r>
             <w:proofErr w:type="spellEnd"/>
             <w:r>
               <w:rPr>
-                <w:rFonts w:ascii="Calibri" w:hAnsi="Calibri"/>
-                <w:b/>
-                <w:sz w:val="22"/>
-                <w:szCs w:val="22"/>
+                <w:b/>
+                <w:sz w:val="24"/>
+                <w:szCs w:val="24"/>
               </w:rPr>
               <w:t xml:space="preserve"> RMK</w:t>
             </w:r>
@@ -1061,30 +1062,28 @@
           </w:tcPr>
           <w:p>
             <w:pPr>
-              <w:rPr>
-                <w:rFonts w:ascii="Calibri" w:hAnsi="Calibri"/>
-                <w:b/>
-                <w:sz w:val="22"/>
-                <w:szCs w:val="22"/>
+              <w:spacing w:line="276" w:lineRule="auto"/>
+              <w:rPr>
+                <w:b/>
+                <w:sz w:val="24"/>
+                <w:szCs w:val="24"/>
               </w:rPr>
             </w:pPr>
             <w:proofErr w:type="spellStart"/>
             <w:r>
               <w:rPr>
-                <w:rFonts w:ascii="Calibri" w:hAnsi="Calibri"/>
-                <w:b/>
-                <w:sz w:val="22"/>
-                <w:szCs w:val="22"/>
+                <w:b/>
+                <w:sz w:val="24"/>
+                <w:szCs w:val="24"/>
               </w:rPr>
               <w:t>Ketua</w:t>
             </w:r>
             <w:proofErr w:type="spellEnd"/>
             <w:r>
               <w:rPr>
-                <w:rFonts w:ascii="Calibri" w:hAnsi="Calibri"/>
-                <w:b/>
-                <w:sz w:val="22"/>
-                <w:szCs w:val="22"/>
+                <w:b/>
+                <w:sz w:val="24"/>
+                <w:szCs w:val="24"/>
               </w:rPr>
               <w:t xml:space="preserve"> PRODI</w:t>
             </w:r>
@@ -1109,11 +1108,11 @@
           </w:tcPr>
           <w:p>
             <w:pPr>
-              <w:rPr>
-                <w:rFonts w:ascii="Calibri" w:hAnsi="Calibri"/>
-                <w:b/>
-                <w:sz w:val="22"/>
-                <w:szCs w:val="22"/>
+              <w:spacing w:line="276" w:lineRule="auto"/>
+              <w:rPr>
+                <w:b/>
+                <w:sz w:val="24"/>
+                <w:szCs w:val="24"/>
                 <w:lang w:val="id-ID"/>
               </w:rPr>
             </w:pPr>
@@ -1121,7 +1120,7 @@
         </w:tc>
         <w:tc>
           <w:tcPr>
-            <w:tcW w:w="3302" w:type="dxa"/>
+            <w:tcW w:w="3417" w:type="dxa"/>
             <w:gridSpan w:val="4"/>
             <w:tcBorders>
               <w:top w:val="single" w:sz="4" w:space="0" w:color="000000"/>
@@ -1133,44 +1132,36 @@
           </w:tcPr>
           <w:p>
             <w:pPr>
+              <w:spacing w:line="276" w:lineRule="auto"/>
               <w:rPr>
                 <w:color w:val="000000" w:themeColor="text1"/>
-                <w:sz w:val="22"/>
-                <w:szCs w:val="32"/>
+                <w:sz w:val="24"/>
+                <w:szCs w:val="24"/>
               </w:rPr>
             </w:pPr>
             <w:r>
               <w:rPr>
                 <w:color w:val="000000" w:themeColor="text1"/>
-                <w:sz w:val="22"/>
-                <w:szCs w:val="32"/>
-              </w:rPr>
-              <w:t>{#dosen_pengembang_</w:t>
-            </w:r>
-            <w:proofErr w:type="gramStart"/>
-            <w:r>
-              <w:rPr>
-                <w:color w:val="000000" w:themeColor="text1"/>
-                <w:sz w:val="22"/>
-                <w:szCs w:val="32"/>
-              </w:rPr>
-              <w:t>rps[]}{.}</w:t>
-            </w:r>
-            <w:proofErr w:type="gramEnd"/>
+                <w:sz w:val="24"/>
+                <w:szCs w:val="24"/>
+              </w:rPr>
+              <w:t>{#dosen_pengembang_rps[]}{.}</w:t>
+            </w:r>
           </w:p>
           <w:p>
             <w:pPr>
+              <w:spacing w:line="276" w:lineRule="auto"/>
               <w:rPr>
                 <w:color w:val="000000" w:themeColor="text1"/>
-                <w:sz w:val="32"/>
-                <w:szCs w:val="32"/>
+                <w:sz w:val="24"/>
+                <w:szCs w:val="24"/>
               </w:rPr>
             </w:pPr>
             <w:r>
               <w:rPr>
                 <w:color w:val="000000" w:themeColor="text1"/>
-                <w:sz w:val="22"/>
-                <w:szCs w:val="32"/>
+                <w:sz w:val="24"/>
+                <w:szCs w:val="24"/>
               </w:rPr>
               <w:t>{/</w:t>
             </w:r>
@@ -1178,43 +1169,25 @@
             <w:r>
               <w:rPr>
                 <w:color w:val="000000" w:themeColor="text1"/>
-                <w:sz w:val="22"/>
-                <w:szCs w:val="32"/>
-              </w:rPr>
-              <w:t>dosen_pengembang_</w:t>
-            </w:r>
-            <w:proofErr w:type="gramStart"/>
+                <w:sz w:val="24"/>
+                <w:szCs w:val="24"/>
+              </w:rPr>
+              <w:t>dosen_pengembang_rps</w:t>
+            </w:r>
+            <w:proofErr w:type="spellEnd"/>
             <w:r>
               <w:rPr>
                 <w:color w:val="000000" w:themeColor="text1"/>
-                <w:sz w:val="22"/>
-                <w:szCs w:val="32"/>
-              </w:rPr>
-              <w:t>rps</w:t>
-            </w:r>
-            <w:proofErr w:type="spellEnd"/>
-            <w:r>
-              <w:rPr>
-                <w:color w:val="000000" w:themeColor="text1"/>
-                <w:sz w:val="22"/>
-                <w:szCs w:val="32"/>
-              </w:rPr>
-              <w:t>[</w:t>
-            </w:r>
-            <w:proofErr w:type="gramEnd"/>
-            <w:r>
-              <w:rPr>
-                <w:color w:val="000000" w:themeColor="text1"/>
-                <w:sz w:val="22"/>
-                <w:szCs w:val="32"/>
-              </w:rPr>
-              <w:t>]}</w:t>
+                <w:sz w:val="24"/>
+                <w:szCs w:val="24"/>
+              </w:rPr>
+              <w:t>[]}</w:t>
             </w:r>
           </w:p>
         </w:tc>
         <w:tc>
           <w:tcPr>
-            <w:tcW w:w="4117" w:type="dxa"/>
+            <w:tcW w:w="4002" w:type="dxa"/>
             <w:gridSpan w:val="4"/>
             <w:tcBorders>
               <w:top w:val="single" w:sz="4" w:space="0" w:color="000000"/>
@@ -1226,23 +1199,42 @@
           </w:tcPr>
           <w:p>
             <w:pPr>
-              <w:rPr>
-                <w:rFonts w:ascii="Calibri" w:hAnsi="Calibri"/>
-                <w:b/>
-                <w:sz w:val="22"/>
-                <w:szCs w:val="22"/>
+              <w:spacing w:line="276" w:lineRule="auto"/>
+              <w:rPr>
+                <w:b/>
+                <w:sz w:val="24"/>
+                <w:szCs w:val="24"/>
                 <w:lang w:val="id-ID"/>
               </w:rPr>
             </w:pPr>
             <w:r>
               <w:rPr>
-                <w:rFonts w:ascii="Calibri" w:hAnsi="Calibri"/>
-                <w:b/>
-                <w:sz w:val="22"/>
-                <w:szCs w:val="22"/>
+                <w:b/>
+                <w:sz w:val="24"/>
+                <w:szCs w:val="24"/>
                 <w:lang w:val="id-ID"/>
               </w:rPr>
-              <w:t>{penjamin_mutu}</w:t>
+              <w:t>{</w:t>
+            </w:r>
+            <w:proofErr w:type="spellStart"/>
+            <w:r>
+              <w:rPr>
+                <w:b/>
+                <w:sz w:val="24"/>
+                <w:szCs w:val="24"/>
+                <w:lang w:val="id-ID"/>
+              </w:rPr>
+              <w:t>penjamin_mutu</w:t>
+            </w:r>
+            <w:proofErr w:type="spellEnd"/>
+            <w:r>
+              <w:rPr>
+                <w:b/>
+                <w:sz w:val="24"/>
+                <w:szCs w:val="24"/>
+                <w:lang w:val="id-ID"/>
+              </w:rPr>
+              <w:t>}</w:t>
             </w:r>
           </w:p>
         </w:tc>
@@ -1260,24 +1252,43 @@
           </w:tcPr>
           <w:p>
             <w:pPr>
+              <w:spacing w:line="276" w:lineRule="auto"/>
               <w:jc w:val="center"/>
               <w:rPr>
-                <w:rFonts w:ascii="Calibri" w:hAnsi="Calibri"/>
-                <w:b/>
-                <w:sz w:val="22"/>
-                <w:szCs w:val="22"/>
+                <w:b/>
+                <w:sz w:val="24"/>
+                <w:szCs w:val="24"/>
                 <w:lang w:val="id-ID"/>
               </w:rPr>
             </w:pPr>
             <w:r>
               <w:rPr>
-                <w:rFonts w:ascii="Calibri" w:hAnsi="Calibri"/>
-                <w:b/>
-                <w:sz w:val="22"/>
-                <w:szCs w:val="22"/>
+                <w:b/>
+                <w:sz w:val="24"/>
+                <w:szCs w:val="24"/>
                 <w:lang w:val="id-ID"/>
               </w:rPr>
-              <w:t>{koordinator_program_studi}</w:t>
+              <w:t>{</w:t>
+            </w:r>
+            <w:proofErr w:type="spellStart"/>
+            <w:r>
+              <w:rPr>
+                <w:b/>
+                <w:sz w:val="24"/>
+                <w:szCs w:val="24"/>
+                <w:lang w:val="id-ID"/>
+              </w:rPr>
+              <w:t>koordinator_program_studi</w:t>
+            </w:r>
+            <w:proofErr w:type="spellEnd"/>
+            <w:r>
+              <w:rPr>
+                <w:b/>
+                <w:sz w:val="24"/>
+                <w:szCs w:val="24"/>
+                <w:lang w:val="id-ID"/>
+              </w:rPr>
+              <w:t>}</w:t>
             </w:r>
           </w:p>
         </w:tc>
@@ -1298,50 +1309,46 @@
           </w:tcPr>
           <w:p>
             <w:pPr>
-              <w:rPr>
-                <w:rFonts w:ascii="Calibri" w:hAnsi="Calibri"/>
-                <w:b/>
-                <w:sz w:val="22"/>
-                <w:szCs w:val="22"/>
+              <w:spacing w:line="276" w:lineRule="auto"/>
+              <w:rPr>
+                <w:b/>
+                <w:sz w:val="24"/>
+                <w:szCs w:val="24"/>
               </w:rPr>
             </w:pPr>
             <w:proofErr w:type="spellStart"/>
             <w:r>
               <w:rPr>
-                <w:rFonts w:ascii="Calibri" w:hAnsi="Calibri"/>
-                <w:b/>
-                <w:sz w:val="22"/>
-                <w:szCs w:val="22"/>
+                <w:b/>
+                <w:sz w:val="24"/>
+                <w:szCs w:val="24"/>
               </w:rPr>
               <w:t>Capaian</w:t>
             </w:r>
             <w:proofErr w:type="spellEnd"/>
             <w:r>
               <w:rPr>
-                <w:rFonts w:ascii="Calibri" w:hAnsi="Calibri"/>
-                <w:b/>
-                <w:sz w:val="22"/>
-                <w:szCs w:val="22"/>
+                <w:b/>
+                <w:sz w:val="24"/>
+                <w:szCs w:val="24"/>
               </w:rPr>
               <w:t xml:space="preserve"> </w:t>
             </w:r>
             <w:proofErr w:type="spellStart"/>
             <w:r>
               <w:rPr>
-                <w:rFonts w:ascii="Calibri" w:hAnsi="Calibri"/>
-                <w:b/>
-                <w:sz w:val="22"/>
-                <w:szCs w:val="22"/>
+                <w:b/>
+                <w:sz w:val="24"/>
+                <w:szCs w:val="24"/>
               </w:rPr>
               <w:t>Pembelajaran</w:t>
             </w:r>
             <w:proofErr w:type="spellEnd"/>
             <w:r>
               <w:rPr>
-                <w:rFonts w:ascii="Calibri" w:hAnsi="Calibri"/>
-                <w:b/>
-                <w:sz w:val="22"/>
-                <w:szCs w:val="22"/>
+                <w:b/>
+                <w:sz w:val="24"/>
+                <w:szCs w:val="24"/>
               </w:rPr>
               <w:t xml:space="preserve"> (CP)</w:t>
             </w:r>
@@ -1349,7 +1356,7 @@
         </w:tc>
         <w:tc>
           <w:tcPr>
-            <w:tcW w:w="5670" w:type="dxa"/>
+            <w:tcW w:w="5785" w:type="dxa"/>
             <w:gridSpan w:val="6"/>
             <w:tcBorders>
               <w:top w:val="single" w:sz="4" w:space="0" w:color="000000"/>
@@ -1364,64 +1371,39 @@
               <w:tabs>
                 <w:tab w:val="left" w:pos="1806"/>
               </w:tabs>
-              <w:rPr>
-                <w:rFonts w:ascii="Calibri" w:hAnsi="Calibri"/>
-                <w:b/>
-                <w:sz w:val="22"/>
-                <w:szCs w:val="22"/>
+              <w:spacing w:line="276" w:lineRule="auto"/>
+              <w:rPr>
+                <w:b/>
+                <w:sz w:val="24"/>
+                <w:szCs w:val="24"/>
                 <w:lang w:val="es-ES" w:eastAsia="id-ID"/>
               </w:rPr>
             </w:pPr>
             <w:r>
               <w:rPr>
-                <w:rFonts w:ascii="Calibri" w:hAnsi="Calibri"/>
-                <w:b/>
-                <w:sz w:val="22"/>
-                <w:szCs w:val="22"/>
+                <w:b/>
+                <w:sz w:val="24"/>
+                <w:szCs w:val="24"/>
                 <w:lang w:val="es-ES" w:eastAsia="id-ID"/>
               </w:rPr>
-              <w:t>CPL-</w:t>
-            </w:r>
-            <w:proofErr w:type="gramStart"/>
-            <w:r>
-              <w:rPr>
-                <w:rFonts w:ascii="Calibri" w:hAnsi="Calibri"/>
-                <w:b/>
-                <w:sz w:val="22"/>
-                <w:szCs w:val="22"/>
+              <w:t xml:space="preserve">CPL-PRODI  yang </w:t>
+            </w:r>
+            <w:proofErr w:type="spellStart"/>
+            <w:r>
+              <w:rPr>
+                <w:b/>
+                <w:sz w:val="24"/>
+                <w:szCs w:val="24"/>
                 <w:lang w:val="es-ES" w:eastAsia="id-ID"/>
               </w:rPr>
-              <w:t>PRODI  yang</w:t>
-            </w:r>
-            <w:proofErr w:type="gramEnd"/>
-            <w:r>
-              <w:rPr>
-                <w:rFonts w:ascii="Calibri" w:hAnsi="Calibri"/>
-                <w:b/>
-                <w:sz w:val="22"/>
-                <w:szCs w:val="22"/>
-                <w:lang w:val="es-ES" w:eastAsia="id-ID"/>
-              </w:rPr>
-              <w:t xml:space="preserve"> </w:t>
-            </w:r>
-            <w:proofErr w:type="spellStart"/>
-            <w:r>
-              <w:rPr>
-                <w:rFonts w:ascii="Calibri" w:hAnsi="Calibri"/>
-                <w:b/>
-                <w:sz w:val="22"/>
-                <w:szCs w:val="22"/>
-                <w:lang w:val="es-ES" w:eastAsia="id-ID"/>
-              </w:rPr>
               <w:t>dibebankan</w:t>
             </w:r>
             <w:proofErr w:type="spellEnd"/>
             <w:r>
               <w:rPr>
-                <w:rFonts w:ascii="Calibri" w:hAnsi="Calibri"/>
-                <w:b/>
-                <w:sz w:val="22"/>
-                <w:szCs w:val="22"/>
+                <w:b/>
+                <w:sz w:val="24"/>
+                <w:szCs w:val="24"/>
                 <w:lang w:val="es-ES" w:eastAsia="id-ID"/>
               </w:rPr>
               <w:t xml:space="preserve"> pada MK       </w:t>
@@ -1430,7 +1412,7 @@
         </w:tc>
         <w:tc>
           <w:tcPr>
-            <w:tcW w:w="7521" w:type="dxa"/>
+            <w:tcW w:w="7406" w:type="dxa"/>
             <w:gridSpan w:val="7"/>
             <w:tcBorders>
               <w:top w:val="single" w:sz="4" w:space="0" w:color="000000"/>
@@ -1444,11 +1426,11 @@
               <w:tabs>
                 <w:tab w:val="left" w:pos="1806"/>
               </w:tabs>
-              <w:rPr>
-                <w:rFonts w:ascii="Calibri" w:hAnsi="Calibri"/>
-                <w:b/>
-                <w:sz w:val="22"/>
-                <w:szCs w:val="22"/>
+              <w:spacing w:line="276" w:lineRule="auto"/>
+              <w:rPr>
+                <w:b/>
+                <w:sz w:val="24"/>
+                <w:szCs w:val="24"/>
                 <w:lang w:val="es-ES" w:eastAsia="id-ID"/>
               </w:rPr>
             </w:pPr>
@@ -1470,11 +1452,11 @@
           </w:tcPr>
           <w:p>
             <w:pPr>
-              <w:rPr>
-                <w:rFonts w:ascii="Calibri" w:hAnsi="Calibri"/>
-                <w:b/>
-                <w:sz w:val="22"/>
-                <w:szCs w:val="22"/>
+              <w:spacing w:line="276" w:lineRule="auto"/>
+              <w:rPr>
+                <w:b/>
+                <w:sz w:val="24"/>
+                <w:szCs w:val="24"/>
                 <w:lang w:val="es-ES"/>
               </w:rPr>
             </w:pPr>
@@ -1492,34 +1474,20 @@
             <w:vAlign w:val="center"/>
           </w:tcPr>
           <w:p>
-            <w:r>
-              <w:rPr>
-                <w:rFonts w:ascii="Calibri" w:hAnsi="Calibri"/>
-                <w:sz w:val="22"/>
-                <w:szCs w:val="22"/>
+            <w:pPr>
+              <w:spacing w:line="276" w:lineRule="auto"/>
+              <w:rPr>
+                <w:sz w:val="24"/>
+                <w:szCs w:val="24"/>
+              </w:rPr>
+            </w:pPr>
+            <w:r>
+              <w:rPr>
+                <w:sz w:val="24"/>
+                <w:szCs w:val="24"/>
                 <w:lang w:eastAsia="id-ID"/>
               </w:rPr>
-              <w:t>{#</w:t>
-            </w:r>
-            <w:proofErr w:type="gramStart"/>
-            <w:r>
-              <w:rPr>
-                <w:rFonts w:ascii="Calibri" w:hAnsi="Calibri"/>
-                <w:sz w:val="22"/>
-                <w:szCs w:val="22"/>
-                <w:lang w:eastAsia="id-ID"/>
-              </w:rPr>
-              <w:t>cplList}{</w:t>
-            </w:r>
-            <w:proofErr w:type="gramEnd"/>
-            <w:r>
-              <w:rPr>
-                <w:rFonts w:ascii="Calibri" w:hAnsi="Calibri"/>
-                <w:sz w:val="22"/>
-                <w:szCs w:val="22"/>
-                <w:lang w:eastAsia="id-ID"/>
-              </w:rPr>
-              <w:t>code}</w:t>
+              <w:t>{#cplList}{code}</w:t>
             </w:r>
           </w:p>
         </w:tc>
@@ -1537,18 +1505,17 @@
           </w:tcPr>
           <w:p>
             <w:pPr>
-              <w:rPr>
-                <w:rFonts w:ascii="Calibri" w:hAnsi="Calibri"/>
-                <w:sz w:val="22"/>
-                <w:szCs w:val="22"/>
+              <w:spacing w:line="276" w:lineRule="auto"/>
+              <w:rPr>
+                <w:sz w:val="24"/>
+                <w:szCs w:val="24"/>
                 <w:lang w:eastAsia="id-ID"/>
               </w:rPr>
             </w:pPr>
             <w:r>
               <w:rPr>
-                <w:rFonts w:ascii="Calibri" w:hAnsi="Calibri"/>
-                <w:sz w:val="22"/>
-                <w:szCs w:val="22"/>
+                <w:sz w:val="24"/>
+                <w:szCs w:val="24"/>
                 <w:lang w:eastAsia="id-ID"/>
               </w:rPr>
               <w:t>{description}{/</w:t>
@@ -1556,9 +1523,8 @@
             <w:proofErr w:type="spellStart"/>
             <w:r>
               <w:rPr>
-                <w:rFonts w:ascii="Calibri" w:hAnsi="Calibri"/>
-                <w:sz w:val="22"/>
-                <w:szCs w:val="22"/>
+                <w:sz w:val="24"/>
+                <w:szCs w:val="24"/>
                 <w:lang w:eastAsia="id-ID"/>
               </w:rPr>
               <w:t>cplList</w:t>
@@ -1566,9 +1532,8 @@
             <w:proofErr w:type="spellEnd"/>
             <w:r>
               <w:rPr>
-                <w:rFonts w:ascii="Calibri" w:hAnsi="Calibri"/>
-                <w:sz w:val="22"/>
-                <w:szCs w:val="22"/>
+                <w:sz w:val="24"/>
+                <w:szCs w:val="24"/>
                 <w:lang w:eastAsia="id-ID"/>
               </w:rPr>
               <w:t>}</w:t>
@@ -1594,18 +1559,18 @@
           </w:tcPr>
           <w:p>
             <w:pPr>
-              <w:rPr>
-                <w:rFonts w:ascii="Calibri" w:hAnsi="Calibri"/>
-                <w:b/>
-                <w:sz w:val="22"/>
-                <w:szCs w:val="22"/>
+              <w:spacing w:line="276" w:lineRule="auto"/>
+              <w:rPr>
+                <w:b/>
+                <w:sz w:val="24"/>
+                <w:szCs w:val="24"/>
               </w:rPr>
             </w:pPr>
           </w:p>
         </w:tc>
         <w:tc>
           <w:tcPr>
-            <w:tcW w:w="5670" w:type="dxa"/>
+            <w:tcW w:w="5785" w:type="dxa"/>
             <w:gridSpan w:val="6"/>
             <w:tcBorders>
               <w:top w:val="single" w:sz="4" w:space="0" w:color="000000"/>
@@ -1614,42 +1579,41 @@
               <w:right w:val="single" w:sz="4" w:space="0" w:color="000000"/>
             </w:tcBorders>
             <w:shd w:val="clear" w:color="auto" w:fill="E8E8E8" w:themeFill="background2"/>
+            <w:vAlign w:val="center"/>
           </w:tcPr>
           <w:p>
             <w:pPr>
-              <w:rPr>
-                <w:rFonts w:ascii="Calibri" w:hAnsi="Calibri"/>
-                <w:sz w:val="22"/>
-                <w:szCs w:val="22"/>
+              <w:spacing w:line="276" w:lineRule="auto"/>
+              <w:rPr>
+                <w:sz w:val="24"/>
+                <w:szCs w:val="24"/>
                 <w:lang w:val="fi-FI" w:eastAsia="id-ID"/>
               </w:rPr>
             </w:pPr>
             <w:r>
               <w:rPr>
-                <w:rFonts w:ascii="Calibri" w:hAnsi="Calibri"/>
-                <w:b/>
-                <w:sz w:val="22"/>
-                <w:szCs w:val="22"/>
+                <w:b/>
+                <w:sz w:val="24"/>
+                <w:szCs w:val="24"/>
                 <w:lang w:val="fi-FI" w:eastAsia="id-ID"/>
               </w:rPr>
               <w:t xml:space="preserve">CPL </w:t>
             </w:r>
             <w:r>
               <w:rPr>
-                <w:rFonts w:ascii="Symbol" w:eastAsia="Symbol" w:hAnsi="Symbol" w:cs="Symbol"/>
-                <w:b/>
-                <w:sz w:val="22"/>
-                <w:szCs w:val="22"/>
+                <w:rFonts w:ascii="Cambria Math" w:hAnsi="Cambria Math" w:cs="Cambria Math"/>
+                <w:b/>
+                <w:sz w:val="24"/>
+                <w:szCs w:val="24"/>
                 <w:lang w:eastAsia="id-ID"/>
               </w:rPr>
-              <w:t>Þ</w:t>
-            </w:r>
-            <w:r>
-              <w:rPr>
-                <w:rFonts w:ascii="Calibri" w:hAnsi="Calibri"/>
-                <w:b/>
-                <w:sz w:val="22"/>
-                <w:szCs w:val="22"/>
+              <w:t>⇒</w:t>
+            </w:r>
+            <w:r>
+              <w:rPr>
+                <w:b/>
+                <w:sz w:val="24"/>
+                <w:szCs w:val="24"/>
                 <w:lang w:val="fi-FI" w:eastAsia="id-ID"/>
               </w:rPr>
               <w:t xml:space="preserve"> Capaian Pembelajaran Mata Kuliah (CPMK)</w:t>
@@ -1658,7 +1622,7 @@
         </w:tc>
         <w:tc>
           <w:tcPr>
-            <w:tcW w:w="7521" w:type="dxa"/>
+            <w:tcW w:w="7406" w:type="dxa"/>
             <w:gridSpan w:val="7"/>
             <w:tcBorders>
               <w:left w:val="single" w:sz="4" w:space="0" w:color="000000"/>
@@ -1668,10 +1632,10 @@
           </w:tcPr>
           <w:p>
             <w:pPr>
-              <w:rPr>
-                <w:rFonts w:ascii="Calibri" w:hAnsi="Calibri"/>
-                <w:sz w:val="22"/>
-                <w:szCs w:val="22"/>
+              <w:spacing w:line="276" w:lineRule="auto"/>
+              <w:rPr>
+                <w:sz w:val="24"/>
+                <w:szCs w:val="24"/>
                 <w:lang w:val="fi-FI" w:eastAsia="id-ID"/>
               </w:rPr>
             </w:pPr>
@@ -1693,11 +1657,11 @@
           </w:tcPr>
           <w:p>
             <w:pPr>
-              <w:rPr>
-                <w:rFonts w:ascii="Calibri" w:hAnsi="Calibri"/>
-                <w:b/>
-                <w:sz w:val="22"/>
-                <w:szCs w:val="22"/>
+              <w:spacing w:line="276" w:lineRule="auto"/>
+              <w:rPr>
+                <w:b/>
+                <w:sz w:val="24"/>
+                <w:szCs w:val="24"/>
                 <w:lang w:val="fi-FI"/>
               </w:rPr>
             </w:pPr>
@@ -1715,11 +1679,17 @@
             <w:vAlign w:val="center"/>
           </w:tcPr>
           <w:p>
-            <w:r>
-              <w:rPr>
-                <w:rFonts w:ascii="Calibri" w:hAnsi="Calibri"/>
-                <w:sz w:val="22"/>
-                <w:szCs w:val="22"/>
+            <w:pPr>
+              <w:spacing w:line="276" w:lineRule="auto"/>
+              <w:rPr>
+                <w:sz w:val="24"/>
+                <w:szCs w:val="24"/>
+              </w:rPr>
+            </w:pPr>
+            <w:r>
+              <w:rPr>
+                <w:sz w:val="24"/>
+                <w:szCs w:val="24"/>
                 <w:lang w:eastAsia="id-ID"/>
               </w:rPr>
               <w:t>{#cpmk} {</w:t>
@@ -1727,9 +1697,8 @@
             <w:proofErr w:type="spellStart"/>
             <w:r>
               <w:rPr>
-                <w:rFonts w:ascii="Calibri" w:hAnsi="Calibri"/>
-                <w:sz w:val="22"/>
-                <w:szCs w:val="22"/>
+                <w:sz w:val="24"/>
+                <w:szCs w:val="24"/>
                 <w:lang w:eastAsia="id-ID"/>
               </w:rPr>
               <w:t>cpl_code</w:t>
@@ -1737,9 +1706,8 @@
             <w:proofErr w:type="spellEnd"/>
             <w:r>
               <w:rPr>
-                <w:rFonts w:ascii="Calibri" w:hAnsi="Calibri"/>
-                <w:sz w:val="22"/>
-                <w:szCs w:val="22"/>
+                <w:sz w:val="24"/>
+                <w:szCs w:val="24"/>
                 <w:lang w:eastAsia="id-ID"/>
               </w:rPr>
               <w:t xml:space="preserve">} </w:t>
@@ -1760,78 +1728,53 @@
           </w:tcPr>
           <w:p>
             <w:pPr>
-              <w:rPr>
-                <w:rFonts w:ascii="Calibri" w:hAnsi="Calibri"/>
-                <w:sz w:val="22"/>
-                <w:szCs w:val="22"/>
+              <w:spacing w:line="276" w:lineRule="auto"/>
+              <w:rPr>
+                <w:sz w:val="24"/>
+                <w:szCs w:val="24"/>
                 <w:lang w:eastAsia="id-ID"/>
               </w:rPr>
             </w:pPr>
             <w:r>
               <w:rPr>
-                <w:rFonts w:ascii="Calibri" w:hAnsi="Calibri"/>
-                <w:sz w:val="22"/>
-                <w:szCs w:val="22"/>
+                <w:sz w:val="24"/>
+                <w:szCs w:val="24"/>
                 <w:lang w:eastAsia="id-ID"/>
               </w:rPr>
-              <w:t>{id</w:t>
-            </w:r>
-            <w:proofErr w:type="gramStart"/>
-            <w:r>
-              <w:rPr>
-                <w:rFonts w:ascii="Calibri" w:hAnsi="Calibri"/>
-                <w:sz w:val="22"/>
-                <w:szCs w:val="22"/>
+              <w:t>{id} : {</w:t>
+            </w:r>
+            <w:proofErr w:type="spellStart"/>
+            <w:r>
+              <w:rPr>
+                <w:sz w:val="24"/>
+                <w:szCs w:val="24"/>
                 <w:lang w:eastAsia="id-ID"/>
               </w:rPr>
-              <w:t>} :</w:t>
-            </w:r>
-            <w:proofErr w:type="gramEnd"/>
-            <w:r>
-              <w:rPr>
-                <w:rFonts w:ascii="Calibri" w:hAnsi="Calibri"/>
-                <w:sz w:val="22"/>
-                <w:szCs w:val="22"/>
+              <w:t>deskripsi</w:t>
+            </w:r>
+            <w:proofErr w:type="spellEnd"/>
+            <w:r>
+              <w:rPr>
+                <w:sz w:val="24"/>
+                <w:szCs w:val="24"/>
                 <w:lang w:eastAsia="id-ID"/>
               </w:rPr>
-              <w:t xml:space="preserve"> {</w:t>
+              <w:t>} {/</w:t>
             </w:r>
             <w:proofErr w:type="spellStart"/>
             <w:r>
               <w:rPr>
-                <w:rFonts w:ascii="Calibri" w:hAnsi="Calibri"/>
-                <w:sz w:val="22"/>
-                <w:szCs w:val="22"/>
+                <w:sz w:val="24"/>
+                <w:szCs w:val="24"/>
                 <w:lang w:eastAsia="id-ID"/>
               </w:rPr>
-              <w:t>deskripsi</w:t>
+              <w:t>cpmk</w:t>
             </w:r>
             <w:proofErr w:type="spellEnd"/>
             <w:r>
               <w:rPr>
-                <w:rFonts w:ascii="Calibri" w:hAnsi="Calibri"/>
-                <w:sz w:val="22"/>
-                <w:szCs w:val="22"/>
-                <w:lang w:eastAsia="id-ID"/>
-              </w:rPr>
-              <w:t>} {/</w:t>
-            </w:r>
-            <w:proofErr w:type="spellStart"/>
-            <w:r>
-              <w:rPr>
-                <w:rFonts w:ascii="Calibri" w:hAnsi="Calibri"/>
-                <w:sz w:val="22"/>
-                <w:szCs w:val="22"/>
-                <w:lang w:eastAsia="id-ID"/>
-              </w:rPr>
-              <w:t>cpmk</w:t>
-            </w:r>
-            <w:proofErr w:type="spellEnd"/>
-            <w:r>
-              <w:rPr>
-                <w:rFonts w:ascii="Calibri" w:hAnsi="Calibri"/>
-                <w:sz w:val="22"/>
-                <w:szCs w:val="22"/>
+                <w:sz w:val="24"/>
+                <w:szCs w:val="24"/>
                 <w:lang w:eastAsia="id-ID"/>
               </w:rPr>
               <w:t>}</w:t>
@@ -1857,18 +1800,18 @@
           </w:tcPr>
           <w:p>
             <w:pPr>
-              <w:rPr>
-                <w:rFonts w:ascii="Calibri" w:hAnsi="Calibri"/>
-                <w:b/>
-                <w:sz w:val="22"/>
-                <w:szCs w:val="22"/>
+              <w:spacing w:line="276" w:lineRule="auto"/>
+              <w:rPr>
+                <w:b/>
+                <w:sz w:val="24"/>
+                <w:szCs w:val="24"/>
               </w:rPr>
             </w:pPr>
           </w:p>
         </w:tc>
         <w:tc>
           <w:tcPr>
-            <w:tcW w:w="5670" w:type="dxa"/>
+            <w:tcW w:w="5785" w:type="dxa"/>
             <w:gridSpan w:val="6"/>
             <w:tcBorders>
               <w:top w:val="single" w:sz="4" w:space="0" w:color="000000"/>
@@ -1877,44 +1820,42 @@
               <w:right w:val="single" w:sz="4" w:space="0" w:color="000000"/>
             </w:tcBorders>
             <w:shd w:val="clear" w:color="auto" w:fill="D9D9D9" w:themeFill="background1" w:themeFillShade="D9"/>
+            <w:vAlign w:val="center"/>
           </w:tcPr>
           <w:p>
             <w:pPr>
-              <w:jc w:val="both"/>
-              <w:rPr>
-                <w:rFonts w:ascii="Calibri" w:hAnsi="Calibri"/>
-                <w:b/>
-                <w:sz w:val="22"/>
-                <w:szCs w:val="22"/>
+              <w:spacing w:line="276" w:lineRule="auto"/>
+              <w:rPr>
+                <w:b/>
+                <w:sz w:val="24"/>
+                <w:szCs w:val="24"/>
                 <w:lang w:eastAsia="id-ID"/>
               </w:rPr>
             </w:pPr>
             <w:r>
               <w:rPr>
-                <w:rFonts w:ascii="Calibri" w:hAnsi="Calibri"/>
-                <w:b/>
-                <w:sz w:val="22"/>
-                <w:szCs w:val="22"/>
+                <w:b/>
+                <w:sz w:val="24"/>
+                <w:szCs w:val="24"/>
                 <w:lang w:eastAsia="id-ID"/>
               </w:rPr>
               <w:t xml:space="preserve">CPMK </w:t>
             </w:r>
             <w:r>
               <w:rPr>
-                <w:rFonts w:ascii="Symbol" w:eastAsia="Symbol" w:hAnsi="Symbol" w:cs="Symbol"/>
-                <w:b/>
-                <w:sz w:val="22"/>
-                <w:szCs w:val="22"/>
+                <w:rFonts w:ascii="Cambria Math" w:hAnsi="Cambria Math" w:cs="Cambria Math"/>
+                <w:b/>
+                <w:sz w:val="24"/>
+                <w:szCs w:val="24"/>
                 <w:lang w:eastAsia="id-ID"/>
               </w:rPr>
-              <w:t>Þ</w:t>
-            </w:r>
-            <w:r>
-              <w:rPr>
-                <w:rFonts w:ascii="Calibri" w:hAnsi="Calibri"/>
-                <w:b/>
-                <w:sz w:val="22"/>
-                <w:szCs w:val="22"/>
+              <w:t>⇒</w:t>
+            </w:r>
+            <w:r>
+              <w:rPr>
+                <w:b/>
+                <w:sz w:val="24"/>
+                <w:szCs w:val="24"/>
                 <w:lang w:eastAsia="id-ID"/>
               </w:rPr>
               <w:t xml:space="preserve"> Sub-CPMK</w:t>
@@ -1923,7 +1864,7 @@
         </w:tc>
         <w:tc>
           <w:tcPr>
-            <w:tcW w:w="7521" w:type="dxa"/>
+            <w:tcW w:w="7406" w:type="dxa"/>
             <w:gridSpan w:val="7"/>
             <w:tcBorders>
               <w:top w:val="single" w:sz="4" w:space="0" w:color="000000"/>
@@ -1935,12 +1876,12 @@
           </w:tcPr>
           <w:p>
             <w:pPr>
+              <w:spacing w:line="276" w:lineRule="auto"/>
               <w:jc w:val="both"/>
               <w:rPr>
-                <w:rFonts w:ascii="Calibri" w:hAnsi="Calibri"/>
                 <w:bCs/>
-                <w:sz w:val="22"/>
-                <w:szCs w:val="22"/>
+                <w:sz w:val="24"/>
+                <w:szCs w:val="24"/>
                 <w:lang w:eastAsia="id-ID"/>
               </w:rPr>
             </w:pPr>
@@ -1962,11 +1903,11 @@
           </w:tcPr>
           <w:p>
             <w:pPr>
-              <w:rPr>
-                <w:rFonts w:ascii="Calibri" w:hAnsi="Calibri"/>
-                <w:b/>
-                <w:sz w:val="22"/>
-                <w:szCs w:val="22"/>
+              <w:spacing w:line="276" w:lineRule="auto"/>
+              <w:rPr>
+                <w:b/>
+                <w:sz w:val="24"/>
+                <w:szCs w:val="24"/>
               </w:rPr>
             </w:pPr>
           </w:p>
@@ -1984,45 +1925,22 @@
           </w:tcPr>
           <w:p>
             <w:pPr>
-              <w:rPr>
-                <w:rFonts w:ascii="Calibri" w:hAnsi="Calibri"/>
+              <w:spacing w:line="276" w:lineRule="auto"/>
+              <w:rPr>
                 <w:bCs/>
-                <w:sz w:val="22"/>
-                <w:szCs w:val="22"/>
+                <w:sz w:val="24"/>
+                <w:szCs w:val="24"/>
                 <w:lang w:eastAsia="id-ID"/>
               </w:rPr>
             </w:pPr>
             <w:r>
               <w:rPr>
-                <w:rFonts w:ascii="Calibri" w:hAnsi="Calibri"/>
                 <w:bCs/>
-                <w:sz w:val="22"/>
-                <w:szCs w:val="22"/>
+                <w:sz w:val="24"/>
+                <w:szCs w:val="24"/>
                 <w:lang w:eastAsia="id-ID"/>
               </w:rPr>
-              <w:t>{#sub_</w:t>
-            </w:r>
-            <w:proofErr w:type="gramStart"/>
-            <w:r>
-              <w:rPr>
-                <w:rFonts w:ascii="Calibri" w:hAnsi="Calibri"/>
-                <w:bCs/>
-                <w:sz w:val="22"/>
-                <w:szCs w:val="22"/>
-                <w:lang w:eastAsia="id-ID"/>
-              </w:rPr>
-              <w:t>cpmk}{</w:t>
-            </w:r>
-            <w:proofErr w:type="gramEnd"/>
-            <w:r>
-              <w:rPr>
-                <w:rFonts w:ascii="Calibri" w:hAnsi="Calibri"/>
-                <w:bCs/>
-                <w:sz w:val="22"/>
-                <w:szCs w:val="22"/>
-                <w:lang w:eastAsia="id-ID"/>
-              </w:rPr>
-              <w:t>cpmkId}</w:t>
+              <w:t>{#sub_cpmk}{cpmkId}</w:t>
             </w:r>
           </w:p>
         </w:tc>
@@ -2040,92 +1958,84 @@
           </w:tcPr>
           <w:p>
             <w:pPr>
-              <w:rPr>
-                <w:rFonts w:ascii="Calibri" w:hAnsi="Calibri"/>
-                <w:sz w:val="22"/>
-                <w:szCs w:val="22"/>
+              <w:spacing w:line="276" w:lineRule="auto"/>
+              <w:rPr>
+                <w:sz w:val="24"/>
+                <w:szCs w:val="24"/>
               </w:rPr>
             </w:pPr>
             <w:r>
               <w:rPr>
-                <w:rFonts w:ascii="Calibri" w:hAnsi="Calibri"/>
                 <w:bCs/>
-                <w:sz w:val="22"/>
-                <w:szCs w:val="22"/>
-              </w:rPr>
-              <w:t>Sub-</w:t>
-            </w:r>
-            <w:proofErr w:type="gramStart"/>
-            <w:r>
-              <w:rPr>
-                <w:rFonts w:ascii="Calibri" w:hAnsi="Calibri"/>
+                <w:sz w:val="24"/>
+                <w:szCs w:val="24"/>
+              </w:rPr>
+              <w:t>Sub-CPMK{</w:t>
+            </w:r>
+            <w:proofErr w:type="spellStart"/>
+            <w:r>
+              <w:rPr>
                 <w:bCs/>
-                <w:sz w:val="22"/>
-                <w:szCs w:val="22"/>
-              </w:rPr>
-              <w:t>CPMK{</w:t>
+                <w:sz w:val="24"/>
+                <w:szCs w:val="24"/>
+              </w:rPr>
+              <w:t>subId</w:t>
+            </w:r>
+            <w:proofErr w:type="spellEnd"/>
+            <w:r>
+              <w:rPr>
+                <w:bCs/>
+                <w:sz w:val="24"/>
+                <w:szCs w:val="24"/>
+              </w:rPr>
+              <w:t>} : {</w:t>
             </w:r>
             <w:proofErr w:type="spellStart"/>
-            <w:proofErr w:type="gramEnd"/>
-            <w:r>
-              <w:rPr>
-                <w:rFonts w:ascii="Calibri" w:hAnsi="Calibri"/>
+            <w:r>
+              <w:rPr>
                 <w:bCs/>
-                <w:sz w:val="22"/>
-                <w:szCs w:val="22"/>
-              </w:rPr>
-              <w:t>subId</w:t>
+                <w:sz w:val="24"/>
+                <w:szCs w:val="24"/>
+              </w:rPr>
+              <w:t>deskripsi</w:t>
             </w:r>
             <w:proofErr w:type="spellEnd"/>
-            <w:proofErr w:type="gramStart"/>
-            <w:r>
-              <w:rPr>
-                <w:rFonts w:ascii="Calibri" w:hAnsi="Calibri"/>
+            <w:r>
+              <w:rPr>
                 <w:bCs/>
-                <w:sz w:val="22"/>
-                <w:szCs w:val="22"/>
-              </w:rPr>
-              <w:t>} :</w:t>
-            </w:r>
-            <w:proofErr w:type="gramEnd"/>
-            <w:r>
-              <w:rPr>
-                <w:rFonts w:ascii="Calibri" w:hAnsi="Calibri"/>
+                <w:sz w:val="24"/>
+                <w:szCs w:val="24"/>
+              </w:rPr>
+              <w:t>}</w:t>
+            </w:r>
+            <w:r>
+              <w:rPr>
                 <w:bCs/>
-                <w:sz w:val="22"/>
-                <w:szCs w:val="22"/>
-              </w:rPr>
-              <w:t xml:space="preserve"> {</w:t>
+                <w:sz w:val="24"/>
+                <w:szCs w:val="24"/>
+                <w:lang w:val="id-ID" w:bidi="id-ID"/>
+              </w:rPr>
+              <w:t>{/</w:t>
             </w:r>
             <w:proofErr w:type="spellStart"/>
             <w:r>
               <w:rPr>
-                <w:rFonts w:ascii="Calibri" w:hAnsi="Calibri"/>
                 <w:bCs/>
-                <w:sz w:val="22"/>
-                <w:szCs w:val="22"/>
-              </w:rPr>
-              <w:t>deskripsi</w:t>
+                <w:sz w:val="24"/>
+                <w:szCs w:val="24"/>
+                <w:lang w:val="id-ID" w:bidi="id-ID"/>
+              </w:rPr>
+              <w:t>sub_cpmk</w:t>
             </w:r>
             <w:proofErr w:type="spellEnd"/>
             <w:r>
               <w:rPr>
-                <w:rFonts w:ascii="Calibri" w:hAnsi="Calibri"/>
                 <w:bCs/>
-                <w:sz w:val="22"/>
-                <w:szCs w:val="22"/>
+                <w:sz w:val="24"/>
+                <w:szCs w:val="24"/>
+                <w:lang w:val="id-ID" w:bidi="id-ID"/>
               </w:rPr>
               <w:t>}</w:t>
-            </w:r>
-            <w:r>
-              <w:rPr>
-                <w:rFonts w:ascii="Calibri" w:hAnsi="Calibri"/>
-                <w:bCs/>
-                <w:sz w:val="22"/>
-                <w:szCs w:val="22"/>
-                <w:lang w:val="id-ID" w:bidi="id-ID"/>
-              </w:rPr>
-              <w:t>{/sub_cpmk}</w:t>
             </w:r>
           </w:p>
         </w:tc>
@@ -2145,18 +2055,18 @@
           </w:tcPr>
           <w:p>
             <w:pPr>
-              <w:rPr>
-                <w:rFonts w:ascii="Calibri" w:hAnsi="Calibri"/>
-                <w:b/>
-                <w:sz w:val="22"/>
-                <w:szCs w:val="22"/>
+              <w:spacing w:line="276" w:lineRule="auto"/>
+              <w:rPr>
+                <w:b/>
+                <w:sz w:val="24"/>
+                <w:szCs w:val="24"/>
               </w:rPr>
             </w:pPr>
           </w:p>
         </w:tc>
         <w:tc>
           <w:tcPr>
-            <w:tcW w:w="5670" w:type="dxa"/>
+            <w:tcW w:w="5785" w:type="dxa"/>
             <w:gridSpan w:val="6"/>
             <w:tcBorders>
               <w:top w:val="single" w:sz="4" w:space="0" w:color="000000"/>
@@ -2168,22 +2078,21 @@
           </w:tcPr>
           <w:p>
             <w:pPr>
+              <w:spacing w:line="276" w:lineRule="auto"/>
               <w:jc w:val="both"/>
               <w:rPr>
-                <w:rFonts w:ascii="Calibri" w:hAnsi="Calibri"/>
-                <w:b/>
-                <w:sz w:val="22"/>
-                <w:szCs w:val="22"/>
+                <w:b/>
+                <w:sz w:val="24"/>
+                <w:szCs w:val="24"/>
                 <w:lang w:val="es-ES" w:eastAsia="id-ID"/>
               </w:rPr>
             </w:pPr>
             <w:proofErr w:type="spellStart"/>
             <w:r>
               <w:rPr>
-                <w:rFonts w:ascii="Calibri" w:hAnsi="Calibri"/>
-                <w:b/>
-                <w:sz w:val="22"/>
-                <w:szCs w:val="22"/>
+                <w:b/>
+                <w:sz w:val="24"/>
+                <w:szCs w:val="24"/>
                 <w:lang w:val="es-ES" w:eastAsia="id-ID"/>
               </w:rPr>
               <w:t>Korelasi</w:t>
@@ -2191,10 +2100,9 @@
             <w:proofErr w:type="spellEnd"/>
             <w:r>
               <w:rPr>
-                <w:rFonts w:ascii="Calibri" w:hAnsi="Calibri"/>
-                <w:b/>
-                <w:sz w:val="22"/>
-                <w:szCs w:val="22"/>
+                <w:b/>
+                <w:sz w:val="24"/>
+                <w:szCs w:val="24"/>
                 <w:lang w:val="es-ES" w:eastAsia="id-ID"/>
               </w:rPr>
               <w:t xml:space="preserve"> antara CP dan </w:t>
@@ -2202,10 +2110,9 @@
             <w:proofErr w:type="spellStart"/>
             <w:r>
               <w:rPr>
-                <w:rFonts w:ascii="Calibri" w:hAnsi="Calibri"/>
-                <w:b/>
-                <w:sz w:val="22"/>
-                <w:szCs w:val="22"/>
+                <w:b/>
+                <w:sz w:val="24"/>
+                <w:szCs w:val="24"/>
                 <w:lang w:val="es-ES" w:eastAsia="id-ID"/>
               </w:rPr>
               <w:t>asesmen</w:t>
@@ -2215,7 +2122,7 @@
         </w:tc>
         <w:tc>
           <w:tcPr>
-            <w:tcW w:w="7521" w:type="dxa"/>
+            <w:tcW w:w="7406" w:type="dxa"/>
             <w:gridSpan w:val="7"/>
             <w:tcBorders>
               <w:top w:val="single" w:sz="4" w:space="0" w:color="000000"/>
@@ -2226,12 +2133,12 @@
           </w:tcPr>
           <w:p>
             <w:pPr>
+              <w:spacing w:line="276" w:lineRule="auto"/>
               <w:jc w:val="both"/>
               <w:rPr>
-                <w:rFonts w:ascii="Calibri" w:hAnsi="Calibri"/>
                 <w:bCs/>
-                <w:sz w:val="22"/>
-                <w:szCs w:val="22"/>
+                <w:sz w:val="24"/>
+                <w:szCs w:val="24"/>
                 <w:lang w:val="es-ES" w:eastAsia="id-ID"/>
               </w:rPr>
             </w:pPr>
@@ -2253,11 +2160,11 @@
           </w:tcPr>
           <w:p>
             <w:pPr>
-              <w:rPr>
-                <w:rFonts w:ascii="Calibri" w:hAnsi="Calibri"/>
-                <w:b/>
-                <w:sz w:val="22"/>
-                <w:szCs w:val="22"/>
+              <w:spacing w:line="276" w:lineRule="auto"/>
+              <w:rPr>
+                <w:b/>
+                <w:sz w:val="24"/>
+                <w:szCs w:val="24"/>
                 <w:lang w:val="es-ES"/>
               </w:rPr>
             </w:pPr>
@@ -2284,16 +2191,16 @@
             </w:tblPr>
             <w:tblGrid>
               <w:gridCol w:w="823"/>
-              <w:gridCol w:w="729"/>
-              <w:gridCol w:w="731"/>
-              <w:gridCol w:w="2323"/>
-              <w:gridCol w:w="1070"/>
-              <w:gridCol w:w="1411"/>
-              <w:gridCol w:w="1509"/>
-              <w:gridCol w:w="1088"/>
-              <w:gridCol w:w="1088"/>
-              <w:gridCol w:w="1088"/>
-              <w:gridCol w:w="1326"/>
+              <w:gridCol w:w="1000"/>
+              <w:gridCol w:w="1134"/>
+              <w:gridCol w:w="1985"/>
+              <w:gridCol w:w="1559"/>
+              <w:gridCol w:w="992"/>
+              <w:gridCol w:w="1134"/>
+              <w:gridCol w:w="1134"/>
+              <w:gridCol w:w="851"/>
+              <w:gridCol w:w="1275"/>
+              <w:gridCol w:w="1299"/>
             </w:tblGrid>
             <w:tr>
               <w:trPr>
@@ -2302,27 +2209,26 @@
               </w:trPr>
               <w:tc>
                 <w:tcPr>
-                  <w:tcW w:w="966" w:type="dxa"/>
+                  <w:tcW w:w="823" w:type="dxa"/>
                   <w:vMerge w:val="restart"/>
                   <w:vAlign w:val="center"/>
                 </w:tcPr>
                 <w:p>
                   <w:pPr>
+                    <w:spacing w:line="276" w:lineRule="auto"/>
                     <w:jc w:val="center"/>
                     <w:rPr>
-                      <w:rFonts w:ascii="Calibri" w:hAnsi="Calibri"/>
                       <w:b/>
-                      <w:sz w:val="22"/>
-                      <w:szCs w:val="22"/>
+                      <w:sz w:val="24"/>
+                      <w:szCs w:val="24"/>
                       <w:lang w:val="fi-FI" w:eastAsia="id-ID"/>
                     </w:rPr>
                   </w:pPr>
                   <w:r>
                     <w:rPr>
-                      <w:rFonts w:ascii="Calibri" w:hAnsi="Calibri"/>
                       <w:b/>
-                      <w:sz w:val="22"/>
-                      <w:szCs w:val="22"/>
+                      <w:sz w:val="24"/>
+                      <w:szCs w:val="24"/>
                       <w:lang w:val="fi-FI" w:eastAsia="id-ID"/>
                     </w:rPr>
                     <w:t>CPL</w:t>
@@ -2331,27 +2237,26 @@
               </w:tc>
               <w:tc>
                 <w:tcPr>
-                  <w:tcW w:w="850" w:type="dxa"/>
+                  <w:tcW w:w="1000" w:type="dxa"/>
                   <w:vMerge w:val="restart"/>
                   <w:vAlign w:val="center"/>
                 </w:tcPr>
                 <w:p>
                   <w:pPr>
+                    <w:spacing w:line="276" w:lineRule="auto"/>
                     <w:jc w:val="center"/>
                     <w:rPr>
-                      <w:rFonts w:ascii="Calibri" w:hAnsi="Calibri"/>
                       <w:b/>
-                      <w:sz w:val="22"/>
-                      <w:szCs w:val="22"/>
+                      <w:sz w:val="24"/>
+                      <w:szCs w:val="24"/>
                       <w:lang w:eastAsia="id-ID"/>
                     </w:rPr>
                   </w:pPr>
                   <w:r>
                     <w:rPr>
-                      <w:rFonts w:ascii="Calibri" w:hAnsi="Calibri"/>
                       <w:b/>
-                      <w:sz w:val="22"/>
-                      <w:szCs w:val="22"/>
+                      <w:sz w:val="24"/>
+                      <w:szCs w:val="24"/>
                       <w:lang w:eastAsia="id-ID"/>
                     </w:rPr>
                     <w:t>CPMK</w:t>
@@ -2360,27 +2265,26 @@
               </w:tc>
               <w:tc>
                 <w:tcPr>
-                  <w:tcW w:w="852" w:type="dxa"/>
+                  <w:tcW w:w="1134" w:type="dxa"/>
                   <w:vMerge w:val="restart"/>
                   <w:vAlign w:val="center"/>
                 </w:tcPr>
                 <w:p>
                   <w:pPr>
+                    <w:spacing w:line="276" w:lineRule="auto"/>
                     <w:jc w:val="center"/>
                     <w:rPr>
-                      <w:rFonts w:ascii="Calibri" w:hAnsi="Calibri"/>
                       <w:b/>
-                      <w:sz w:val="22"/>
-                      <w:szCs w:val="22"/>
+                      <w:sz w:val="24"/>
+                      <w:szCs w:val="24"/>
                       <w:lang w:eastAsia="id-ID"/>
                     </w:rPr>
                   </w:pPr>
                   <w:r>
                     <w:rPr>
-                      <w:rFonts w:ascii="Calibri" w:hAnsi="Calibri"/>
                       <w:b/>
-                      <w:sz w:val="22"/>
-                      <w:szCs w:val="22"/>
+                      <w:sz w:val="24"/>
+                      <w:szCs w:val="24"/>
                       <w:lang w:eastAsia="id-ID"/>
                     </w:rPr>
                     <w:t>Sub-CPMK</w:t>
@@ -2389,27 +2293,26 @@
               </w:tc>
               <w:tc>
                 <w:tcPr>
-                  <w:tcW w:w="2834" w:type="dxa"/>
+                  <w:tcW w:w="1985" w:type="dxa"/>
                   <w:vMerge w:val="restart"/>
                   <w:vAlign w:val="center"/>
                 </w:tcPr>
                 <w:p>
                   <w:pPr>
+                    <w:spacing w:line="276" w:lineRule="auto"/>
                     <w:jc w:val="center"/>
                     <w:rPr>
-                      <w:rFonts w:ascii="Calibri" w:hAnsi="Calibri"/>
                       <w:b/>
-                      <w:sz w:val="22"/>
-                      <w:szCs w:val="22"/>
+                      <w:sz w:val="24"/>
+                      <w:szCs w:val="24"/>
                       <w:lang w:eastAsia="id-ID"/>
                     </w:rPr>
                   </w:pPr>
                   <w:r>
                     <w:rPr>
-                      <w:rFonts w:ascii="Calibri" w:hAnsi="Calibri"/>
                       <w:b/>
-                      <w:sz w:val="22"/>
-                      <w:szCs w:val="22"/>
+                      <w:sz w:val="24"/>
+                      <w:szCs w:val="24"/>
                       <w:lang w:eastAsia="id-ID"/>
                     </w:rPr>
                     <w:t xml:space="preserve">Metode </w:t>
@@ -2417,10 +2320,9 @@
                   <w:proofErr w:type="spellStart"/>
                   <w:r>
                     <w:rPr>
-                      <w:rFonts w:ascii="Calibri" w:hAnsi="Calibri"/>
                       <w:b/>
-                      <w:sz w:val="22"/>
-                      <w:szCs w:val="22"/>
+                      <w:sz w:val="24"/>
+                      <w:szCs w:val="24"/>
                       <w:lang w:eastAsia="id-ID"/>
                     </w:rPr>
                     <w:t>Pembelajaran</w:t>
@@ -2430,27 +2332,26 @@
               </w:tc>
               <w:tc>
                 <w:tcPr>
-                  <w:tcW w:w="8685" w:type="dxa"/>
+                  <w:tcW w:w="6945" w:type="dxa"/>
                   <w:gridSpan w:val="6"/>
                   <w:vAlign w:val="center"/>
                 </w:tcPr>
                 <w:p>
                   <w:pPr>
+                    <w:spacing w:line="276" w:lineRule="auto"/>
                     <w:jc w:val="center"/>
                     <w:rPr>
-                      <w:rFonts w:ascii="Calibri" w:hAnsi="Calibri"/>
                       <w:b/>
-                      <w:sz w:val="22"/>
-                      <w:szCs w:val="22"/>
+                      <w:sz w:val="24"/>
+                      <w:szCs w:val="24"/>
                       <w:lang w:eastAsia="id-ID"/>
                     </w:rPr>
                   </w:pPr>
                   <w:r>
                     <w:rPr>
-                      <w:rFonts w:ascii="Calibri" w:hAnsi="Calibri"/>
                       <w:b/>
-                      <w:sz w:val="22"/>
-                      <w:szCs w:val="22"/>
+                      <w:sz w:val="24"/>
+                      <w:szCs w:val="24"/>
                       <w:lang w:eastAsia="id-ID"/>
                     </w:rPr>
                     <w:t>BENTUK ASESMEN</w:t>
@@ -2459,28 +2360,27 @@
               </w:tc>
               <w:tc>
                 <w:tcPr>
-                  <w:tcW w:w="1593" w:type="dxa"/>
+                  <w:tcW w:w="1299" w:type="dxa"/>
                   <w:vMerge w:val="restart"/>
                   <w:vAlign w:val="center"/>
                 </w:tcPr>
                 <w:p>
                   <w:pPr>
+                    <w:spacing w:line="276" w:lineRule="auto"/>
                     <w:jc w:val="center"/>
                     <w:rPr>
-                      <w:rFonts w:ascii="Calibri" w:hAnsi="Calibri"/>
                       <w:b/>
-                      <w:sz w:val="22"/>
-                      <w:szCs w:val="22"/>
+                      <w:sz w:val="24"/>
+                      <w:szCs w:val="24"/>
                       <w:lang w:eastAsia="id-ID"/>
                     </w:rPr>
                   </w:pPr>
                   <w:proofErr w:type="spellStart"/>
                   <w:r>
                     <w:rPr>
-                      <w:rFonts w:ascii="Calibri" w:hAnsi="Calibri"/>
                       <w:b/>
-                      <w:sz w:val="22"/>
-                      <w:szCs w:val="22"/>
+                      <w:sz w:val="24"/>
+                      <w:szCs w:val="24"/>
                       <w:lang w:eastAsia="id-ID"/>
                     </w:rPr>
                     <w:t>Bobot</w:t>
@@ -2488,10 +2388,9 @@
                   <w:proofErr w:type="spellEnd"/>
                   <w:r>
                     <w:rPr>
-                      <w:rFonts w:ascii="Calibri" w:hAnsi="Calibri"/>
                       <w:b/>
-                      <w:sz w:val="22"/>
-                      <w:szCs w:val="22"/>
+                      <w:sz w:val="24"/>
+                      <w:szCs w:val="24"/>
                       <w:lang w:eastAsia="id-ID"/>
                     </w:rPr>
                     <w:t xml:space="preserve"> </w:t>
@@ -2499,10 +2398,9 @@
                   <w:proofErr w:type="spellStart"/>
                   <w:r>
                     <w:rPr>
-                      <w:rFonts w:ascii="Calibri" w:hAnsi="Calibri"/>
                       <w:b/>
-                      <w:sz w:val="22"/>
-                      <w:szCs w:val="22"/>
+                      <w:sz w:val="24"/>
+                      <w:szCs w:val="24"/>
                       <w:lang w:eastAsia="id-ID"/>
                     </w:rPr>
                     <w:t>penilaian</w:t>
@@ -2510,10 +2408,9 @@
                   <w:proofErr w:type="spellEnd"/>
                   <w:r>
                     <w:rPr>
-                      <w:rFonts w:ascii="Calibri" w:hAnsi="Calibri"/>
                       <w:b/>
-                      <w:sz w:val="22"/>
-                      <w:szCs w:val="22"/>
+                      <w:sz w:val="24"/>
+                      <w:szCs w:val="24"/>
                       <w:lang w:eastAsia="id-ID"/>
                     </w:rPr>
                     <w:t xml:space="preserve"> (%)</w:t>
@@ -2528,17 +2425,17 @@
               </w:trPr>
               <w:tc>
                 <w:tcPr>
-                  <w:tcW w:w="966" w:type="dxa"/>
+                  <w:tcW w:w="823" w:type="dxa"/>
                   <w:vMerge/>
                 </w:tcPr>
                 <w:p>
                   <w:pPr>
+                    <w:spacing w:line="276" w:lineRule="auto"/>
                     <w:jc w:val="both"/>
                     <w:rPr>
-                      <w:rFonts w:ascii="Calibri" w:hAnsi="Calibri"/>
                       <w:bCs/>
-                      <w:sz w:val="22"/>
-                      <w:szCs w:val="22"/>
+                      <w:sz w:val="24"/>
+                      <w:szCs w:val="24"/>
                       <w:lang w:val="fi-FI" w:eastAsia="id-ID"/>
                     </w:rPr>
                   </w:pPr>
@@ -2546,17 +2443,17 @@
               </w:tc>
               <w:tc>
                 <w:tcPr>
-                  <w:tcW w:w="850" w:type="dxa"/>
+                  <w:tcW w:w="1000" w:type="dxa"/>
                   <w:vMerge/>
                 </w:tcPr>
                 <w:p>
                   <w:pPr>
+                    <w:spacing w:line="276" w:lineRule="auto"/>
                     <w:jc w:val="center"/>
                     <w:rPr>
-                      <w:rFonts w:ascii="Calibri" w:hAnsi="Calibri"/>
                       <w:b/>
-                      <w:sz w:val="22"/>
-                      <w:szCs w:val="22"/>
+                      <w:sz w:val="24"/>
+                      <w:szCs w:val="24"/>
                       <w:lang w:eastAsia="id-ID"/>
                     </w:rPr>
                   </w:pPr>
@@ -2564,17 +2461,17 @@
               </w:tc>
               <w:tc>
                 <w:tcPr>
-                  <w:tcW w:w="852" w:type="dxa"/>
+                  <w:tcW w:w="1134" w:type="dxa"/>
                   <w:vMerge/>
                 </w:tcPr>
                 <w:p>
                   <w:pPr>
+                    <w:spacing w:line="276" w:lineRule="auto"/>
                     <w:jc w:val="center"/>
                     <w:rPr>
-                      <w:rFonts w:ascii="Calibri" w:hAnsi="Calibri"/>
                       <w:b/>
-                      <w:sz w:val="22"/>
-                      <w:szCs w:val="22"/>
+                      <w:sz w:val="24"/>
+                      <w:szCs w:val="24"/>
                       <w:lang w:eastAsia="id-ID"/>
                     </w:rPr>
                   </w:pPr>
@@ -2582,18 +2479,18 @@
               </w:tc>
               <w:tc>
                 <w:tcPr>
-                  <w:tcW w:w="2834" w:type="dxa"/>
+                  <w:tcW w:w="1985" w:type="dxa"/>
                   <w:vMerge/>
                   <w:vAlign w:val="center"/>
                 </w:tcPr>
                 <w:p>
                   <w:pPr>
+                    <w:spacing w:line="276" w:lineRule="auto"/>
                     <w:jc w:val="center"/>
                     <w:rPr>
-                      <w:rFonts w:ascii="Calibri" w:hAnsi="Calibri"/>
                       <w:b/>
-                      <w:sz w:val="22"/>
-                      <w:szCs w:val="22"/>
+                      <w:sz w:val="24"/>
+                      <w:szCs w:val="24"/>
                       <w:lang w:eastAsia="id-ID"/>
                     </w:rPr>
                   </w:pPr>
@@ -2601,27 +2498,26 @@
               </w:tc>
               <w:tc>
                 <w:tcPr>
-                  <w:tcW w:w="1274" w:type="dxa"/>
+                  <w:tcW w:w="1559" w:type="dxa"/>
                   <w:vMerge w:val="restart"/>
                   <w:vAlign w:val="center"/>
                 </w:tcPr>
                 <w:p>
                   <w:pPr>
+                    <w:spacing w:line="276" w:lineRule="auto"/>
                     <w:jc w:val="center"/>
                     <w:rPr>
-                      <w:rFonts w:ascii="Calibri" w:hAnsi="Calibri"/>
                       <w:b/>
-                      <w:sz w:val="22"/>
-                      <w:szCs w:val="22"/>
+                      <w:sz w:val="24"/>
+                      <w:szCs w:val="24"/>
                       <w:lang w:eastAsia="id-ID"/>
                     </w:rPr>
                   </w:pPr>
                   <w:r>
                     <w:rPr>
-                      <w:rFonts w:ascii="Calibri" w:hAnsi="Calibri"/>
                       <w:b/>
-                      <w:sz w:val="22"/>
-                      <w:szCs w:val="22"/>
+                      <w:sz w:val="24"/>
+                      <w:szCs w:val="24"/>
                       <w:lang w:eastAsia="id-ID"/>
                     </w:rPr>
                     <w:t>FORMATIF</w:t>
@@ -2630,26 +2526,25 @@
               </w:tc>
               <w:tc>
                 <w:tcPr>
-                  <w:tcW w:w="7411" w:type="dxa"/>
+                  <w:tcW w:w="5386" w:type="dxa"/>
                   <w:gridSpan w:val="5"/>
                 </w:tcPr>
                 <w:p>
                   <w:pPr>
+                    <w:spacing w:line="276" w:lineRule="auto"/>
                     <w:jc w:val="center"/>
                     <w:rPr>
-                      <w:rFonts w:ascii="Calibri" w:hAnsi="Calibri"/>
                       <w:b/>
-                      <w:sz w:val="22"/>
-                      <w:szCs w:val="22"/>
+                      <w:sz w:val="24"/>
+                      <w:szCs w:val="24"/>
                       <w:lang w:eastAsia="id-ID"/>
                     </w:rPr>
                   </w:pPr>
                   <w:r>
                     <w:rPr>
-                      <w:rFonts w:ascii="Calibri" w:hAnsi="Calibri"/>
                       <w:b/>
-                      <w:sz w:val="22"/>
-                      <w:szCs w:val="22"/>
+                      <w:sz w:val="24"/>
+                      <w:szCs w:val="24"/>
                       <w:lang w:eastAsia="id-ID"/>
                     </w:rPr>
                     <w:t>SUMATIF</w:t>
@@ -2658,17 +2553,17 @@
               </w:tc>
               <w:tc>
                 <w:tcPr>
-                  <w:tcW w:w="1593" w:type="dxa"/>
+                  <w:tcW w:w="1299" w:type="dxa"/>
                   <w:vMerge/>
                 </w:tcPr>
                 <w:p>
                   <w:pPr>
+                    <w:spacing w:line="276" w:lineRule="auto"/>
                     <w:jc w:val="center"/>
                     <w:rPr>
-                      <w:rFonts w:ascii="Calibri" w:hAnsi="Calibri"/>
                       <w:b/>
-                      <w:sz w:val="22"/>
-                      <w:szCs w:val="22"/>
+                      <w:sz w:val="24"/>
+                      <w:szCs w:val="24"/>
                       <w:lang w:eastAsia="id-ID"/>
                     </w:rPr>
                   </w:pPr>
@@ -2681,17 +2576,17 @@
               </w:trPr>
               <w:tc>
                 <w:tcPr>
-                  <w:tcW w:w="966" w:type="dxa"/>
+                  <w:tcW w:w="823" w:type="dxa"/>
                   <w:vMerge/>
                 </w:tcPr>
                 <w:p>
                   <w:pPr>
+                    <w:spacing w:line="276" w:lineRule="auto"/>
                     <w:jc w:val="both"/>
                     <w:rPr>
-                      <w:rFonts w:ascii="Calibri" w:hAnsi="Calibri"/>
                       <w:b/>
-                      <w:sz w:val="22"/>
-                      <w:szCs w:val="22"/>
+                      <w:sz w:val="24"/>
+                      <w:szCs w:val="24"/>
                       <w:lang w:eastAsia="id-ID"/>
                     </w:rPr>
                   </w:pPr>
@@ -2699,17 +2594,17 @@
               </w:tc>
               <w:tc>
                 <w:tcPr>
-                  <w:tcW w:w="850" w:type="dxa"/>
+                  <w:tcW w:w="1000" w:type="dxa"/>
                   <w:vMerge/>
                 </w:tcPr>
                 <w:p>
                   <w:pPr>
+                    <w:spacing w:line="276" w:lineRule="auto"/>
                     <w:jc w:val="center"/>
                     <w:rPr>
-                      <w:rFonts w:ascii="Calibri" w:hAnsi="Calibri"/>
                       <w:b/>
-                      <w:sz w:val="22"/>
-                      <w:szCs w:val="22"/>
+                      <w:sz w:val="24"/>
+                      <w:szCs w:val="24"/>
                       <w:lang w:eastAsia="id-ID"/>
                     </w:rPr>
                   </w:pPr>
@@ -2717,17 +2612,17 @@
               </w:tc>
               <w:tc>
                 <w:tcPr>
-                  <w:tcW w:w="852" w:type="dxa"/>
+                  <w:tcW w:w="1134" w:type="dxa"/>
                   <w:vMerge/>
                 </w:tcPr>
                 <w:p>
                   <w:pPr>
+                    <w:spacing w:line="276" w:lineRule="auto"/>
                     <w:jc w:val="center"/>
                     <w:rPr>
-                      <w:rFonts w:ascii="Calibri" w:hAnsi="Calibri"/>
                       <w:b/>
-                      <w:sz w:val="22"/>
-                      <w:szCs w:val="22"/>
+                      <w:sz w:val="24"/>
+                      <w:szCs w:val="24"/>
                       <w:lang w:eastAsia="id-ID"/>
                     </w:rPr>
                   </w:pPr>
@@ -2735,17 +2630,17 @@
               </w:tc>
               <w:tc>
                 <w:tcPr>
-                  <w:tcW w:w="2834" w:type="dxa"/>
+                  <w:tcW w:w="1985" w:type="dxa"/>
                   <w:vMerge/>
                 </w:tcPr>
                 <w:p>
                   <w:pPr>
+                    <w:spacing w:line="276" w:lineRule="auto"/>
                     <w:jc w:val="both"/>
                     <w:rPr>
-                      <w:rFonts w:ascii="Calibri" w:hAnsi="Calibri"/>
                       <w:bCs/>
-                      <w:sz w:val="22"/>
-                      <w:szCs w:val="22"/>
+                      <w:sz w:val="24"/>
+                      <w:szCs w:val="24"/>
                       <w:lang w:eastAsia="id-ID"/>
                     </w:rPr>
                   </w:pPr>
@@ -2753,17 +2648,17 @@
               </w:tc>
               <w:tc>
                 <w:tcPr>
-                  <w:tcW w:w="1274" w:type="dxa"/>
+                  <w:tcW w:w="1559" w:type="dxa"/>
                   <w:vMerge/>
                 </w:tcPr>
                 <w:p>
                   <w:pPr>
+                    <w:spacing w:line="276" w:lineRule="auto"/>
                     <w:jc w:val="both"/>
                     <w:rPr>
-                      <w:rFonts w:ascii="Calibri" w:hAnsi="Calibri"/>
                       <w:bCs/>
-                      <w:sz w:val="22"/>
-                      <w:szCs w:val="22"/>
+                      <w:sz w:val="24"/>
+                      <w:szCs w:val="24"/>
                       <w:lang w:eastAsia="id-ID"/>
                     </w:rPr>
                   </w:pPr>
@@ -2771,26 +2666,25 @@
               </w:tc>
               <w:tc>
                 <w:tcPr>
-                  <w:tcW w:w="1699" w:type="dxa"/>
+                  <w:tcW w:w="992" w:type="dxa"/>
                 </w:tcPr>
                 <w:p>
                   <w:pPr>
+                    <w:spacing w:line="276" w:lineRule="auto"/>
                     <w:jc w:val="center"/>
                     <w:rPr>
-                      <w:rFonts w:ascii="Calibri" w:hAnsi="Calibri"/>
                       <w:b/>
-                      <w:sz w:val="22"/>
-                      <w:szCs w:val="22"/>
+                      <w:sz w:val="24"/>
+                      <w:szCs w:val="24"/>
                       <w:lang w:eastAsia="id-ID"/>
                     </w:rPr>
                   </w:pPr>
                   <w:proofErr w:type="spellStart"/>
                   <w:r>
                     <w:rPr>
-                      <w:rFonts w:ascii="Calibri" w:hAnsi="Calibri"/>
                       <w:b/>
-                      <w:sz w:val="22"/>
-                      <w:szCs w:val="22"/>
+                      <w:sz w:val="24"/>
+                      <w:szCs w:val="24"/>
                       <w:lang w:eastAsia="id-ID"/>
                     </w:rPr>
                     <w:t>Kuis</w:t>
@@ -2800,26 +2694,25 @@
               </w:tc>
               <w:tc>
                 <w:tcPr>
-                  <w:tcW w:w="1821" w:type="dxa"/>
+                  <w:tcW w:w="1134" w:type="dxa"/>
                 </w:tcPr>
                 <w:p>
                   <w:pPr>
+                    <w:spacing w:line="276" w:lineRule="auto"/>
                     <w:jc w:val="center"/>
                     <w:rPr>
-                      <w:rFonts w:ascii="Calibri" w:hAnsi="Calibri"/>
                       <w:b/>
-                      <w:sz w:val="22"/>
-                      <w:szCs w:val="22"/>
+                      <w:sz w:val="24"/>
+                      <w:szCs w:val="24"/>
                       <w:lang w:eastAsia="id-ID"/>
                     </w:rPr>
                   </w:pPr>
                   <w:proofErr w:type="spellStart"/>
                   <w:r>
                     <w:rPr>
-                      <w:rFonts w:ascii="Calibri" w:hAnsi="Calibri"/>
                       <w:b/>
-                      <w:sz w:val="22"/>
-                      <w:szCs w:val="22"/>
+                      <w:sz w:val="24"/>
+                      <w:szCs w:val="24"/>
                       <w:lang w:eastAsia="id-ID"/>
                     </w:rPr>
                     <w:t>Tugas</w:t>
@@ -2829,26 +2722,25 @@
               </w:tc>
               <w:tc>
                 <w:tcPr>
-                  <w:tcW w:w="1297" w:type="dxa"/>
+                  <w:tcW w:w="1134" w:type="dxa"/>
                 </w:tcPr>
                 <w:p>
                   <w:pPr>
+                    <w:spacing w:line="276" w:lineRule="auto"/>
                     <w:jc w:val="center"/>
                     <w:rPr>
-                      <w:rFonts w:ascii="Calibri" w:hAnsi="Calibri"/>
                       <w:b/>
-                      <w:sz w:val="22"/>
-                      <w:szCs w:val="22"/>
+                      <w:sz w:val="24"/>
+                      <w:szCs w:val="24"/>
                       <w:lang w:eastAsia="id-ID"/>
                     </w:rPr>
                   </w:pPr>
                   <w:proofErr w:type="spellStart"/>
                   <w:r>
                     <w:rPr>
-                      <w:rFonts w:ascii="Calibri" w:hAnsi="Calibri"/>
                       <w:b/>
-                      <w:sz w:val="22"/>
-                      <w:szCs w:val="22"/>
+                      <w:sz w:val="24"/>
+                      <w:szCs w:val="24"/>
                       <w:lang w:eastAsia="id-ID"/>
                     </w:rPr>
                     <w:t>Ujian</w:t>
@@ -2858,26 +2750,25 @@
               </w:tc>
               <w:tc>
                 <w:tcPr>
-                  <w:tcW w:w="1297" w:type="dxa"/>
+                  <w:tcW w:w="851" w:type="dxa"/>
                 </w:tcPr>
                 <w:p>
                   <w:pPr>
+                    <w:spacing w:line="276" w:lineRule="auto"/>
                     <w:jc w:val="center"/>
                     <w:rPr>
-                      <w:rFonts w:ascii="Calibri" w:hAnsi="Calibri"/>
                       <w:b/>
-                      <w:sz w:val="22"/>
-                      <w:szCs w:val="22"/>
+                      <w:sz w:val="24"/>
+                      <w:szCs w:val="24"/>
                       <w:lang w:eastAsia="id-ID"/>
                     </w:rPr>
                   </w:pPr>
                   <w:proofErr w:type="spellStart"/>
                   <w:r>
                     <w:rPr>
-                      <w:rFonts w:ascii="Calibri" w:hAnsi="Calibri"/>
                       <w:b/>
-                      <w:sz w:val="22"/>
-                      <w:szCs w:val="22"/>
+                      <w:sz w:val="24"/>
+                      <w:szCs w:val="24"/>
                       <w:lang w:eastAsia="id-ID"/>
                     </w:rPr>
                     <w:t>PjBL</w:t>
@@ -2887,26 +2778,25 @@
               </w:tc>
               <w:tc>
                 <w:tcPr>
-                  <w:tcW w:w="1297" w:type="dxa"/>
+                  <w:tcW w:w="1275" w:type="dxa"/>
                 </w:tcPr>
                 <w:p>
                   <w:pPr>
+                    <w:spacing w:line="276" w:lineRule="auto"/>
                     <w:jc w:val="center"/>
                     <w:rPr>
-                      <w:rFonts w:ascii="Calibri" w:hAnsi="Calibri"/>
                       <w:b/>
-                      <w:sz w:val="22"/>
-                      <w:szCs w:val="22"/>
+                      <w:sz w:val="24"/>
+                      <w:szCs w:val="24"/>
                       <w:lang w:eastAsia="id-ID"/>
                     </w:rPr>
                   </w:pPr>
                   <w:proofErr w:type="spellStart"/>
                   <w:r>
                     <w:rPr>
-                      <w:rFonts w:ascii="Calibri" w:hAnsi="Calibri"/>
                       <w:b/>
-                      <w:sz w:val="22"/>
-                      <w:szCs w:val="22"/>
+                      <w:sz w:val="24"/>
+                      <w:szCs w:val="24"/>
                       <w:lang w:eastAsia="id-ID"/>
                     </w:rPr>
                     <w:t>Lainnya</w:t>
@@ -2916,17 +2806,17 @@
               </w:tc>
               <w:tc>
                 <w:tcPr>
-                  <w:tcW w:w="1593" w:type="dxa"/>
+                  <w:tcW w:w="1299" w:type="dxa"/>
                   <w:vMerge/>
                 </w:tcPr>
                 <w:p>
                   <w:pPr>
+                    <w:spacing w:line="276" w:lineRule="auto"/>
                     <w:jc w:val="both"/>
                     <w:rPr>
-                      <w:rFonts w:ascii="Calibri" w:hAnsi="Calibri"/>
                       <w:bCs/>
-                      <w:sz w:val="22"/>
-                      <w:szCs w:val="22"/>
+                      <w:sz w:val="24"/>
+                      <w:szCs w:val="24"/>
                       <w:lang w:eastAsia="id-ID"/>
                     </w:rPr>
                   </w:pPr>
@@ -2939,72 +2829,51 @@
               </w:trPr>
               <w:tc>
                 <w:tcPr>
-                  <w:tcW w:w="966" w:type="dxa"/>
+                  <w:tcW w:w="823" w:type="dxa"/>
                   <w:vAlign w:val="center"/>
                 </w:tcPr>
                 <w:p>
                   <w:pPr>
+                    <w:spacing w:line="276" w:lineRule="auto"/>
                     <w:jc w:val="center"/>
                     <w:rPr>
-                      <w:rFonts w:ascii="Calibri" w:hAnsi="Calibri"/>
                       <w:b/>
-                      <w:sz w:val="22"/>
-                      <w:szCs w:val="22"/>
+                      <w:sz w:val="24"/>
+                      <w:szCs w:val="24"/>
                       <w:lang w:eastAsia="id-ID"/>
                     </w:rPr>
                   </w:pPr>
                   <w:r>
                     <w:rPr>
-                      <w:rFonts w:ascii="Calibri" w:hAnsi="Calibri"/>
-                      <w:sz w:val="22"/>
-                      <w:szCs w:val="22"/>
+                      <w:sz w:val="24"/>
+                      <w:szCs w:val="24"/>
                       <w:lang w:eastAsia="id-ID"/>
                     </w:rPr>
-                    <w:t>{#sub_</w:t>
-                  </w:r>
-                  <w:proofErr w:type="gramStart"/>
-                  <w:r>
-                    <w:rPr>
-                      <w:rFonts w:ascii="Calibri" w:hAnsi="Calibri"/>
-                      <w:sz w:val="22"/>
-                      <w:szCs w:val="22"/>
-                      <w:lang w:eastAsia="id-ID"/>
-                    </w:rPr>
-                    <w:t>cpmk}{</w:t>
-                  </w:r>
-                  <w:proofErr w:type="gramEnd"/>
-                  <w:r>
-                    <w:rPr>
-                      <w:rFonts w:ascii="Calibri" w:hAnsi="Calibri"/>
-                      <w:sz w:val="22"/>
-                      <w:szCs w:val="22"/>
-                      <w:lang w:eastAsia="id-ID"/>
-                    </w:rPr>
-                    <w:t>cpl}</w:t>
+                    <w:lastRenderedPageBreak/>
+                    <w:t>{#sub_cpmk}{cpl}</w:t>
                   </w:r>
                 </w:p>
               </w:tc>
               <w:tc>
                 <w:tcPr>
-                  <w:tcW w:w="850" w:type="dxa"/>
+                  <w:tcW w:w="1000" w:type="dxa"/>
                   <w:vAlign w:val="center"/>
                 </w:tcPr>
                 <w:p>
                   <w:pPr>
+                    <w:spacing w:line="276" w:lineRule="auto"/>
                     <w:jc w:val="center"/>
                     <w:rPr>
-                      <w:rFonts w:ascii="Calibri" w:hAnsi="Calibri"/>
                       <w:b/>
-                      <w:sz w:val="22"/>
-                      <w:szCs w:val="22"/>
+                      <w:sz w:val="24"/>
+                      <w:szCs w:val="24"/>
                       <w:lang w:eastAsia="id-ID"/>
                     </w:rPr>
                   </w:pPr>
                   <w:r>
                     <w:rPr>
-                      <w:rFonts w:ascii="Calibri" w:hAnsi="Calibri"/>
-                      <w:sz w:val="22"/>
-                      <w:szCs w:val="22"/>
+                      <w:sz w:val="24"/>
+                      <w:szCs w:val="24"/>
                       <w:lang w:eastAsia="id-ID"/>
                     </w:rPr>
                     <w:t>{</w:t>
@@ -3012,9 +2881,8 @@
                   <w:proofErr w:type="spellStart"/>
                   <w:r>
                     <w:rPr>
-                      <w:rFonts w:ascii="Calibri" w:hAnsi="Calibri"/>
-                      <w:sz w:val="22"/>
-                      <w:szCs w:val="22"/>
+                      <w:sz w:val="24"/>
+                      <w:szCs w:val="24"/>
                       <w:lang w:eastAsia="id-ID"/>
                     </w:rPr>
                     <w:t>cpmkId</w:t>
@@ -3022,9 +2890,8 @@
                   <w:proofErr w:type="spellEnd"/>
                   <w:r>
                     <w:rPr>
-                      <w:rFonts w:ascii="Calibri" w:hAnsi="Calibri"/>
-                      <w:sz w:val="22"/>
-                      <w:szCs w:val="22"/>
+                      <w:sz w:val="24"/>
+                      <w:szCs w:val="24"/>
                       <w:lang w:eastAsia="id-ID"/>
                     </w:rPr>
                     <w:t>}</w:t>
@@ -3033,46 +2900,33 @@
               </w:tc>
               <w:tc>
                 <w:tcPr>
-                  <w:tcW w:w="852" w:type="dxa"/>
+                  <w:tcW w:w="1134" w:type="dxa"/>
                   <w:vAlign w:val="center"/>
                 </w:tcPr>
                 <w:p>
                   <w:pPr>
+                    <w:spacing w:line="276" w:lineRule="auto"/>
                     <w:jc w:val="center"/>
                     <w:rPr>
-                      <w:rFonts w:ascii="Calibri" w:hAnsi="Calibri"/>
                       <w:b/>
-                      <w:sz w:val="22"/>
-                      <w:szCs w:val="22"/>
+                      <w:sz w:val="24"/>
+                      <w:szCs w:val="24"/>
                       <w:lang w:eastAsia="id-ID"/>
                     </w:rPr>
                   </w:pPr>
                   <w:r>
                     <w:rPr>
-                      <w:rFonts w:ascii="Calibri" w:hAnsi="Calibri"/>
-                      <w:sz w:val="22"/>
-                      <w:szCs w:val="22"/>
+                      <w:sz w:val="24"/>
+                      <w:szCs w:val="24"/>
                       <w:lang w:eastAsia="id-ID"/>
                     </w:rPr>
-                    <w:t>Sub-</w:t>
+                    <w:t>Sub-CPMK{</w:t>
                   </w:r>
-                  <w:proofErr w:type="gramStart"/>
+                  <w:proofErr w:type="spellStart"/>
                   <w:r>
                     <w:rPr>
-                      <w:rFonts w:ascii="Calibri" w:hAnsi="Calibri"/>
-                      <w:sz w:val="22"/>
-                      <w:szCs w:val="22"/>
-                      <w:lang w:eastAsia="id-ID"/>
-                    </w:rPr>
-                    <w:t>CPMK{</w:t>
-                  </w:r>
-                  <w:proofErr w:type="spellStart"/>
-                  <w:proofErr w:type="gramEnd"/>
-                  <w:r>
-                    <w:rPr>
-                      <w:rFonts w:ascii="Calibri" w:hAnsi="Calibri"/>
-                      <w:sz w:val="22"/>
-                      <w:szCs w:val="22"/>
+                      <w:sz w:val="24"/>
+                      <w:szCs w:val="24"/>
                       <w:lang w:eastAsia="id-ID"/>
                     </w:rPr>
                     <w:t>subId</w:t>
@@ -3080,9 +2934,8 @@
                   <w:proofErr w:type="spellEnd"/>
                   <w:r>
                     <w:rPr>
-                      <w:rFonts w:ascii="Calibri" w:hAnsi="Calibri"/>
-                      <w:sz w:val="22"/>
-                      <w:szCs w:val="22"/>
+                      <w:sz w:val="24"/>
+                      <w:szCs w:val="24"/>
                       <w:lang w:eastAsia="id-ID"/>
                     </w:rPr>
                     <w:t>}</w:t>
@@ -3091,51 +2944,23 @@
               </w:tc>
               <w:tc>
                 <w:tcPr>
-                  <w:tcW w:w="2834" w:type="dxa"/>
+                  <w:tcW w:w="1985" w:type="dxa"/>
                   <w:vAlign w:val="center"/>
                 </w:tcPr>
                 <w:p>
                   <w:pPr>
+                    <w:spacing w:line="276" w:lineRule="auto"/>
                     <w:rPr>
-                      <w:rFonts w:ascii="Calibri" w:hAnsi="Calibri"/>
                       <w:bCs/>
-                      <w:sz w:val="22"/>
-                      <w:szCs w:val="22"/>
+                      <w:sz w:val="24"/>
+                      <w:szCs w:val="24"/>
                       <w:lang w:eastAsia="id-ID"/>
                     </w:rPr>
                   </w:pPr>
                   <w:r>
                     <w:rPr>
-                      <w:rFonts w:ascii="Calibri" w:hAnsi="Calibri"/>
-                      <w:sz w:val="22"/>
-                      <w:szCs w:val="22"/>
-                      <w:lang w:eastAsia="id-ID"/>
-                    </w:rPr>
-                    <w:t>{bentuk_pembelajaran}</w:t>
-                  </w:r>
-                </w:p>
-              </w:tc>
-              <w:tc>
-                <w:tcPr>
-                  <w:tcW w:w="1274" w:type="dxa"/>
-                  <w:vAlign w:val="center"/>
-                </w:tcPr>
-                <w:p>
-                  <w:pPr>
-                    <w:jc w:val="center"/>
-                    <w:rPr>
-                      <w:rFonts w:ascii="Calibri" w:hAnsi="Calibri"/>
-                      <w:bCs/>
-                      <w:sz w:val="22"/>
-                      <w:szCs w:val="22"/>
-                      <w:lang w:eastAsia="id-ID"/>
-                    </w:rPr>
-                  </w:pPr>
-                  <w:r>
-                    <w:rPr>
-                      <w:rFonts w:ascii="Calibri" w:hAnsi="Calibri"/>
-                      <w:sz w:val="22"/>
-                      <w:szCs w:val="22"/>
+                      <w:sz w:val="24"/>
+                      <w:szCs w:val="24"/>
                       <w:lang w:eastAsia="id-ID"/>
                     </w:rPr>
                     <w:t>{</w:t>
@@ -3143,19 +2968,17 @@
                   <w:proofErr w:type="spellStart"/>
                   <w:r>
                     <w:rPr>
-                      <w:rFonts w:ascii="Calibri" w:hAnsi="Calibri"/>
-                      <w:sz w:val="22"/>
-                      <w:szCs w:val="22"/>
+                      <w:sz w:val="24"/>
+                      <w:szCs w:val="24"/>
                       <w:lang w:eastAsia="id-ID"/>
                     </w:rPr>
-                    <w:t>formatif_nama</w:t>
+                    <w:t>bentuk_pembelajaran</w:t>
                   </w:r>
                   <w:proofErr w:type="spellEnd"/>
                   <w:r>
                     <w:rPr>
-                      <w:rFonts w:ascii="Calibri" w:hAnsi="Calibri"/>
-                      <w:sz w:val="22"/>
-                      <w:szCs w:val="22"/>
+                      <w:sz w:val="24"/>
+                      <w:szCs w:val="24"/>
                       <w:lang w:eastAsia="id-ID"/>
                     </w:rPr>
                     <w:t>}</w:t>
@@ -3164,25 +2987,24 @@
               </w:tc>
               <w:tc>
                 <w:tcPr>
-                  <w:tcW w:w="1699" w:type="dxa"/>
+                  <w:tcW w:w="1559" w:type="dxa"/>
                   <w:vAlign w:val="center"/>
                 </w:tcPr>
                 <w:p>
                   <w:pPr>
+                    <w:spacing w:line="276" w:lineRule="auto"/>
                     <w:jc w:val="center"/>
                     <w:rPr>
-                      <w:rFonts w:ascii="Calibri" w:hAnsi="Calibri"/>
                       <w:bCs/>
-                      <w:sz w:val="22"/>
-                      <w:szCs w:val="22"/>
+                      <w:sz w:val="24"/>
+                      <w:szCs w:val="24"/>
                       <w:lang w:eastAsia="id-ID"/>
                     </w:rPr>
                   </w:pPr>
                   <w:r>
                     <w:rPr>
-                      <w:rFonts w:ascii="Calibri" w:hAnsi="Calibri"/>
-                      <w:sz w:val="22"/>
-                      <w:szCs w:val="22"/>
+                      <w:sz w:val="24"/>
+                      <w:szCs w:val="24"/>
                       <w:lang w:eastAsia="id-ID"/>
                     </w:rPr>
                     <w:t>{</w:t>
@@ -3190,19 +3012,17 @@
                   <w:proofErr w:type="spellStart"/>
                   <w:r>
                     <w:rPr>
-                      <w:rFonts w:ascii="Calibri" w:hAnsi="Calibri"/>
-                      <w:sz w:val="22"/>
-                      <w:szCs w:val="22"/>
+                      <w:sz w:val="24"/>
+                      <w:szCs w:val="24"/>
                       <w:lang w:eastAsia="id-ID"/>
                     </w:rPr>
-                    <w:t>kuis_display</w:t>
+                    <w:t>formatif_nama</w:t>
                   </w:r>
                   <w:proofErr w:type="spellEnd"/>
                   <w:r>
                     <w:rPr>
-                      <w:rFonts w:ascii="Calibri" w:hAnsi="Calibri"/>
-                      <w:sz w:val="22"/>
-                      <w:szCs w:val="22"/>
+                      <w:sz w:val="24"/>
+                      <w:szCs w:val="24"/>
                       <w:lang w:eastAsia="id-ID"/>
                     </w:rPr>
                     <w:t>}</w:t>
@@ -3211,25 +3031,24 @@
               </w:tc>
               <w:tc>
                 <w:tcPr>
-                  <w:tcW w:w="1821" w:type="dxa"/>
+                  <w:tcW w:w="992" w:type="dxa"/>
                   <w:vAlign w:val="center"/>
                 </w:tcPr>
                 <w:p>
                   <w:pPr>
+                    <w:spacing w:line="276" w:lineRule="auto"/>
                     <w:jc w:val="center"/>
                     <w:rPr>
-                      <w:rFonts w:ascii="Calibri" w:hAnsi="Calibri"/>
                       <w:bCs/>
-                      <w:sz w:val="22"/>
-                      <w:szCs w:val="22"/>
+                      <w:sz w:val="24"/>
+                      <w:szCs w:val="24"/>
                       <w:lang w:eastAsia="id-ID"/>
                     </w:rPr>
                   </w:pPr>
                   <w:r>
                     <w:rPr>
-                      <w:rFonts w:ascii="Calibri" w:hAnsi="Calibri"/>
-                      <w:sz w:val="22"/>
-                      <w:szCs w:val="22"/>
+                      <w:sz w:val="24"/>
+                      <w:szCs w:val="24"/>
                       <w:lang w:eastAsia="id-ID"/>
                     </w:rPr>
                     <w:t>{</w:t>
@@ -3237,19 +3056,17 @@
                   <w:proofErr w:type="spellStart"/>
                   <w:r>
                     <w:rPr>
-                      <w:rFonts w:ascii="Calibri" w:hAnsi="Calibri"/>
-                      <w:sz w:val="22"/>
-                      <w:szCs w:val="22"/>
+                      <w:sz w:val="24"/>
+                      <w:szCs w:val="24"/>
                       <w:lang w:eastAsia="id-ID"/>
                     </w:rPr>
-                    <w:t>tugas_display</w:t>
+                    <w:t>kuis_display</w:t>
                   </w:r>
                   <w:proofErr w:type="spellEnd"/>
                   <w:r>
                     <w:rPr>
-                      <w:rFonts w:ascii="Calibri" w:hAnsi="Calibri"/>
-                      <w:sz w:val="22"/>
-                      <w:szCs w:val="22"/>
+                      <w:sz w:val="24"/>
+                      <w:szCs w:val="24"/>
                       <w:lang w:eastAsia="id-ID"/>
                     </w:rPr>
                     <w:t>}</w:t>
@@ -3258,25 +3075,24 @@
               </w:tc>
               <w:tc>
                 <w:tcPr>
-                  <w:tcW w:w="1297" w:type="dxa"/>
+                  <w:tcW w:w="1134" w:type="dxa"/>
                   <w:vAlign w:val="center"/>
                 </w:tcPr>
                 <w:p>
                   <w:pPr>
+                    <w:spacing w:line="276" w:lineRule="auto"/>
                     <w:jc w:val="center"/>
                     <w:rPr>
-                      <w:rFonts w:ascii="Calibri" w:hAnsi="Calibri"/>
                       <w:bCs/>
-                      <w:sz w:val="22"/>
-                      <w:szCs w:val="22"/>
+                      <w:sz w:val="24"/>
+                      <w:szCs w:val="24"/>
                       <w:lang w:eastAsia="id-ID"/>
                     </w:rPr>
                   </w:pPr>
                   <w:r>
                     <w:rPr>
-                      <w:rFonts w:ascii="Calibri" w:hAnsi="Calibri"/>
-                      <w:sz w:val="22"/>
-                      <w:szCs w:val="22"/>
+                      <w:sz w:val="24"/>
+                      <w:szCs w:val="24"/>
                       <w:lang w:eastAsia="id-ID"/>
                     </w:rPr>
                     <w:t>{</w:t>
@@ -3284,19 +3100,17 @@
                   <w:proofErr w:type="spellStart"/>
                   <w:r>
                     <w:rPr>
-                      <w:rFonts w:ascii="Calibri" w:hAnsi="Calibri"/>
-                      <w:sz w:val="22"/>
-                      <w:szCs w:val="22"/>
+                      <w:sz w:val="24"/>
+                      <w:szCs w:val="24"/>
                       <w:lang w:eastAsia="id-ID"/>
                     </w:rPr>
-                    <w:t>ujian_display</w:t>
+                    <w:t>tugas_display</w:t>
                   </w:r>
                   <w:proofErr w:type="spellEnd"/>
                   <w:r>
                     <w:rPr>
-                      <w:rFonts w:ascii="Calibri" w:hAnsi="Calibri"/>
-                      <w:sz w:val="22"/>
-                      <w:szCs w:val="22"/>
+                      <w:sz w:val="24"/>
+                      <w:szCs w:val="24"/>
                       <w:lang w:eastAsia="id-ID"/>
                     </w:rPr>
                     <w:t>}</w:t>
@@ -3305,79 +3119,24 @@
               </w:tc>
               <w:tc>
                 <w:tcPr>
-                  <w:tcW w:w="1297" w:type="dxa"/>
+                  <w:tcW w:w="1134" w:type="dxa"/>
                   <w:vAlign w:val="center"/>
                 </w:tcPr>
                 <w:p>
                   <w:pPr>
+                    <w:spacing w:line="276" w:lineRule="auto"/>
                     <w:jc w:val="center"/>
                     <w:rPr>
-                      <w:rFonts w:ascii="Calibri" w:hAnsi="Calibri"/>
                       <w:bCs/>
-                      <w:sz w:val="22"/>
-                      <w:szCs w:val="22"/>
+                      <w:sz w:val="24"/>
+                      <w:szCs w:val="24"/>
                       <w:lang w:eastAsia="id-ID"/>
                     </w:rPr>
                   </w:pPr>
                   <w:r>
                     <w:rPr>
-                      <w:rFonts w:ascii="Calibri" w:hAnsi="Calibri"/>
-                      <w:sz w:val="22"/>
-                      <w:szCs w:val="22"/>
-                      <w:lang w:eastAsia="id-ID"/>
-                    </w:rPr>
-                    <w:t>{pjbl_display}</w:t>
-                  </w:r>
-                </w:p>
-              </w:tc>
-              <w:tc>
-                <w:tcPr>
-                  <w:tcW w:w="1297" w:type="dxa"/>
-                  <w:vAlign w:val="center"/>
-                </w:tcPr>
-                <w:p>
-                  <w:pPr>
-                    <w:jc w:val="center"/>
-                    <w:rPr>
-                      <w:rFonts w:ascii="Calibri" w:hAnsi="Calibri"/>
-                      <w:bCs/>
-                      <w:sz w:val="22"/>
-                      <w:szCs w:val="22"/>
-                      <w:lang w:eastAsia="id-ID"/>
-                    </w:rPr>
-                  </w:pPr>
-                  <w:r>
-                    <w:rPr>
-                      <w:rFonts w:ascii="Calibri" w:hAnsi="Calibri"/>
-                      <w:sz w:val="22"/>
-                      <w:szCs w:val="22"/>
-                      <w:lang w:eastAsia="id-ID"/>
-                    </w:rPr>
-                    <w:t>{lainnya_display}</w:t>
-                  </w:r>
-                </w:p>
-              </w:tc>
-              <w:tc>
-                <w:tcPr>
-                  <w:tcW w:w="1593" w:type="dxa"/>
-                  <w:vAlign w:val="center"/>
-                </w:tcPr>
-                <w:p>
-                  <w:pPr>
-                    <w:jc w:val="center"/>
-                    <w:rPr>
-                      <w:rFonts w:ascii="Calibri" w:hAnsi="Calibri"/>
-                      <w:bCs/>
-                      <w:sz w:val="22"/>
-                      <w:szCs w:val="22"/>
-                      <w:lang w:eastAsia="id-ID"/>
-                    </w:rPr>
-                  </w:pPr>
-                  <w:r>
-                    <w:rPr>
-                      <w:rFonts w:ascii="Calibri" w:hAnsi="Calibri"/>
-                      <w:sz w:val="22"/>
-                      <w:szCs w:val="22"/>
+                      <w:sz w:val="24"/>
+                      <w:szCs w:val="24"/>
                       <w:lang w:eastAsia="id-ID"/>
                     </w:rPr>
                     <w:t>{</w:t>
@@ -3385,9 +3144,140 @@
                   <w:proofErr w:type="spellStart"/>
                   <w:r>
                     <w:rPr>
-                      <w:rFonts w:ascii="Calibri" w:hAnsi="Calibri"/>
-                      <w:sz w:val="22"/>
-                      <w:szCs w:val="22"/>
+                      <w:sz w:val="24"/>
+                      <w:szCs w:val="24"/>
+                      <w:lang w:eastAsia="id-ID"/>
+                    </w:rPr>
+                    <w:t>ujian_display</w:t>
+                  </w:r>
+                  <w:proofErr w:type="spellEnd"/>
+                  <w:r>
+                    <w:rPr>
+                      <w:sz w:val="24"/>
+                      <w:szCs w:val="24"/>
+                      <w:lang w:eastAsia="id-ID"/>
+                    </w:rPr>
+                    <w:t>}</w:t>
+                  </w:r>
+                </w:p>
+              </w:tc>
+              <w:tc>
+                <w:tcPr>
+                  <w:tcW w:w="851" w:type="dxa"/>
+                  <w:vAlign w:val="center"/>
+                </w:tcPr>
+                <w:p>
+                  <w:pPr>
+                    <w:spacing w:line="276" w:lineRule="auto"/>
+                    <w:jc w:val="center"/>
+                    <w:rPr>
+                      <w:bCs/>
+                      <w:sz w:val="24"/>
+                      <w:szCs w:val="24"/>
+                      <w:lang w:eastAsia="id-ID"/>
+                    </w:rPr>
+                  </w:pPr>
+                  <w:r>
+                    <w:rPr>
+                      <w:sz w:val="24"/>
+                      <w:szCs w:val="24"/>
+                      <w:lang w:eastAsia="id-ID"/>
+                    </w:rPr>
+                    <w:t>{</w:t>
+                  </w:r>
+                  <w:proofErr w:type="spellStart"/>
+                  <w:r>
+                    <w:rPr>
+                      <w:sz w:val="24"/>
+                      <w:szCs w:val="24"/>
+                      <w:lang w:eastAsia="id-ID"/>
+                    </w:rPr>
+                    <w:t>pjbl_display</w:t>
+                  </w:r>
+                  <w:proofErr w:type="spellEnd"/>
+                  <w:r>
+                    <w:rPr>
+                      <w:sz w:val="24"/>
+                      <w:szCs w:val="24"/>
+                      <w:lang w:eastAsia="id-ID"/>
+                    </w:rPr>
+                    <w:t>}</w:t>
+                  </w:r>
+                </w:p>
+              </w:tc>
+              <w:tc>
+                <w:tcPr>
+                  <w:tcW w:w="1275" w:type="dxa"/>
+                  <w:vAlign w:val="center"/>
+                </w:tcPr>
+                <w:p>
+                  <w:pPr>
+                    <w:spacing w:line="276" w:lineRule="auto"/>
+                    <w:jc w:val="center"/>
+                    <w:rPr>
+                      <w:bCs/>
+                      <w:sz w:val="24"/>
+                      <w:szCs w:val="24"/>
+                      <w:lang w:eastAsia="id-ID"/>
+                    </w:rPr>
+                  </w:pPr>
+                  <w:r>
+                    <w:rPr>
+                      <w:sz w:val="24"/>
+                      <w:szCs w:val="24"/>
+                      <w:lang w:eastAsia="id-ID"/>
+                    </w:rPr>
+                    <w:t>{</w:t>
+                  </w:r>
+                  <w:proofErr w:type="spellStart"/>
+                  <w:r>
+                    <w:rPr>
+                      <w:sz w:val="24"/>
+                      <w:szCs w:val="24"/>
+                      <w:lang w:eastAsia="id-ID"/>
+                    </w:rPr>
+                    <w:t>lainnya_display</w:t>
+                  </w:r>
+                  <w:proofErr w:type="spellEnd"/>
+                  <w:r>
+                    <w:rPr>
+                      <w:sz w:val="24"/>
+                      <w:szCs w:val="24"/>
+                      <w:lang w:eastAsia="id-ID"/>
+                    </w:rPr>
+                    <w:t>}</w:t>
+                  </w:r>
+                </w:p>
+              </w:tc>
+              <w:tc>
+                <w:tcPr>
+                  <w:tcW w:w="1299" w:type="dxa"/>
+                  <w:vAlign w:val="center"/>
+                </w:tcPr>
+                <w:p>
+                  <w:pPr>
+                    <w:spacing w:line="276" w:lineRule="auto"/>
+                    <w:jc w:val="center"/>
+                    <w:rPr>
+                      <w:bCs/>
+                      <w:sz w:val="24"/>
+                      <w:szCs w:val="24"/>
+                      <w:lang w:eastAsia="id-ID"/>
+                    </w:rPr>
+                  </w:pPr>
+                  <w:r>
+                    <w:rPr>
+                      <w:sz w:val="24"/>
+                      <w:szCs w:val="24"/>
+                      <w:lang w:eastAsia="id-ID"/>
+                    </w:rPr>
+                    <w:t>{</w:t>
+                  </w:r>
+                  <w:proofErr w:type="spellStart"/>
+                  <w:r>
+                    <w:rPr>
+                      <w:sz w:val="24"/>
+                      <w:szCs w:val="24"/>
                       <w:lang w:eastAsia="id-ID"/>
                     </w:rPr>
                     <w:t>bobot</w:t>
@@ -3395,9 +3285,8 @@
                   <w:proofErr w:type="spellEnd"/>
                   <w:r>
                     <w:rPr>
-                      <w:rFonts w:ascii="Calibri" w:hAnsi="Calibri"/>
-                      <w:sz w:val="22"/>
-                      <w:szCs w:val="22"/>
+                      <w:sz w:val="24"/>
+                      <w:szCs w:val="24"/>
                       <w:lang w:eastAsia="id-ID"/>
                     </w:rPr>
                     <w:t>}{/</w:t>
@@ -3405,9 +3294,8 @@
                   <w:proofErr w:type="spellStart"/>
                   <w:r>
                     <w:rPr>
-                      <w:rFonts w:ascii="Calibri" w:hAnsi="Calibri"/>
-                      <w:sz w:val="22"/>
-                      <w:szCs w:val="22"/>
+                      <w:sz w:val="24"/>
+                      <w:szCs w:val="24"/>
                       <w:lang w:eastAsia="id-ID"/>
                     </w:rPr>
                     <w:t>sub_cpmk</w:t>
@@ -3415,9 +3303,8 @@
                   <w:proofErr w:type="spellEnd"/>
                   <w:r>
                     <w:rPr>
-                      <w:rFonts w:ascii="Calibri" w:hAnsi="Calibri"/>
-                      <w:sz w:val="22"/>
-                      <w:szCs w:val="22"/>
+                      <w:sz w:val="24"/>
+                      <w:szCs w:val="24"/>
                       <w:lang w:eastAsia="id-ID"/>
                     </w:rPr>
                     <w:t>}</w:t>
@@ -3431,17 +3318,17 @@
               </w:trPr>
               <w:tc>
                 <w:tcPr>
-                  <w:tcW w:w="966" w:type="dxa"/>
+                  <w:tcW w:w="823" w:type="dxa"/>
                   <w:vAlign w:val="center"/>
                 </w:tcPr>
                 <w:p>
                   <w:pPr>
+                    <w:spacing w:line="276" w:lineRule="auto"/>
                     <w:jc w:val="center"/>
                     <w:rPr>
-                      <w:rFonts w:ascii="Calibri" w:hAnsi="Calibri"/>
                       <w:b/>
-                      <w:sz w:val="22"/>
-                      <w:szCs w:val="22"/>
+                      <w:sz w:val="24"/>
+                      <w:szCs w:val="24"/>
                       <w:lang w:eastAsia="id-ID"/>
                     </w:rPr>
                   </w:pPr>
@@ -3449,17 +3336,17 @@
               </w:tc>
               <w:tc>
                 <w:tcPr>
-                  <w:tcW w:w="850" w:type="dxa"/>
+                  <w:tcW w:w="1000" w:type="dxa"/>
                   <w:vAlign w:val="center"/>
                 </w:tcPr>
                 <w:p>
                   <w:pPr>
+                    <w:spacing w:line="276" w:lineRule="auto"/>
                     <w:jc w:val="center"/>
                     <w:rPr>
-                      <w:rFonts w:ascii="Calibri" w:hAnsi="Calibri"/>
                       <w:b/>
-                      <w:sz w:val="22"/>
-                      <w:szCs w:val="22"/>
+                      <w:sz w:val="24"/>
+                      <w:szCs w:val="24"/>
                       <w:lang w:eastAsia="id-ID"/>
                     </w:rPr>
                   </w:pPr>
@@ -3467,17 +3354,17 @@
               </w:tc>
               <w:tc>
                 <w:tcPr>
-                  <w:tcW w:w="852" w:type="dxa"/>
+                  <w:tcW w:w="1134" w:type="dxa"/>
                   <w:vAlign w:val="center"/>
                 </w:tcPr>
                 <w:p>
                   <w:pPr>
+                    <w:spacing w:line="276" w:lineRule="auto"/>
                     <w:jc w:val="center"/>
                     <w:rPr>
-                      <w:rFonts w:ascii="Calibri" w:hAnsi="Calibri"/>
                       <w:b/>
-                      <w:sz w:val="22"/>
-                      <w:szCs w:val="22"/>
+                      <w:sz w:val="24"/>
+                      <w:szCs w:val="24"/>
                       <w:lang w:eastAsia="id-ID"/>
                     </w:rPr>
                   </w:pPr>
@@ -3485,16 +3372,16 @@
               </w:tc>
               <w:tc>
                 <w:tcPr>
-                  <w:tcW w:w="2834" w:type="dxa"/>
+                  <w:tcW w:w="1985" w:type="dxa"/>
                   <w:vAlign w:val="center"/>
                 </w:tcPr>
                 <w:p>
                   <w:pPr>
+                    <w:spacing w:line="276" w:lineRule="auto"/>
                     <w:rPr>
-                      <w:rFonts w:ascii="Calibri" w:hAnsi="Calibri"/>
                       <w:bCs/>
-                      <w:sz w:val="22"/>
-                      <w:szCs w:val="22"/>
+                      <w:sz w:val="24"/>
+                      <w:szCs w:val="24"/>
                       <w:lang w:eastAsia="id-ID"/>
                     </w:rPr>
                   </w:pPr>
@@ -3502,17 +3389,17 @@
               </w:tc>
               <w:tc>
                 <w:tcPr>
-                  <w:tcW w:w="1274" w:type="dxa"/>
+                  <w:tcW w:w="1559" w:type="dxa"/>
                   <w:vAlign w:val="center"/>
                 </w:tcPr>
                 <w:p>
                   <w:pPr>
+                    <w:spacing w:line="276" w:lineRule="auto"/>
                     <w:jc w:val="center"/>
                     <w:rPr>
-                      <w:rFonts w:ascii="Calibri" w:hAnsi="Calibri"/>
                       <w:bCs/>
-                      <w:sz w:val="22"/>
-                      <w:szCs w:val="22"/>
+                      <w:sz w:val="24"/>
+                      <w:szCs w:val="24"/>
                       <w:lang w:eastAsia="id-ID"/>
                     </w:rPr>
                   </w:pPr>
@@ -3520,17 +3407,17 @@
               </w:tc>
               <w:tc>
                 <w:tcPr>
-                  <w:tcW w:w="1699" w:type="dxa"/>
+                  <w:tcW w:w="992" w:type="dxa"/>
                   <w:vAlign w:val="center"/>
                 </w:tcPr>
                 <w:p>
                   <w:pPr>
+                    <w:spacing w:line="276" w:lineRule="auto"/>
                     <w:jc w:val="center"/>
                     <w:rPr>
-                      <w:rFonts w:ascii="Calibri" w:hAnsi="Calibri"/>
                       <w:bCs/>
-                      <w:sz w:val="22"/>
-                      <w:szCs w:val="22"/>
+                      <w:sz w:val="24"/>
+                      <w:szCs w:val="24"/>
                       <w:lang w:eastAsia="id-ID"/>
                     </w:rPr>
                   </w:pPr>
@@ -3538,17 +3425,17 @@
               </w:tc>
               <w:tc>
                 <w:tcPr>
-                  <w:tcW w:w="1821" w:type="dxa"/>
+                  <w:tcW w:w="1134" w:type="dxa"/>
                   <w:vAlign w:val="center"/>
                 </w:tcPr>
                 <w:p>
                   <w:pPr>
+                    <w:spacing w:line="276" w:lineRule="auto"/>
                     <w:jc w:val="center"/>
                     <w:rPr>
-                      <w:rFonts w:ascii="Calibri" w:hAnsi="Calibri"/>
                       <w:bCs/>
-                      <w:sz w:val="22"/>
-                      <w:szCs w:val="22"/>
+                      <w:sz w:val="24"/>
+                      <w:szCs w:val="24"/>
                       <w:lang w:eastAsia="id-ID"/>
                     </w:rPr>
                   </w:pPr>
@@ -3556,17 +3443,17 @@
               </w:tc>
               <w:tc>
                 <w:tcPr>
-                  <w:tcW w:w="1297" w:type="dxa"/>
+                  <w:tcW w:w="1134" w:type="dxa"/>
                   <w:vAlign w:val="center"/>
                 </w:tcPr>
                 <w:p>
                   <w:pPr>
+                    <w:spacing w:line="276" w:lineRule="auto"/>
                     <w:jc w:val="center"/>
                     <w:rPr>
-                      <w:rFonts w:ascii="Calibri" w:hAnsi="Calibri"/>
                       <w:bCs/>
-                      <w:sz w:val="22"/>
-                      <w:szCs w:val="22"/>
+                      <w:sz w:val="24"/>
+                      <w:szCs w:val="24"/>
                       <w:lang w:eastAsia="id-ID"/>
                     </w:rPr>
                   </w:pPr>
@@ -3574,17 +3461,17 @@
               </w:tc>
               <w:tc>
                 <w:tcPr>
-                  <w:tcW w:w="1297" w:type="dxa"/>
+                  <w:tcW w:w="851" w:type="dxa"/>
                   <w:vAlign w:val="center"/>
                 </w:tcPr>
                 <w:p>
                   <w:pPr>
+                    <w:spacing w:line="276" w:lineRule="auto"/>
                     <w:jc w:val="center"/>
                     <w:rPr>
-                      <w:rFonts w:ascii="Calibri" w:hAnsi="Calibri"/>
                       <w:bCs/>
-                      <w:sz w:val="22"/>
-                      <w:szCs w:val="22"/>
+                      <w:sz w:val="24"/>
+                      <w:szCs w:val="24"/>
                       <w:lang w:eastAsia="id-ID"/>
                     </w:rPr>
                   </w:pPr>
@@ -3592,17 +3479,17 @@
               </w:tc>
               <w:tc>
                 <w:tcPr>
-                  <w:tcW w:w="1297" w:type="dxa"/>
+                  <w:tcW w:w="1275" w:type="dxa"/>
                   <w:vAlign w:val="center"/>
                 </w:tcPr>
                 <w:p>
                   <w:pPr>
+                    <w:spacing w:line="276" w:lineRule="auto"/>
                     <w:jc w:val="center"/>
                     <w:rPr>
-                      <w:rFonts w:ascii="Calibri" w:hAnsi="Calibri"/>
                       <w:bCs/>
-                      <w:sz w:val="22"/>
-                      <w:szCs w:val="22"/>
+                      <w:sz w:val="24"/>
+                      <w:szCs w:val="24"/>
                       <w:lang w:eastAsia="id-ID"/>
                     </w:rPr>
                   </w:pPr>
@@ -3610,26 +3497,25 @@
               </w:tc>
               <w:tc>
                 <w:tcPr>
-                  <w:tcW w:w="1593" w:type="dxa"/>
+                  <w:tcW w:w="1299" w:type="dxa"/>
                   <w:vAlign w:val="center"/>
                 </w:tcPr>
                 <w:p>
                   <w:pPr>
+                    <w:spacing w:line="276" w:lineRule="auto"/>
                     <w:jc w:val="center"/>
                     <w:rPr>
-                      <w:rFonts w:ascii="Calibri" w:hAnsi="Calibri"/>
                       <w:b/>
-                      <w:sz w:val="22"/>
-                      <w:szCs w:val="22"/>
+                      <w:sz w:val="24"/>
+                      <w:szCs w:val="24"/>
                       <w:lang w:eastAsia="id-ID"/>
                     </w:rPr>
                   </w:pPr>
                   <w:r>
                     <w:rPr>
-                      <w:rFonts w:ascii="Calibri" w:hAnsi="Calibri"/>
                       <w:b/>
-                      <w:sz w:val="22"/>
-                      <w:szCs w:val="22"/>
+                      <w:sz w:val="24"/>
+                      <w:szCs w:val="24"/>
                       <w:lang w:eastAsia="id-ID"/>
                     </w:rPr>
                     <w:t>100</w:t>
@@ -3640,12 +3526,12 @@
           </w:tbl>
           <w:p>
             <w:pPr>
+              <w:spacing w:line="276" w:lineRule="auto"/>
               <w:jc w:val="both"/>
               <w:rPr>
-                <w:rFonts w:ascii="Calibri" w:hAnsi="Calibri"/>
                 <w:bCs/>
-                <w:sz w:val="22"/>
-                <w:szCs w:val="22"/>
+                <w:sz w:val="24"/>
+                <w:szCs w:val="24"/>
                 <w:lang w:eastAsia="id-ID"/>
               </w:rPr>
             </w:pPr>
@@ -3669,8 +3555,8 @@
           </w:tcPr>
           <w:p>
             <w:pPr>
-              <w:rPr>
-                <w:rFonts w:ascii="Calibri" w:hAnsi="Calibri"/>
+              <w:spacing w:line="276" w:lineRule="auto"/>
+              <w:rPr>
                 <w:b/>
                 <w:sz w:val="22"/>
                 <w:szCs w:val="22"/>
@@ -3678,7 +3564,6 @@
             </w:pPr>
             <w:r>
               <w:rPr>
-                <w:rFonts w:ascii="Calibri" w:hAnsi="Calibri"/>
                 <w:b/>
                 <w:sz w:val="22"/>
                 <w:szCs w:val="22"/>
@@ -3689,7 +3574,6 @@
             </w:r>
             <w:r>
               <w:rPr>
-                <w:rFonts w:ascii="Calibri" w:hAnsi="Calibri"/>
                 <w:b/>
                 <w:sz w:val="22"/>
                 <w:szCs w:val="22"/>
@@ -3711,15 +3595,14 @@
           </w:tcPr>
           <w:p>
             <w:pPr>
-              <w:rPr>
-                <w:rFonts w:ascii="Calibri" w:hAnsi="Calibri"/>
+              <w:spacing w:line="276" w:lineRule="auto"/>
+              <w:rPr>
                 <w:sz w:val="22"/>
                 <w:szCs w:val="22"/>
               </w:rPr>
             </w:pPr>
             <w:r>
               <w:rPr>
-                <w:rFonts w:ascii="Calibri" w:hAnsi="Calibri"/>
                 <w:sz w:val="22"/>
                 <w:szCs w:val="22"/>
               </w:rPr>
@@ -3728,7 +3611,6 @@
             <w:proofErr w:type="spellStart"/>
             <w:r>
               <w:rPr>
-                <w:rFonts w:ascii="Calibri" w:hAnsi="Calibri"/>
                 <w:sz w:val="22"/>
                 <w:szCs w:val="22"/>
               </w:rPr>
@@ -3737,7 +3619,6 @@
             <w:proofErr w:type="spellEnd"/>
             <w:r>
               <w:rPr>
-                <w:rFonts w:ascii="Calibri" w:hAnsi="Calibri"/>
                 <w:sz w:val="22"/>
                 <w:szCs w:val="22"/>
               </w:rPr>
@@ -3763,8 +3644,8 @@
           </w:tcPr>
           <w:p>
             <w:pPr>
-              <w:rPr>
-                <w:rFonts w:ascii="Calibri" w:hAnsi="Calibri"/>
+              <w:spacing w:line="276" w:lineRule="auto"/>
+              <w:rPr>
                 <w:b/>
                 <w:sz w:val="22"/>
                 <w:szCs w:val="22"/>
@@ -3772,7 +3653,6 @@
             </w:pPr>
             <w:r>
               <w:rPr>
-                <w:rFonts w:ascii="Calibri" w:hAnsi="Calibri"/>
                 <w:b/>
                 <w:sz w:val="22"/>
                 <w:szCs w:val="22"/>
@@ -3782,7 +3662,6 @@
             <w:proofErr w:type="spellStart"/>
             <w:r>
               <w:rPr>
-                <w:rFonts w:ascii="Calibri" w:hAnsi="Calibri"/>
                 <w:b/>
                 <w:sz w:val="22"/>
                 <w:szCs w:val="22"/>
@@ -3805,15 +3684,14 @@
           </w:tcPr>
           <w:p>
             <w:pPr>
-              <w:rPr>
-                <w:rFonts w:ascii="Calibri" w:hAnsi="Calibri"/>
+              <w:spacing w:line="276" w:lineRule="auto"/>
+              <w:rPr>
                 <w:sz w:val="22"/>
                 <w:szCs w:val="22"/>
               </w:rPr>
             </w:pPr>
             <w:r>
               <w:rPr>
-                <w:rFonts w:ascii="Calibri" w:hAnsi="Calibri"/>
                 <w:sz w:val="22"/>
                 <w:szCs w:val="22"/>
               </w:rPr>
@@ -3822,7 +3700,6 @@
             <w:proofErr w:type="spellStart"/>
             <w:r>
               <w:rPr>
-                <w:rFonts w:ascii="Calibri" w:hAnsi="Calibri"/>
                 <w:sz w:val="22"/>
                 <w:szCs w:val="22"/>
               </w:rPr>
@@ -3831,7 +3708,6 @@
             <w:proofErr w:type="spellEnd"/>
             <w:r>
               <w:rPr>
-                <w:rFonts w:ascii="Calibri" w:hAnsi="Calibri"/>
                 <w:sz w:val="22"/>
                 <w:szCs w:val="22"/>
               </w:rPr>
@@ -3855,8 +3731,8 @@
           </w:tcPr>
           <w:p>
             <w:pPr>
-              <w:rPr>
-                <w:rFonts w:ascii="Calibri" w:hAnsi="Calibri"/>
+              <w:spacing w:line="276" w:lineRule="auto"/>
+              <w:rPr>
                 <w:b/>
                 <w:sz w:val="22"/>
                 <w:szCs w:val="22"/>
@@ -3865,7 +3741,6 @@
             </w:pPr>
             <w:r>
               <w:rPr>
-                <w:rFonts w:ascii="Calibri" w:hAnsi="Calibri"/>
                 <w:b/>
                 <w:sz w:val="22"/>
                 <w:szCs w:val="22"/>
@@ -3889,9 +3764,9 @@
           </w:tcPr>
           <w:p>
             <w:pPr>
+              <w:spacing w:line="276" w:lineRule="auto"/>
               <w:ind w:left="26"/>
               <w:rPr>
-                <w:rFonts w:ascii="Calibri" w:hAnsi="Calibri" w:cs="Arial"/>
                 <w:b/>
                 <w:sz w:val="22"/>
                 <w:szCs w:val="22"/>
@@ -3899,7 +3774,6 @@
             </w:pPr>
             <w:r>
               <w:rPr>
-                <w:rFonts w:ascii="Calibri" w:hAnsi="Calibri" w:cs="Arial"/>
                 <w:b/>
                 <w:sz w:val="22"/>
                 <w:szCs w:val="22"/>
@@ -3921,9 +3795,9 @@
           </w:tcPr>
           <w:p>
             <w:pPr>
+              <w:spacing w:line="276" w:lineRule="auto"/>
               <w:ind w:left="26"/>
               <w:rPr>
-                <w:rFonts w:ascii="Calibri" w:hAnsi="Calibri" w:cs="Arial"/>
                 <w:b/>
                 <w:sz w:val="22"/>
                 <w:szCs w:val="22"/>
@@ -3947,8 +3821,8 @@
           </w:tcPr>
           <w:p>
             <w:pPr>
-              <w:rPr>
-                <w:rFonts w:ascii="Calibri" w:hAnsi="Calibri"/>
+              <w:spacing w:line="276" w:lineRule="auto"/>
+              <w:rPr>
                 <w:b/>
                 <w:sz w:val="22"/>
                 <w:szCs w:val="22"/>
@@ -3969,37 +3843,27 @@
             </w:tcBorders>
           </w:tcPr>
           <w:p>
-            <w:r>
-              <w:t>{#pustaka_</w:t>
-            </w:r>
-            <w:proofErr w:type="gramStart"/>
-            <w:r>
-              <w:t>utama[</w:t>
-            </w:r>
-            <w:proofErr w:type="gramEnd"/>
-            <w:r>
-              <w:t>]}- {.}</w:t>
+            <w:pPr>
+              <w:spacing w:line="276" w:lineRule="auto"/>
+            </w:pPr>
+            <w:r>
+              <w:t>{#pustaka_utama[]}- {.}</w:t>
             </w:r>
           </w:p>
           <w:p>
+            <w:pPr>
+              <w:spacing w:line="276" w:lineRule="auto"/>
+            </w:pPr>
             <w:r>
               <w:t>{/</w:t>
             </w:r>
             <w:proofErr w:type="spellStart"/>
             <w:r>
-              <w:t>pustaka_</w:t>
-            </w:r>
-            <w:proofErr w:type="gramStart"/>
-            <w:r>
-              <w:t>utama</w:t>
+              <w:t>pustaka_utama</w:t>
             </w:r>
             <w:proofErr w:type="spellEnd"/>
             <w:r>
-              <w:t>[</w:t>
-            </w:r>
-            <w:proofErr w:type="gramEnd"/>
-            <w:r>
-              <w:t>]}</w:t>
+              <w:t>[]}</w:t>
             </w:r>
           </w:p>
         </w:tc>
@@ -4019,8 +3883,8 @@
           </w:tcPr>
           <w:p>
             <w:pPr>
-              <w:rPr>
-                <w:rFonts w:ascii="Calibri" w:hAnsi="Calibri"/>
+              <w:spacing w:line="276" w:lineRule="auto"/>
+              <w:rPr>
                 <w:b/>
                 <w:sz w:val="22"/>
                 <w:szCs w:val="22"/>
@@ -4043,15 +3907,14 @@
           </w:tcPr>
           <w:p>
             <w:pPr>
-              <w:rPr>
-                <w:rFonts w:ascii="Calibri" w:hAnsi="Calibri"/>
+              <w:spacing w:line="276" w:lineRule="auto"/>
+              <w:rPr>
                 <w:sz w:val="22"/>
                 <w:szCs w:val="22"/>
               </w:rPr>
             </w:pPr>
             <w:r>
               <w:rPr>
-                <w:rFonts w:ascii="Calibri" w:hAnsi="Calibri" w:cs="TimesNewRoman,Italic"/>
                 <w:b/>
                 <w:iCs/>
                 <w:color w:val="000000"/>
@@ -4063,7 +3926,6 @@
             </w:r>
             <w:r>
               <w:rPr>
-                <w:rFonts w:ascii="Calibri" w:hAnsi="Calibri" w:cs="TimesNewRoman,Italic"/>
                 <w:b/>
                 <w:iCs/>
                 <w:color w:val="000000"/>
@@ -4087,8 +3949,8 @@
           </w:tcPr>
           <w:p>
             <w:pPr>
-              <w:rPr>
-                <w:rFonts w:ascii="Calibri" w:hAnsi="Calibri"/>
+              <w:spacing w:line="276" w:lineRule="auto"/>
+              <w:rPr>
                 <w:sz w:val="22"/>
                 <w:szCs w:val="22"/>
               </w:rPr>
@@ -4111,8 +3973,8 @@
           </w:tcPr>
           <w:p>
             <w:pPr>
-              <w:rPr>
-                <w:rFonts w:ascii="Calibri" w:hAnsi="Calibri"/>
+              <w:spacing w:line="276" w:lineRule="auto"/>
+              <w:rPr>
                 <w:b/>
                 <w:sz w:val="22"/>
                 <w:szCs w:val="22"/>
@@ -4133,37 +3995,27 @@
             </w:tcBorders>
           </w:tcPr>
           <w:p>
-            <w:r>
-              <w:t>{#pustaka_</w:t>
-            </w:r>
-            <w:proofErr w:type="gramStart"/>
-            <w:r>
-              <w:t>pendukung[</w:t>
-            </w:r>
-            <w:proofErr w:type="gramEnd"/>
-            <w:r>
-              <w:t>]}- {.}</w:t>
+            <w:pPr>
+              <w:spacing w:line="276" w:lineRule="auto"/>
+            </w:pPr>
+            <w:r>
+              <w:t>{#pustaka_pendukung[]}- {.}</w:t>
             </w:r>
           </w:p>
           <w:p>
+            <w:pPr>
+              <w:spacing w:line="276" w:lineRule="auto"/>
+            </w:pPr>
             <w:r>
               <w:t>{/</w:t>
             </w:r>
             <w:proofErr w:type="spellStart"/>
             <w:r>
-              <w:t>pustaka_</w:t>
-            </w:r>
-            <w:proofErr w:type="gramStart"/>
-            <w:r>
-              <w:t>pendukung</w:t>
+              <w:t>pustaka_pendukung</w:t>
             </w:r>
             <w:proofErr w:type="spellEnd"/>
             <w:r>
-              <w:t>[</w:t>
-            </w:r>
-            <w:proofErr w:type="gramEnd"/>
-            <w:r>
-              <w:t>]}</w:t>
+              <w:t>[]}</w:t>
             </w:r>
           </w:p>
         </w:tc>
@@ -4182,8 +4034,8 @@
           </w:tcPr>
           <w:p>
             <w:pPr>
-              <w:rPr>
-                <w:rFonts w:ascii="Calibri" w:hAnsi="Calibri"/>
+              <w:spacing w:line="276" w:lineRule="auto"/>
+              <w:rPr>
                 <w:b/>
                 <w:sz w:val="22"/>
                 <w:szCs w:val="22"/>
@@ -4191,7 +4043,6 @@
             </w:pPr>
             <w:r>
               <w:rPr>
-                <w:rFonts w:ascii="Calibri" w:hAnsi="Calibri"/>
                 <w:b/>
                 <w:sz w:val="22"/>
                 <w:szCs w:val="22"/>
@@ -4201,7 +4052,6 @@
             <w:proofErr w:type="spellStart"/>
             <w:r>
               <w:rPr>
-                <w:rFonts w:ascii="Calibri" w:hAnsi="Calibri"/>
                 <w:b/>
                 <w:sz w:val="22"/>
                 <w:szCs w:val="22"/>
@@ -4224,15 +4074,14 @@
           </w:tcPr>
           <w:p>
             <w:pPr>
-              <w:rPr>
-                <w:rFonts w:ascii="Calibri" w:hAnsi="Calibri"/>
+              <w:spacing w:line="276" w:lineRule="auto"/>
+              <w:rPr>
                 <w:sz w:val="22"/>
                 <w:szCs w:val="22"/>
               </w:rPr>
             </w:pPr>
             <w:r>
               <w:rPr>
-                <w:rFonts w:ascii="Calibri" w:hAnsi="Calibri"/>
                 <w:sz w:val="22"/>
                 <w:szCs w:val="22"/>
                 <w:lang w:val="fi-FI"/>
@@ -4241,7 +4090,6 @@
             </w:r>
             <w:r>
               <w:rPr>
-                <w:rFonts w:ascii="Calibri" w:hAnsi="Calibri"/>
                 <w:sz w:val="22"/>
                 <w:szCs w:val="22"/>
               </w:rPr>
@@ -4249,7 +4097,6 @@
             </w:r>
             <w:r>
               <w:rPr>
-                <w:rFonts w:ascii="Calibri" w:hAnsi="Calibri"/>
                 <w:sz w:val="22"/>
                 <w:szCs w:val="22"/>
                 <w:lang w:val="fi-FI"/>
@@ -4258,7 +4105,6 @@
             </w:r>
             <w:r>
               <w:rPr>
-                <w:rFonts w:ascii="Calibri" w:hAnsi="Calibri"/>
                 <w:sz w:val="22"/>
                 <w:szCs w:val="22"/>
               </w:rPr>
@@ -4267,8 +4113,8 @@
           </w:p>
           <w:p>
             <w:pPr>
-              <w:rPr>
-                <w:rFonts w:ascii="Calibri" w:hAnsi="Calibri"/>
+              <w:spacing w:line="276" w:lineRule="auto"/>
+              <w:rPr>
                 <w:sz w:val="22"/>
                 <w:szCs w:val="22"/>
                 <w:lang w:val="id-ID"/>
@@ -4276,7 +4122,6 @@
             </w:pPr>
             <w:r>
               <w:rPr>
-                <w:rFonts w:ascii="Calibri" w:hAnsi="Calibri"/>
                 <w:sz w:val="22"/>
                 <w:szCs w:val="22"/>
               </w:rPr>
@@ -4285,38 +4130,18 @@
             <w:proofErr w:type="spellStart"/>
             <w:r>
               <w:rPr>
-                <w:rFonts w:ascii="Calibri" w:hAnsi="Calibri"/>
                 <w:sz w:val="22"/>
                 <w:szCs w:val="22"/>
               </w:rPr>
-              <w:t>dosen_</w:t>
-            </w:r>
-            <w:proofErr w:type="gramStart"/>
-            <w:r>
-              <w:rPr>
-                <w:rFonts w:ascii="Calibri" w:hAnsi="Calibri"/>
+              <w:t>dosen_pengampu</w:t>
+            </w:r>
+            <w:proofErr w:type="spellEnd"/>
+            <w:r>
+              <w:rPr>
                 <w:sz w:val="22"/>
                 <w:szCs w:val="22"/>
               </w:rPr>
-              <w:t>pengampu</w:t>
-            </w:r>
-            <w:proofErr w:type="spellEnd"/>
-            <w:r>
-              <w:rPr>
-                <w:rFonts w:ascii="Calibri" w:hAnsi="Calibri"/>
-                <w:sz w:val="22"/>
-                <w:szCs w:val="22"/>
-              </w:rPr>
-              <w:t>[</w:t>
-            </w:r>
-            <w:proofErr w:type="gramEnd"/>
-            <w:r>
-              <w:rPr>
-                <w:rFonts w:ascii="Calibri" w:hAnsi="Calibri"/>
-                <w:sz w:val="22"/>
-                <w:szCs w:val="22"/>
-              </w:rPr>
-              <w:t>]}</w:t>
+              <w:t>[]}</w:t>
             </w:r>
           </w:p>
         </w:tc>
@@ -4335,42 +4160,52 @@
           </w:tcPr>
           <w:p>
             <w:pPr>
-              <w:rPr>
-                <w:rFonts w:ascii="Calibri" w:hAnsi="Calibri"/>
+              <w:spacing w:line="276" w:lineRule="auto"/>
+              <w:rPr>
                 <w:b/>
                 <w:sz w:val="22"/>
                 <w:szCs w:val="22"/>
               </w:rPr>
             </w:pPr>
-            <w:r>
-              <w:rPr>
-                <w:rFonts w:ascii="Calibri" w:hAnsi="Calibri"/>
+            <w:proofErr w:type="spellStart"/>
+            <w:r>
+              <w:rPr>
                 <w:b/>
                 <w:sz w:val="22"/>
                 <w:szCs w:val="22"/>
                 <w:lang w:val="id-ID"/>
               </w:rPr>
-              <w:t xml:space="preserve">Matakuliah </w:t>
-            </w:r>
-            <w:r>
-              <w:rPr>
-                <w:rFonts w:ascii="Calibri" w:hAnsi="Calibri"/>
-                <w:b/>
-                <w:sz w:val="22"/>
-                <w:szCs w:val="22"/>
-              </w:rPr>
-              <w:t>s</w:t>
-            </w:r>
-            <w:r>
-              <w:rPr>
-                <w:rFonts w:ascii="Calibri" w:hAnsi="Calibri"/>
+              <w:t>Matakuliah</w:t>
+            </w:r>
+            <w:proofErr w:type="spellEnd"/>
+            <w:r>
+              <w:rPr>
                 <w:b/>
                 <w:sz w:val="22"/>
                 <w:szCs w:val="22"/>
                 <w:lang w:val="id-ID"/>
               </w:rPr>
+              <w:t xml:space="preserve"> </w:t>
+            </w:r>
+            <w:r>
+              <w:rPr>
+                <w:b/>
+                <w:sz w:val="22"/>
+                <w:szCs w:val="22"/>
+              </w:rPr>
+              <w:t>s</w:t>
+            </w:r>
+            <w:proofErr w:type="spellStart"/>
+            <w:r>
+              <w:rPr>
+                <w:b/>
+                <w:sz w:val="22"/>
+                <w:szCs w:val="22"/>
+                <w:lang w:val="id-ID"/>
+              </w:rPr>
               <w:t>yarat</w:t>
             </w:r>
+            <w:proofErr w:type="spellEnd"/>
           </w:p>
         </w:tc>
         <w:tc>
@@ -4386,8 +4221,8 @@
           </w:tcPr>
           <w:p>
             <w:pPr>
-              <w:rPr>
-                <w:rFonts w:ascii="Calibri" w:hAnsi="Calibri"/>
+              <w:spacing w:line="276" w:lineRule="auto"/>
+              <w:rPr>
                 <w:sz w:val="22"/>
                 <w:szCs w:val="22"/>
                 <w:lang w:val="fi-FI"/>
@@ -4395,7 +4230,6 @@
             </w:pPr>
             <w:r>
               <w:rPr>
-                <w:rFonts w:ascii="Calibri" w:hAnsi="Calibri"/>
                 <w:sz w:val="22"/>
                 <w:szCs w:val="22"/>
                 <w:lang w:val="fi-FI"/>
@@ -4424,45 +4258,42 @@
           </w:tcPr>
           <w:p>
             <w:pPr>
+              <w:spacing w:line="276" w:lineRule="auto"/>
               <w:ind w:left="-90" w:right="-108"/>
               <w:jc w:val="center"/>
               <w:rPr>
-                <w:rFonts w:ascii="Calibri" w:hAnsi="Calibri"/>
                 <w:b/>
                 <w:bCs/>
-                <w:sz w:val="22"/>
-                <w:szCs w:val="22"/>
+                <w:sz w:val="24"/>
+                <w:szCs w:val="24"/>
                 <w:lang w:val="id-ID"/>
               </w:rPr>
             </w:pPr>
             <w:r>
               <w:rPr>
-                <w:rFonts w:ascii="Calibri" w:hAnsi="Calibri"/>
                 <w:b/>
                 <w:bCs/>
-                <w:sz w:val="22"/>
-                <w:szCs w:val="22"/>
+                <w:sz w:val="24"/>
+                <w:szCs w:val="24"/>
                 <w:lang w:val="en-GB"/>
               </w:rPr>
               <w:t>Pekan</w:t>
             </w:r>
             <w:r>
               <w:rPr>
-                <w:rFonts w:ascii="Calibri" w:hAnsi="Calibri"/>
                 <w:b/>
                 <w:bCs/>
-                <w:sz w:val="22"/>
-                <w:szCs w:val="22"/>
+                <w:sz w:val="24"/>
+                <w:szCs w:val="24"/>
               </w:rPr>
               <w:t xml:space="preserve"> </w:t>
             </w:r>
             <w:r>
               <w:rPr>
-                <w:rFonts w:ascii="Calibri" w:hAnsi="Calibri"/>
                 <w:b/>
                 <w:bCs/>
-                <w:sz w:val="22"/>
-                <w:szCs w:val="22"/>
+                <w:sz w:val="24"/>
+                <w:szCs w:val="24"/>
                 <w:lang w:val="id-ID"/>
               </w:rPr>
               <w:t>Ke-</w:t>
@@ -4485,23 +4316,22 @@
           </w:tcPr>
           <w:p>
             <w:pPr>
+              <w:spacing w:line="276" w:lineRule="auto"/>
               <w:jc w:val="center"/>
               <w:rPr>
-                <w:rFonts w:ascii="Calibri" w:hAnsi="Calibri"/>
                 <w:b/>
                 <w:bCs/>
-                <w:sz w:val="22"/>
-                <w:szCs w:val="22"/>
+                <w:sz w:val="24"/>
+                <w:szCs w:val="24"/>
                 <w:lang w:eastAsia="id-ID"/>
               </w:rPr>
             </w:pPr>
             <w:r>
               <w:rPr>
-                <w:rFonts w:ascii="Calibri" w:hAnsi="Calibri"/>
                 <w:b/>
                 <w:bCs/>
-                <w:sz w:val="22"/>
-                <w:szCs w:val="22"/>
+                <w:sz w:val="24"/>
+                <w:szCs w:val="24"/>
                 <w:lang w:eastAsia="id-ID"/>
               </w:rPr>
               <w:t>CPL</w:t>
@@ -4509,23 +4339,22 @@
           </w:p>
           <w:p>
             <w:pPr>
+              <w:spacing w:line="276" w:lineRule="auto"/>
               <w:jc w:val="center"/>
               <w:rPr>
-                <w:rFonts w:ascii="Calibri" w:hAnsi="Calibri"/>
                 <w:b/>
                 <w:bCs/>
-                <w:sz w:val="22"/>
-                <w:szCs w:val="22"/>
+                <w:sz w:val="24"/>
+                <w:szCs w:val="24"/>
                 <w:lang w:eastAsia="id-ID"/>
               </w:rPr>
             </w:pPr>
             <w:r>
               <w:rPr>
-                <w:rFonts w:ascii="Calibri" w:hAnsi="Calibri"/>
                 <w:b/>
                 <w:bCs/>
-                <w:sz w:val="22"/>
-                <w:szCs w:val="22"/>
+                <w:sz w:val="24"/>
+                <w:szCs w:val="24"/>
                 <w:lang w:eastAsia="id-ID"/>
               </w:rPr>
               <w:t>CPMK</w:t>
@@ -4533,23 +4362,22 @@
           </w:p>
           <w:p>
             <w:pPr>
+              <w:spacing w:line="276" w:lineRule="auto"/>
               <w:jc w:val="center"/>
               <w:rPr>
-                <w:rFonts w:ascii="Calibri" w:hAnsi="Calibri"/>
                 <w:b/>
                 <w:bCs/>
-                <w:sz w:val="22"/>
-                <w:szCs w:val="22"/>
+                <w:sz w:val="24"/>
+                <w:szCs w:val="24"/>
                 <w:lang w:eastAsia="id-ID"/>
               </w:rPr>
             </w:pPr>
             <w:r>
               <w:rPr>
-                <w:rFonts w:ascii="Calibri" w:hAnsi="Calibri"/>
                 <w:b/>
                 <w:bCs/>
-                <w:sz w:val="22"/>
-                <w:szCs w:val="22"/>
+                <w:sz w:val="24"/>
+                <w:szCs w:val="24"/>
                 <w:lang w:eastAsia="id-ID"/>
               </w:rPr>
               <w:t>Sub-CPMK</w:t>
@@ -4571,24 +4399,23 @@
           </w:tcPr>
           <w:p>
             <w:pPr>
+              <w:spacing w:line="276" w:lineRule="auto"/>
               <w:jc w:val="center"/>
               <w:rPr>
-                <w:rFonts w:ascii="Calibri" w:hAnsi="Calibri"/>
                 <w:b/>
                 <w:bCs/>
-                <w:sz w:val="22"/>
-                <w:szCs w:val="22"/>
+                <w:sz w:val="24"/>
+                <w:szCs w:val="24"/>
                 <w:lang w:eastAsia="id-ID"/>
               </w:rPr>
             </w:pPr>
             <w:proofErr w:type="spellStart"/>
             <w:r>
               <w:rPr>
-                <w:rFonts w:ascii="Calibri" w:hAnsi="Calibri"/>
                 <w:b/>
                 <w:bCs/>
-                <w:sz w:val="22"/>
-                <w:szCs w:val="22"/>
+                <w:sz w:val="24"/>
+                <w:szCs w:val="24"/>
                 <w:lang w:eastAsia="id-ID"/>
               </w:rPr>
               <w:t>Penilaian</w:t>
@@ -4611,24 +4438,23 @@
           </w:tcPr>
           <w:p>
             <w:pPr>
+              <w:spacing w:line="276" w:lineRule="auto"/>
               <w:jc w:val="center"/>
               <w:rPr>
-                <w:rFonts w:ascii="Calibri" w:hAnsi="Calibri"/>
                 <w:b/>
                 <w:bCs/>
-                <w:sz w:val="22"/>
-                <w:szCs w:val="22"/>
+                <w:sz w:val="24"/>
+                <w:szCs w:val="24"/>
                 <w:lang w:eastAsia="id-ID"/>
               </w:rPr>
             </w:pPr>
             <w:proofErr w:type="spellStart"/>
             <w:r>
               <w:rPr>
-                <w:rFonts w:ascii="Calibri" w:hAnsi="Calibri"/>
                 <w:b/>
                 <w:bCs/>
-                <w:sz w:val="22"/>
-                <w:szCs w:val="22"/>
+                <w:sz w:val="24"/>
+                <w:szCs w:val="24"/>
                 <w:lang w:eastAsia="id-ID"/>
               </w:rPr>
               <w:t>Bentuk</w:t>
@@ -4636,11 +4462,10 @@
             <w:proofErr w:type="spellEnd"/>
             <w:r>
               <w:rPr>
-                <w:rFonts w:ascii="Calibri" w:hAnsi="Calibri"/>
                 <w:b/>
                 <w:bCs/>
-                <w:sz w:val="22"/>
-                <w:szCs w:val="22"/>
+                <w:sz w:val="24"/>
+                <w:szCs w:val="24"/>
                 <w:lang w:eastAsia="id-ID"/>
               </w:rPr>
               <w:t xml:space="preserve"> </w:t>
@@ -4648,11 +4473,10 @@
             <w:proofErr w:type="spellStart"/>
             <w:r>
               <w:rPr>
-                <w:rFonts w:ascii="Calibri" w:hAnsi="Calibri"/>
                 <w:b/>
                 <w:bCs/>
-                <w:sz w:val="22"/>
-                <w:szCs w:val="22"/>
+                <w:sz w:val="24"/>
+                <w:szCs w:val="24"/>
                 <w:lang w:eastAsia="id-ID"/>
               </w:rPr>
               <w:t>Pembelajaran</w:t>
@@ -4660,11 +4484,10 @@
             <w:proofErr w:type="spellEnd"/>
             <w:r>
               <w:rPr>
-                <w:rFonts w:ascii="Calibri" w:hAnsi="Calibri"/>
                 <w:b/>
                 <w:bCs/>
-                <w:sz w:val="22"/>
-                <w:szCs w:val="22"/>
+                <w:sz w:val="24"/>
+                <w:szCs w:val="24"/>
                 <w:lang w:eastAsia="id-ID"/>
               </w:rPr>
               <w:t xml:space="preserve"> (BP),</w:t>
@@ -4672,34 +4495,32 @@
           </w:p>
           <w:p>
             <w:pPr>
+              <w:spacing w:line="276" w:lineRule="auto"/>
               <w:jc w:val="center"/>
               <w:rPr>
-                <w:rFonts w:ascii="Calibri" w:hAnsi="Calibri"/>
                 <w:b/>
                 <w:bCs/>
-                <w:sz w:val="22"/>
-                <w:szCs w:val="22"/>
+                <w:sz w:val="24"/>
+                <w:szCs w:val="24"/>
                 <w:lang w:eastAsia="id-ID"/>
               </w:rPr>
             </w:pPr>
             <w:r>
               <w:rPr>
-                <w:rFonts w:ascii="Calibri" w:hAnsi="Calibri"/>
                 <w:b/>
                 <w:bCs/>
-                <w:sz w:val="22"/>
-                <w:szCs w:val="22"/>
+                <w:sz w:val="24"/>
+                <w:szCs w:val="24"/>
                 <w:lang w:val="id-ID" w:eastAsia="id-ID"/>
               </w:rPr>
               <w:t>Metode Pembelajaran</w:t>
             </w:r>
             <w:r>
               <w:rPr>
-                <w:rFonts w:ascii="Calibri" w:hAnsi="Calibri"/>
                 <w:b/>
                 <w:bCs/>
-                <w:sz w:val="22"/>
-                <w:szCs w:val="22"/>
+                <w:sz w:val="24"/>
+                <w:szCs w:val="24"/>
                 <w:lang w:eastAsia="id-ID"/>
               </w:rPr>
               <w:t xml:space="preserve"> (MP),</w:t>
@@ -4722,23 +4543,22 @@
           </w:tcPr>
           <w:p>
             <w:pPr>
+              <w:spacing w:line="276" w:lineRule="auto"/>
               <w:jc w:val="center"/>
               <w:rPr>
-                <w:rFonts w:ascii="Calibri" w:hAnsi="Calibri"/>
                 <w:b/>
                 <w:bCs/>
-                <w:sz w:val="22"/>
-                <w:szCs w:val="22"/>
+                <w:sz w:val="24"/>
+                <w:szCs w:val="24"/>
                 <w:lang w:val="id-ID" w:eastAsia="id-ID"/>
               </w:rPr>
             </w:pPr>
             <w:r>
               <w:rPr>
-                <w:rFonts w:ascii="Calibri" w:hAnsi="Calibri"/>
                 <w:b/>
                 <w:bCs/>
-                <w:sz w:val="22"/>
-                <w:szCs w:val="22"/>
+                <w:sz w:val="24"/>
+                <w:szCs w:val="24"/>
                 <w:lang w:val="id-ID" w:eastAsia="id-ID"/>
               </w:rPr>
               <w:t>Materi Pembelajaran</w:t>
@@ -4746,24 +4566,23 @@
           </w:p>
           <w:p>
             <w:pPr>
+              <w:spacing w:line="276" w:lineRule="auto"/>
               <w:jc w:val="center"/>
               <w:rPr>
-                <w:rFonts w:ascii="Calibri" w:hAnsi="Calibri"/>
                 <w:b/>
                 <w:bCs/>
-                <w:sz w:val="22"/>
-                <w:szCs w:val="22"/>
+                <w:sz w:val="24"/>
+                <w:szCs w:val="24"/>
                 <w:lang w:val="id-ID" w:eastAsia="id-ID"/>
               </w:rPr>
             </w:pPr>
             <w:r>
               <w:rPr>
-                <w:rFonts w:ascii="Calibri" w:hAnsi="Calibri"/>
                 <w:b/>
                 <w:bCs/>
                 <w:color w:val="0000FF"/>
-                <w:sz w:val="22"/>
-                <w:szCs w:val="22"/>
+                <w:sz w:val="24"/>
+                <w:szCs w:val="24"/>
                 <w:lang w:val="id-ID" w:eastAsia="id-ID"/>
               </w:rPr>
               <w:t>[Pustaka]</w:t>
@@ -4785,34 +4604,32 @@
           </w:tcPr>
           <w:p>
             <w:pPr>
+              <w:spacing w:line="276" w:lineRule="auto"/>
               <w:jc w:val="center"/>
               <w:rPr>
-                <w:rFonts w:ascii="Calibri" w:hAnsi="Calibri"/>
                 <w:b/>
                 <w:bCs/>
-                <w:sz w:val="22"/>
-                <w:szCs w:val="22"/>
+                <w:sz w:val="24"/>
+                <w:szCs w:val="24"/>
                 <w:lang w:val="id-ID" w:eastAsia="id-ID"/>
               </w:rPr>
             </w:pPr>
             <w:r>
               <w:rPr>
-                <w:rFonts w:ascii="Calibri" w:hAnsi="Calibri"/>
                 <w:b/>
                 <w:bCs/>
-                <w:sz w:val="22"/>
-                <w:szCs w:val="22"/>
+                <w:sz w:val="24"/>
+                <w:szCs w:val="24"/>
                 <w:lang w:val="id-ID" w:eastAsia="id-ID"/>
               </w:rPr>
               <w:t>Bobot</w:t>
             </w:r>
             <w:r>
               <w:rPr>
-                <w:rFonts w:ascii="Calibri" w:hAnsi="Calibri"/>
                 <w:b/>
                 <w:bCs/>
-                <w:sz w:val="22"/>
-                <w:szCs w:val="22"/>
+                <w:sz w:val="24"/>
+                <w:szCs w:val="24"/>
                 <w:lang w:eastAsia="id-ID"/>
               </w:rPr>
               <w:t xml:space="preserve"> </w:t>
@@ -4820,11 +4637,10 @@
             <w:proofErr w:type="spellStart"/>
             <w:r>
               <w:rPr>
-                <w:rFonts w:ascii="Calibri" w:hAnsi="Calibri"/>
                 <w:b/>
                 <w:bCs/>
-                <w:sz w:val="22"/>
-                <w:szCs w:val="22"/>
+                <w:sz w:val="24"/>
+                <w:szCs w:val="24"/>
                 <w:lang w:eastAsia="id-ID"/>
               </w:rPr>
               <w:t>Penilaian</w:t>
@@ -4832,11 +4648,10 @@
             <w:proofErr w:type="spellEnd"/>
             <w:r>
               <w:rPr>
-                <w:rFonts w:ascii="Calibri" w:hAnsi="Calibri"/>
                 <w:b/>
                 <w:bCs/>
-                <w:sz w:val="22"/>
-                <w:szCs w:val="22"/>
+                <w:sz w:val="24"/>
+                <w:szCs w:val="24"/>
                 <w:lang w:eastAsia="id-ID"/>
               </w:rPr>
               <w:t xml:space="preserve"> (%)</w:t>
@@ -4862,13 +4677,13 @@
           </w:tcPr>
           <w:p>
             <w:pPr>
+              <w:spacing w:line="276" w:lineRule="auto"/>
               <w:ind w:right="-108"/>
               <w:rPr>
-                <w:rFonts w:ascii="Calibri" w:hAnsi="Calibri"/>
                 <w:b/>
                 <w:bCs/>
-                <w:sz w:val="22"/>
-                <w:szCs w:val="22"/>
+                <w:sz w:val="24"/>
+                <w:szCs w:val="24"/>
                 <w:lang w:eastAsia="id-ID"/>
               </w:rPr>
             </w:pPr>
@@ -4889,12 +4704,12 @@
           </w:tcPr>
           <w:p>
             <w:pPr>
-              <w:rPr>
-                <w:rFonts w:ascii="Calibri" w:hAnsi="Calibri"/>
+              <w:spacing w:line="276" w:lineRule="auto"/>
+              <w:rPr>
                 <w:b/>
                 <w:bCs/>
-                <w:sz w:val="22"/>
-                <w:szCs w:val="22"/>
+                <w:sz w:val="24"/>
+                <w:szCs w:val="24"/>
                 <w:lang w:eastAsia="id-ID"/>
               </w:rPr>
             </w:pPr>
@@ -4915,24 +4730,23 @@
           </w:tcPr>
           <w:p>
             <w:pPr>
+              <w:spacing w:line="276" w:lineRule="auto"/>
               <w:jc w:val="center"/>
               <w:rPr>
-                <w:rFonts w:ascii="Calibri" w:hAnsi="Calibri"/>
                 <w:b/>
                 <w:bCs/>
-                <w:sz w:val="22"/>
-                <w:szCs w:val="22"/>
+                <w:sz w:val="24"/>
+                <w:szCs w:val="24"/>
                 <w:lang w:eastAsia="id-ID"/>
               </w:rPr>
             </w:pPr>
             <w:proofErr w:type="spellStart"/>
             <w:r>
               <w:rPr>
-                <w:rFonts w:ascii="Calibri" w:hAnsi="Calibri"/>
                 <w:b/>
                 <w:bCs/>
-                <w:sz w:val="22"/>
-                <w:szCs w:val="22"/>
+                <w:sz w:val="24"/>
+                <w:szCs w:val="24"/>
                 <w:lang w:eastAsia="id-ID"/>
               </w:rPr>
               <w:t>Indikator</w:t>
@@ -4955,23 +4769,22 @@
           </w:tcPr>
           <w:p>
             <w:pPr>
+              <w:spacing w:line="276" w:lineRule="auto"/>
               <w:jc w:val="center"/>
               <w:rPr>
-                <w:rFonts w:ascii="Calibri" w:hAnsi="Calibri"/>
                 <w:b/>
                 <w:bCs/>
-                <w:sz w:val="22"/>
-                <w:szCs w:val="22"/>
+                <w:sz w:val="24"/>
+                <w:szCs w:val="24"/>
                 <w:lang w:eastAsia="id-ID"/>
               </w:rPr>
             </w:pPr>
             <w:r>
               <w:rPr>
-                <w:rFonts w:ascii="Calibri" w:hAnsi="Calibri"/>
                 <w:b/>
                 <w:bCs/>
-                <w:sz w:val="22"/>
-                <w:szCs w:val="22"/>
+                <w:sz w:val="24"/>
+                <w:szCs w:val="24"/>
                 <w:lang w:eastAsia="id-ID"/>
               </w:rPr>
               <w:t xml:space="preserve">Teknik &amp; </w:t>
@@ -4979,11 +4792,10 @@
             <w:proofErr w:type="spellStart"/>
             <w:r>
               <w:rPr>
-                <w:rFonts w:ascii="Calibri" w:hAnsi="Calibri"/>
                 <w:b/>
                 <w:bCs/>
-                <w:sz w:val="22"/>
-                <w:szCs w:val="22"/>
+                <w:sz w:val="24"/>
+                <w:szCs w:val="24"/>
                 <w:lang w:eastAsia="id-ID"/>
               </w:rPr>
               <w:t>Kriteria</w:t>
@@ -4991,11 +4803,10 @@
             <w:proofErr w:type="spellEnd"/>
             <w:r>
               <w:rPr>
-                <w:rFonts w:ascii="Calibri" w:hAnsi="Calibri"/>
                 <w:b/>
                 <w:bCs/>
-                <w:sz w:val="22"/>
-                <w:szCs w:val="22"/>
+                <w:sz w:val="24"/>
+                <w:szCs w:val="24"/>
                 <w:lang w:eastAsia="id-ID"/>
               </w:rPr>
               <w:t xml:space="preserve"> </w:t>
@@ -5017,47 +4828,44 @@
           </w:tcPr>
           <w:p>
             <w:pPr>
+              <w:spacing w:line="276" w:lineRule="auto"/>
               <w:jc w:val="center"/>
               <w:rPr>
-                <w:rFonts w:ascii="Calibri" w:hAnsi="Calibri"/>
                 <w:b/>
                 <w:bCs/>
-                <w:sz w:val="22"/>
-                <w:szCs w:val="22"/>
+                <w:sz w:val="24"/>
+                <w:szCs w:val="24"/>
                 <w:lang w:eastAsia="id-ID"/>
               </w:rPr>
             </w:pPr>
             <w:r>
               <w:rPr>
-                <w:rFonts w:ascii="Calibri" w:hAnsi="Calibri"/>
                 <w:b/>
                 <w:bCs/>
-                <w:sz w:val="22"/>
-                <w:szCs w:val="22"/>
+                <w:sz w:val="24"/>
+                <w:szCs w:val="24"/>
                 <w:lang w:eastAsia="id-ID"/>
               </w:rPr>
               <w:t>Luring (</w:t>
             </w:r>
             <w:r>
               <w:rPr>
-                <w:rFonts w:ascii="Calibri" w:hAnsi="Calibri"/>
                 <w:b/>
                 <w:bCs/>
                 <w:i/>
                 <w:iCs/>
-                <w:sz w:val="22"/>
-                <w:szCs w:val="22"/>
+                <w:sz w:val="24"/>
+                <w:szCs w:val="24"/>
                 <w:lang w:eastAsia="id-ID"/>
               </w:rPr>
               <w:t>offline</w:t>
             </w:r>
             <w:r>
               <w:rPr>
-                <w:rFonts w:ascii="Calibri" w:hAnsi="Calibri"/>
                 <w:b/>
                 <w:bCs/>
-                <w:sz w:val="22"/>
-                <w:szCs w:val="22"/>
+                <w:sz w:val="24"/>
+                <w:szCs w:val="24"/>
                 <w:lang w:eastAsia="id-ID"/>
               </w:rPr>
               <w:t>)</w:t>
@@ -5079,47 +4887,44 @@
           </w:tcPr>
           <w:p>
             <w:pPr>
+              <w:spacing w:line="276" w:lineRule="auto"/>
               <w:jc w:val="center"/>
               <w:rPr>
-                <w:rFonts w:ascii="Calibri" w:hAnsi="Calibri"/>
                 <w:b/>
                 <w:bCs/>
-                <w:sz w:val="22"/>
-                <w:szCs w:val="22"/>
+                <w:sz w:val="24"/>
+                <w:szCs w:val="24"/>
                 <w:lang w:eastAsia="id-ID"/>
               </w:rPr>
             </w:pPr>
             <w:r>
               <w:rPr>
-                <w:rFonts w:ascii="Calibri" w:hAnsi="Calibri"/>
                 <w:b/>
                 <w:bCs/>
-                <w:sz w:val="22"/>
-                <w:szCs w:val="22"/>
+                <w:sz w:val="24"/>
+                <w:szCs w:val="24"/>
                 <w:lang w:eastAsia="id-ID"/>
               </w:rPr>
               <w:t>Daring (</w:t>
             </w:r>
             <w:r>
               <w:rPr>
-                <w:rFonts w:ascii="Calibri" w:hAnsi="Calibri"/>
                 <w:b/>
                 <w:bCs/>
                 <w:i/>
                 <w:iCs/>
-                <w:sz w:val="22"/>
-                <w:szCs w:val="22"/>
+                <w:sz w:val="24"/>
+                <w:szCs w:val="24"/>
                 <w:lang w:eastAsia="id-ID"/>
               </w:rPr>
               <w:t>online</w:t>
             </w:r>
             <w:r>
               <w:rPr>
-                <w:rFonts w:ascii="Calibri" w:hAnsi="Calibri"/>
                 <w:b/>
                 <w:bCs/>
-                <w:sz w:val="22"/>
-                <w:szCs w:val="22"/>
+                <w:sz w:val="24"/>
+                <w:szCs w:val="24"/>
                 <w:lang w:eastAsia="id-ID"/>
               </w:rPr>
               <w:t xml:space="preserve">) </w:t>
@@ -5141,14 +4946,14 @@
           </w:tcPr>
           <w:p>
             <w:pPr>
+              <w:spacing w:line="276" w:lineRule="auto"/>
               <w:jc w:val="center"/>
               <w:rPr>
-                <w:rFonts w:ascii="Calibri" w:hAnsi="Calibri"/>
                 <w:b/>
                 <w:bCs/>
                 <w:color w:val="0000FF"/>
-                <w:sz w:val="22"/>
-                <w:szCs w:val="22"/>
+                <w:sz w:val="24"/>
+                <w:szCs w:val="24"/>
                 <w:lang w:val="id-ID" w:eastAsia="id-ID"/>
               </w:rPr>
             </w:pPr>
@@ -5168,13 +4973,13 @@
           </w:tcPr>
           <w:p>
             <w:pPr>
+              <w:spacing w:line="276" w:lineRule="auto"/>
               <w:jc w:val="center"/>
               <w:rPr>
-                <w:rFonts w:ascii="Calibri" w:hAnsi="Calibri"/>
                 <w:b/>
                 <w:bCs/>
-                <w:sz w:val="22"/>
-                <w:szCs w:val="22"/>
+                <w:sz w:val="24"/>
+                <w:szCs w:val="24"/>
                 <w:lang w:eastAsia="id-ID"/>
               </w:rPr>
             </w:pPr>
@@ -5198,23 +5003,22 @@
           </w:tcPr>
           <w:p>
             <w:pPr>
+              <w:spacing w:line="276" w:lineRule="auto"/>
               <w:ind w:left="-90" w:right="-108"/>
               <w:jc w:val="center"/>
               <w:rPr>
-                <w:rFonts w:ascii="Calibri" w:hAnsi="Calibri"/>
                 <w:b/>
                 <w:bCs/>
-                <w:sz w:val="22"/>
-                <w:szCs w:val="22"/>
+                <w:sz w:val="24"/>
+                <w:szCs w:val="24"/>
               </w:rPr>
             </w:pPr>
             <w:r>
               <w:rPr>
-                <w:rFonts w:ascii="Calibri" w:hAnsi="Calibri"/>
                 <w:b/>
                 <w:bCs/>
-                <w:sz w:val="22"/>
-                <w:szCs w:val="22"/>
+                <w:sz w:val="24"/>
+                <w:szCs w:val="24"/>
               </w:rPr>
               <w:t>(1)</w:t>
             </w:r>
@@ -5234,23 +5038,22 @@
           </w:tcPr>
           <w:p>
             <w:pPr>
+              <w:spacing w:line="276" w:lineRule="auto"/>
               <w:jc w:val="center"/>
               <w:rPr>
-                <w:rFonts w:ascii="Calibri" w:hAnsi="Calibri"/>
                 <w:b/>
                 <w:bCs/>
-                <w:sz w:val="22"/>
-                <w:szCs w:val="22"/>
+                <w:sz w:val="24"/>
+                <w:szCs w:val="24"/>
                 <w:lang w:eastAsia="id-ID"/>
               </w:rPr>
             </w:pPr>
             <w:r>
               <w:rPr>
-                <w:rFonts w:ascii="Calibri" w:hAnsi="Calibri"/>
                 <w:b/>
                 <w:bCs/>
-                <w:sz w:val="22"/>
-                <w:szCs w:val="22"/>
+                <w:sz w:val="24"/>
+                <w:szCs w:val="24"/>
                 <w:lang w:eastAsia="id-ID"/>
               </w:rPr>
               <w:t>(2)</w:t>
@@ -5271,23 +5074,22 @@
           </w:tcPr>
           <w:p>
             <w:pPr>
+              <w:spacing w:line="276" w:lineRule="auto"/>
               <w:jc w:val="center"/>
               <w:rPr>
-                <w:rFonts w:ascii="Calibri" w:hAnsi="Calibri"/>
                 <w:b/>
                 <w:bCs/>
-                <w:sz w:val="22"/>
-                <w:szCs w:val="22"/>
+                <w:sz w:val="24"/>
+                <w:szCs w:val="24"/>
                 <w:lang w:eastAsia="id-ID"/>
               </w:rPr>
             </w:pPr>
             <w:r>
               <w:rPr>
-                <w:rFonts w:ascii="Calibri" w:hAnsi="Calibri"/>
                 <w:b/>
                 <w:bCs/>
-                <w:sz w:val="22"/>
-                <w:szCs w:val="22"/>
+                <w:sz w:val="24"/>
+                <w:szCs w:val="24"/>
                 <w:lang w:eastAsia="id-ID"/>
               </w:rPr>
               <w:t>(3)</w:t>
@@ -5308,23 +5110,22 @@
           </w:tcPr>
           <w:p>
             <w:pPr>
+              <w:spacing w:line="276" w:lineRule="auto"/>
               <w:jc w:val="center"/>
               <w:rPr>
-                <w:rFonts w:ascii="Calibri" w:hAnsi="Calibri"/>
                 <w:b/>
                 <w:bCs/>
-                <w:sz w:val="22"/>
-                <w:szCs w:val="22"/>
+                <w:sz w:val="24"/>
+                <w:szCs w:val="24"/>
                 <w:lang w:eastAsia="id-ID"/>
               </w:rPr>
             </w:pPr>
             <w:r>
               <w:rPr>
-                <w:rFonts w:ascii="Calibri" w:hAnsi="Calibri"/>
                 <w:b/>
                 <w:bCs/>
-                <w:sz w:val="22"/>
-                <w:szCs w:val="22"/>
+                <w:sz w:val="24"/>
+                <w:szCs w:val="24"/>
                 <w:lang w:eastAsia="id-ID"/>
               </w:rPr>
               <w:t>(4)</w:t>
@@ -5345,23 +5146,22 @@
           </w:tcPr>
           <w:p>
             <w:pPr>
+              <w:spacing w:line="276" w:lineRule="auto"/>
               <w:jc w:val="center"/>
               <w:rPr>
-                <w:rFonts w:ascii="Calibri" w:hAnsi="Calibri"/>
                 <w:b/>
                 <w:bCs/>
-                <w:sz w:val="22"/>
-                <w:szCs w:val="22"/>
+                <w:sz w:val="24"/>
+                <w:szCs w:val="24"/>
                 <w:lang w:eastAsia="id-ID"/>
               </w:rPr>
             </w:pPr>
             <w:r>
               <w:rPr>
-                <w:rFonts w:ascii="Calibri" w:hAnsi="Calibri"/>
                 <w:b/>
                 <w:bCs/>
-                <w:sz w:val="22"/>
-                <w:szCs w:val="22"/>
+                <w:sz w:val="24"/>
+                <w:szCs w:val="24"/>
                 <w:lang w:eastAsia="id-ID"/>
               </w:rPr>
               <w:t>(5)</w:t>
@@ -5382,23 +5182,22 @@
           </w:tcPr>
           <w:p>
             <w:pPr>
+              <w:spacing w:line="276" w:lineRule="auto"/>
               <w:jc w:val="center"/>
               <w:rPr>
-                <w:rFonts w:ascii="Calibri" w:hAnsi="Calibri"/>
                 <w:b/>
                 <w:bCs/>
-                <w:sz w:val="22"/>
-                <w:szCs w:val="22"/>
+                <w:sz w:val="24"/>
+                <w:szCs w:val="24"/>
                 <w:lang w:eastAsia="id-ID"/>
               </w:rPr>
             </w:pPr>
             <w:r>
               <w:rPr>
-                <w:rFonts w:ascii="Calibri" w:hAnsi="Calibri"/>
                 <w:b/>
                 <w:bCs/>
-                <w:sz w:val="22"/>
-                <w:szCs w:val="22"/>
+                <w:sz w:val="24"/>
+                <w:szCs w:val="24"/>
                 <w:lang w:eastAsia="id-ID"/>
               </w:rPr>
               <w:t>(6)</w:t>
@@ -5419,23 +5218,22 @@
           </w:tcPr>
           <w:p>
             <w:pPr>
+              <w:spacing w:line="276" w:lineRule="auto"/>
               <w:jc w:val="center"/>
               <w:rPr>
-                <w:rFonts w:ascii="Calibri" w:hAnsi="Calibri"/>
                 <w:b/>
                 <w:bCs/>
-                <w:sz w:val="22"/>
-                <w:szCs w:val="22"/>
+                <w:sz w:val="24"/>
+                <w:szCs w:val="24"/>
                 <w:lang w:eastAsia="id-ID"/>
               </w:rPr>
             </w:pPr>
             <w:r>
               <w:rPr>
-                <w:rFonts w:ascii="Calibri" w:hAnsi="Calibri"/>
                 <w:b/>
                 <w:bCs/>
-                <w:sz w:val="22"/>
-                <w:szCs w:val="22"/>
+                <w:sz w:val="24"/>
+                <w:szCs w:val="24"/>
                 <w:lang w:eastAsia="id-ID"/>
               </w:rPr>
               <w:t>(7)</w:t>
@@ -5455,23 +5253,22 @@
           </w:tcPr>
           <w:p>
             <w:pPr>
+              <w:spacing w:line="276" w:lineRule="auto"/>
               <w:jc w:val="center"/>
               <w:rPr>
-                <w:rFonts w:ascii="Calibri" w:hAnsi="Calibri"/>
                 <w:b/>
                 <w:bCs/>
-                <w:sz w:val="22"/>
-                <w:szCs w:val="22"/>
+                <w:sz w:val="24"/>
+                <w:szCs w:val="24"/>
                 <w:lang w:eastAsia="id-ID"/>
               </w:rPr>
             </w:pPr>
             <w:r>
               <w:rPr>
-                <w:rFonts w:ascii="Calibri" w:hAnsi="Calibri"/>
                 <w:b/>
                 <w:bCs/>
-                <w:sz w:val="22"/>
-                <w:szCs w:val="22"/>
+                <w:sz w:val="24"/>
+                <w:szCs w:val="24"/>
                 <w:lang w:eastAsia="id-ID"/>
               </w:rPr>
               <w:t>(8)</w:t>
@@ -5496,6 +5293,7 @@
           </w:tcPr>
           <w:p>
             <w:pPr>
+              <w:spacing w:line="276" w:lineRule="auto"/>
               <w:ind w:left="-90" w:right="-108"/>
               <w:jc w:val="center"/>
               <w:rPr>
@@ -5509,25 +5307,7 @@
                 <w:szCs w:val="24"/>
                 <w:lang w:eastAsia="id-ID"/>
               </w:rPr>
-              <w:t>{#sub_</w:t>
-            </w:r>
-            <w:proofErr w:type="gramStart"/>
-            <w:r>
-              <w:rPr>
-                <w:sz w:val="24"/>
-                <w:szCs w:val="24"/>
-                <w:lang w:eastAsia="id-ID"/>
-              </w:rPr>
-              <w:t>cpmk}{</w:t>
-            </w:r>
-            <w:proofErr w:type="gramEnd"/>
-            <w:r>
-              <w:rPr>
-                <w:sz w:val="24"/>
-                <w:szCs w:val="24"/>
-                <w:lang w:eastAsia="id-ID"/>
-              </w:rPr>
-              <w:t>pekan_awal} - {</w:t>
+              <w:t>{#sub_cpmk}{pekan_awal} - {</w:t>
             </w:r>
             <w:proofErr w:type="spellStart"/>
             <w:r>
@@ -5564,6 +5344,7 @@
           <w:p>
             <w:pPr>
               <w:pStyle w:val="ListParagraph"/>
+              <w:spacing w:line="276" w:lineRule="auto"/>
               <w:ind w:left="142"/>
               <w:rPr>
                 <w:sz w:val="24"/>
@@ -5575,15 +5356,7 @@
                 <w:sz w:val="24"/>
                 <w:szCs w:val="24"/>
               </w:rPr>
-              <w:t>Sub-</w:t>
-            </w:r>
-            <w:proofErr w:type="gramStart"/>
-            <w:r>
-              <w:rPr>
-                <w:sz w:val="24"/>
-                <w:szCs w:val="24"/>
-              </w:rPr>
-              <w:t>CPMK</w:t>
+              <w:t>Sub-CPMK</w:t>
             </w:r>
             <w:r>
               <w:rPr>
@@ -5593,14 +5366,23 @@
               </w:rPr>
               <w:t>{</w:t>
             </w:r>
-            <w:proofErr w:type="gramEnd"/>
+            <w:proofErr w:type="spellStart"/>
             <w:r>
               <w:rPr>
                 <w:sz w:val="24"/>
                 <w:szCs w:val="24"/>
                 <w:lang w:val="id-ID" w:eastAsia="id-ID"/>
               </w:rPr>
-              <w:t>subId}</w:t>
+              <w:t>subId</w:t>
+            </w:r>
+            <w:proofErr w:type="spellEnd"/>
+            <w:r>
+              <w:rPr>
+                <w:sz w:val="24"/>
+                <w:szCs w:val="24"/>
+                <w:lang w:val="id-ID" w:eastAsia="id-ID"/>
+              </w:rPr>
+              <w:t>}</w:t>
             </w:r>
           </w:p>
         </w:tc>
@@ -5618,6 +5400,7 @@
           </w:tcPr>
           <w:p>
             <w:pPr>
+              <w:spacing w:line="276" w:lineRule="auto"/>
               <w:jc w:val="both"/>
               <w:rPr>
                 <w:sz w:val="24"/>
@@ -5663,6 +5446,7 @@
           </w:tcPr>
           <w:p>
             <w:pPr>
+              <w:spacing w:line="276" w:lineRule="auto"/>
               <w:jc w:val="both"/>
               <w:rPr>
                 <w:sz w:val="24"/>
@@ -5709,6 +5493,7 @@
           <w:p>
             <w:pPr>
               <w:pStyle w:val="ListParagraph"/>
+              <w:spacing w:line="276" w:lineRule="auto"/>
               <w:ind w:left="0"/>
               <w:jc w:val="both"/>
               <w:rPr>
@@ -5758,6 +5543,7 @@
           </w:tcPr>
           <w:p>
             <w:pPr>
+              <w:spacing w:line="276" w:lineRule="auto"/>
               <w:jc w:val="both"/>
               <w:rPr>
                 <w:sz w:val="24"/>
@@ -5807,6 +5593,7 @@
           <w:p>
             <w:pPr>
               <w:pStyle w:val="ListParagraph"/>
+              <w:spacing w:line="276" w:lineRule="auto"/>
               <w:ind w:left="0"/>
               <w:jc w:val="both"/>
               <w:rPr>
@@ -5855,6 +5642,7 @@
           </w:tcPr>
           <w:p>
             <w:pPr>
+              <w:spacing w:line="276" w:lineRule="auto"/>
               <w:jc w:val="center"/>
               <w:rPr>
                 <w:sz w:val="24"/>
@@ -5911,14 +5699,14 @@
     </w:tbl>
     <w:p/>
     <w:sectPr>
-      <w:footerReference w:type="even" r:id="rId8"/>
-      <w:footerReference w:type="default" r:id="rId9"/>
-      <w:footerReference w:type="first" r:id="rId10"/>
+      <w:footerReference w:type="default" r:id="rId8"/>
+      <w:footerReference w:type="first" r:id="rId9"/>
       <w:pgSz w:w="16838" w:h="11906" w:orient="landscape"/>
       <w:pgMar w:top="1134" w:right="1134" w:bottom="1134" w:left="1701" w:header="0" w:footer="720" w:gutter="0"/>
       <w:pgNumType w:start="1"/>
       <w:cols w:space="1701"/>
       <w:titlePg/>
+      <w:docGrid w:linePitch="272"/>
     </w:sectPr>
   </w:body>
 </w:document>
@@ -5945,6 +5733,49 @@
 
 <file path=word/footer1.xml><?xml version="1.0" encoding="utf-8"?>
 <w:ftr xmlns:wpc="http://schemas.microsoft.com/office/word/2010/wordprocessingCanvas" xmlns:cx="http://schemas.microsoft.com/office/drawing/2014/chartex" xmlns:cx1="http://schemas.microsoft.com/office/drawing/2015/9/8/chartex" xmlns:cx2="http://schemas.microsoft.com/office/drawing/2015/10/21/chartex" xmlns:cx3="http://schemas.microsoft.com/office/drawing/2016/5/9/chartex" xmlns:cx4="http://schemas.microsoft.com/office/drawing/2016/5/10/chartex" xmlns:cx5="http://schemas.microsoft.com/office/drawing/2016/5/11/chartex" xmlns:cx6="http://schemas.microsoft.com/office/drawing/2016/5/12/chartex" xmlns:cx7="http://schemas.microsoft.com/office/drawing/2016/5/13/chartex" xmlns:cx8="http://schemas.microsoft.com/office/drawing/2016/5/14/chartex" xmlns:mc="http://schemas.openxmlformats.org/markup-compatibility/2006" xmlns:aink="http://schemas.microsoft.com/office/drawing/2016/ink" xmlns:am3d="http://schemas.microsoft.com/office/drawing/2017/model3d" xmlns:o="urn:schemas-microsoft-com:office:office" xmlns:oel="http://schemas.microsoft.com/office/2019/extlst" xmlns:r="http://schemas.openxmlformats.org/officeDocument/2006/relationships" xmlns:m="http://schemas.openxmlformats.org/officeDocument/2006/math" xmlns:v="urn:schemas-microsoft-com:vml" xmlns:wp14="http://schemas.microsoft.com/office/word/2010/wordprocessingDrawing" xmlns:wp="http://schemas.openxmlformats.org/drawingml/2006/wordprocessingDrawing" xmlns:w10="urn:schemas-microsoft-com:office:word" xmlns:w="http://schemas.openxmlformats.org/wordprocessingml/2006/main" xmlns:w14="http://schemas.microsoft.com/office/word/2010/wordml" xmlns:w15="http://schemas.microsoft.com/office/word/2012/wordml" xmlns:w16cex="http://schemas.microsoft.com/office/word/2018/wordml/cex" xmlns:w16cid="http://schemas.microsoft.com/office/word/2016/wordml/cid" xmlns:w16="http://schemas.microsoft.com/office/word/2018/wordml" xmlns:w16du="http://schemas.microsoft.com/office/word/2023/wordml/word16du" xmlns:w16sdtdh="http://schemas.microsoft.com/office/word/2020/wordml/sdtdatahash" xmlns:w16sdtfl="http://schemas.microsoft.com/office/word/2024/wordml/sdtformatlock" xmlns:w16se="http://schemas.microsoft.com/office/word/2015/wordml/symex" xmlns:wpg="http://schemas.microsoft.com/office/word/2010/wordprocessingGroup" xmlns:wpi="http://schemas.microsoft.com/office/word/2010/wordprocessingInk" xmlns:wne="http://schemas.microsoft.com/office/word/2006/wordml" xmlns:wps="http://schemas.microsoft.com/office/word/2010/wordprocessingShape" mc:Ignorable="w14 w15 w16se w16cid w16 w16cex w16sdtdh w16sdtfl w16du wp14">
+  <w:sdt>
+    <w:sdtPr>
+      <w:id w:val="-1845230291"/>
+      <w:docPartObj>
+        <w:docPartGallery w:val="Page Numbers (Bottom of Page)"/>
+        <w:docPartUnique/>
+      </w:docPartObj>
+    </w:sdtPr>
+    <w:sdtEndPr>
+      <w:rPr>
+        <w:noProof/>
+      </w:rPr>
+    </w:sdtEndPr>
+    <w:sdtContent>
+      <w:p>
+        <w:pPr>
+          <w:pStyle w:val="Footer"/>
+          <w:jc w:val="right"/>
+        </w:pPr>
+        <w:r>
+          <w:fldChar w:fldCharType="begin"/>
+        </w:r>
+        <w:r>
+          <w:instrText xml:space="preserve"> PAGE   \* MERGEFORMAT </w:instrText>
+        </w:r>
+        <w:r>
+          <w:fldChar w:fldCharType="separate"/>
+        </w:r>
+        <w:r>
+          <w:rPr>
+            <w:noProof/>
+          </w:rPr>
+          <w:t>2</w:t>
+        </w:r>
+        <w:r>
+          <w:rPr>
+            <w:noProof/>
+          </w:rPr>
+          <w:fldChar w:fldCharType="end"/>
+        </w:r>
+      </w:p>
+    </w:sdtContent>
+  </w:sdt>
   <w:p>
     <w:pPr>
       <w:pStyle w:val="Footer"/>
@@ -5955,55 +5786,49 @@
 
 <file path=word/footer2.xml><?xml version="1.0" encoding="utf-8"?>
 <w:ftr xmlns:wpc="http://schemas.microsoft.com/office/word/2010/wordprocessingCanvas" xmlns:cx="http://schemas.microsoft.com/office/drawing/2014/chartex" xmlns:cx1="http://schemas.microsoft.com/office/drawing/2015/9/8/chartex" xmlns:cx2="http://schemas.microsoft.com/office/drawing/2015/10/21/chartex" xmlns:cx3="http://schemas.microsoft.com/office/drawing/2016/5/9/chartex" xmlns:cx4="http://schemas.microsoft.com/office/drawing/2016/5/10/chartex" xmlns:cx5="http://schemas.microsoft.com/office/drawing/2016/5/11/chartex" xmlns:cx6="http://schemas.microsoft.com/office/drawing/2016/5/12/chartex" xmlns:cx7="http://schemas.microsoft.com/office/drawing/2016/5/13/chartex" xmlns:cx8="http://schemas.microsoft.com/office/drawing/2016/5/14/chartex" xmlns:mc="http://schemas.openxmlformats.org/markup-compatibility/2006" xmlns:aink="http://schemas.microsoft.com/office/drawing/2016/ink" xmlns:am3d="http://schemas.microsoft.com/office/drawing/2017/model3d" xmlns:o="urn:schemas-microsoft-com:office:office" xmlns:oel="http://schemas.microsoft.com/office/2019/extlst" xmlns:r="http://schemas.openxmlformats.org/officeDocument/2006/relationships" xmlns:m="http://schemas.openxmlformats.org/officeDocument/2006/math" xmlns:v="urn:schemas-microsoft-com:vml" xmlns:wp14="http://schemas.microsoft.com/office/word/2010/wordprocessingDrawing" xmlns:wp="http://schemas.openxmlformats.org/drawingml/2006/wordprocessingDrawing" xmlns:w10="urn:schemas-microsoft-com:office:word" xmlns:w="http://schemas.openxmlformats.org/wordprocessingml/2006/main" xmlns:w14="http://schemas.microsoft.com/office/word/2010/wordml" xmlns:w15="http://schemas.microsoft.com/office/word/2012/wordml" xmlns:w16cex="http://schemas.microsoft.com/office/word/2018/wordml/cex" xmlns:w16cid="http://schemas.microsoft.com/office/word/2016/wordml/cid" xmlns:w16="http://schemas.microsoft.com/office/word/2018/wordml" xmlns:w16du="http://schemas.microsoft.com/office/word/2023/wordml/word16du" xmlns:w16sdtdh="http://schemas.microsoft.com/office/word/2020/wordml/sdtdatahash" xmlns:w16sdtfl="http://schemas.microsoft.com/office/word/2024/wordml/sdtformatlock" xmlns:w16se="http://schemas.microsoft.com/office/word/2015/wordml/symex" xmlns:wpg="http://schemas.microsoft.com/office/word/2010/wordprocessingGroup" xmlns:wpi="http://schemas.microsoft.com/office/word/2010/wordprocessingInk" xmlns:wne="http://schemas.microsoft.com/office/word/2006/wordml" xmlns:wps="http://schemas.microsoft.com/office/word/2010/wordprocessingShape" mc:Ignorable="w14 w15 w16se w16cid w16 w16cex w16sdtdh w16sdtfl w16du wp14">
-  <w:p>
-    <w:pPr>
-      <w:pStyle w:val="Footer"/>
-      <w:jc w:val="right"/>
-      <w:rPr>
-        <w:b/>
-      </w:rPr>
-    </w:pPr>
-    <w:r>
-      <w:rPr>
-        <w:b/>
-      </w:rPr>
-      <w:fldChar w:fldCharType="begin"/>
-    </w:r>
-    <w:r>
-      <w:rPr>
-        <w:b/>
-      </w:rPr>
-      <w:instrText xml:space="preserve"> PAGE </w:instrText>
-    </w:r>
-    <w:r>
-      <w:rPr>
-        <w:b/>
-      </w:rPr>
-      <w:fldChar w:fldCharType="separate"/>
-    </w:r>
-    <w:r>
-      <w:rPr>
-        <w:b/>
-      </w:rPr>
-      <w:t>4</w:t>
-    </w:r>
-    <w:r>
-      <w:rPr>
-        <w:b/>
-      </w:rPr>
-      <w:fldChar w:fldCharType="end"/>
-    </w:r>
-  </w:p>
-  <w:p>
-    <w:pPr>
-      <w:pStyle w:val="Footer"/>
-    </w:pPr>
-  </w:p>
-</w:ftr>
-</file>
-
-<file path=word/footer3.xml><?xml version="1.0" encoding="utf-8"?>
-<w:ftr xmlns:wpc="http://schemas.microsoft.com/office/word/2010/wordprocessingCanvas" xmlns:cx="http://schemas.microsoft.com/office/drawing/2014/chartex" xmlns:cx1="http://schemas.microsoft.com/office/drawing/2015/9/8/chartex" xmlns:cx2="http://schemas.microsoft.com/office/drawing/2015/10/21/chartex" xmlns:cx3="http://schemas.microsoft.com/office/drawing/2016/5/9/chartex" xmlns:cx4="http://schemas.microsoft.com/office/drawing/2016/5/10/chartex" xmlns:cx5="http://schemas.microsoft.com/office/drawing/2016/5/11/chartex" xmlns:cx6="http://schemas.microsoft.com/office/drawing/2016/5/12/chartex" xmlns:cx7="http://schemas.microsoft.com/office/drawing/2016/5/13/chartex" xmlns:cx8="http://schemas.microsoft.com/office/drawing/2016/5/14/chartex" xmlns:mc="http://schemas.openxmlformats.org/markup-compatibility/2006" xmlns:aink="http://schemas.microsoft.com/office/drawing/2016/ink" xmlns:am3d="http://schemas.microsoft.com/office/drawing/2017/model3d" xmlns:o="urn:schemas-microsoft-com:office:office" xmlns:oel="http://schemas.microsoft.com/office/2019/extlst" xmlns:r="http://schemas.openxmlformats.org/officeDocument/2006/relationships" xmlns:m="http://schemas.openxmlformats.org/officeDocument/2006/math" xmlns:v="urn:schemas-microsoft-com:vml" xmlns:wp14="http://schemas.microsoft.com/office/word/2010/wordprocessingDrawing" xmlns:wp="http://schemas.openxmlformats.org/drawingml/2006/wordprocessingDrawing" xmlns:w10="urn:schemas-microsoft-com:office:word" xmlns:w="http://schemas.openxmlformats.org/wordprocessingml/2006/main" xmlns:w14="http://schemas.microsoft.com/office/word/2010/wordml" xmlns:w15="http://schemas.microsoft.com/office/word/2012/wordml" xmlns:w16cex="http://schemas.microsoft.com/office/word/2018/wordml/cex" xmlns:w16cid="http://schemas.microsoft.com/office/word/2016/wordml/cid" xmlns:w16="http://schemas.microsoft.com/office/word/2018/wordml" xmlns:w16du="http://schemas.microsoft.com/office/word/2023/wordml/word16du" xmlns:w16sdtdh="http://schemas.microsoft.com/office/word/2020/wordml/sdtdatahash" xmlns:w16sdtfl="http://schemas.microsoft.com/office/word/2024/wordml/sdtformatlock" xmlns:w16se="http://schemas.microsoft.com/office/word/2015/wordml/symex" xmlns:wpg="http://schemas.microsoft.com/office/word/2010/wordprocessingGroup" xmlns:wpi="http://schemas.microsoft.com/office/word/2010/wordprocessingInk" xmlns:wne="http://schemas.microsoft.com/office/word/2006/wordml" xmlns:wps="http://schemas.microsoft.com/office/word/2010/wordprocessingShape" mc:Ignorable="w14 w15 w16se w16cid w16 w16cex w16sdtdh w16sdtfl w16du wp14">
+  <w:sdt>
+    <w:sdtPr>
+      <w:id w:val="-1595463035"/>
+      <w:docPartObj>
+        <w:docPartGallery w:val="Page Numbers (Bottom of Page)"/>
+        <w:docPartUnique/>
+      </w:docPartObj>
+    </w:sdtPr>
+    <w:sdtEndPr>
+      <w:rPr>
+        <w:noProof/>
+      </w:rPr>
+    </w:sdtEndPr>
+    <w:sdtContent>
+      <w:p>
+        <w:pPr>
+          <w:pStyle w:val="Footer"/>
+          <w:jc w:val="right"/>
+        </w:pPr>
+        <w:r>
+          <w:fldChar w:fldCharType="begin"/>
+        </w:r>
+        <w:r>
+          <w:instrText xml:space="preserve"> PAGE   \* MERGEFORMAT </w:instrText>
+        </w:r>
+        <w:r>
+          <w:fldChar w:fldCharType="separate"/>
+        </w:r>
+        <w:r>
+          <w:rPr>
+            <w:noProof/>
+          </w:rPr>
+          <w:t>2</w:t>
+        </w:r>
+        <w:r>
+          <w:rPr>
+            <w:noProof/>
+          </w:rPr>
+          <w:fldChar w:fldCharType="end"/>
+        </w:r>
+      </w:p>
+    </w:sdtContent>
+  </w:sdt>
   <w:p>
     <w:pPr>
       <w:pStyle w:val="Footer"/>
